--- a/Recherchephase.docx
+++ b/Recherchephase.docx
@@ -110,9 +110,15 @@
     <w:sdt>
       <w:sdtPr>
         <w:rPr>
-          <w:rFonts w:ascii="Arial" w:hAnsi="Arial" w:cs="Arial"/>
-        </w:rPr>
-        <w:id w:val="-486872463"/>
+          <w:rFonts w:ascii="Arial" w:eastAsiaTheme="minorHAnsi" w:hAnsi="Arial" w:cs="Arial"/>
+          <w:color w:val="auto"/>
+          <w:kern w:val="2"/>
+          <w:sz w:val="24"/>
+          <w:szCs w:val="24"/>
+          <w:lang w:eastAsia="en-US"/>
+          <w14:ligatures w14:val="standardContextual"/>
+        </w:rPr>
+        <w:id w:val="-1704243500"/>
         <w:docPartObj>
           <w:docPartGallery w:val="Table of Contents"/>
           <w:docPartUnique/>
@@ -120,15 +126,8 @@
       </w:sdtPr>
       <w:sdtEndPr>
         <w:rPr>
-          <w:rFonts w:eastAsiaTheme="minorHAnsi"/>
           <w:b/>
           <w:bCs/>
-          <w:color w:val="auto"/>
-          <w:kern w:val="2"/>
-          <w:sz w:val="24"/>
-          <w:szCs w:val="24"/>
-          <w:lang w:eastAsia="en-US"/>
-          <w14:ligatures w14:val="standardContextual"/>
         </w:rPr>
       </w:sdtEndPr>
       <w:sdtContent>
@@ -153,7 +152,7 @@
               <w:tab w:val="right" w:leader="dot" w:pos="9062"/>
             </w:tabs>
             <w:rPr>
-              <w:rFonts w:eastAsiaTheme="minorEastAsia"/>
+              <w:rFonts w:ascii="Arial" w:eastAsiaTheme="minorEastAsia" w:hAnsi="Arial" w:cs="Arial"/>
               <w:noProof/>
               <w:lang w:eastAsia="de-DE"/>
             </w:rPr>
@@ -176,17 +175,96 @@
             </w:rPr>
             <w:fldChar w:fldCharType="separate"/>
           </w:r>
-          <w:hyperlink w:anchor="_Toc240022157" w:history="1">
+          <w:hyperlink w:anchor="_Toc240287879" w:history="1">
             <w:r>
               <w:rPr>
                 <w:rStyle w:val="Hyperlink"/>
-                <w:rFonts w:cs="Arial"/>
+                <w:rFonts w:ascii="Arial" w:hAnsi="Arial" w:cs="Arial"/>
+                <w:noProof/>
+              </w:rPr>
+              <w:t>1) Fragen in der Angabe</w:t>
+            </w:r>
+            <w:r>
+              <w:rPr>
+                <w:rFonts w:ascii="Arial" w:hAnsi="Arial" w:cs="Arial"/>
+                <w:noProof/>
+                <w:webHidden/>
+              </w:rPr>
+              <w:tab/>
+            </w:r>
+            <w:r>
+              <w:rPr>
+                <w:rFonts w:ascii="Arial" w:hAnsi="Arial" w:cs="Arial"/>
+                <w:noProof/>
+                <w:webHidden/>
+              </w:rPr>
+              <w:fldChar w:fldCharType="begin"/>
+            </w:r>
+            <w:r>
+              <w:rPr>
+                <w:rFonts w:ascii="Arial" w:hAnsi="Arial" w:cs="Arial"/>
+                <w:noProof/>
+                <w:webHidden/>
+              </w:rPr>
+              <w:instrText xml:space="preserve"> PAGEREF _Toc240287879 \h </w:instrText>
+            </w:r>
+            <w:r>
+              <w:rPr>
+                <w:rFonts w:ascii="Arial" w:hAnsi="Arial" w:cs="Arial"/>
+                <w:noProof/>
+                <w:webHidden/>
+              </w:rPr>
+            </w:r>
+            <w:r>
+              <w:rPr>
+                <w:rFonts w:ascii="Arial" w:hAnsi="Arial" w:cs="Arial"/>
+                <w:noProof/>
+                <w:webHidden/>
+              </w:rPr>
+              <w:fldChar w:fldCharType="separate"/>
+            </w:r>
+            <w:r>
+              <w:rPr>
+                <w:rFonts w:ascii="Arial" w:hAnsi="Arial" w:cs="Arial"/>
+                <w:noProof/>
+                <w:webHidden/>
+              </w:rPr>
+              <w:t>3</w:t>
+            </w:r>
+            <w:r>
+              <w:rPr>
+                <w:rFonts w:ascii="Arial" w:hAnsi="Arial" w:cs="Arial"/>
+                <w:noProof/>
+                <w:webHidden/>
+              </w:rPr>
+              <w:fldChar w:fldCharType="end"/>
+            </w:r>
+          </w:hyperlink>
+        </w:p>
+        <w:p>
+          <w:pPr>
+            <w:pStyle w:val="Verzeichnis2"/>
+            <w:tabs>
+              <w:tab w:val="right" w:leader="dot" w:pos="9062"/>
+            </w:tabs>
+            <w:rPr>
+              <w:rFonts w:ascii="Arial" w:eastAsiaTheme="minorEastAsia" w:hAnsi="Arial" w:cs="Arial"/>
+              <w:noProof/>
+              <w:lang w:eastAsia="de-DE"/>
+            </w:rPr>
+          </w:pPr>
+          <w:hyperlink w:anchor="_Toc240287880" w:history="1">
+            <w:r>
+              <w:rPr>
+                <w:rStyle w:val="Hyperlink"/>
+                <w:rFonts w:ascii="Arial" w:hAnsi="Arial" w:cs="Arial"/>
                 <w:noProof/>
               </w:rPr>
               <w:t>Welche Vorteile kann eine Handygarage im familiären Umfeld haben?</w:t>
             </w:r>
             <w:r>
               <w:rPr>
+                <w:rFonts w:ascii="Arial" w:hAnsi="Arial" w:cs="Arial"/>
                 <w:noProof/>
                 <w:webHidden/>
               </w:rPr>
@@ -194,6 +272,7 @@
             </w:r>
             <w:r>
               <w:rPr>
+                <w:rFonts w:ascii="Arial" w:hAnsi="Arial" w:cs="Arial"/>
                 <w:noProof/>
                 <w:webHidden/>
               </w:rPr>
@@ -201,19 +280,22 @@
             </w:r>
             <w:r>
               <w:rPr>
-                <w:noProof/>
-                <w:webHidden/>
-              </w:rPr>
-              <w:instrText xml:space="preserve"> PAGEREF _Toc240022157 \h </w:instrText>
-            </w:r>
-            <w:r>
-              <w:rPr>
-                <w:noProof/>
-                <w:webHidden/>
-              </w:rPr>
-            </w:r>
-            <w:r>
-              <w:rPr>
+                <w:rFonts w:ascii="Arial" w:hAnsi="Arial" w:cs="Arial"/>
+                <w:noProof/>
+                <w:webHidden/>
+              </w:rPr>
+              <w:instrText xml:space="preserve"> PAGEREF _Toc240287880 \h </w:instrText>
+            </w:r>
+            <w:r>
+              <w:rPr>
+                <w:rFonts w:ascii="Arial" w:hAnsi="Arial" w:cs="Arial"/>
+                <w:noProof/>
+                <w:webHidden/>
+              </w:rPr>
+            </w:r>
+            <w:r>
+              <w:rPr>
+                <w:rFonts w:ascii="Arial" w:hAnsi="Arial" w:cs="Arial"/>
                 <w:noProof/>
                 <w:webHidden/>
               </w:rPr>
@@ -221,6 +303,7 @@
             </w:r>
             <w:r>
               <w:rPr>
+                <w:rFonts w:ascii="Arial" w:hAnsi="Arial" w:cs="Arial"/>
                 <w:noProof/>
                 <w:webHidden/>
               </w:rPr>
@@ -228,6 +311,319 @@
             </w:r>
             <w:r>
               <w:rPr>
+                <w:rFonts w:ascii="Arial" w:hAnsi="Arial" w:cs="Arial"/>
+                <w:noProof/>
+                <w:webHidden/>
+              </w:rPr>
+              <w:fldChar w:fldCharType="end"/>
+            </w:r>
+          </w:hyperlink>
+        </w:p>
+        <w:p>
+          <w:pPr>
+            <w:pStyle w:val="Verzeichnis2"/>
+            <w:tabs>
+              <w:tab w:val="right" w:leader="dot" w:pos="9062"/>
+            </w:tabs>
+            <w:rPr>
+              <w:rFonts w:ascii="Arial" w:eastAsiaTheme="minorEastAsia" w:hAnsi="Arial" w:cs="Arial"/>
+              <w:noProof/>
+              <w:lang w:eastAsia="de-DE"/>
+            </w:rPr>
+          </w:pPr>
+          <w:hyperlink w:anchor="_Toc240287881" w:history="1">
+            <w:r>
+              <w:rPr>
+                <w:rStyle w:val="Hyperlink"/>
+                <w:rFonts w:ascii="Arial" w:hAnsi="Arial" w:cs="Arial"/>
+                <w:noProof/>
+              </w:rPr>
+              <w:t>Welche Situationen eignen sich besonders für eine Smartphone-Ablage?</w:t>
+            </w:r>
+            <w:r>
+              <w:rPr>
+                <w:rFonts w:ascii="Arial" w:hAnsi="Arial" w:cs="Arial"/>
+                <w:noProof/>
+                <w:webHidden/>
+              </w:rPr>
+              <w:tab/>
+            </w:r>
+            <w:r>
+              <w:rPr>
+                <w:rFonts w:ascii="Arial" w:hAnsi="Arial" w:cs="Arial"/>
+                <w:noProof/>
+                <w:webHidden/>
+              </w:rPr>
+              <w:fldChar w:fldCharType="begin"/>
+            </w:r>
+            <w:r>
+              <w:rPr>
+                <w:rFonts w:ascii="Arial" w:hAnsi="Arial" w:cs="Arial"/>
+                <w:noProof/>
+                <w:webHidden/>
+              </w:rPr>
+              <w:instrText xml:space="preserve"> PAGEREF _Toc240287881 \h </w:instrText>
+            </w:r>
+            <w:r>
+              <w:rPr>
+                <w:rFonts w:ascii="Arial" w:hAnsi="Arial" w:cs="Arial"/>
+                <w:noProof/>
+                <w:webHidden/>
+              </w:rPr>
+            </w:r>
+            <w:r>
+              <w:rPr>
+                <w:rFonts w:ascii="Arial" w:hAnsi="Arial" w:cs="Arial"/>
+                <w:noProof/>
+                <w:webHidden/>
+              </w:rPr>
+              <w:fldChar w:fldCharType="separate"/>
+            </w:r>
+            <w:r>
+              <w:rPr>
+                <w:rFonts w:ascii="Arial" w:hAnsi="Arial" w:cs="Arial"/>
+                <w:noProof/>
+                <w:webHidden/>
+              </w:rPr>
+              <w:t>3</w:t>
+            </w:r>
+            <w:r>
+              <w:rPr>
+                <w:rFonts w:ascii="Arial" w:hAnsi="Arial" w:cs="Arial"/>
+                <w:noProof/>
+                <w:webHidden/>
+              </w:rPr>
+              <w:fldChar w:fldCharType="end"/>
+            </w:r>
+          </w:hyperlink>
+        </w:p>
+        <w:p>
+          <w:pPr>
+            <w:pStyle w:val="Verzeichnis2"/>
+            <w:tabs>
+              <w:tab w:val="right" w:leader="dot" w:pos="9062"/>
+            </w:tabs>
+            <w:rPr>
+              <w:rFonts w:ascii="Arial" w:eastAsiaTheme="minorEastAsia" w:hAnsi="Arial" w:cs="Arial"/>
+              <w:noProof/>
+              <w:lang w:eastAsia="de-DE"/>
+            </w:rPr>
+          </w:pPr>
+          <w:hyperlink w:anchor="_Toc240287882" w:history="1">
+            <w:r>
+              <w:rPr>
+                <w:rStyle w:val="Hyperlink"/>
+                <w:rFonts w:ascii="Arial" w:hAnsi="Arial" w:cs="Arial"/>
+                <w:noProof/>
+              </w:rPr>
+              <w:t>Welche möglichen Probleme oder Nachteile könnten entstehen?</w:t>
+            </w:r>
+            <w:r>
+              <w:rPr>
+                <w:rFonts w:ascii="Arial" w:hAnsi="Arial" w:cs="Arial"/>
+                <w:noProof/>
+                <w:webHidden/>
+              </w:rPr>
+              <w:tab/>
+            </w:r>
+            <w:r>
+              <w:rPr>
+                <w:rFonts w:ascii="Arial" w:hAnsi="Arial" w:cs="Arial"/>
+                <w:noProof/>
+                <w:webHidden/>
+              </w:rPr>
+              <w:fldChar w:fldCharType="begin"/>
+            </w:r>
+            <w:r>
+              <w:rPr>
+                <w:rFonts w:ascii="Arial" w:hAnsi="Arial" w:cs="Arial"/>
+                <w:noProof/>
+                <w:webHidden/>
+              </w:rPr>
+              <w:instrText xml:space="preserve"> PAGEREF _Toc240287882 \h </w:instrText>
+            </w:r>
+            <w:r>
+              <w:rPr>
+                <w:rFonts w:ascii="Arial" w:hAnsi="Arial" w:cs="Arial"/>
+                <w:noProof/>
+                <w:webHidden/>
+              </w:rPr>
+            </w:r>
+            <w:r>
+              <w:rPr>
+                <w:rFonts w:ascii="Arial" w:hAnsi="Arial" w:cs="Arial"/>
+                <w:noProof/>
+                <w:webHidden/>
+              </w:rPr>
+              <w:fldChar w:fldCharType="separate"/>
+            </w:r>
+            <w:r>
+              <w:rPr>
+                <w:rFonts w:ascii="Arial" w:hAnsi="Arial" w:cs="Arial"/>
+                <w:noProof/>
+                <w:webHidden/>
+              </w:rPr>
+              <w:t>3</w:t>
+            </w:r>
+            <w:r>
+              <w:rPr>
+                <w:rFonts w:ascii="Arial" w:hAnsi="Arial" w:cs="Arial"/>
+                <w:noProof/>
+                <w:webHidden/>
+              </w:rPr>
+              <w:fldChar w:fldCharType="end"/>
+            </w:r>
+          </w:hyperlink>
+        </w:p>
+        <w:p>
+          <w:pPr>
+            <w:pStyle w:val="Verzeichnis2"/>
+            <w:tabs>
+              <w:tab w:val="right" w:leader="dot" w:pos="9062"/>
+            </w:tabs>
+            <w:rPr>
+              <w:rFonts w:ascii="Arial" w:eastAsiaTheme="minorEastAsia" w:hAnsi="Arial" w:cs="Arial"/>
+              <w:noProof/>
+              <w:lang w:eastAsia="de-DE"/>
+            </w:rPr>
+          </w:pPr>
+          <w:hyperlink w:anchor="_Toc240287883" w:history="1">
+            <w:r>
+              <w:rPr>
+                <w:rStyle w:val="Hyperlink"/>
+                <w:rFonts w:ascii="Arial" w:hAnsi="Arial" w:cs="Arial"/>
+                <w:noProof/>
+              </w:rPr>
+              <w:t>Welche Geräte/ Ablagesysteme gibt es bereits?</w:t>
+            </w:r>
+            <w:r>
+              <w:rPr>
+                <w:rFonts w:ascii="Arial" w:hAnsi="Arial" w:cs="Arial"/>
+                <w:noProof/>
+                <w:webHidden/>
+              </w:rPr>
+              <w:tab/>
+            </w:r>
+            <w:r>
+              <w:rPr>
+                <w:rFonts w:ascii="Arial" w:hAnsi="Arial" w:cs="Arial"/>
+                <w:noProof/>
+                <w:webHidden/>
+              </w:rPr>
+              <w:fldChar w:fldCharType="begin"/>
+            </w:r>
+            <w:r>
+              <w:rPr>
+                <w:rFonts w:ascii="Arial" w:hAnsi="Arial" w:cs="Arial"/>
+                <w:noProof/>
+                <w:webHidden/>
+              </w:rPr>
+              <w:instrText xml:space="preserve"> PAGEREF _Toc240287883 \h </w:instrText>
+            </w:r>
+            <w:r>
+              <w:rPr>
+                <w:rFonts w:ascii="Arial" w:hAnsi="Arial" w:cs="Arial"/>
+                <w:noProof/>
+                <w:webHidden/>
+              </w:rPr>
+            </w:r>
+            <w:r>
+              <w:rPr>
+                <w:rFonts w:ascii="Arial" w:hAnsi="Arial" w:cs="Arial"/>
+                <w:noProof/>
+                <w:webHidden/>
+              </w:rPr>
+              <w:fldChar w:fldCharType="separate"/>
+            </w:r>
+            <w:r>
+              <w:rPr>
+                <w:rFonts w:ascii="Arial" w:hAnsi="Arial" w:cs="Arial"/>
+                <w:noProof/>
+                <w:webHidden/>
+              </w:rPr>
+              <w:t>3</w:t>
+            </w:r>
+            <w:r>
+              <w:rPr>
+                <w:rFonts w:ascii="Arial" w:hAnsi="Arial" w:cs="Arial"/>
+                <w:noProof/>
+                <w:webHidden/>
+              </w:rPr>
+              <w:fldChar w:fldCharType="end"/>
+            </w:r>
+          </w:hyperlink>
+        </w:p>
+        <w:p>
+          <w:pPr>
+            <w:pStyle w:val="Verzeichnis2"/>
+            <w:tabs>
+              <w:tab w:val="right" w:leader="dot" w:pos="9062"/>
+            </w:tabs>
+            <w:rPr>
+              <w:rFonts w:ascii="Arial" w:eastAsiaTheme="minorEastAsia" w:hAnsi="Arial" w:cs="Arial"/>
+              <w:noProof/>
+              <w:lang w:eastAsia="de-DE"/>
+            </w:rPr>
+          </w:pPr>
+          <w:hyperlink w:anchor="_Toc240287884" w:history="1">
+            <w:r>
+              <w:rPr>
+                <w:rStyle w:val="Hyperlink"/>
+                <w:rFonts w:ascii="Arial" w:hAnsi="Arial" w:cs="Arial"/>
+                <w:noProof/>
+              </w:rPr>
+              <w:t>Welche technischen Möglichkeiten (Werkzeuge, Material, etc.) können für das Konzept herangezogen werden?</w:t>
+            </w:r>
+            <w:r>
+              <w:rPr>
+                <w:rFonts w:ascii="Arial" w:hAnsi="Arial" w:cs="Arial"/>
+                <w:noProof/>
+                <w:webHidden/>
+              </w:rPr>
+              <w:tab/>
+            </w:r>
+            <w:r>
+              <w:rPr>
+                <w:rFonts w:ascii="Arial" w:hAnsi="Arial" w:cs="Arial"/>
+                <w:noProof/>
+                <w:webHidden/>
+              </w:rPr>
+              <w:fldChar w:fldCharType="begin"/>
+            </w:r>
+            <w:r>
+              <w:rPr>
+                <w:rFonts w:ascii="Arial" w:hAnsi="Arial" w:cs="Arial"/>
+                <w:noProof/>
+                <w:webHidden/>
+              </w:rPr>
+              <w:instrText xml:space="preserve"> PAGEREF _Toc240287884 \h </w:instrText>
+            </w:r>
+            <w:r>
+              <w:rPr>
+                <w:rFonts w:ascii="Arial" w:hAnsi="Arial" w:cs="Arial"/>
+                <w:noProof/>
+                <w:webHidden/>
+              </w:rPr>
+            </w:r>
+            <w:r>
+              <w:rPr>
+                <w:rFonts w:ascii="Arial" w:hAnsi="Arial" w:cs="Arial"/>
+                <w:noProof/>
+                <w:webHidden/>
+              </w:rPr>
+              <w:fldChar w:fldCharType="separate"/>
+            </w:r>
+            <w:r>
+              <w:rPr>
+                <w:rFonts w:ascii="Arial" w:hAnsi="Arial" w:cs="Arial"/>
+                <w:noProof/>
+                <w:webHidden/>
+              </w:rPr>
+              <w:t>4</w:t>
+            </w:r>
+            <w:r>
+              <w:rPr>
+                <w:rFonts w:ascii="Arial" w:hAnsi="Arial" w:cs="Arial"/>
                 <w:noProof/>
                 <w:webHidden/>
               </w:rPr>
@@ -242,22 +638,23 @@
               <w:tab w:val="right" w:leader="dot" w:pos="9062"/>
             </w:tabs>
             <w:rPr>
-              <w:rFonts w:eastAsiaTheme="minorEastAsia"/>
+              <w:rFonts w:ascii="Arial" w:eastAsiaTheme="minorEastAsia" w:hAnsi="Arial" w:cs="Arial"/>
               <w:noProof/>
               <w:lang w:eastAsia="de-DE"/>
             </w:rPr>
           </w:pPr>
-          <w:hyperlink w:anchor="_Toc240022158" w:history="1">
+          <w:hyperlink w:anchor="_Toc240287885" w:history="1">
             <w:r>
               <w:rPr>
                 <w:rStyle w:val="Hyperlink"/>
-                <w:rFonts w:cs="Arial"/>
-                <w:noProof/>
-              </w:rPr>
-              <w:t>Welche Situationen eignen sich besonders für eine Smartphone-Ablage?</w:t>
-            </w:r>
-            <w:r>
-              <w:rPr>
+                <w:rFonts w:ascii="Arial" w:hAnsi="Arial" w:cs="Arial"/>
+                <w:noProof/>
+              </w:rPr>
+              <w:t>2)Rahmenbedingungen</w:t>
+            </w:r>
+            <w:r>
+              <w:rPr>
+                <w:rFonts w:ascii="Arial" w:hAnsi="Arial" w:cs="Arial"/>
                 <w:noProof/>
                 <w:webHidden/>
               </w:rPr>
@@ -265,6 +662,7 @@
             </w:r>
             <w:r>
               <w:rPr>
+                <w:rFonts w:ascii="Arial" w:hAnsi="Arial" w:cs="Arial"/>
                 <w:noProof/>
                 <w:webHidden/>
               </w:rPr>
@@ -272,19 +670,22 @@
             </w:r>
             <w:r>
               <w:rPr>
-                <w:noProof/>
-                <w:webHidden/>
-              </w:rPr>
-              <w:instrText xml:space="preserve"> PAGEREF _Toc240022158 \h </w:instrText>
-            </w:r>
-            <w:r>
-              <w:rPr>
-                <w:noProof/>
-                <w:webHidden/>
-              </w:rPr>
-            </w:r>
-            <w:r>
-              <w:rPr>
+                <w:rFonts w:ascii="Arial" w:hAnsi="Arial" w:cs="Arial"/>
+                <w:noProof/>
+                <w:webHidden/>
+              </w:rPr>
+              <w:instrText xml:space="preserve"> PAGEREF _Toc240287885 \h </w:instrText>
+            </w:r>
+            <w:r>
+              <w:rPr>
+                <w:rFonts w:ascii="Arial" w:hAnsi="Arial" w:cs="Arial"/>
+                <w:noProof/>
+                <w:webHidden/>
+              </w:rPr>
+            </w:r>
+            <w:r>
+              <w:rPr>
+                <w:rFonts w:ascii="Arial" w:hAnsi="Arial" w:cs="Arial"/>
                 <w:noProof/>
                 <w:webHidden/>
               </w:rPr>
@@ -292,13 +693,490 @@
             </w:r>
             <w:r>
               <w:rPr>
-                <w:noProof/>
-                <w:webHidden/>
-              </w:rPr>
-              <w:t>3</w:t>
-            </w:r>
-            <w:r>
-              <w:rPr>
+                <w:rFonts w:ascii="Arial" w:hAnsi="Arial" w:cs="Arial"/>
+                <w:noProof/>
+                <w:webHidden/>
+              </w:rPr>
+              <w:t>5</w:t>
+            </w:r>
+            <w:r>
+              <w:rPr>
+                <w:rFonts w:ascii="Arial" w:hAnsi="Arial" w:cs="Arial"/>
+                <w:noProof/>
+                <w:webHidden/>
+              </w:rPr>
+              <w:fldChar w:fldCharType="end"/>
+            </w:r>
+          </w:hyperlink>
+        </w:p>
+        <w:p>
+          <w:pPr>
+            <w:pStyle w:val="Verzeichnis2"/>
+            <w:tabs>
+              <w:tab w:val="left" w:pos="720"/>
+              <w:tab w:val="right" w:leader="dot" w:pos="9062"/>
+            </w:tabs>
+            <w:rPr>
+              <w:rFonts w:ascii="Arial" w:eastAsiaTheme="minorEastAsia" w:hAnsi="Arial" w:cs="Arial"/>
+              <w:noProof/>
+              <w:lang w:eastAsia="de-DE"/>
+            </w:rPr>
+          </w:pPr>
+          <w:hyperlink w:anchor="_Toc240287886" w:history="1">
+            <w:r>
+              <w:rPr>
+                <w:rStyle w:val="Hyperlink"/>
+                <w:rFonts w:ascii="Arial" w:hAnsi="Arial" w:cs="Arial"/>
+                <w:noProof/>
+              </w:rPr>
+              <w:t></w:t>
+            </w:r>
+            <w:r>
+              <w:rPr>
+                <w:rFonts w:ascii="Arial" w:eastAsiaTheme="minorEastAsia" w:hAnsi="Arial" w:cs="Arial"/>
+                <w:noProof/>
+                <w:lang w:eastAsia="de-DE"/>
+              </w:rPr>
+              <w:tab/>
+            </w:r>
+            <w:r>
+              <w:rPr>
+                <w:rStyle w:val="Hyperlink"/>
+                <w:rFonts w:ascii="Arial" w:hAnsi="Arial" w:cs="Arial"/>
+                <w:noProof/>
+              </w:rPr>
+              <w:t>Technische Anforderungen</w:t>
+            </w:r>
+            <w:r>
+              <w:rPr>
+                <w:rFonts w:ascii="Arial" w:hAnsi="Arial" w:cs="Arial"/>
+                <w:noProof/>
+                <w:webHidden/>
+              </w:rPr>
+              <w:tab/>
+            </w:r>
+            <w:r>
+              <w:rPr>
+                <w:rFonts w:ascii="Arial" w:hAnsi="Arial" w:cs="Arial"/>
+                <w:noProof/>
+                <w:webHidden/>
+              </w:rPr>
+              <w:fldChar w:fldCharType="begin"/>
+            </w:r>
+            <w:r>
+              <w:rPr>
+                <w:rFonts w:ascii="Arial" w:hAnsi="Arial" w:cs="Arial"/>
+                <w:noProof/>
+                <w:webHidden/>
+              </w:rPr>
+              <w:instrText xml:space="preserve"> PAGEREF _Toc240287886 \h </w:instrText>
+            </w:r>
+            <w:r>
+              <w:rPr>
+                <w:rFonts w:ascii="Arial" w:hAnsi="Arial" w:cs="Arial"/>
+                <w:noProof/>
+                <w:webHidden/>
+              </w:rPr>
+            </w:r>
+            <w:r>
+              <w:rPr>
+                <w:rFonts w:ascii="Arial" w:hAnsi="Arial" w:cs="Arial"/>
+                <w:noProof/>
+                <w:webHidden/>
+              </w:rPr>
+              <w:fldChar w:fldCharType="separate"/>
+            </w:r>
+            <w:r>
+              <w:rPr>
+                <w:rFonts w:ascii="Arial" w:hAnsi="Arial" w:cs="Arial"/>
+                <w:noProof/>
+                <w:webHidden/>
+              </w:rPr>
+              <w:t>5</w:t>
+            </w:r>
+            <w:r>
+              <w:rPr>
+                <w:rFonts w:ascii="Arial" w:hAnsi="Arial" w:cs="Arial"/>
+                <w:noProof/>
+                <w:webHidden/>
+              </w:rPr>
+              <w:fldChar w:fldCharType="end"/>
+            </w:r>
+          </w:hyperlink>
+        </w:p>
+        <w:p>
+          <w:pPr>
+            <w:pStyle w:val="Verzeichnis2"/>
+            <w:tabs>
+              <w:tab w:val="left" w:pos="720"/>
+              <w:tab w:val="right" w:leader="dot" w:pos="9062"/>
+            </w:tabs>
+            <w:rPr>
+              <w:rFonts w:ascii="Arial" w:eastAsiaTheme="minorEastAsia" w:hAnsi="Arial" w:cs="Arial"/>
+              <w:noProof/>
+              <w:lang w:eastAsia="de-DE"/>
+            </w:rPr>
+          </w:pPr>
+          <w:hyperlink w:anchor="_Toc240287887" w:history="1">
+            <w:r>
+              <w:rPr>
+                <w:rStyle w:val="Hyperlink"/>
+                <w:rFonts w:ascii="Arial" w:hAnsi="Arial" w:cs="Arial"/>
+                <w:noProof/>
+              </w:rPr>
+              <w:t></w:t>
+            </w:r>
+            <w:r>
+              <w:rPr>
+                <w:rFonts w:ascii="Arial" w:eastAsiaTheme="minorEastAsia" w:hAnsi="Arial" w:cs="Arial"/>
+                <w:noProof/>
+                <w:lang w:eastAsia="de-DE"/>
+              </w:rPr>
+              <w:tab/>
+            </w:r>
+            <w:r>
+              <w:rPr>
+                <w:rStyle w:val="Hyperlink"/>
+                <w:rFonts w:ascii="Arial" w:hAnsi="Arial" w:cs="Arial"/>
+                <w:noProof/>
+              </w:rPr>
+              <w:t>Wissensbegrenzungen</w:t>
+            </w:r>
+            <w:r>
+              <w:rPr>
+                <w:rFonts w:ascii="Arial" w:hAnsi="Arial" w:cs="Arial"/>
+                <w:noProof/>
+                <w:webHidden/>
+              </w:rPr>
+              <w:tab/>
+            </w:r>
+            <w:r>
+              <w:rPr>
+                <w:rFonts w:ascii="Arial" w:hAnsi="Arial" w:cs="Arial"/>
+                <w:noProof/>
+                <w:webHidden/>
+              </w:rPr>
+              <w:fldChar w:fldCharType="begin"/>
+            </w:r>
+            <w:r>
+              <w:rPr>
+                <w:rFonts w:ascii="Arial" w:hAnsi="Arial" w:cs="Arial"/>
+                <w:noProof/>
+                <w:webHidden/>
+              </w:rPr>
+              <w:instrText xml:space="preserve"> PAGEREF _Toc240287887 \h </w:instrText>
+            </w:r>
+            <w:r>
+              <w:rPr>
+                <w:rFonts w:ascii="Arial" w:hAnsi="Arial" w:cs="Arial"/>
+                <w:noProof/>
+                <w:webHidden/>
+              </w:rPr>
+            </w:r>
+            <w:r>
+              <w:rPr>
+                <w:rFonts w:ascii="Arial" w:hAnsi="Arial" w:cs="Arial"/>
+                <w:noProof/>
+                <w:webHidden/>
+              </w:rPr>
+              <w:fldChar w:fldCharType="separate"/>
+            </w:r>
+            <w:r>
+              <w:rPr>
+                <w:rFonts w:ascii="Arial" w:hAnsi="Arial" w:cs="Arial"/>
+                <w:noProof/>
+                <w:webHidden/>
+              </w:rPr>
+              <w:t>5</w:t>
+            </w:r>
+            <w:r>
+              <w:rPr>
+                <w:rFonts w:ascii="Arial" w:hAnsi="Arial" w:cs="Arial"/>
+                <w:noProof/>
+                <w:webHidden/>
+              </w:rPr>
+              <w:fldChar w:fldCharType="end"/>
+            </w:r>
+          </w:hyperlink>
+        </w:p>
+        <w:p>
+          <w:pPr>
+            <w:pStyle w:val="Verzeichnis2"/>
+            <w:tabs>
+              <w:tab w:val="left" w:pos="720"/>
+              <w:tab w:val="right" w:leader="dot" w:pos="9062"/>
+            </w:tabs>
+            <w:rPr>
+              <w:rFonts w:ascii="Arial" w:eastAsiaTheme="minorEastAsia" w:hAnsi="Arial" w:cs="Arial"/>
+              <w:noProof/>
+              <w:lang w:eastAsia="de-DE"/>
+            </w:rPr>
+          </w:pPr>
+          <w:hyperlink w:anchor="_Toc240287888" w:history="1">
+            <w:r>
+              <w:rPr>
+                <w:rStyle w:val="Hyperlink"/>
+                <w:rFonts w:ascii="Arial" w:hAnsi="Arial" w:cs="Arial"/>
+                <w:noProof/>
+              </w:rPr>
+              <w:t></w:t>
+            </w:r>
+            <w:r>
+              <w:rPr>
+                <w:rFonts w:ascii="Arial" w:eastAsiaTheme="minorEastAsia" w:hAnsi="Arial" w:cs="Arial"/>
+                <w:noProof/>
+                <w:lang w:eastAsia="de-DE"/>
+              </w:rPr>
+              <w:tab/>
+            </w:r>
+            <w:r>
+              <w:rPr>
+                <w:rStyle w:val="Hyperlink"/>
+                <w:rFonts w:ascii="Arial" w:hAnsi="Arial" w:cs="Arial"/>
+                <w:noProof/>
+              </w:rPr>
+              <w:t>Kosten</w:t>
+            </w:r>
+            <w:r>
+              <w:rPr>
+                <w:rFonts w:ascii="Arial" w:hAnsi="Arial" w:cs="Arial"/>
+                <w:noProof/>
+                <w:webHidden/>
+              </w:rPr>
+              <w:tab/>
+            </w:r>
+            <w:r>
+              <w:rPr>
+                <w:rFonts w:ascii="Arial" w:hAnsi="Arial" w:cs="Arial"/>
+                <w:noProof/>
+                <w:webHidden/>
+              </w:rPr>
+              <w:fldChar w:fldCharType="begin"/>
+            </w:r>
+            <w:r>
+              <w:rPr>
+                <w:rFonts w:ascii="Arial" w:hAnsi="Arial" w:cs="Arial"/>
+                <w:noProof/>
+                <w:webHidden/>
+              </w:rPr>
+              <w:instrText xml:space="preserve"> PAGEREF _Toc240287888 \h </w:instrText>
+            </w:r>
+            <w:r>
+              <w:rPr>
+                <w:rFonts w:ascii="Arial" w:hAnsi="Arial" w:cs="Arial"/>
+                <w:noProof/>
+                <w:webHidden/>
+              </w:rPr>
+            </w:r>
+            <w:r>
+              <w:rPr>
+                <w:rFonts w:ascii="Arial" w:hAnsi="Arial" w:cs="Arial"/>
+                <w:noProof/>
+                <w:webHidden/>
+              </w:rPr>
+              <w:fldChar w:fldCharType="separate"/>
+            </w:r>
+            <w:r>
+              <w:rPr>
+                <w:rFonts w:ascii="Arial" w:hAnsi="Arial" w:cs="Arial"/>
+                <w:noProof/>
+                <w:webHidden/>
+              </w:rPr>
+              <w:t>5</w:t>
+            </w:r>
+            <w:r>
+              <w:rPr>
+                <w:rFonts w:ascii="Arial" w:hAnsi="Arial" w:cs="Arial"/>
+                <w:noProof/>
+                <w:webHidden/>
+              </w:rPr>
+              <w:fldChar w:fldCharType="end"/>
+            </w:r>
+          </w:hyperlink>
+        </w:p>
+        <w:p>
+          <w:pPr>
+            <w:pStyle w:val="Verzeichnis2"/>
+            <w:tabs>
+              <w:tab w:val="left" w:pos="720"/>
+              <w:tab w:val="right" w:leader="dot" w:pos="9062"/>
+            </w:tabs>
+            <w:rPr>
+              <w:rFonts w:ascii="Arial" w:eastAsiaTheme="minorEastAsia" w:hAnsi="Arial" w:cs="Arial"/>
+              <w:noProof/>
+              <w:lang w:eastAsia="de-DE"/>
+            </w:rPr>
+          </w:pPr>
+          <w:hyperlink w:anchor="_Toc240287889" w:history="1">
+            <w:r>
+              <w:rPr>
+                <w:rStyle w:val="Hyperlink"/>
+                <w:rFonts w:ascii="Arial" w:hAnsi="Arial" w:cs="Arial"/>
+                <w:noProof/>
+              </w:rPr>
+              <w:t></w:t>
+            </w:r>
+            <w:r>
+              <w:rPr>
+                <w:rFonts w:ascii="Arial" w:eastAsiaTheme="minorEastAsia" w:hAnsi="Arial" w:cs="Arial"/>
+                <w:noProof/>
+                <w:lang w:eastAsia="de-DE"/>
+              </w:rPr>
+              <w:tab/>
+            </w:r>
+            <w:r>
+              <w:rPr>
+                <w:rStyle w:val="Hyperlink"/>
+                <w:rFonts w:ascii="Arial" w:hAnsi="Arial" w:cs="Arial"/>
+                <w:noProof/>
+              </w:rPr>
+              <w:t>Hardwaregrenzen</w:t>
+            </w:r>
+            <w:r>
+              <w:rPr>
+                <w:rFonts w:ascii="Arial" w:hAnsi="Arial" w:cs="Arial"/>
+                <w:noProof/>
+                <w:webHidden/>
+              </w:rPr>
+              <w:tab/>
+            </w:r>
+            <w:r>
+              <w:rPr>
+                <w:rFonts w:ascii="Arial" w:hAnsi="Arial" w:cs="Arial"/>
+                <w:noProof/>
+                <w:webHidden/>
+              </w:rPr>
+              <w:fldChar w:fldCharType="begin"/>
+            </w:r>
+            <w:r>
+              <w:rPr>
+                <w:rFonts w:ascii="Arial" w:hAnsi="Arial" w:cs="Arial"/>
+                <w:noProof/>
+                <w:webHidden/>
+              </w:rPr>
+              <w:instrText xml:space="preserve"> PAGEREF _Toc240287889 \h </w:instrText>
+            </w:r>
+            <w:r>
+              <w:rPr>
+                <w:rFonts w:ascii="Arial" w:hAnsi="Arial" w:cs="Arial"/>
+                <w:noProof/>
+                <w:webHidden/>
+              </w:rPr>
+            </w:r>
+            <w:r>
+              <w:rPr>
+                <w:rFonts w:ascii="Arial" w:hAnsi="Arial" w:cs="Arial"/>
+                <w:noProof/>
+                <w:webHidden/>
+              </w:rPr>
+              <w:fldChar w:fldCharType="separate"/>
+            </w:r>
+            <w:r>
+              <w:rPr>
+                <w:rFonts w:ascii="Arial" w:hAnsi="Arial" w:cs="Arial"/>
+                <w:noProof/>
+                <w:webHidden/>
+              </w:rPr>
+              <w:t>5</w:t>
+            </w:r>
+            <w:r>
+              <w:rPr>
+                <w:rFonts w:ascii="Arial" w:hAnsi="Arial" w:cs="Arial"/>
+                <w:noProof/>
+                <w:webHidden/>
+              </w:rPr>
+              <w:fldChar w:fldCharType="end"/>
+            </w:r>
+          </w:hyperlink>
+        </w:p>
+        <w:p>
+          <w:pPr>
+            <w:pStyle w:val="Verzeichnis2"/>
+            <w:tabs>
+              <w:tab w:val="left" w:pos="720"/>
+              <w:tab w:val="right" w:leader="dot" w:pos="9062"/>
+            </w:tabs>
+            <w:rPr>
+              <w:rFonts w:ascii="Arial" w:eastAsiaTheme="minorEastAsia" w:hAnsi="Arial" w:cs="Arial"/>
+              <w:noProof/>
+              <w:lang w:eastAsia="de-DE"/>
+            </w:rPr>
+          </w:pPr>
+          <w:hyperlink w:anchor="_Toc240287890" w:history="1">
+            <w:r>
+              <w:rPr>
+                <w:rStyle w:val="Hyperlink"/>
+                <w:rFonts w:ascii="Arial" w:hAnsi="Arial" w:cs="Arial"/>
+                <w:noProof/>
+              </w:rPr>
+              <w:t></w:t>
+            </w:r>
+            <w:r>
+              <w:rPr>
+                <w:rFonts w:ascii="Arial" w:eastAsiaTheme="minorEastAsia" w:hAnsi="Arial" w:cs="Arial"/>
+                <w:noProof/>
+                <w:lang w:eastAsia="de-DE"/>
+              </w:rPr>
+              <w:tab/>
+            </w:r>
+            <w:r>
+              <w:rPr>
+                <w:rStyle w:val="Hyperlink"/>
+                <w:rFonts w:ascii="Arial" w:hAnsi="Arial" w:cs="Arial"/>
+                <w:noProof/>
+              </w:rPr>
+              <w:t>Softwaregrenzen</w:t>
+            </w:r>
+            <w:r>
+              <w:rPr>
+                <w:rFonts w:ascii="Arial" w:hAnsi="Arial" w:cs="Arial"/>
+                <w:noProof/>
+                <w:webHidden/>
+              </w:rPr>
+              <w:tab/>
+            </w:r>
+            <w:r>
+              <w:rPr>
+                <w:rFonts w:ascii="Arial" w:hAnsi="Arial" w:cs="Arial"/>
+                <w:noProof/>
+                <w:webHidden/>
+              </w:rPr>
+              <w:fldChar w:fldCharType="begin"/>
+            </w:r>
+            <w:r>
+              <w:rPr>
+                <w:rFonts w:ascii="Arial" w:hAnsi="Arial" w:cs="Arial"/>
+                <w:noProof/>
+                <w:webHidden/>
+              </w:rPr>
+              <w:instrText xml:space="preserve"> PAGEREF _Toc240287890 \h </w:instrText>
+            </w:r>
+            <w:r>
+              <w:rPr>
+                <w:rFonts w:ascii="Arial" w:hAnsi="Arial" w:cs="Arial"/>
+                <w:noProof/>
+                <w:webHidden/>
+              </w:rPr>
+            </w:r>
+            <w:r>
+              <w:rPr>
+                <w:rFonts w:ascii="Arial" w:hAnsi="Arial" w:cs="Arial"/>
+                <w:noProof/>
+                <w:webHidden/>
+              </w:rPr>
+              <w:fldChar w:fldCharType="separate"/>
+            </w:r>
+            <w:r>
+              <w:rPr>
+                <w:rFonts w:ascii="Arial" w:hAnsi="Arial" w:cs="Arial"/>
+                <w:noProof/>
+                <w:webHidden/>
+              </w:rPr>
+              <w:t>5</w:t>
+            </w:r>
+            <w:r>
+              <w:rPr>
+                <w:rFonts w:ascii="Arial" w:hAnsi="Arial" w:cs="Arial"/>
                 <w:noProof/>
                 <w:webHidden/>
               </w:rPr>
@@ -313,22 +1191,23 @@
               <w:tab w:val="right" w:leader="dot" w:pos="9062"/>
             </w:tabs>
             <w:rPr>
-              <w:rFonts w:eastAsiaTheme="minorEastAsia"/>
+              <w:rFonts w:ascii="Arial" w:eastAsiaTheme="minorEastAsia" w:hAnsi="Arial" w:cs="Arial"/>
               <w:noProof/>
               <w:lang w:eastAsia="de-DE"/>
             </w:rPr>
           </w:pPr>
-          <w:hyperlink w:anchor="_Toc240022159" w:history="1">
+          <w:hyperlink w:anchor="_Toc240287891" w:history="1">
             <w:r>
               <w:rPr>
                 <w:rStyle w:val="Hyperlink"/>
-                <w:rFonts w:cs="Arial"/>
-                <w:noProof/>
-              </w:rPr>
-              <w:t>Welche möglichen Probleme oder Nachteile könnten entstehen?</w:t>
-            </w:r>
-            <w:r>
-              <w:rPr>
+                <w:rFonts w:ascii="Arial" w:hAnsi="Arial" w:cs="Arial"/>
+                <w:noProof/>
+              </w:rPr>
+              <w:t>3) Hardware</w:t>
+            </w:r>
+            <w:r>
+              <w:rPr>
+                <w:rFonts w:ascii="Arial" w:hAnsi="Arial" w:cs="Arial"/>
                 <w:noProof/>
                 <w:webHidden/>
               </w:rPr>
@@ -336,6 +1215,7 @@
             </w:r>
             <w:r>
               <w:rPr>
+                <w:rFonts w:ascii="Arial" w:hAnsi="Arial" w:cs="Arial"/>
                 <w:noProof/>
                 <w:webHidden/>
               </w:rPr>
@@ -343,19 +1223,22 @@
             </w:r>
             <w:r>
               <w:rPr>
-                <w:noProof/>
-                <w:webHidden/>
-              </w:rPr>
-              <w:instrText xml:space="preserve"> PAGEREF _Toc240022159 \h </w:instrText>
-            </w:r>
-            <w:r>
-              <w:rPr>
-                <w:noProof/>
-                <w:webHidden/>
-              </w:rPr>
-            </w:r>
-            <w:r>
-              <w:rPr>
+                <w:rFonts w:ascii="Arial" w:hAnsi="Arial" w:cs="Arial"/>
+                <w:noProof/>
+                <w:webHidden/>
+              </w:rPr>
+              <w:instrText xml:space="preserve"> PAGEREF _Toc240287891 \h </w:instrText>
+            </w:r>
+            <w:r>
+              <w:rPr>
+                <w:rFonts w:ascii="Arial" w:hAnsi="Arial" w:cs="Arial"/>
+                <w:noProof/>
+                <w:webHidden/>
+              </w:rPr>
+            </w:r>
+            <w:r>
+              <w:rPr>
+                <w:rFonts w:ascii="Arial" w:hAnsi="Arial" w:cs="Arial"/>
                 <w:noProof/>
                 <w:webHidden/>
               </w:rPr>
@@ -363,13 +1246,15 @@
             </w:r>
             <w:r>
               <w:rPr>
-                <w:noProof/>
-                <w:webHidden/>
-              </w:rPr>
-              <w:t>3</w:t>
-            </w:r>
-            <w:r>
-              <w:rPr>
+                <w:rFonts w:ascii="Arial" w:hAnsi="Arial" w:cs="Arial"/>
+                <w:noProof/>
+                <w:webHidden/>
+              </w:rPr>
+              <w:t>6</w:t>
+            </w:r>
+            <w:r>
+              <w:rPr>
+                <w:rFonts w:ascii="Arial" w:hAnsi="Arial" w:cs="Arial"/>
                 <w:noProof/>
                 <w:webHidden/>
               </w:rPr>
@@ -379,34 +1264,53 @@
         </w:p>
         <w:p>
           <w:pPr>
-            <w:pStyle w:val="Verzeichnis1"/>
+            <w:pStyle w:val="Verzeichnis2"/>
             <w:tabs>
+              <w:tab w:val="left" w:pos="720"/>
               <w:tab w:val="right" w:leader="dot" w:pos="9062"/>
             </w:tabs>
             <w:rPr>
-              <w:rFonts w:eastAsiaTheme="minorEastAsia"/>
+              <w:rFonts w:ascii="Arial" w:eastAsiaTheme="minorEastAsia" w:hAnsi="Arial" w:cs="Arial"/>
               <w:noProof/>
               <w:lang w:eastAsia="de-DE"/>
             </w:rPr>
           </w:pPr>
-          <w:hyperlink w:anchor="_Toc240022160" w:history="1">
+          <w:hyperlink w:anchor="_Toc240287892" w:history="1">
             <w:r>
               <w:rPr>
                 <w:rStyle w:val="Hyperlink"/>
-                <w:rFonts w:cs="Arial"/>
-                <w:noProof/>
-              </w:rPr>
-              <w:t>Welche Geräte/ Ablagesysteme gibt es bereits?</w:t>
-            </w:r>
-            <w:r>
-              <w:rPr>
-                <w:noProof/>
-                <w:webHidden/>
+                <w:rFonts w:ascii="Arial" w:hAnsi="Arial" w:cs="Arial"/>
+                <w:noProof/>
+              </w:rPr>
+              <w:t></w:t>
+            </w:r>
+            <w:r>
+              <w:rPr>
+                <w:rFonts w:ascii="Arial" w:eastAsiaTheme="minorEastAsia" w:hAnsi="Arial" w:cs="Arial"/>
+                <w:noProof/>
+                <w:lang w:eastAsia="de-DE"/>
               </w:rPr>
               <w:tab/>
             </w:r>
             <w:r>
               <w:rPr>
+                <w:rStyle w:val="Hyperlink"/>
+                <w:rFonts w:ascii="Arial" w:hAnsi="Arial" w:cs="Arial"/>
+                <w:noProof/>
+              </w:rPr>
+              <w:t>Teile die zu verbauen sind</w:t>
+            </w:r>
+            <w:r>
+              <w:rPr>
+                <w:rFonts w:ascii="Arial" w:hAnsi="Arial" w:cs="Arial"/>
+                <w:noProof/>
+                <w:webHidden/>
+              </w:rPr>
+              <w:tab/>
+            </w:r>
+            <w:r>
+              <w:rPr>
+                <w:rFonts w:ascii="Arial" w:hAnsi="Arial" w:cs="Arial"/>
                 <w:noProof/>
                 <w:webHidden/>
               </w:rPr>
@@ -414,19 +1318,22 @@
             </w:r>
             <w:r>
               <w:rPr>
-                <w:noProof/>
-                <w:webHidden/>
-              </w:rPr>
-              <w:instrText xml:space="preserve"> PAGEREF _Toc240022160 \h </w:instrText>
-            </w:r>
-            <w:r>
-              <w:rPr>
-                <w:noProof/>
-                <w:webHidden/>
-              </w:rPr>
-            </w:r>
-            <w:r>
-              <w:rPr>
+                <w:rFonts w:ascii="Arial" w:hAnsi="Arial" w:cs="Arial"/>
+                <w:noProof/>
+                <w:webHidden/>
+              </w:rPr>
+              <w:instrText xml:space="preserve"> PAGEREF _Toc240287892 \h </w:instrText>
+            </w:r>
+            <w:r>
+              <w:rPr>
+                <w:rFonts w:ascii="Arial" w:hAnsi="Arial" w:cs="Arial"/>
+                <w:noProof/>
+                <w:webHidden/>
+              </w:rPr>
+            </w:r>
+            <w:r>
+              <w:rPr>
+                <w:rFonts w:ascii="Arial" w:hAnsi="Arial" w:cs="Arial"/>
                 <w:noProof/>
                 <w:webHidden/>
               </w:rPr>
@@ -434,13 +1341,15 @@
             </w:r>
             <w:r>
               <w:rPr>
-                <w:noProof/>
-                <w:webHidden/>
-              </w:rPr>
-              <w:t>3</w:t>
-            </w:r>
-            <w:r>
-              <w:rPr>
+                <w:rFonts w:ascii="Arial" w:hAnsi="Arial" w:cs="Arial"/>
+                <w:noProof/>
+                <w:webHidden/>
+              </w:rPr>
+              <w:t>6</w:t>
+            </w:r>
+            <w:r>
+              <w:rPr>
+                <w:rFonts w:ascii="Arial" w:hAnsi="Arial" w:cs="Arial"/>
                 <w:noProof/>
                 <w:webHidden/>
               </w:rPr>
@@ -450,34 +1359,53 @@
         </w:p>
         <w:p>
           <w:pPr>
-            <w:pStyle w:val="Verzeichnis1"/>
+            <w:pStyle w:val="Verzeichnis2"/>
             <w:tabs>
+              <w:tab w:val="left" w:pos="720"/>
               <w:tab w:val="right" w:leader="dot" w:pos="9062"/>
             </w:tabs>
             <w:rPr>
-              <w:rFonts w:eastAsiaTheme="minorEastAsia"/>
+              <w:rFonts w:ascii="Arial" w:eastAsiaTheme="minorEastAsia" w:hAnsi="Arial" w:cs="Arial"/>
               <w:noProof/>
               <w:lang w:eastAsia="de-DE"/>
             </w:rPr>
           </w:pPr>
-          <w:hyperlink w:anchor="_Toc240022161" w:history="1">
+          <w:hyperlink w:anchor="_Toc240287893" w:history="1">
             <w:r>
               <w:rPr>
                 <w:rStyle w:val="Hyperlink"/>
-                <w:rFonts w:cs="Arial"/>
-                <w:noProof/>
-              </w:rPr>
-              <w:t>Welche technischen Möglichkeiten (Werkzeuge, Material, etc.) können für das Konzept herangezogen werden?</w:t>
-            </w:r>
-            <w:r>
-              <w:rPr>
-                <w:noProof/>
-                <w:webHidden/>
+                <w:rFonts w:ascii="Arial" w:hAnsi="Arial" w:cs="Arial"/>
+                <w:noProof/>
+              </w:rPr>
+              <w:t>o</w:t>
+            </w:r>
+            <w:r>
+              <w:rPr>
+                <w:rFonts w:ascii="Arial" w:eastAsiaTheme="minorEastAsia" w:hAnsi="Arial" w:cs="Arial"/>
+                <w:noProof/>
+                <w:lang w:eastAsia="de-DE"/>
               </w:rPr>
               <w:tab/>
             </w:r>
             <w:r>
               <w:rPr>
+                <w:rStyle w:val="Hyperlink"/>
+                <w:rFonts w:ascii="Arial" w:hAnsi="Arial" w:cs="Arial"/>
+                <w:noProof/>
+              </w:rPr>
+              <w:t>Registrieren des Handys:</w:t>
+            </w:r>
+            <w:r>
+              <w:rPr>
+                <w:rFonts w:ascii="Arial" w:hAnsi="Arial" w:cs="Arial"/>
+                <w:noProof/>
+                <w:webHidden/>
+              </w:rPr>
+              <w:tab/>
+            </w:r>
+            <w:r>
+              <w:rPr>
+                <w:rFonts w:ascii="Arial" w:hAnsi="Arial" w:cs="Arial"/>
                 <w:noProof/>
                 <w:webHidden/>
               </w:rPr>
@@ -485,19 +1413,22 @@
             </w:r>
             <w:r>
               <w:rPr>
-                <w:noProof/>
-                <w:webHidden/>
-              </w:rPr>
-              <w:instrText xml:space="preserve"> PAGEREF _Toc240022161 \h </w:instrText>
-            </w:r>
-            <w:r>
-              <w:rPr>
-                <w:noProof/>
-                <w:webHidden/>
-              </w:rPr>
-            </w:r>
-            <w:r>
-              <w:rPr>
+                <w:rFonts w:ascii="Arial" w:hAnsi="Arial" w:cs="Arial"/>
+                <w:noProof/>
+                <w:webHidden/>
+              </w:rPr>
+              <w:instrText xml:space="preserve"> PAGEREF _Toc240287893 \h </w:instrText>
+            </w:r>
+            <w:r>
+              <w:rPr>
+                <w:rFonts w:ascii="Arial" w:hAnsi="Arial" w:cs="Arial"/>
+                <w:noProof/>
+                <w:webHidden/>
+              </w:rPr>
+            </w:r>
+            <w:r>
+              <w:rPr>
+                <w:rFonts w:ascii="Arial" w:hAnsi="Arial" w:cs="Arial"/>
                 <w:noProof/>
                 <w:webHidden/>
               </w:rPr>
@@ -505,13 +1436,587 @@
             </w:r>
             <w:r>
               <w:rPr>
-                <w:noProof/>
-                <w:webHidden/>
-              </w:rPr>
-              <w:t>4</w:t>
-            </w:r>
-            <w:r>
-              <w:rPr>
+                <w:rFonts w:ascii="Arial" w:hAnsi="Arial" w:cs="Arial"/>
+                <w:noProof/>
+                <w:webHidden/>
+              </w:rPr>
+              <w:t>6</w:t>
+            </w:r>
+            <w:r>
+              <w:rPr>
+                <w:rFonts w:ascii="Arial" w:hAnsi="Arial" w:cs="Arial"/>
+                <w:noProof/>
+                <w:webHidden/>
+              </w:rPr>
+              <w:fldChar w:fldCharType="end"/>
+            </w:r>
+          </w:hyperlink>
+        </w:p>
+        <w:p>
+          <w:pPr>
+            <w:pStyle w:val="Verzeichnis2"/>
+            <w:tabs>
+              <w:tab w:val="left" w:pos="720"/>
+              <w:tab w:val="right" w:leader="dot" w:pos="9062"/>
+            </w:tabs>
+            <w:rPr>
+              <w:rFonts w:ascii="Arial" w:eastAsiaTheme="minorEastAsia" w:hAnsi="Arial" w:cs="Arial"/>
+              <w:noProof/>
+              <w:lang w:eastAsia="de-DE"/>
+            </w:rPr>
+          </w:pPr>
+          <w:hyperlink w:anchor="_Toc240287894" w:history="1">
+            <w:r>
+              <w:rPr>
+                <w:rStyle w:val="Hyperlink"/>
+                <w:rFonts w:ascii="Arial" w:hAnsi="Arial" w:cs="Arial"/>
+                <w:noProof/>
+              </w:rPr>
+              <w:t></w:t>
+            </w:r>
+            <w:r>
+              <w:rPr>
+                <w:rFonts w:ascii="Arial" w:eastAsiaTheme="minorEastAsia" w:hAnsi="Arial" w:cs="Arial"/>
+                <w:noProof/>
+                <w:lang w:eastAsia="de-DE"/>
+              </w:rPr>
+              <w:tab/>
+            </w:r>
+            <w:r>
+              <w:rPr>
+                <w:rStyle w:val="Hyperlink"/>
+                <w:rFonts w:ascii="Arial" w:hAnsi="Arial" w:cs="Arial"/>
+                <w:noProof/>
+              </w:rPr>
+              <w:t>Steuerelement</w:t>
+            </w:r>
+            <w:r>
+              <w:rPr>
+                <w:rFonts w:ascii="Arial" w:hAnsi="Arial" w:cs="Arial"/>
+                <w:noProof/>
+                <w:webHidden/>
+              </w:rPr>
+              <w:tab/>
+            </w:r>
+            <w:r>
+              <w:rPr>
+                <w:rFonts w:ascii="Arial" w:hAnsi="Arial" w:cs="Arial"/>
+                <w:noProof/>
+                <w:webHidden/>
+              </w:rPr>
+              <w:fldChar w:fldCharType="begin"/>
+            </w:r>
+            <w:r>
+              <w:rPr>
+                <w:rFonts w:ascii="Arial" w:hAnsi="Arial" w:cs="Arial"/>
+                <w:noProof/>
+                <w:webHidden/>
+              </w:rPr>
+              <w:instrText xml:space="preserve"> PAGEREF _Toc240287894 \h </w:instrText>
+            </w:r>
+            <w:r>
+              <w:rPr>
+                <w:rFonts w:ascii="Arial" w:hAnsi="Arial" w:cs="Arial"/>
+                <w:noProof/>
+                <w:webHidden/>
+              </w:rPr>
+            </w:r>
+            <w:r>
+              <w:rPr>
+                <w:rFonts w:ascii="Arial" w:hAnsi="Arial" w:cs="Arial"/>
+                <w:noProof/>
+                <w:webHidden/>
+              </w:rPr>
+              <w:fldChar w:fldCharType="separate"/>
+            </w:r>
+            <w:r>
+              <w:rPr>
+                <w:rFonts w:ascii="Arial" w:hAnsi="Arial" w:cs="Arial"/>
+                <w:noProof/>
+                <w:webHidden/>
+              </w:rPr>
+              <w:t>6</w:t>
+            </w:r>
+            <w:r>
+              <w:rPr>
+                <w:rFonts w:ascii="Arial" w:hAnsi="Arial" w:cs="Arial"/>
+                <w:noProof/>
+                <w:webHidden/>
+              </w:rPr>
+              <w:fldChar w:fldCharType="end"/>
+            </w:r>
+          </w:hyperlink>
+        </w:p>
+        <w:p>
+          <w:pPr>
+            <w:pStyle w:val="Verzeichnis2"/>
+            <w:tabs>
+              <w:tab w:val="left" w:pos="720"/>
+              <w:tab w:val="right" w:leader="dot" w:pos="9062"/>
+            </w:tabs>
+            <w:rPr>
+              <w:rFonts w:ascii="Arial" w:eastAsiaTheme="minorEastAsia" w:hAnsi="Arial" w:cs="Arial"/>
+              <w:noProof/>
+              <w:lang w:eastAsia="de-DE"/>
+            </w:rPr>
+          </w:pPr>
+          <w:hyperlink w:anchor="_Toc240287895" w:history="1">
+            <w:r>
+              <w:rPr>
+                <w:rStyle w:val="Hyperlink"/>
+                <w:rFonts w:ascii="Arial" w:hAnsi="Arial" w:cs="Arial"/>
+                <w:noProof/>
+              </w:rPr>
+              <w:t></w:t>
+            </w:r>
+            <w:r>
+              <w:rPr>
+                <w:rFonts w:ascii="Arial" w:eastAsiaTheme="minorEastAsia" w:hAnsi="Arial" w:cs="Arial"/>
+                <w:noProof/>
+                <w:lang w:eastAsia="de-DE"/>
+              </w:rPr>
+              <w:tab/>
+            </w:r>
+            <w:r>
+              <w:rPr>
+                <w:rStyle w:val="Hyperlink"/>
+                <w:rFonts w:ascii="Arial" w:hAnsi="Arial" w:cs="Arial"/>
+                <w:noProof/>
+              </w:rPr>
+              <w:t>Temperaturmesser</w:t>
+            </w:r>
+            <w:r>
+              <w:rPr>
+                <w:rFonts w:ascii="Arial" w:hAnsi="Arial" w:cs="Arial"/>
+                <w:noProof/>
+                <w:webHidden/>
+              </w:rPr>
+              <w:tab/>
+            </w:r>
+            <w:r>
+              <w:rPr>
+                <w:rFonts w:ascii="Arial" w:hAnsi="Arial" w:cs="Arial"/>
+                <w:noProof/>
+                <w:webHidden/>
+              </w:rPr>
+              <w:fldChar w:fldCharType="begin"/>
+            </w:r>
+            <w:r>
+              <w:rPr>
+                <w:rFonts w:ascii="Arial" w:hAnsi="Arial" w:cs="Arial"/>
+                <w:noProof/>
+                <w:webHidden/>
+              </w:rPr>
+              <w:instrText xml:space="preserve"> PAGEREF _Toc240287895 \h </w:instrText>
+            </w:r>
+            <w:r>
+              <w:rPr>
+                <w:rFonts w:ascii="Arial" w:hAnsi="Arial" w:cs="Arial"/>
+                <w:noProof/>
+                <w:webHidden/>
+              </w:rPr>
+            </w:r>
+            <w:r>
+              <w:rPr>
+                <w:rFonts w:ascii="Arial" w:hAnsi="Arial" w:cs="Arial"/>
+                <w:noProof/>
+                <w:webHidden/>
+              </w:rPr>
+              <w:fldChar w:fldCharType="separate"/>
+            </w:r>
+            <w:r>
+              <w:rPr>
+                <w:rFonts w:ascii="Arial" w:hAnsi="Arial" w:cs="Arial"/>
+                <w:noProof/>
+                <w:webHidden/>
+              </w:rPr>
+              <w:t>6</w:t>
+            </w:r>
+            <w:r>
+              <w:rPr>
+                <w:rFonts w:ascii="Arial" w:hAnsi="Arial" w:cs="Arial"/>
+                <w:noProof/>
+                <w:webHidden/>
+              </w:rPr>
+              <w:fldChar w:fldCharType="end"/>
+            </w:r>
+          </w:hyperlink>
+        </w:p>
+        <w:p>
+          <w:pPr>
+            <w:pStyle w:val="Verzeichnis2"/>
+            <w:tabs>
+              <w:tab w:val="left" w:pos="720"/>
+              <w:tab w:val="right" w:leader="dot" w:pos="9062"/>
+            </w:tabs>
+            <w:rPr>
+              <w:rFonts w:ascii="Arial" w:eastAsiaTheme="minorEastAsia" w:hAnsi="Arial" w:cs="Arial"/>
+              <w:noProof/>
+              <w:lang w:eastAsia="de-DE"/>
+            </w:rPr>
+          </w:pPr>
+          <w:hyperlink w:anchor="_Toc240287896" w:history="1">
+            <w:r>
+              <w:rPr>
+                <w:rStyle w:val="Hyperlink"/>
+                <w:rFonts w:ascii="Arial" w:hAnsi="Arial" w:cs="Arial"/>
+                <w:bCs/>
+                <w:noProof/>
+              </w:rPr>
+              <w:t></w:t>
+            </w:r>
+            <w:r>
+              <w:rPr>
+                <w:rFonts w:ascii="Arial" w:eastAsiaTheme="minorEastAsia" w:hAnsi="Arial" w:cs="Arial"/>
+                <w:noProof/>
+                <w:lang w:eastAsia="de-DE"/>
+              </w:rPr>
+              <w:tab/>
+            </w:r>
+            <w:r>
+              <w:rPr>
+                <w:rStyle w:val="Hyperlink"/>
+                <w:rFonts w:ascii="Arial" w:hAnsi="Arial" w:cs="Arial"/>
+                <w:noProof/>
+              </w:rPr>
+              <w:t>Darstellung</w:t>
+            </w:r>
+            <w:r>
+              <w:rPr>
+                <w:rFonts w:ascii="Arial" w:hAnsi="Arial" w:cs="Arial"/>
+                <w:noProof/>
+                <w:webHidden/>
+              </w:rPr>
+              <w:tab/>
+            </w:r>
+            <w:r>
+              <w:rPr>
+                <w:rFonts w:ascii="Arial" w:hAnsi="Arial" w:cs="Arial"/>
+                <w:noProof/>
+                <w:webHidden/>
+              </w:rPr>
+              <w:fldChar w:fldCharType="begin"/>
+            </w:r>
+            <w:r>
+              <w:rPr>
+                <w:rFonts w:ascii="Arial" w:hAnsi="Arial" w:cs="Arial"/>
+                <w:noProof/>
+                <w:webHidden/>
+              </w:rPr>
+              <w:instrText xml:space="preserve"> PAGEREF _Toc240287896 \h </w:instrText>
+            </w:r>
+            <w:r>
+              <w:rPr>
+                <w:rFonts w:ascii="Arial" w:hAnsi="Arial" w:cs="Arial"/>
+                <w:noProof/>
+                <w:webHidden/>
+              </w:rPr>
+            </w:r>
+            <w:r>
+              <w:rPr>
+                <w:rFonts w:ascii="Arial" w:hAnsi="Arial" w:cs="Arial"/>
+                <w:noProof/>
+                <w:webHidden/>
+              </w:rPr>
+              <w:fldChar w:fldCharType="separate"/>
+            </w:r>
+            <w:r>
+              <w:rPr>
+                <w:rFonts w:ascii="Arial" w:hAnsi="Arial" w:cs="Arial"/>
+                <w:noProof/>
+                <w:webHidden/>
+              </w:rPr>
+              <w:t>6</w:t>
+            </w:r>
+            <w:r>
+              <w:rPr>
+                <w:rFonts w:ascii="Arial" w:hAnsi="Arial" w:cs="Arial"/>
+                <w:noProof/>
+                <w:webHidden/>
+              </w:rPr>
+              <w:fldChar w:fldCharType="end"/>
+            </w:r>
+          </w:hyperlink>
+        </w:p>
+        <w:p>
+          <w:pPr>
+            <w:pStyle w:val="Verzeichnis2"/>
+            <w:tabs>
+              <w:tab w:val="left" w:pos="720"/>
+              <w:tab w:val="right" w:leader="dot" w:pos="9062"/>
+            </w:tabs>
+            <w:rPr>
+              <w:rFonts w:ascii="Arial" w:eastAsiaTheme="minorEastAsia" w:hAnsi="Arial" w:cs="Arial"/>
+              <w:noProof/>
+              <w:lang w:eastAsia="de-DE"/>
+            </w:rPr>
+          </w:pPr>
+          <w:hyperlink w:anchor="_Toc240287897" w:history="1">
+            <w:r>
+              <w:rPr>
+                <w:rStyle w:val="Hyperlink"/>
+                <w:rFonts w:ascii="Arial" w:hAnsi="Arial" w:cs="Arial"/>
+                <w:bCs/>
+                <w:noProof/>
+              </w:rPr>
+              <w:t></w:t>
+            </w:r>
+            <w:r>
+              <w:rPr>
+                <w:rFonts w:ascii="Arial" w:eastAsiaTheme="minorEastAsia" w:hAnsi="Arial" w:cs="Arial"/>
+                <w:noProof/>
+                <w:lang w:eastAsia="de-DE"/>
+              </w:rPr>
+              <w:tab/>
+            </w:r>
+            <w:r>
+              <w:rPr>
+                <w:rStyle w:val="Hyperlink"/>
+                <w:rFonts w:ascii="Arial" w:hAnsi="Arial" w:cs="Arial"/>
+                <w:noProof/>
+              </w:rPr>
+              <w:t>Stromversorgung</w:t>
+            </w:r>
+            <w:r>
+              <w:rPr>
+                <w:rFonts w:ascii="Arial" w:hAnsi="Arial" w:cs="Arial"/>
+                <w:noProof/>
+                <w:webHidden/>
+              </w:rPr>
+              <w:tab/>
+            </w:r>
+            <w:r>
+              <w:rPr>
+                <w:rFonts w:ascii="Arial" w:hAnsi="Arial" w:cs="Arial"/>
+                <w:noProof/>
+                <w:webHidden/>
+              </w:rPr>
+              <w:fldChar w:fldCharType="begin"/>
+            </w:r>
+            <w:r>
+              <w:rPr>
+                <w:rFonts w:ascii="Arial" w:hAnsi="Arial" w:cs="Arial"/>
+                <w:noProof/>
+                <w:webHidden/>
+              </w:rPr>
+              <w:instrText xml:space="preserve"> PAGEREF _Toc240287897 \h </w:instrText>
+            </w:r>
+            <w:r>
+              <w:rPr>
+                <w:rFonts w:ascii="Arial" w:hAnsi="Arial" w:cs="Arial"/>
+                <w:noProof/>
+                <w:webHidden/>
+              </w:rPr>
+            </w:r>
+            <w:r>
+              <w:rPr>
+                <w:rFonts w:ascii="Arial" w:hAnsi="Arial" w:cs="Arial"/>
+                <w:noProof/>
+                <w:webHidden/>
+              </w:rPr>
+              <w:fldChar w:fldCharType="separate"/>
+            </w:r>
+            <w:r>
+              <w:rPr>
+                <w:rFonts w:ascii="Arial" w:hAnsi="Arial" w:cs="Arial"/>
+                <w:noProof/>
+                <w:webHidden/>
+              </w:rPr>
+              <w:t>6</w:t>
+            </w:r>
+            <w:r>
+              <w:rPr>
+                <w:rFonts w:ascii="Arial" w:hAnsi="Arial" w:cs="Arial"/>
+                <w:noProof/>
+                <w:webHidden/>
+              </w:rPr>
+              <w:fldChar w:fldCharType="end"/>
+            </w:r>
+          </w:hyperlink>
+        </w:p>
+        <w:p>
+          <w:pPr>
+            <w:pStyle w:val="Verzeichnis2"/>
+            <w:tabs>
+              <w:tab w:val="left" w:pos="720"/>
+              <w:tab w:val="right" w:leader="dot" w:pos="9062"/>
+            </w:tabs>
+            <w:rPr>
+              <w:rFonts w:ascii="Arial" w:eastAsiaTheme="minorEastAsia" w:hAnsi="Arial" w:cs="Arial"/>
+              <w:noProof/>
+              <w:lang w:eastAsia="de-DE"/>
+            </w:rPr>
+          </w:pPr>
+          <w:hyperlink w:anchor="_Toc240287898" w:history="1">
+            <w:r>
+              <w:rPr>
+                <w:rStyle w:val="Hyperlink"/>
+                <w:rFonts w:ascii="Arial" w:hAnsi="Arial" w:cs="Arial"/>
+                <w:noProof/>
+              </w:rPr>
+              <w:t></w:t>
+            </w:r>
+            <w:r>
+              <w:rPr>
+                <w:rFonts w:ascii="Arial" w:eastAsiaTheme="minorEastAsia" w:hAnsi="Arial" w:cs="Arial"/>
+                <w:noProof/>
+                <w:lang w:eastAsia="de-DE"/>
+              </w:rPr>
+              <w:tab/>
+            </w:r>
+            <w:r>
+              <w:rPr>
+                <w:rStyle w:val="Hyperlink"/>
+                <w:rFonts w:ascii="Arial" w:hAnsi="Arial" w:cs="Arial"/>
+                <w:noProof/>
+              </w:rPr>
+              <w:t>Steuerung des Displays</w:t>
+            </w:r>
+            <w:r>
+              <w:rPr>
+                <w:rFonts w:ascii="Arial" w:hAnsi="Arial" w:cs="Arial"/>
+                <w:noProof/>
+                <w:webHidden/>
+              </w:rPr>
+              <w:tab/>
+            </w:r>
+            <w:r>
+              <w:rPr>
+                <w:rFonts w:ascii="Arial" w:hAnsi="Arial" w:cs="Arial"/>
+                <w:noProof/>
+                <w:webHidden/>
+              </w:rPr>
+              <w:fldChar w:fldCharType="begin"/>
+            </w:r>
+            <w:r>
+              <w:rPr>
+                <w:rFonts w:ascii="Arial" w:hAnsi="Arial" w:cs="Arial"/>
+                <w:noProof/>
+                <w:webHidden/>
+              </w:rPr>
+              <w:instrText xml:space="preserve"> PAGEREF _Toc240287898 \h </w:instrText>
+            </w:r>
+            <w:r>
+              <w:rPr>
+                <w:rFonts w:ascii="Arial" w:hAnsi="Arial" w:cs="Arial"/>
+                <w:noProof/>
+                <w:webHidden/>
+              </w:rPr>
+            </w:r>
+            <w:r>
+              <w:rPr>
+                <w:rFonts w:ascii="Arial" w:hAnsi="Arial" w:cs="Arial"/>
+                <w:noProof/>
+                <w:webHidden/>
+              </w:rPr>
+              <w:fldChar w:fldCharType="separate"/>
+            </w:r>
+            <w:r>
+              <w:rPr>
+                <w:rFonts w:ascii="Arial" w:hAnsi="Arial" w:cs="Arial"/>
+                <w:noProof/>
+                <w:webHidden/>
+              </w:rPr>
+              <w:t>6</w:t>
+            </w:r>
+            <w:r>
+              <w:rPr>
+                <w:rFonts w:ascii="Arial" w:hAnsi="Arial" w:cs="Arial"/>
+                <w:noProof/>
+                <w:webHidden/>
+              </w:rPr>
+              <w:fldChar w:fldCharType="end"/>
+            </w:r>
+          </w:hyperlink>
+        </w:p>
+        <w:p>
+          <w:pPr>
+            <w:pStyle w:val="Verzeichnis2"/>
+            <w:tabs>
+              <w:tab w:val="left" w:pos="720"/>
+              <w:tab w:val="right" w:leader="dot" w:pos="9062"/>
+            </w:tabs>
+            <w:rPr>
+              <w:rFonts w:ascii="Arial" w:eastAsiaTheme="minorEastAsia" w:hAnsi="Arial" w:cs="Arial"/>
+              <w:noProof/>
+              <w:lang w:eastAsia="de-DE"/>
+            </w:rPr>
+          </w:pPr>
+          <w:hyperlink w:anchor="_Toc240287899" w:history="1">
+            <w:r>
+              <w:rPr>
+                <w:rStyle w:val="Hyperlink"/>
+                <w:rFonts w:ascii="Arial" w:hAnsi="Arial" w:cs="Arial"/>
+                <w:noProof/>
+              </w:rPr>
+              <w:t></w:t>
+            </w:r>
+            <w:r>
+              <w:rPr>
+                <w:rFonts w:ascii="Arial" w:eastAsiaTheme="minorEastAsia" w:hAnsi="Arial" w:cs="Arial"/>
+                <w:noProof/>
+                <w:lang w:eastAsia="de-DE"/>
+              </w:rPr>
+              <w:tab/>
+            </w:r>
+            <w:r>
+              <w:rPr>
+                <w:rStyle w:val="Hyperlink"/>
+                <w:rFonts w:ascii="Arial" w:hAnsi="Arial" w:cs="Arial"/>
+                <w:noProof/>
+              </w:rPr>
+              <w:t>Strommessung:</w:t>
+            </w:r>
+            <w:r>
+              <w:rPr>
+                <w:rFonts w:ascii="Arial" w:hAnsi="Arial" w:cs="Arial"/>
+                <w:noProof/>
+                <w:webHidden/>
+              </w:rPr>
+              <w:tab/>
+            </w:r>
+            <w:r>
+              <w:rPr>
+                <w:rFonts w:ascii="Arial" w:hAnsi="Arial" w:cs="Arial"/>
+                <w:noProof/>
+                <w:webHidden/>
+              </w:rPr>
+              <w:fldChar w:fldCharType="begin"/>
+            </w:r>
+            <w:r>
+              <w:rPr>
+                <w:rFonts w:ascii="Arial" w:hAnsi="Arial" w:cs="Arial"/>
+                <w:noProof/>
+                <w:webHidden/>
+              </w:rPr>
+              <w:instrText xml:space="preserve"> PAGEREF _Toc240287899 \h </w:instrText>
+            </w:r>
+            <w:r>
+              <w:rPr>
+                <w:rFonts w:ascii="Arial" w:hAnsi="Arial" w:cs="Arial"/>
+                <w:noProof/>
+                <w:webHidden/>
+              </w:rPr>
+            </w:r>
+            <w:r>
+              <w:rPr>
+                <w:rFonts w:ascii="Arial" w:hAnsi="Arial" w:cs="Arial"/>
+                <w:noProof/>
+                <w:webHidden/>
+              </w:rPr>
+              <w:fldChar w:fldCharType="separate"/>
+            </w:r>
+            <w:r>
+              <w:rPr>
+                <w:rFonts w:ascii="Arial" w:hAnsi="Arial" w:cs="Arial"/>
+                <w:noProof/>
+                <w:webHidden/>
+              </w:rPr>
+              <w:t>6</w:t>
+            </w:r>
+            <w:r>
+              <w:rPr>
+                <w:rFonts w:ascii="Arial" w:hAnsi="Arial" w:cs="Arial"/>
                 <w:noProof/>
                 <w:webHidden/>
               </w:rPr>
@@ -551,20 +2056,51 @@
     </w:p>
     <w:p>
       <w:pPr>
+        <w:pStyle w:val="berschrift"/>
+        <w:jc w:val="center"/>
+        <w:rPr>
+          <w:rFonts w:cs="Arial"/>
+        </w:rPr>
+      </w:pPr>
+      <w:bookmarkStart w:id="0" w:name="_Toc240022953"/>
+      <w:bookmarkStart w:id="1" w:name="_Toc240287879"/>
+      <w:r>
+        <w:rPr>
+          <w:rFonts w:cs="Arial"/>
+        </w:rPr>
+        <w:lastRenderedPageBreak/>
+        <w:t>1) Fragen in der Angabe</w:t>
+      </w:r>
+      <w:bookmarkEnd w:id="0"/>
+      <w:bookmarkEnd w:id="1"/>
+    </w:p>
+    <w:p>
+      <w:pPr>
+        <w:rPr>
+          <w:rFonts w:ascii="Arial" w:hAnsi="Arial" w:cs="Arial"/>
+          <w:sz w:val="2"/>
+          <w:szCs w:val="2"/>
+        </w:rPr>
+      </w:pPr>
+      <w:bookmarkStart w:id="2" w:name="_Toc240022954"/>
+    </w:p>
+    <w:p>
+      <w:pPr>
         <w:pStyle w:val="berschrift10"/>
+        <w:jc w:val="both"/>
         <w:rPr>
           <w:rFonts w:cs="Arial"/>
         </w:rPr>
       </w:pPr>
-      <w:bookmarkStart w:id="0" w:name="_Toc240022157"/>
+      <w:bookmarkStart w:id="3" w:name="_Toc240287880"/>
       <w:r>
         <w:rPr>
           <w:rFonts w:cs="Arial"/>
         </w:rPr>
-        <w:lastRenderedPageBreak/>
         <w:t>Welche Vorteile kann eine Handygarage im familiären Umfeld haben?</w:t>
       </w:r>
-      <w:bookmarkEnd w:id="0"/>
+      <w:bookmarkEnd w:id="2"/>
+      <w:bookmarkEnd w:id="3"/>
     </w:p>
     <w:p>
       <w:pPr>
@@ -573,6 +2109,7 @@
           <w:ilvl w:val="0"/>
           <w:numId w:val="4"/>
         </w:numPr>
+        <w:jc w:val="both"/>
         <w:rPr>
           <w:rFonts w:ascii="Arial" w:hAnsi="Arial" w:cs="Arial"/>
         </w:rPr>
@@ -611,6 +2148,7 @@
           <w:ilvl w:val="0"/>
           <w:numId w:val="4"/>
         </w:numPr>
+        <w:jc w:val="both"/>
         <w:rPr>
           <w:rFonts w:ascii="Arial" w:hAnsi="Arial" w:cs="Arial"/>
         </w:rPr>
@@ -627,37 +2165,7 @@
         <w:rPr>
           <w:rFonts w:ascii="Arial" w:hAnsi="Arial" w:cs="Arial"/>
         </w:rPr>
-        <w:t xml:space="preserve"> </w:t>
-      </w:r>
-      <w:r>
-        <w:rPr>
-          <w:rFonts w:ascii="Arial" w:hAnsi="Arial" w:cs="Arial"/>
-        </w:rPr>
-        <w:t>Wenn die Regel</w:t>
-      </w:r>
-      <w:r>
-        <w:rPr>
-          <w:rFonts w:ascii="Arial" w:hAnsi="Arial" w:cs="Arial"/>
-        </w:rPr>
-        <w:t>n über Handy</w:t>
-      </w:r>
-      <w:r>
-        <w:rPr>
-          <w:rFonts w:ascii="Arial" w:hAnsi="Arial" w:cs="Arial"/>
-        </w:rPr>
-        <w:t xml:space="preserve"> für alle Familienmitglieder </w:t>
-      </w:r>
-      <w:r>
-        <w:rPr>
-          <w:rFonts w:ascii="Arial" w:hAnsi="Arial" w:cs="Arial"/>
-        </w:rPr>
-        <w:t>gelten</w:t>
-      </w:r>
-      <w:r>
-        <w:rPr>
-          <w:rFonts w:ascii="Arial" w:hAnsi="Arial" w:cs="Arial"/>
-        </w:rPr>
-        <w:t>, fühlen sich Kinder und Jugendliche weniger kontrolliert.</w:t>
+        <w:t xml:space="preserve"> Wenn die Regeln über Handy für alle Familienmitglieder gelten, fühlen sich Kinder und Jugendliche weniger kontrolliert.</w:t>
       </w:r>
     </w:p>
     <w:p>
@@ -667,6 +2175,7 @@
           <w:ilvl w:val="0"/>
           <w:numId w:val="4"/>
         </w:numPr>
+        <w:jc w:val="both"/>
         <w:rPr>
           <w:rFonts w:ascii="Arial" w:hAnsi="Arial" w:cs="Arial"/>
         </w:rPr>
@@ -693,6 +2202,7 @@
           <w:ilvl w:val="0"/>
           <w:numId w:val="4"/>
         </w:numPr>
+        <w:jc w:val="both"/>
         <w:rPr>
           <w:rFonts w:ascii="Arial" w:hAnsi="Arial" w:cs="Arial"/>
         </w:rPr>
@@ -733,6 +2243,7 @@
           <w:ilvl w:val="0"/>
           <w:numId w:val="4"/>
         </w:numPr>
+        <w:jc w:val="both"/>
         <w:rPr>
           <w:rFonts w:ascii="Arial" w:hAnsi="Arial" w:cs="Arial"/>
         </w:rPr>
@@ -759,6 +2270,7 @@
           <w:ilvl w:val="0"/>
           <w:numId w:val="4"/>
         </w:numPr>
+        <w:jc w:val="both"/>
         <w:rPr>
           <w:rFonts w:ascii="Arial" w:hAnsi="Arial" w:cs="Arial"/>
         </w:rPr>
@@ -769,15 +2281,7 @@
           <w:b/>
           <w:bCs/>
         </w:rPr>
-        <w:t>Mehr gemeinsame Zeit:</w:t>
-      </w:r>
-      <w:r>
-        <w:rPr>
-          <w:rFonts w:ascii="Arial" w:hAnsi="Arial" w:cs="Arial"/>
-          <w:b/>
-          <w:bCs/>
-        </w:rPr>
-        <w:t xml:space="preserve"> </w:t>
+        <w:t xml:space="preserve">Mehr gemeinsame Zeit: </w:t>
       </w:r>
       <w:r>
         <w:rPr>
@@ -793,6 +2297,7 @@
           <w:ilvl w:val="0"/>
           <w:numId w:val="4"/>
         </w:numPr>
+        <w:jc w:val="both"/>
         <w:rPr>
           <w:rFonts w:ascii="Arial" w:hAnsi="Arial" w:cs="Arial"/>
         </w:rPr>
@@ -814,26 +2319,22 @@
     </w:p>
     <w:p>
       <w:pPr>
-        <w:rPr>
-          <w:rFonts w:ascii="Arial" w:hAnsi="Arial" w:cs="Arial"/>
-        </w:rPr>
-      </w:pPr>
-    </w:p>
-    <w:p>
-      <w:pPr>
         <w:pStyle w:val="berschrift10"/>
+        <w:jc w:val="both"/>
         <w:rPr>
           <w:rFonts w:cs="Arial"/>
         </w:rPr>
       </w:pPr>
-      <w:bookmarkStart w:id="1" w:name="_Toc240022158"/>
+      <w:bookmarkStart w:id="4" w:name="_Toc240022955"/>
+      <w:bookmarkStart w:id="5" w:name="_Toc240287881"/>
       <w:r>
         <w:rPr>
           <w:rFonts w:cs="Arial"/>
         </w:rPr>
         <w:t>Welche Situationen eignen sich besonders für eine Smartphone-Ablage?</w:t>
       </w:r>
-      <w:bookmarkEnd w:id="1"/>
+      <w:bookmarkEnd w:id="4"/>
+      <w:bookmarkEnd w:id="5"/>
     </w:p>
     <w:p>
       <w:pPr>
@@ -842,27 +2343,16 @@
           <w:ilvl w:val="0"/>
           <w:numId w:val="5"/>
         </w:numPr>
-        <w:rPr>
-          <w:rFonts w:ascii="Arial" w:hAnsi="Arial" w:cs="Arial"/>
-        </w:rPr>
-      </w:pPr>
-      <w:r>
-        <w:rPr>
-          <w:rFonts w:ascii="Arial" w:hAnsi="Arial" w:cs="Arial"/>
-        </w:rPr>
-        <w:t>Beim gemeinsamen Essen</w:t>
-      </w:r>
-      <w:r>
-        <w:rPr>
-          <w:rFonts w:ascii="Arial" w:hAnsi="Arial" w:cs="Arial"/>
-        </w:rPr>
-        <w:t>,</w:t>
-      </w:r>
-      <w:r>
-        <w:rPr>
-          <w:rFonts w:ascii="Arial" w:hAnsi="Arial" w:cs="Arial"/>
-        </w:rPr>
-        <w:t xml:space="preserve"> weniger Ablenkung und mehr Gespräche</w:t>
+        <w:jc w:val="both"/>
+        <w:rPr>
+          <w:rFonts w:ascii="Arial" w:hAnsi="Arial" w:cs="Arial"/>
+        </w:rPr>
+      </w:pPr>
+      <w:r>
+        <w:rPr>
+          <w:rFonts w:ascii="Arial" w:hAnsi="Arial" w:cs="Arial"/>
+        </w:rPr>
+        <w:t>Beim gemeinsamen Essen, weniger Ablenkung und mehr Gespräche</w:t>
       </w:r>
     </w:p>
     <w:p>
@@ -872,27 +2362,16 @@
           <w:ilvl w:val="0"/>
           <w:numId w:val="5"/>
         </w:numPr>
-        <w:rPr>
-          <w:rFonts w:ascii="Arial" w:hAnsi="Arial" w:cs="Arial"/>
-        </w:rPr>
-      </w:pPr>
-      <w:r>
-        <w:rPr>
-          <w:rFonts w:ascii="Arial" w:hAnsi="Arial" w:cs="Arial"/>
-        </w:rPr>
-        <w:t>Vor dem Schlafengehen</w:t>
-      </w:r>
-      <w:r>
-        <w:rPr>
-          <w:rFonts w:ascii="Arial" w:hAnsi="Arial" w:cs="Arial"/>
-        </w:rPr>
-        <w:t>,</w:t>
-      </w:r>
-      <w:r>
-        <w:rPr>
-          <w:rFonts w:ascii="Arial" w:hAnsi="Arial" w:cs="Arial"/>
-        </w:rPr>
-        <w:t xml:space="preserve"> Handy nicht direkt neben dem Bett</w:t>
+        <w:jc w:val="both"/>
+        <w:rPr>
+          <w:rFonts w:ascii="Arial" w:hAnsi="Arial" w:cs="Arial"/>
+        </w:rPr>
+      </w:pPr>
+      <w:r>
+        <w:rPr>
+          <w:rFonts w:ascii="Arial" w:hAnsi="Arial" w:cs="Arial"/>
+        </w:rPr>
+        <w:t>Vor dem Schlafengehen, Handy nicht direkt neben dem Bett</w:t>
       </w:r>
     </w:p>
     <w:p>
@@ -902,27 +2381,16 @@
           <w:ilvl w:val="0"/>
           <w:numId w:val="5"/>
         </w:numPr>
-        <w:rPr>
-          <w:rFonts w:ascii="Arial" w:hAnsi="Arial" w:cs="Arial"/>
-        </w:rPr>
-      </w:pPr>
-      <w:r>
-        <w:rPr>
-          <w:rFonts w:ascii="Arial" w:hAnsi="Arial" w:cs="Arial"/>
-        </w:rPr>
-        <w:t>Bei Familienfeiern</w:t>
-      </w:r>
-      <w:r>
-        <w:rPr>
-          <w:rFonts w:ascii="Arial" w:hAnsi="Arial" w:cs="Arial"/>
-        </w:rPr>
-        <w:t>,</w:t>
-      </w:r>
-      <w:r>
-        <w:rPr>
-          <w:rFonts w:ascii="Arial" w:hAnsi="Arial" w:cs="Arial"/>
-        </w:rPr>
-        <w:t xml:space="preserve"> mehr persönliche Interaktion</w:t>
+        <w:jc w:val="both"/>
+        <w:rPr>
+          <w:rFonts w:ascii="Arial" w:hAnsi="Arial" w:cs="Arial"/>
+        </w:rPr>
+      </w:pPr>
+      <w:r>
+        <w:rPr>
+          <w:rFonts w:ascii="Arial" w:hAnsi="Arial" w:cs="Arial"/>
+        </w:rPr>
+        <w:t>Bei Familienfeiern, mehr persönliche Interaktion</w:t>
       </w:r>
     </w:p>
     <w:p>
@@ -932,27 +2400,16 @@
           <w:ilvl w:val="0"/>
           <w:numId w:val="5"/>
         </w:numPr>
-        <w:rPr>
-          <w:rFonts w:ascii="Arial" w:hAnsi="Arial" w:cs="Arial"/>
-        </w:rPr>
-      </w:pPr>
-      <w:r>
-        <w:rPr>
-          <w:rFonts w:ascii="Arial" w:hAnsi="Arial" w:cs="Arial"/>
-        </w:rPr>
-        <w:t>Beim Lernen oder Hausaufgaben machen</w:t>
-      </w:r>
-      <w:r>
-        <w:rPr>
-          <w:rFonts w:ascii="Arial" w:hAnsi="Arial" w:cs="Arial"/>
-        </w:rPr>
-        <w:t>,</w:t>
-      </w:r>
-      <w:r>
-        <w:rPr>
-          <w:rFonts w:ascii="Arial" w:hAnsi="Arial" w:cs="Arial"/>
-        </w:rPr>
-        <w:t xml:space="preserve"> bessere Konzentration</w:t>
+        <w:jc w:val="both"/>
+        <w:rPr>
+          <w:rFonts w:ascii="Arial" w:hAnsi="Arial" w:cs="Arial"/>
+        </w:rPr>
+      </w:pPr>
+      <w:r>
+        <w:rPr>
+          <w:rFonts w:ascii="Arial" w:hAnsi="Arial" w:cs="Arial"/>
+        </w:rPr>
+        <w:t>Beim Lernen oder Hausaufgaben machen, bessere Konzentration</w:t>
       </w:r>
     </w:p>
     <w:p>
@@ -962,51 +2419,36 @@
           <w:ilvl w:val="0"/>
           <w:numId w:val="5"/>
         </w:numPr>
-        <w:rPr>
-          <w:rFonts w:ascii="Arial" w:hAnsi="Arial" w:cs="Arial"/>
-        </w:rPr>
-      </w:pPr>
-      <w:r>
-        <w:rPr>
-          <w:rFonts w:ascii="Arial" w:hAnsi="Arial" w:cs="Arial"/>
-        </w:rPr>
-        <w:t>Bei Besprechungen oder Meetings</w:t>
-      </w:r>
-      <w:r>
-        <w:rPr>
-          <w:rFonts w:ascii="Arial" w:hAnsi="Arial" w:cs="Arial"/>
-        </w:rPr>
-        <w:t>,</w:t>
-      </w:r>
-      <w:r>
-        <w:rPr>
-          <w:rFonts w:ascii="Arial" w:hAnsi="Arial" w:cs="Arial"/>
-        </w:rPr>
-        <w:t xml:space="preserve"> weniger Unterbrechungen</w:t>
-      </w:r>
-    </w:p>
-    <w:p>
-      <w:pPr>
-        <w:rPr>
-          <w:rFonts w:ascii="Arial" w:hAnsi="Arial" w:cs="Arial"/>
-        </w:rPr>
-      </w:pPr>
+        <w:jc w:val="both"/>
+        <w:rPr>
+          <w:rFonts w:ascii="Arial" w:hAnsi="Arial" w:cs="Arial"/>
+        </w:rPr>
+      </w:pPr>
+      <w:r>
+        <w:rPr>
+          <w:rFonts w:ascii="Arial" w:hAnsi="Arial" w:cs="Arial"/>
+        </w:rPr>
+        <w:t>Bei Besprechungen oder Meetings, weniger Unterbrechungen</w:t>
+      </w:r>
     </w:p>
     <w:p>
       <w:pPr>
         <w:pStyle w:val="berschrift10"/>
+        <w:jc w:val="both"/>
         <w:rPr>
           <w:rFonts w:cs="Arial"/>
         </w:rPr>
       </w:pPr>
-      <w:bookmarkStart w:id="2" w:name="_Toc240022159"/>
+      <w:bookmarkStart w:id="6" w:name="_Toc240022956"/>
+      <w:bookmarkStart w:id="7" w:name="_Toc240287882"/>
       <w:r>
         <w:rPr>
           <w:rFonts w:cs="Arial"/>
         </w:rPr>
         <w:t>Welche möglichen Probleme oder Nachteile könnten entstehen?</w:t>
       </w:r>
-      <w:bookmarkEnd w:id="2"/>
+      <w:bookmarkEnd w:id="6"/>
+      <w:bookmarkEnd w:id="7"/>
     </w:p>
     <w:p>
       <w:pPr>
@@ -1015,6 +2457,7 @@
           <w:ilvl w:val="0"/>
           <w:numId w:val="7"/>
         </w:numPr>
+        <w:jc w:val="both"/>
         <w:rPr>
           <w:rFonts w:ascii="Arial" w:hAnsi="Arial" w:cs="Arial"/>
         </w:rPr>
@@ -1033,6 +2476,7 @@
           <w:ilvl w:val="0"/>
           <w:numId w:val="7"/>
         </w:numPr>
+        <w:jc w:val="both"/>
         <w:rPr>
           <w:rFonts w:ascii="Arial" w:hAnsi="Arial" w:cs="Arial"/>
         </w:rPr>
@@ -1051,6 +2495,7 @@
           <w:ilvl w:val="0"/>
           <w:numId w:val="7"/>
         </w:numPr>
+        <w:jc w:val="both"/>
         <w:rPr>
           <w:rFonts w:ascii="Arial" w:hAnsi="Arial" w:cs="Arial"/>
         </w:rPr>
@@ -1069,6 +2514,7 @@
           <w:ilvl w:val="0"/>
           <w:numId w:val="7"/>
         </w:numPr>
+        <w:jc w:val="both"/>
         <w:rPr>
           <w:rFonts w:ascii="Arial" w:hAnsi="Arial" w:cs="Arial"/>
         </w:rPr>
@@ -1082,26 +2528,22 @@
     </w:p>
     <w:p>
       <w:pPr>
-        <w:rPr>
-          <w:rFonts w:ascii="Arial" w:hAnsi="Arial" w:cs="Arial"/>
-        </w:rPr>
-      </w:pPr>
-    </w:p>
-    <w:p>
-      <w:pPr>
         <w:pStyle w:val="berschrift10"/>
+        <w:jc w:val="both"/>
         <w:rPr>
           <w:rFonts w:cs="Arial"/>
         </w:rPr>
       </w:pPr>
-      <w:bookmarkStart w:id="3" w:name="_Toc240022160"/>
+      <w:bookmarkStart w:id="8" w:name="_Toc240022957"/>
+      <w:bookmarkStart w:id="9" w:name="_Toc240287883"/>
       <w:r>
         <w:rPr>
           <w:rFonts w:cs="Arial"/>
         </w:rPr>
         <w:t>Welche Geräte/ Ablagesysteme gibt es bereits?</w:t>
       </w:r>
-      <w:bookmarkEnd w:id="3"/>
+      <w:bookmarkEnd w:id="8"/>
+      <w:bookmarkEnd w:id="9"/>
     </w:p>
     <w:p>
       <w:pPr>
@@ -1110,6 +2552,7 @@
           <w:ilvl w:val="0"/>
           <w:numId w:val="8"/>
         </w:numPr>
+        <w:jc w:val="both"/>
         <w:rPr>
           <w:rFonts w:ascii="Arial" w:hAnsi="Arial" w:cs="Arial"/>
         </w:rPr>
@@ -1140,19 +2583,7 @@
         <w:rPr>
           <w:rFonts w:ascii="Arial" w:hAnsi="Arial" w:cs="Arial"/>
         </w:rPr>
-        <w:t>“</w:t>
-      </w:r>
-      <w:r>
-        <w:rPr>
-          <w:rFonts w:ascii="Arial" w:hAnsi="Arial" w:cs="Arial"/>
-        </w:rPr>
-        <w:t xml:space="preserve">, </w:t>
-      </w:r>
-      <w:r>
-        <w:rPr>
-          <w:rFonts w:ascii="Arial" w:hAnsi="Arial" w:cs="Arial"/>
-        </w:rPr>
-        <w:t>Hängeablage mit Taschen</w:t>
+        <w:t>“, Hängeablage mit Taschen</w:t>
       </w:r>
     </w:p>
     <w:p>
@@ -1162,6 +2593,7 @@
           <w:ilvl w:val="0"/>
           <w:numId w:val="8"/>
         </w:numPr>
+        <w:jc w:val="both"/>
         <w:rPr>
           <w:rFonts w:ascii="Arial" w:hAnsi="Arial" w:cs="Arial"/>
         </w:rPr>
@@ -1178,19 +2610,7 @@
         <w:rPr>
           <w:rFonts w:ascii="Arial" w:hAnsi="Arial" w:cs="Arial"/>
         </w:rPr>
-        <w:t xml:space="preserve"> Handyhotel</w:t>
-      </w:r>
-      <w:r>
-        <w:rPr>
-          <w:rFonts w:ascii="Arial" w:hAnsi="Arial" w:cs="Arial"/>
-        </w:rPr>
-        <w:t xml:space="preserve">, </w:t>
-      </w:r>
-      <w:r>
-        <w:rPr>
-          <w:rFonts w:ascii="Arial" w:hAnsi="Arial" w:cs="Arial"/>
-        </w:rPr>
-        <w:t>Hängeablage mit nummerierten Fächern</w:t>
+        <w:t xml:space="preserve"> Handyhotel, Hängeablage mit nummerierten Fächern</w:t>
       </w:r>
     </w:p>
     <w:p>
@@ -1200,27 +2620,16 @@
           <w:ilvl w:val="0"/>
           <w:numId w:val="8"/>
         </w:numPr>
-        <w:rPr>
-          <w:rFonts w:ascii="Arial" w:hAnsi="Arial" w:cs="Arial"/>
-        </w:rPr>
-      </w:pPr>
-      <w:r>
-        <w:rPr>
-          <w:rFonts w:ascii="Arial" w:hAnsi="Arial" w:cs="Arial"/>
-        </w:rPr>
-        <w:t>SPINDMAX HG-2-24-ZS</w:t>
-      </w:r>
-      <w:r>
-        <w:rPr>
-          <w:rFonts w:ascii="Arial" w:hAnsi="Arial" w:cs="Arial"/>
-        </w:rPr>
-        <w:t xml:space="preserve">, </w:t>
-      </w:r>
-      <w:r>
-        <w:rPr>
-          <w:rFonts w:ascii="Arial" w:hAnsi="Arial" w:cs="Arial"/>
-        </w:rPr>
-        <w:t>Abschließbare Handygarage</w:t>
+        <w:jc w:val="both"/>
+        <w:rPr>
+          <w:rFonts w:ascii="Arial" w:hAnsi="Arial" w:cs="Arial"/>
+        </w:rPr>
+      </w:pPr>
+      <w:r>
+        <w:rPr>
+          <w:rFonts w:ascii="Arial" w:hAnsi="Arial" w:cs="Arial"/>
+        </w:rPr>
+        <w:t>SPINDMAX HG-2-24-ZS, Abschließbare Handygarage</w:t>
       </w:r>
       <w:r>
         <w:rPr>
@@ -1236,27 +2645,16 @@
           <w:ilvl w:val="0"/>
           <w:numId w:val="8"/>
         </w:numPr>
-        <w:rPr>
-          <w:rFonts w:ascii="Arial" w:hAnsi="Arial" w:cs="Arial"/>
-        </w:rPr>
-      </w:pPr>
-      <w:r>
-        <w:rPr>
-          <w:rFonts w:ascii="Arial" w:hAnsi="Arial" w:cs="Arial"/>
-        </w:rPr>
-        <w:t>Bravour Drop &amp; Safe 36</w:t>
-      </w:r>
-      <w:r>
-        <w:rPr>
-          <w:rFonts w:ascii="Arial" w:hAnsi="Arial" w:cs="Arial"/>
-        </w:rPr>
-        <w:t xml:space="preserve">, </w:t>
-      </w:r>
-      <w:r>
-        <w:rPr>
-          <w:rFonts w:ascii="Arial" w:hAnsi="Arial" w:cs="Arial"/>
-        </w:rPr>
-        <w:t xml:space="preserve">Metallschrank mit </w:t>
+        <w:jc w:val="both"/>
+        <w:rPr>
+          <w:rFonts w:ascii="Arial" w:hAnsi="Arial" w:cs="Arial"/>
+        </w:rPr>
+      </w:pPr>
+      <w:r>
+        <w:rPr>
+          <w:rFonts w:ascii="Arial" w:hAnsi="Arial" w:cs="Arial"/>
+        </w:rPr>
+        <w:t xml:space="preserve">Bravour Drop &amp; Safe 36, Metallschrank mit </w:t>
       </w:r>
       <w:proofErr w:type="spellStart"/>
       <w:r>
@@ -1270,11 +2668,13 @@
     <w:p>
       <w:pPr>
         <w:pStyle w:val="berschrift10"/>
+        <w:jc w:val="both"/>
         <w:rPr>
           <w:rFonts w:cs="Arial"/>
         </w:rPr>
       </w:pPr>
-      <w:bookmarkStart w:id="4" w:name="_Toc240022161"/>
+      <w:bookmarkStart w:id="10" w:name="_Toc240022958"/>
+      <w:bookmarkStart w:id="11" w:name="_Toc240287884"/>
       <w:r>
         <w:rPr>
           <w:rFonts w:cs="Arial"/>
@@ -1282,7 +2682,8 @@
         <w:lastRenderedPageBreak/>
         <w:t>Welche technischen Möglichkeiten (Werkzeuge, Material, etc.) können für das Konzept herangezogen werden?</w:t>
       </w:r>
-      <w:bookmarkEnd w:id="4"/>
+      <w:bookmarkEnd w:id="10"/>
+      <w:bookmarkEnd w:id="11"/>
     </w:p>
     <w:p>
       <w:pPr>
@@ -1291,6 +2692,7 @@
           <w:ilvl w:val="0"/>
           <w:numId w:val="9"/>
         </w:numPr>
+        <w:jc w:val="both"/>
         <w:rPr>
           <w:rFonts w:ascii="Arial" w:hAnsi="Arial" w:cs="Arial"/>
         </w:rPr>
@@ -1307,13 +2709,7 @@
         <w:rPr>
           <w:rFonts w:ascii="Arial" w:hAnsi="Arial" w:cs="Arial"/>
         </w:rPr>
-        <w:t xml:space="preserve">, </w:t>
-      </w:r>
-      <w:r>
-        <w:rPr>
-          <w:rFonts w:ascii="Arial" w:hAnsi="Arial" w:cs="Arial"/>
-        </w:rPr>
-        <w:t>Gehäuse, Handyfächer, Halterungen und Führungselemente</w:t>
+        <w:t>, Gehäuse, Handyfächer, Halterungen und Führungselemente</w:t>
       </w:r>
     </w:p>
     <w:p>
@@ -1323,6 +2719,7 @@
           <w:ilvl w:val="0"/>
           <w:numId w:val="9"/>
         </w:numPr>
+        <w:jc w:val="both"/>
         <w:rPr>
           <w:rFonts w:ascii="Arial" w:hAnsi="Arial" w:cs="Arial"/>
         </w:rPr>
@@ -1339,13 +2736,7 @@
         <w:rPr>
           <w:rFonts w:ascii="Arial" w:hAnsi="Arial" w:cs="Arial"/>
         </w:rPr>
-        <w:t xml:space="preserve">, </w:t>
-      </w:r>
-      <w:r>
-        <w:rPr>
-          <w:rFonts w:ascii="Arial" w:hAnsi="Arial" w:cs="Arial"/>
-        </w:rPr>
-        <w:t>Gehäuse und Trennwände aus Holz oder Acrylglas</w:t>
+        <w:t>, Gehäuse und Trennwände aus Holz oder Acrylglas</w:t>
       </w:r>
     </w:p>
     <w:p>
@@ -1355,6 +2746,7 @@
           <w:ilvl w:val="0"/>
           <w:numId w:val="9"/>
         </w:numPr>
+        <w:jc w:val="both"/>
         <w:rPr>
           <w:rFonts w:ascii="Arial" w:hAnsi="Arial" w:cs="Arial"/>
         </w:rPr>
@@ -1371,13 +2763,7 @@
         <w:rPr>
           <w:rFonts w:ascii="Arial" w:hAnsi="Arial" w:cs="Arial"/>
         </w:rPr>
-        <w:t>,</w:t>
-      </w:r>
-      <w:r>
-        <w:rPr>
-          <w:rFonts w:ascii="Arial" w:hAnsi="Arial" w:cs="Arial"/>
-        </w:rPr>
-        <w:t xml:space="preserve"> für die Grundkonstruktion</w:t>
+        <w:t>, für die Grundkonstruktion</w:t>
       </w:r>
     </w:p>
     <w:p>
@@ -1387,6 +2773,7 @@
           <w:ilvl w:val="0"/>
           <w:numId w:val="9"/>
         </w:numPr>
+        <w:jc w:val="both"/>
         <w:rPr>
           <w:rFonts w:ascii="Arial" w:hAnsi="Arial" w:cs="Arial"/>
         </w:rPr>
@@ -1403,13 +2790,7 @@
         <w:rPr>
           <w:rFonts w:ascii="Arial" w:hAnsi="Arial" w:cs="Arial"/>
         </w:rPr>
-        <w:t xml:space="preserve">, </w:t>
-      </w:r>
-      <w:r>
-        <w:rPr>
-          <w:rFonts w:ascii="Arial" w:hAnsi="Arial" w:cs="Arial"/>
-        </w:rPr>
-        <w:t>Anzeige, ob ein Fach belegt oder gesperrt ist</w:t>
+        <w:t>, Anzeige, ob ein Fach belegt oder gesperrt ist</w:t>
       </w:r>
     </w:p>
     <w:p>
@@ -1419,6 +2800,7 @@
           <w:ilvl w:val="0"/>
           <w:numId w:val="9"/>
         </w:numPr>
+        <w:jc w:val="both"/>
         <w:rPr>
           <w:rFonts w:ascii="Arial" w:hAnsi="Arial" w:cs="Arial"/>
         </w:rPr>
@@ -1429,15 +2811,7 @@
           <w:b/>
           <w:bCs/>
         </w:rPr>
-        <w:t>ESP32</w:t>
-      </w:r>
-      <w:r>
-        <w:rPr>
-          <w:rFonts w:ascii="Arial" w:hAnsi="Arial" w:cs="Arial"/>
-          <w:b/>
-          <w:bCs/>
-        </w:rPr>
-        <w:t>,</w:t>
+        <w:t>ESP32,</w:t>
       </w:r>
       <w:r>
         <w:rPr>
@@ -1453,6 +2827,7 @@
           <w:ilvl w:val="0"/>
           <w:numId w:val="9"/>
         </w:numPr>
+        <w:jc w:val="both"/>
         <w:rPr>
           <w:rFonts w:ascii="Arial" w:hAnsi="Arial" w:cs="Arial"/>
         </w:rPr>
@@ -1479,6 +2854,7 @@
           <w:ilvl w:val="0"/>
           <w:numId w:val="9"/>
         </w:numPr>
+        <w:jc w:val="both"/>
         <w:rPr>
           <w:rFonts w:ascii="Arial" w:hAnsi="Arial" w:cs="Arial"/>
         </w:rPr>
@@ -1505,6 +2881,7 @@
           <w:ilvl w:val="0"/>
           <w:numId w:val="9"/>
         </w:numPr>
+        <w:jc w:val="both"/>
         <w:rPr>
           <w:rFonts w:ascii="Arial" w:hAnsi="Arial" w:cs="Arial"/>
         </w:rPr>
@@ -1531,6 +2908,7 @@
           <w:ilvl w:val="0"/>
           <w:numId w:val="9"/>
         </w:numPr>
+        <w:jc w:val="both"/>
         <w:rPr>
           <w:rFonts w:ascii="Arial" w:hAnsi="Arial" w:cs="Arial"/>
         </w:rPr>
@@ -1552,7 +2930,834 @@
     </w:p>
     <w:p>
       <w:pPr>
-        <w:ind w:left="360"/>
+        <w:ind w:left="708"/>
+        <w:rPr>
+          <w:rFonts w:ascii="Arial" w:hAnsi="Arial" w:cs="Arial"/>
+        </w:rPr>
+      </w:pPr>
+      <w:r>
+        <w:rPr>
+          <w:rFonts w:ascii="Arial" w:hAnsi="Arial" w:cs="Arial"/>
+        </w:rPr>
+        <w:br w:type="page"/>
+      </w:r>
+    </w:p>
+    <w:p>
+      <w:pPr>
+        <w:pStyle w:val="berschrift"/>
+        <w:jc w:val="center"/>
+        <w:rPr>
+          <w:rFonts w:cs="Arial"/>
+        </w:rPr>
+      </w:pPr>
+      <w:bookmarkStart w:id="12" w:name="_Toc240287885"/>
+      <w:r>
+        <w:rPr>
+          <w:rFonts w:cs="Arial"/>
+        </w:rPr>
+        <w:lastRenderedPageBreak/>
+        <w:t>2)</w:t>
+      </w:r>
+      <w:r>
+        <w:rPr>
+          <w:rFonts w:cs="Arial"/>
+        </w:rPr>
+        <w:t>Rahmenbedingungen</w:t>
+      </w:r>
+      <w:bookmarkEnd w:id="12"/>
+    </w:p>
+    <w:p>
+      <w:pPr>
+        <w:pStyle w:val="berschrift10"/>
+        <w:rPr>
+          <w:rFonts w:cs="Arial"/>
+        </w:rPr>
+      </w:pPr>
+      <w:bookmarkStart w:id="13" w:name="_Toc240287886"/>
+      <w:r>
+        <w:rPr>
+          <w:rFonts w:cs="Arial"/>
+        </w:rPr>
+        <w:t>Technische Anforderungen</w:t>
+      </w:r>
+      <w:bookmarkEnd w:id="13"/>
+    </w:p>
+    <w:p>
+      <w:pPr>
+        <w:pStyle w:val="berschrift10"/>
+        <w:rPr>
+          <w:rFonts w:cs="Arial"/>
+        </w:rPr>
+      </w:pPr>
+      <w:bookmarkStart w:id="14" w:name="_Toc240287887"/>
+      <w:r>
+        <w:rPr>
+          <w:rFonts w:cs="Arial"/>
+        </w:rPr>
+        <w:t>Wissensbegrenzungen</w:t>
+      </w:r>
+      <w:bookmarkEnd w:id="14"/>
+    </w:p>
+    <w:p>
+      <w:pPr>
+        <w:pStyle w:val="berschrift10"/>
+        <w:rPr>
+          <w:rFonts w:cs="Arial"/>
+        </w:rPr>
+      </w:pPr>
+      <w:bookmarkStart w:id="15" w:name="_Toc240287888"/>
+      <w:r>
+        <w:rPr>
+          <w:rFonts w:cs="Arial"/>
+        </w:rPr>
+        <w:t>Kosten</w:t>
+      </w:r>
+      <w:bookmarkEnd w:id="15"/>
+    </w:p>
+    <w:p>
+      <w:pPr>
+        <w:pStyle w:val="berschrift10"/>
+        <w:rPr>
+          <w:rFonts w:cs="Arial"/>
+        </w:rPr>
+      </w:pPr>
+      <w:bookmarkStart w:id="16" w:name="_Toc240287889"/>
+      <w:r>
+        <w:rPr>
+          <w:rFonts w:cs="Arial"/>
+        </w:rPr>
+        <w:t>Hardwaregrenzen</w:t>
+      </w:r>
+      <w:bookmarkEnd w:id="16"/>
+    </w:p>
+    <w:p>
+      <w:pPr>
+        <w:pStyle w:val="berschrift10"/>
+        <w:rPr>
+          <w:rFonts w:cs="Arial"/>
+        </w:rPr>
+      </w:pPr>
+      <w:bookmarkStart w:id="17" w:name="_Toc240287890"/>
+      <w:r>
+        <w:rPr>
+          <w:rFonts w:cs="Arial"/>
+        </w:rPr>
+        <w:t>Softwaregrenzen</w:t>
+      </w:r>
+      <w:bookmarkEnd w:id="17"/>
+    </w:p>
+    <w:p>
+      <w:pPr>
+        <w:pStyle w:val="berschrift10"/>
+        <w:rPr>
+          <w:rFonts w:cs="Arial"/>
+        </w:rPr>
+      </w:pPr>
+      <w:r>
+        <w:rPr>
+          <w:rFonts w:cs="Arial"/>
+        </w:rPr>
+        <w:t>Eigener Plan</w:t>
+      </w:r>
+    </w:p>
+    <w:p>
+      <w:pPr>
+        <w:pStyle w:val="Listenabsatz"/>
+        <w:numPr>
+          <w:ilvl w:val="0"/>
+          <w:numId w:val="15"/>
+        </w:numPr>
+      </w:pPr>
+      <w:r>
+        <w:t>Der Plan ist das ein großer teil der Verwaltung über eine Webseite stattfindet. In dieser werden Handys zugeordnet, User erstellt, Daten angeschaut, Steckplätze überwacht.</w:t>
+      </w:r>
+    </w:p>
+    <w:p>
+      <w:pPr>
+        <w:pStyle w:val="Listenabsatz"/>
+        <w:numPr>
+          <w:ilvl w:val="0"/>
+          <w:numId w:val="15"/>
+        </w:numPr>
+      </w:pPr>
+      <w:r>
+        <w:t xml:space="preserve">Das Display ist, um einen QR-Code auf die Webseite zu liefern und vielleicht minimale Verwaltungen zu tätigen. Dieses soll aber versteckt sein und die </w:t>
+      </w:r>
+      <w:r>
+        <w:t>Benutzung</w:t>
+      </w:r>
+      <w:r>
+        <w:t xml:space="preserve"> nicht stören</w:t>
+      </w:r>
+    </w:p>
+    <w:p>
+      <w:pPr>
+        <w:pStyle w:val="Listenabsatz"/>
+        <w:numPr>
+          <w:ilvl w:val="0"/>
+          <w:numId w:val="15"/>
+        </w:numPr>
+      </w:pPr>
+      <w:r>
+        <w:t xml:space="preserve">Es soll automatisch erkannt </w:t>
+      </w:r>
+      <w:r>
+        <w:t>werden,</w:t>
+      </w:r>
+      <w:r>
+        <w:t xml:space="preserve"> wenn ein Handy angesteckt werden und Strom </w:t>
+      </w:r>
+      <w:r>
+        <w:t>gezogen wird.</w:t>
+      </w:r>
+    </w:p>
+    <w:p>
+      <w:pPr>
+        <w:pStyle w:val="Listenabsatz"/>
+        <w:numPr>
+          <w:ilvl w:val="0"/>
+          <w:numId w:val="15"/>
+        </w:numPr>
+      </w:pPr>
+      <w:r>
+        <w:t xml:space="preserve">Der Plan ist das ich die Stromversorgung und </w:t>
+      </w:r>
+      <w:r>
+        <w:t xml:space="preserve">das Display in ein eigenes Modul baue. </w:t>
+      </w:r>
+    </w:p>
+    <w:p>
+      <w:pPr>
+        <w:pStyle w:val="Listenabsatz"/>
+        <w:numPr>
+          <w:ilvl w:val="0"/>
+          <w:numId w:val="15"/>
+        </w:numPr>
+      </w:pPr>
+      <w:r>
+        <w:t>Es sollen frei Kabel angesteckt werden, die man möchte.</w:t>
+      </w:r>
+    </w:p>
+    <w:p>
+      <w:pPr>
+        <w:pStyle w:val="Listenabsatz"/>
+        <w:numPr>
+          <w:ilvl w:val="0"/>
+          <w:numId w:val="15"/>
+        </w:numPr>
+      </w:pPr>
+      <w:r>
+        <w:t xml:space="preserve">Das Netzteil und vielleicht die Lade Module sollten Temperaturüberwacht werden </w:t>
+      </w:r>
+    </w:p>
+    <w:p>
+      <w:pPr>
+        <w:pStyle w:val="Listenabsatz"/>
+        <w:numPr>
+          <w:ilvl w:val="0"/>
+          <w:numId w:val="15"/>
+        </w:numPr>
+      </w:pPr>
+      <w:r>
+        <w:t>Die Microcontroller von zwei Modulen sollten miteinander kommunizieren können am besten über Kabel und vielleicht sogar ihre Tasks Sharen.</w:t>
+      </w:r>
+    </w:p>
+    <w:p>
+      <w:pPr>
+        <w:pStyle w:val="berschrift1"/>
+        <w:rPr>
+          <w:rFonts w:ascii="Arial" w:hAnsi="Arial" w:cs="Arial"/>
+        </w:rPr>
+      </w:pPr>
+    </w:p>
+    <w:p>
+      <w:pPr>
+        <w:pStyle w:val="berschrift10"/>
+        <w:numPr>
+          <w:ilvl w:val="0"/>
+          <w:numId w:val="13"/>
+        </w:numPr>
+        <w:rPr>
+          <w:rFonts w:cs="Arial"/>
+        </w:rPr>
+      </w:pPr>
+      <w:r>
+        <w:rPr>
+          <w:rFonts w:cs="Arial"/>
+        </w:rPr>
+        <w:br w:type="page"/>
+      </w:r>
+    </w:p>
+    <w:p>
+      <w:pPr>
+        <w:pStyle w:val="berschrift"/>
+        <w:jc w:val="center"/>
+        <w:rPr>
+          <w:rFonts w:cs="Arial"/>
+        </w:rPr>
+      </w:pPr>
+      <w:bookmarkStart w:id="18" w:name="_Toc240287891"/>
+      <w:r>
+        <w:rPr>
+          <w:rFonts w:cs="Arial"/>
+        </w:rPr>
+        <w:lastRenderedPageBreak/>
+        <w:t>3</w:t>
+      </w:r>
+      <w:r>
+        <w:rPr>
+          <w:rFonts w:cs="Arial"/>
+        </w:rPr>
+        <w:t xml:space="preserve">) </w:t>
+      </w:r>
+      <w:r>
+        <w:rPr>
+          <w:rFonts w:cs="Arial"/>
+        </w:rPr>
+        <w:t>Hardware</w:t>
+      </w:r>
+      <w:bookmarkEnd w:id="18"/>
+    </w:p>
+    <w:p>
+      <w:pPr>
+        <w:pStyle w:val="berschrift10"/>
+        <w:rPr>
+          <w:rFonts w:cs="Arial"/>
+        </w:rPr>
+      </w:pPr>
+      <w:bookmarkStart w:id="19" w:name="_Toc240287892"/>
+      <w:r>
+        <w:rPr>
+          <w:rFonts w:cs="Arial"/>
+        </w:rPr>
+        <w:t>Teile die zu verbauen sind</w:t>
+      </w:r>
+      <w:bookmarkEnd w:id="19"/>
+    </w:p>
+    <w:p>
+      <w:pPr>
+        <w:pStyle w:val="berschrift20"/>
+        <w:numPr>
+          <w:ilvl w:val="0"/>
+          <w:numId w:val="11"/>
+        </w:numPr>
+        <w:rPr>
+          <w:rFonts w:cs="Arial"/>
+        </w:rPr>
+      </w:pPr>
+      <w:bookmarkStart w:id="20" w:name="_Toc240287893"/>
+      <w:r>
+        <w:rPr>
+          <w:rFonts w:cs="Arial"/>
+        </w:rPr>
+        <w:t>Registrieren des Handys:</w:t>
+      </w:r>
+      <w:bookmarkEnd w:id="20"/>
+    </w:p>
+    <w:p>
+      <w:pPr>
+        <w:pStyle w:val="Listenabsatz"/>
+        <w:numPr>
+          <w:ilvl w:val="1"/>
+          <w:numId w:val="11"/>
+        </w:numPr>
+        <w:rPr>
+          <w:rFonts w:ascii="Arial" w:hAnsi="Arial" w:cs="Arial"/>
+        </w:rPr>
+      </w:pPr>
+      <w:r>
+        <w:rPr>
+          <w:rFonts w:ascii="Arial" w:hAnsi="Arial" w:cs="Arial"/>
+        </w:rPr>
+        <w:t xml:space="preserve">Ich werde etwas brauchen das ich benutzen kann, wenn ein Handy angesteckt wird. Meine Idee ist zwischen einem Messer, ob Strom fließt oder Drucksensoren. Es könnte auch beides benutzt werden, sodass der User sein Handy nicht anstecken muss. Doch bei einem Drucksensor würde es komplizierter machen und werde ich mal anfangs weglassen. </w:t>
+      </w:r>
+      <w:r>
+        <w:rPr>
+          <w:rFonts w:ascii="Arial" w:hAnsi="Arial" w:cs="Arial"/>
+        </w:rPr>
+        <w:t xml:space="preserve"> </w:t>
+      </w:r>
+    </w:p>
+    <w:p>
+      <w:pPr>
+        <w:pStyle w:val="berschrift20"/>
+        <w:numPr>
+          <w:ilvl w:val="0"/>
+          <w:numId w:val="11"/>
+        </w:numPr>
+        <w:rPr>
+          <w:rFonts w:cs="Arial"/>
+        </w:rPr>
+      </w:pPr>
+      <w:r>
+        <w:rPr>
+          <w:rFonts w:cs="Arial"/>
+        </w:rPr>
+        <w:t>Mikrocontroller:</w:t>
+      </w:r>
+    </w:p>
+    <w:p>
+      <w:pPr>
+        <w:pStyle w:val="Listenabsatz"/>
+        <w:numPr>
+          <w:ilvl w:val="1"/>
+          <w:numId w:val="11"/>
+        </w:numPr>
+        <w:rPr>
+          <w:rFonts w:ascii="Arial" w:hAnsi="Arial" w:cs="Arial"/>
+        </w:rPr>
+      </w:pPr>
+      <w:r>
+        <w:rPr>
+          <w:rFonts w:ascii="Arial" w:hAnsi="Arial" w:cs="Arial"/>
+        </w:rPr>
+        <w:t xml:space="preserve">Ich brauche ein </w:t>
+      </w:r>
+      <w:r>
+        <w:rPr>
+          <w:rFonts w:ascii="Arial" w:hAnsi="Arial" w:cs="Arial"/>
+        </w:rPr>
+        <w:t>System,</w:t>
+      </w:r>
+      <w:r>
+        <w:rPr>
+          <w:rFonts w:ascii="Arial" w:hAnsi="Arial" w:cs="Arial"/>
+        </w:rPr>
+        <w:t xml:space="preserve"> das die Sensorik steuern kann. Vorzugweiße mit I</w:t>
+      </w:r>
+      <w:r>
+        <w:rPr>
+          <w:rFonts w:ascii="Arial" w:hAnsi="Arial" w:cs="Arial"/>
+          <w:vertAlign w:val="subscript"/>
+        </w:rPr>
+        <w:t>2</w:t>
+      </w:r>
+      <w:r>
+        <w:rPr>
+          <w:rFonts w:ascii="Arial" w:hAnsi="Arial" w:cs="Arial"/>
+        </w:rPr>
+        <w:t xml:space="preserve"> Möglichkeit damit</w:t>
+      </w:r>
+      <w:r>
+        <w:rPr>
+          <w:rFonts w:ascii="Arial" w:hAnsi="Arial" w:cs="Arial"/>
+        </w:rPr>
+        <w:t xml:space="preserve"> Sensorik leichter genutzt werden kann. Das Ziel ist außerdem das ein Großteil des Systems in einem Webbrowser läuft. Deswegen möchte ich auch eine WLAN-Funktion, Bluetooth Unterstützung ist nicht verpflichtend aber wäre vorteilhaft. Die Rechenleistung muss genug sein, um einen Webserver zu hosten. Außerdem muss es leicht zu entwickeln seine Bibliotheken für die meisten Sensoren haben und Pins haben. Der Preis</w:t>
+      </w:r>
+      <w:r>
+        <w:rPr>
+          <w:rFonts w:ascii="Arial" w:hAnsi="Arial" w:cs="Arial"/>
+        </w:rPr>
+        <w:t xml:space="preserve"> ist nur einmal zu zahlen heißt es kann auch ein wenig teuer sein.</w:t>
+      </w:r>
+    </w:p>
+    <w:p>
+      <w:pPr>
+        <w:pStyle w:val="berschrift20"/>
+        <w:numPr>
+          <w:ilvl w:val="0"/>
+          <w:numId w:val="11"/>
+        </w:numPr>
+        <w:rPr>
+          <w:rFonts w:cs="Arial"/>
+        </w:rPr>
+      </w:pPr>
+      <w:r>
+        <w:rPr>
+          <w:rFonts w:cs="Arial"/>
+        </w:rPr>
+        <w:t>Temperaturmesser:</w:t>
+      </w:r>
+    </w:p>
+    <w:p>
+      <w:pPr>
+        <w:pStyle w:val="Listenabsatz"/>
+        <w:numPr>
+          <w:ilvl w:val="1"/>
+          <w:numId w:val="11"/>
+        </w:numPr>
+        <w:rPr>
+          <w:rFonts w:ascii="Arial" w:hAnsi="Arial" w:cs="Arial"/>
+        </w:rPr>
+      </w:pPr>
+      <w:r>
+        <w:rPr>
+          <w:rFonts w:ascii="Arial" w:hAnsi="Arial" w:cs="Arial"/>
+        </w:rPr>
+        <w:t>Die Temperatur</w:t>
+      </w:r>
+      <w:r>
+        <w:rPr>
+          <w:rFonts w:ascii="Arial" w:hAnsi="Arial" w:cs="Arial"/>
+        </w:rPr>
+        <w:t>messung kann für zwei verschiedene Sachen benutzt werden die Stromversorgung muss auf jeden Fall gegen Temperatur überprüft werden. Der Mikrocontroller und die Handy Laden könnten auch gesichert werden. Eigentlich muss es nichts machen außer die Temperatur messen heißt es sollte billig sein.</w:t>
+      </w:r>
+    </w:p>
+    <w:p>
+      <w:pPr>
+        <w:pStyle w:val="berschrift20"/>
+        <w:numPr>
+          <w:ilvl w:val="0"/>
+          <w:numId w:val="11"/>
+        </w:numPr>
+        <w:rPr>
+          <w:rFonts w:cs="Arial"/>
+        </w:rPr>
+      </w:pPr>
+      <w:r>
+        <w:rPr>
+          <w:rFonts w:cs="Arial"/>
+        </w:rPr>
+        <w:t>Display</w:t>
+      </w:r>
+    </w:p>
+    <w:p>
+      <w:pPr>
+        <w:pStyle w:val="Listenabsatz"/>
+        <w:numPr>
+          <w:ilvl w:val="1"/>
+          <w:numId w:val="11"/>
+        </w:numPr>
+        <w:rPr>
+          <w:rFonts w:ascii="Arial" w:hAnsi="Arial" w:cs="Arial"/>
+        </w:rPr>
+      </w:pPr>
+      <w:r>
+        <w:rPr>
+          <w:rFonts w:ascii="Arial" w:hAnsi="Arial" w:cs="Arial"/>
+        </w:rPr>
+        <w:t>Das Display soll klein und billig sein</w:t>
+      </w:r>
+      <w:r>
+        <w:rPr>
+          <w:rFonts w:ascii="Arial" w:hAnsi="Arial" w:cs="Arial"/>
+        </w:rPr>
+        <w:t xml:space="preserve">. Es muss </w:t>
+      </w:r>
+      <w:r>
+        <w:rPr>
+          <w:rFonts w:ascii="Arial" w:hAnsi="Arial" w:cs="Arial"/>
+        </w:rPr>
+        <w:t>Text</w:t>
+      </w:r>
+      <w:r>
+        <w:rPr>
+          <w:rFonts w:ascii="Arial" w:hAnsi="Arial" w:cs="Arial"/>
+        </w:rPr>
+        <w:t xml:space="preserve"> displayen und </w:t>
+      </w:r>
+      <w:r>
+        <w:rPr>
+          <w:rFonts w:ascii="Arial" w:hAnsi="Arial" w:cs="Arial"/>
+        </w:rPr>
+        <w:t>leicht zum Schalten sein</w:t>
+      </w:r>
+    </w:p>
+    <w:p>
+      <w:pPr>
+        <w:pStyle w:val="berschrift20"/>
+        <w:numPr>
+          <w:ilvl w:val="0"/>
+          <w:numId w:val="11"/>
+        </w:numPr>
+        <w:rPr>
+          <w:rFonts w:cs="Arial"/>
+        </w:rPr>
+      </w:pPr>
+      <w:r>
+        <w:rPr>
+          <w:rFonts w:cs="Arial"/>
+        </w:rPr>
+        <w:t>Steuerung</w:t>
+      </w:r>
+    </w:p>
+    <w:p>
+      <w:pPr>
+        <w:pStyle w:val="Listenabsatz"/>
+        <w:numPr>
+          <w:ilvl w:val="1"/>
+          <w:numId w:val="11"/>
+        </w:numPr>
+        <w:rPr>
+          <w:rFonts w:ascii="Arial" w:hAnsi="Arial" w:cs="Arial"/>
+        </w:rPr>
+      </w:pPr>
+      <w:r>
+        <w:rPr>
+          <w:rFonts w:ascii="Arial" w:hAnsi="Arial" w:cs="Arial"/>
+        </w:rPr>
+        <w:t>Ich brauche nur eine simple Steuerung, mit der ich grundlegende Funktionen auf dem Display bedienen kann. Es muss nicht fortgeschritten seien ich brauche einen weiter Knopf einmal bestätigen und vielleicht zurück es sollte nicht zu auffällig sein und simpel zum Bedienen und coden sein.</w:t>
+      </w:r>
+    </w:p>
+    <w:p>
+      <w:pPr>
+        <w:pStyle w:val="berschrift20"/>
+        <w:numPr>
+          <w:ilvl w:val="0"/>
+          <w:numId w:val="11"/>
+        </w:numPr>
+        <w:rPr>
+          <w:rFonts w:cs="Arial"/>
+        </w:rPr>
+      </w:pPr>
+      <w:r>
+        <w:rPr>
+          <w:rFonts w:cs="Arial"/>
+        </w:rPr>
+        <w:lastRenderedPageBreak/>
+        <w:t>Stromversorgung</w:t>
+      </w:r>
+    </w:p>
+    <w:p>
+      <w:pPr>
+        <w:pStyle w:val="Listenabsatz"/>
+        <w:numPr>
+          <w:ilvl w:val="1"/>
+          <w:numId w:val="11"/>
+        </w:numPr>
+      </w:pPr>
+      <w:r>
+        <w:t>Die Stromversorgung muss auf jedenfalls 5V/8A liefern lieber ist 5V/10A. Es muss ein zertifiziertes Netzteil sein und vielleicht sogar extern, wenn dieses Leicht anzuschließen ist.</w:t>
+      </w:r>
+    </w:p>
+    <w:p>
+      <w:pPr>
+        <w:pStyle w:val="berschrift20"/>
+        <w:numPr>
+          <w:ilvl w:val="0"/>
+          <w:numId w:val="11"/>
+        </w:numPr>
+        <w:rPr>
+          <w:rFonts w:cs="Arial"/>
+        </w:rPr>
+      </w:pPr>
+      <w:r>
+        <w:rPr>
+          <w:rFonts w:cs="Arial"/>
+        </w:rPr>
+        <w:t>Lademodul</w:t>
+      </w:r>
+    </w:p>
+    <w:p>
+      <w:pPr>
+        <w:pStyle w:val="Listenabsatz"/>
+        <w:numPr>
+          <w:ilvl w:val="1"/>
+          <w:numId w:val="11"/>
+        </w:numPr>
+      </w:pPr>
+      <w:r>
+        <w:t xml:space="preserve">Der Plan bei diesen ist das ich 3 </w:t>
+      </w:r>
+      <w:proofErr w:type="spellStart"/>
+      <w:r>
+        <w:t>usb</w:t>
+      </w:r>
+      <w:proofErr w:type="spellEnd"/>
+      <w:r>
+        <w:t xml:space="preserve">-c und 1 </w:t>
+      </w:r>
+      <w:proofErr w:type="spellStart"/>
+      <w:r>
+        <w:t>usb</w:t>
+      </w:r>
+      <w:proofErr w:type="spellEnd"/>
+      <w:r>
+        <w:t>-a Module habe. Sie sollen einfach mit 5V</w:t>
+      </w:r>
+      <w:r>
+        <w:t>/2A</w:t>
+      </w:r>
+      <w:r>
+        <w:t xml:space="preserve"> funktionieren.</w:t>
+      </w:r>
+    </w:p>
+    <w:p>
+      <w:pPr>
+        <w:pStyle w:val="berschrift20"/>
+        <w:rPr>
+          <w:rFonts w:cs="Arial"/>
+        </w:rPr>
+      </w:pPr>
+    </w:p>
+    <w:p>
+      <w:pPr>
+        <w:pStyle w:val="berschrift10"/>
+        <w:rPr>
+          <w:rFonts w:cs="Arial"/>
+        </w:rPr>
+      </w:pPr>
+      <w:bookmarkStart w:id="21" w:name="_Toc240287894"/>
+      <w:r>
+        <w:rPr>
+          <w:rFonts w:cs="Arial"/>
+        </w:rPr>
+        <w:t>Steuerelement</w:t>
+      </w:r>
+      <w:bookmarkEnd w:id="21"/>
+    </w:p>
+    <w:p>
+      <w:pPr>
+        <w:pStyle w:val="berschrift10"/>
+        <w:rPr>
+          <w:rFonts w:cs="Arial"/>
+        </w:rPr>
+      </w:pPr>
+      <w:bookmarkStart w:id="22" w:name="_Toc240287895"/>
+      <w:r>
+        <w:rPr>
+          <w:rFonts w:cs="Arial"/>
+        </w:rPr>
+        <w:t>Temperaturmesser</w:t>
+      </w:r>
+      <w:bookmarkEnd w:id="22"/>
+    </w:p>
+    <w:p>
+      <w:pPr>
+        <w:pStyle w:val="berschrift10"/>
+        <w:rPr>
+          <w:rFonts w:cs="Arial"/>
+          <w:b/>
+          <w:bCs/>
+        </w:rPr>
+      </w:pPr>
+      <w:bookmarkStart w:id="23" w:name="_Toc240287896"/>
+      <w:r>
+        <w:rPr>
+          <w:rFonts w:cs="Arial"/>
+        </w:rPr>
+        <w:t>Darstellung</w:t>
+      </w:r>
+      <w:bookmarkEnd w:id="23"/>
+    </w:p>
+    <w:p>
+      <w:pPr>
+        <w:pStyle w:val="berschrift10"/>
+        <w:rPr>
+          <w:rFonts w:cs="Arial"/>
+          <w:b/>
+          <w:bCs/>
+        </w:rPr>
+      </w:pPr>
+      <w:bookmarkStart w:id="24" w:name="_Toc240287897"/>
+      <w:r>
+        <w:rPr>
+          <w:rFonts w:cs="Arial"/>
+        </w:rPr>
+        <w:t>Stromversorgung</w:t>
+      </w:r>
+      <w:bookmarkEnd w:id="24"/>
+    </w:p>
+    <w:p>
+      <w:pPr>
+        <w:pStyle w:val="berschrift10"/>
+        <w:rPr>
+          <w:rFonts w:cs="Arial"/>
+        </w:rPr>
+      </w:pPr>
+      <w:bookmarkStart w:id="25" w:name="_Toc240287898"/>
+      <w:r>
+        <w:rPr>
+          <w:rFonts w:cs="Arial"/>
+        </w:rPr>
+        <w:t>Steuerung des Displays</w:t>
+      </w:r>
+      <w:bookmarkEnd w:id="25"/>
+    </w:p>
+    <w:p>
+      <w:pPr>
+        <w:pStyle w:val="berschrift10"/>
+        <w:rPr>
+          <w:rFonts w:cs="Arial"/>
+        </w:rPr>
+      </w:pPr>
+      <w:bookmarkStart w:id="26" w:name="_Toc240287899"/>
+      <w:r>
+        <w:rPr>
+          <w:rFonts w:cs="Arial"/>
+        </w:rPr>
+        <w:t>Strommessung</w:t>
+      </w:r>
+      <w:r>
+        <w:rPr>
+          <w:rFonts w:cs="Arial"/>
+        </w:rPr>
+        <w:t xml:space="preserve"> (INA219)</w:t>
+      </w:r>
+      <w:r>
+        <w:rPr>
+          <w:rFonts w:cs="Arial"/>
+        </w:rPr>
+        <w:t>:</w:t>
+      </w:r>
+      <w:bookmarkEnd w:id="26"/>
+    </w:p>
+    <w:p>
+      <w:pPr>
+        <w:pStyle w:val="Listenabsatz"/>
+        <w:numPr>
+          <w:ilvl w:val="0"/>
+          <w:numId w:val="11"/>
+        </w:numPr>
+        <w:rPr>
+          <w:rFonts w:ascii="Arial" w:hAnsi="Arial" w:cs="Arial"/>
+        </w:rPr>
+      </w:pPr>
+      <w:r>
+        <w:rPr>
+          <w:rFonts w:ascii="Arial" w:hAnsi="Arial" w:cs="Arial"/>
+        </w:rPr>
+        <w:t xml:space="preserve">In Frage kommt der INA219 oder ACS712 wobei der ACS eher für größere Strommengen gedacht ist was sich für dieses Projekt eher lohnt. </w:t>
+      </w:r>
+    </w:p>
+    <w:p>
+      <w:pPr>
+        <w:pStyle w:val="Listenabsatz"/>
+        <w:numPr>
+          <w:ilvl w:val="0"/>
+          <w:numId w:val="11"/>
+        </w:numPr>
+        <w:rPr>
+          <w:rFonts w:ascii="Arial" w:hAnsi="Arial" w:cs="Arial"/>
+        </w:rPr>
+      </w:pPr>
+      <w:r>
+        <w:rPr>
+          <w:rFonts w:ascii="Arial" w:hAnsi="Arial" w:cs="Arial"/>
+        </w:rPr>
+        <w:t xml:space="preserve">Im Moment muss ich mir überlegen, ob ich den INA219 oder INA INA226 oder INA228 nehme, </w:t>
+      </w:r>
+      <w:hyperlink r:id="rId8" w:history="1">
+        <w:r>
+          <w:rPr>
+            <w:rStyle w:val="Hyperlink"/>
+            <w:rFonts w:ascii="Arial" w:hAnsi="Arial" w:cs="Arial"/>
+          </w:rPr>
+          <w:t>KI-Einsatz\KI-Vergleich INA219, INA226 und INA228.md</w:t>
+        </w:r>
+      </w:hyperlink>
+    </w:p>
+    <w:p>
+      <w:pPr>
+        <w:pStyle w:val="Listenabsatz"/>
+        <w:numPr>
+          <w:ilvl w:val="0"/>
+          <w:numId w:val="11"/>
+        </w:numPr>
+        <w:rPr>
+          <w:rFonts w:ascii="Arial" w:hAnsi="Arial" w:cs="Arial"/>
+        </w:rPr>
+      </w:pPr>
+      <w:r>
+        <w:rPr>
+          <w:rFonts w:ascii="Arial" w:hAnsi="Arial" w:cs="Arial"/>
+        </w:rPr>
+        <w:t>Ich habe mich für den INA 219 entschieden den dieser ist ausreichend für das Projekt und die billigste. Das Genaue Modell wird dann noch je nach Preiß ausgewählt und bestellt.</w:t>
+      </w:r>
+    </w:p>
+    <w:p>
+      <w:pPr>
+        <w:ind w:left="1080"/>
         <w:rPr>
           <w:rFonts w:ascii="Arial" w:hAnsi="Arial" w:cs="Arial"/>
         </w:rPr>
@@ -1568,6 +3773,56 @@
 </w:document>
 </file>
 
+<file path=word/endnotes.xml><?xml version="1.0" encoding="utf-8"?>
+<w:endnotes xmlns:wpc="http://schemas.microsoft.com/office/word/2010/wordprocessingCanvas" xmlns:cx="http://schemas.microsoft.com/office/drawing/2014/chartex" xmlns:cx1="http://schemas.microsoft.com/office/drawing/2015/9/8/chartex" xmlns:cx2="http://schemas.microsoft.com/office/drawing/2015/10/21/chartex" xmlns:cx3="http://schemas.microsoft.com/office/drawing/2016/5/9/chartex" xmlns:cx4="http://schemas.microsoft.com/office/drawing/2016/5/10/chartex" xmlns:cx5="http://schemas.microsoft.com/office/drawing/2016/5/11/chartex" xmlns:cx6="http://schemas.microsoft.com/office/drawing/2016/5/12/chartex" xmlns:cx7="http://schemas.microsoft.com/office/drawing/2016/5/13/chartex" xmlns:cx8="http://schemas.microsoft.com/office/drawing/2016/5/14/chartex" xmlns:mc="http://schemas.openxmlformats.org/markup-compatibility/2006" xmlns:aink="http://schemas.microsoft.com/office/drawing/2016/ink" xmlns:am3d="http://schemas.microsoft.com/office/drawing/2017/model3d" xmlns:o="urn:schemas-microsoft-com:office:office" xmlns:oel="http://schemas.microsoft.com/office/2019/extlst" xmlns:r="http://schemas.openxmlformats.org/officeDocument/2006/relationships" xmlns:m="http://schemas.openxmlformats.org/officeDocument/2006/math" xmlns:v="urn:schemas-microsoft-com:vml" xmlns:wp14="http://schemas.microsoft.com/office/word/2010/wordprocessingDrawing" xmlns:wp="http://schemas.openxmlformats.org/drawingml/2006/wordprocessingDrawing" xmlns:w10="urn:schemas-microsoft-com:office:word" xmlns:w="http://schemas.openxmlformats.org/wordprocessingml/2006/main" xmlns:w14="http://schemas.microsoft.com/office/word/2010/wordml" xmlns:w15="http://schemas.microsoft.com/office/word/2012/wordml" xmlns:w16cex="http://schemas.microsoft.com/office/word/2018/wordml/cex" xmlns:w16cid="http://schemas.microsoft.com/office/word/2016/wordml/cid" xmlns:w16="http://schemas.microsoft.com/office/word/2018/wordml" xmlns:w16du="http://schemas.microsoft.com/office/word/2023/wordml/word16du" xmlns:w16sdtdh="http://schemas.microsoft.com/office/word/2020/wordml/sdtdatahash" xmlns:w16sdtfl="http://schemas.microsoft.com/office/word/2024/wordml/sdtformatlock" xmlns:w16se="http://schemas.microsoft.com/office/word/2015/wordml/symex" xmlns:wpg="http://schemas.microsoft.com/office/word/2010/wordprocessingGroup" xmlns:wpi="http://schemas.microsoft.com/office/word/2010/wordprocessingInk" xmlns:wne="http://schemas.microsoft.com/office/word/2006/wordml" xmlns:wps="http://schemas.microsoft.com/office/word/2010/wordprocessingShape" mc:Ignorable="w14 w15 w16se w16cid w16 w16cex w16sdtdh w16sdtfl w16du wp14">
+  <w:endnote w:type="separator" w:id="-1">
+    <w:p>
+      <w:pPr>
+        <w:spacing w:after="0" w:line="240" w:lineRule="auto"/>
+      </w:pPr>
+      <w:r>
+        <w:separator/>
+      </w:r>
+    </w:p>
+  </w:endnote>
+  <w:endnote w:type="continuationSeparator" w:id="0">
+    <w:p>
+      <w:pPr>
+        <w:spacing w:after="0" w:line="240" w:lineRule="auto"/>
+      </w:pPr>
+      <w:r>
+        <w:continuationSeparator/>
+      </w:r>
+    </w:p>
+  </w:endnote>
+</w:endnotes>
+</file>
+
+<file path=word/footnotes.xml><?xml version="1.0" encoding="utf-8"?>
+<w:footnotes xmlns:wpc="http://schemas.microsoft.com/office/word/2010/wordprocessingCanvas" xmlns:cx="http://schemas.microsoft.com/office/drawing/2014/chartex" xmlns:cx1="http://schemas.microsoft.com/office/drawing/2015/9/8/chartex" xmlns:cx2="http://schemas.microsoft.com/office/drawing/2015/10/21/chartex" xmlns:cx3="http://schemas.microsoft.com/office/drawing/2016/5/9/chartex" xmlns:cx4="http://schemas.microsoft.com/office/drawing/2016/5/10/chartex" xmlns:cx5="http://schemas.microsoft.com/office/drawing/2016/5/11/chartex" xmlns:cx6="http://schemas.microsoft.com/office/drawing/2016/5/12/chartex" xmlns:cx7="http://schemas.microsoft.com/office/drawing/2016/5/13/chartex" xmlns:cx8="http://schemas.microsoft.com/office/drawing/2016/5/14/chartex" xmlns:mc="http://schemas.openxmlformats.org/markup-compatibility/2006" xmlns:aink="http://schemas.microsoft.com/office/drawing/2016/ink" xmlns:am3d="http://schemas.microsoft.com/office/drawing/2017/model3d" xmlns:o="urn:schemas-microsoft-com:office:office" xmlns:oel="http://schemas.microsoft.com/office/2019/extlst" xmlns:r="http://schemas.openxmlformats.org/officeDocument/2006/relationships" xmlns:m="http://schemas.openxmlformats.org/officeDocument/2006/math" xmlns:v="urn:schemas-microsoft-com:vml" xmlns:wp14="http://schemas.microsoft.com/office/word/2010/wordprocessingDrawing" xmlns:wp="http://schemas.openxmlformats.org/drawingml/2006/wordprocessingDrawing" xmlns:w10="urn:schemas-microsoft-com:office:word" xmlns:w="http://schemas.openxmlformats.org/wordprocessingml/2006/main" xmlns:w14="http://schemas.microsoft.com/office/word/2010/wordml" xmlns:w15="http://schemas.microsoft.com/office/word/2012/wordml" xmlns:w16cex="http://schemas.microsoft.com/office/word/2018/wordml/cex" xmlns:w16cid="http://schemas.microsoft.com/office/word/2016/wordml/cid" xmlns:w16="http://schemas.microsoft.com/office/word/2018/wordml" xmlns:w16du="http://schemas.microsoft.com/office/word/2023/wordml/word16du" xmlns:w16sdtdh="http://schemas.microsoft.com/office/word/2020/wordml/sdtdatahash" xmlns:w16sdtfl="http://schemas.microsoft.com/office/word/2024/wordml/sdtformatlock" xmlns:w16se="http://schemas.microsoft.com/office/word/2015/wordml/symex" xmlns:wpg="http://schemas.microsoft.com/office/word/2010/wordprocessingGroup" xmlns:wpi="http://schemas.microsoft.com/office/word/2010/wordprocessingInk" xmlns:wne="http://schemas.microsoft.com/office/word/2006/wordml" xmlns:wps="http://schemas.microsoft.com/office/word/2010/wordprocessingShape" mc:Ignorable="w14 w15 w16se w16cid w16 w16cex w16sdtdh w16sdtfl w16du wp14">
+  <w:footnote w:type="separator" w:id="-1">
+    <w:p>
+      <w:pPr>
+        <w:spacing w:after="0" w:line="240" w:lineRule="auto"/>
+      </w:pPr>
+      <w:r>
+        <w:separator/>
+      </w:r>
+    </w:p>
+  </w:footnote>
+  <w:footnote w:type="continuationSeparator" w:id="0">
+    <w:p>
+      <w:pPr>
+        <w:spacing w:after="0" w:line="240" w:lineRule="auto"/>
+      </w:pPr>
+      <w:r>
+        <w:continuationSeparator/>
+      </w:r>
+    </w:p>
+  </w:footnote>
+</w:footnotes>
+</file>
+
 <file path=word/numbering.xml><?xml version="1.0" encoding="utf-8"?>
 <w:numbering xmlns:wpc="http://schemas.microsoft.com/office/word/2010/wordprocessingCanvas" xmlns:cx="http://schemas.microsoft.com/office/drawing/2014/chartex" xmlns:cx1="http://schemas.microsoft.com/office/drawing/2015/9/8/chartex" xmlns:cx2="http://schemas.microsoft.com/office/drawing/2015/10/21/chartex" xmlns:cx3="http://schemas.microsoft.com/office/drawing/2016/5/9/chartex" xmlns:cx4="http://schemas.microsoft.com/office/drawing/2016/5/10/chartex" xmlns:cx5="http://schemas.microsoft.com/office/drawing/2016/5/11/chartex" xmlns:cx6="http://schemas.microsoft.com/office/drawing/2016/5/12/chartex" xmlns:cx7="http://schemas.microsoft.com/office/drawing/2016/5/13/chartex" xmlns:cx8="http://schemas.microsoft.com/office/drawing/2016/5/14/chartex" xmlns:mc="http://schemas.openxmlformats.org/markup-compatibility/2006" xmlns:aink="http://schemas.microsoft.com/office/drawing/2016/ink" xmlns:am3d="http://schemas.microsoft.com/office/drawing/2017/model3d" xmlns:o="urn:schemas-microsoft-com:office:office" xmlns:oel="http://schemas.microsoft.com/office/2019/extlst" xmlns:r="http://schemas.openxmlformats.org/officeDocument/2006/relationships" xmlns:m="http://schemas.openxmlformats.org/officeDocument/2006/math" xmlns:v="urn:schemas-microsoft-com:vml" xmlns:wp14="http://schemas.microsoft.com/office/word/2010/wordprocessingDrawing" xmlns:wp="http://schemas.openxmlformats.org/drawingml/2006/wordprocessingDrawing" xmlns:w10="urn:schemas-microsoft-com:office:word" xmlns:w="http://schemas.openxmlformats.org/wordprocessingml/2006/main" xmlns:w14="http://schemas.microsoft.com/office/word/2010/wordml" xmlns:w15="http://schemas.microsoft.com/office/word/2012/wordml" xmlns:w16cex="http://schemas.microsoft.com/office/word/2018/wordml/cex" xmlns:w16cid="http://schemas.microsoft.com/office/word/2016/wordml/cid" xmlns:w16="http://schemas.microsoft.com/office/word/2018/wordml" xmlns:w16du="http://schemas.microsoft.com/office/word/2023/wordml/word16du" xmlns:w16sdtdh="http://schemas.microsoft.com/office/word/2020/wordml/sdtdatahash" xmlns:w16sdtfl="http://schemas.microsoft.com/office/word/2024/wordml/sdtformatlock" xmlns:w16se="http://schemas.microsoft.com/office/word/2015/wordml/symex" xmlns:wpg="http://schemas.microsoft.com/office/word/2010/wordprocessingGroup" xmlns:wpi="http://schemas.microsoft.com/office/word/2010/wordprocessingInk" xmlns:wne="http://schemas.microsoft.com/office/word/2006/wordml" xmlns:wps="http://schemas.microsoft.com/office/word/2010/wordprocessingShape" mc:Ignorable="w14 w15 w16se w16cid w16 w16cex w16sdtdh w16sdtfl w16du wp14">
   <w:abstractNum w:abstractNumId="0" w15:restartNumberingAfterBreak="0">
@@ -1684,6 +3939,232 @@
     </w:lvl>
   </w:abstractNum>
   <w:abstractNum w:abstractNumId="1" w15:restartNumberingAfterBreak="0">
+    <w:nsid w:val="1847099C"/>
+    <w:multiLevelType w:val="hybridMultilevel"/>
+    <w:tmpl w:val="DE98F98A"/>
+    <w:lvl w:ilvl="0" w:tplc="57523C72">
+      <w:start w:val="1"/>
+      <w:numFmt w:val="bullet"/>
+      <w:lvlText w:val=""/>
+      <w:lvlJc w:val="left"/>
+      <w:pPr>
+        <w:ind w:left="720" w:hanging="360"/>
+      </w:pPr>
+      <w:rPr>
+        <w:rFonts w:ascii="Symbol" w:hAnsi="Symbol" w:hint="default"/>
+      </w:rPr>
+    </w:lvl>
+    <w:lvl w:ilvl="1" w:tplc="CC322B7C">
+      <w:start w:val="1"/>
+      <w:numFmt w:val="bullet"/>
+      <w:lvlText w:val="o"/>
+      <w:lvlJc w:val="left"/>
+      <w:pPr>
+        <w:ind w:left="1440" w:hanging="360"/>
+      </w:pPr>
+      <w:rPr>
+        <w:rFonts w:ascii="Courier New" w:hAnsi="Courier New" w:cs="Courier New" w:hint="default"/>
+      </w:rPr>
+    </w:lvl>
+    <w:lvl w:ilvl="2" w:tplc="04070005">
+      <w:start w:val="1"/>
+      <w:numFmt w:val="bullet"/>
+      <w:lvlText w:val=""/>
+      <w:lvlJc w:val="left"/>
+      <w:pPr>
+        <w:ind w:left="2160" w:hanging="360"/>
+      </w:pPr>
+      <w:rPr>
+        <w:rFonts w:ascii="Wingdings" w:hAnsi="Wingdings" w:hint="default"/>
+      </w:rPr>
+    </w:lvl>
+    <w:lvl w:ilvl="3" w:tplc="04070001">
+      <w:start w:val="1"/>
+      <w:numFmt w:val="bullet"/>
+      <w:lvlText w:val=""/>
+      <w:lvlJc w:val="left"/>
+      <w:pPr>
+        <w:ind w:left="2880" w:hanging="360"/>
+      </w:pPr>
+      <w:rPr>
+        <w:rFonts w:ascii="Symbol" w:hAnsi="Symbol" w:hint="default"/>
+      </w:rPr>
+    </w:lvl>
+    <w:lvl w:ilvl="4" w:tplc="04070003" w:tentative="1">
+      <w:start w:val="1"/>
+      <w:numFmt w:val="bullet"/>
+      <w:lvlText w:val="o"/>
+      <w:lvlJc w:val="left"/>
+      <w:pPr>
+        <w:ind w:left="3600" w:hanging="360"/>
+      </w:pPr>
+      <w:rPr>
+        <w:rFonts w:ascii="Courier New" w:hAnsi="Courier New" w:cs="Courier New" w:hint="default"/>
+      </w:rPr>
+    </w:lvl>
+    <w:lvl w:ilvl="5" w:tplc="04070005" w:tentative="1">
+      <w:start w:val="1"/>
+      <w:numFmt w:val="bullet"/>
+      <w:lvlText w:val=""/>
+      <w:lvlJc w:val="left"/>
+      <w:pPr>
+        <w:ind w:left="4320" w:hanging="360"/>
+      </w:pPr>
+      <w:rPr>
+        <w:rFonts w:ascii="Wingdings" w:hAnsi="Wingdings" w:hint="default"/>
+      </w:rPr>
+    </w:lvl>
+    <w:lvl w:ilvl="6" w:tplc="04070001" w:tentative="1">
+      <w:start w:val="1"/>
+      <w:numFmt w:val="bullet"/>
+      <w:lvlText w:val=""/>
+      <w:lvlJc w:val="left"/>
+      <w:pPr>
+        <w:ind w:left="5040" w:hanging="360"/>
+      </w:pPr>
+      <w:rPr>
+        <w:rFonts w:ascii="Symbol" w:hAnsi="Symbol" w:hint="default"/>
+      </w:rPr>
+    </w:lvl>
+    <w:lvl w:ilvl="7" w:tplc="04070003" w:tentative="1">
+      <w:start w:val="1"/>
+      <w:numFmt w:val="bullet"/>
+      <w:lvlText w:val="o"/>
+      <w:lvlJc w:val="left"/>
+      <w:pPr>
+        <w:ind w:left="5760" w:hanging="360"/>
+      </w:pPr>
+      <w:rPr>
+        <w:rFonts w:ascii="Courier New" w:hAnsi="Courier New" w:cs="Courier New" w:hint="default"/>
+      </w:rPr>
+    </w:lvl>
+    <w:lvl w:ilvl="8" w:tplc="04070005" w:tentative="1">
+      <w:start w:val="1"/>
+      <w:numFmt w:val="bullet"/>
+      <w:lvlText w:val=""/>
+      <w:lvlJc w:val="left"/>
+      <w:pPr>
+        <w:ind w:left="6480" w:hanging="360"/>
+      </w:pPr>
+      <w:rPr>
+        <w:rFonts w:ascii="Wingdings" w:hAnsi="Wingdings" w:hint="default"/>
+      </w:rPr>
+    </w:lvl>
+  </w:abstractNum>
+  <w:abstractNum w:abstractNumId="2" w15:restartNumberingAfterBreak="0">
+    <w:nsid w:val="1CFB020E"/>
+    <w:multiLevelType w:val="hybridMultilevel"/>
+    <w:tmpl w:val="34B69D3E"/>
+    <w:lvl w:ilvl="0" w:tplc="04070001">
+      <w:start w:val="1"/>
+      <w:numFmt w:val="bullet"/>
+      <w:lvlText w:val=""/>
+      <w:lvlJc w:val="left"/>
+      <w:pPr>
+        <w:ind w:left="360" w:hanging="360"/>
+      </w:pPr>
+      <w:rPr>
+        <w:rFonts w:ascii="Symbol" w:hAnsi="Symbol" w:hint="default"/>
+      </w:rPr>
+    </w:lvl>
+    <w:lvl w:ilvl="1" w:tplc="04070003" w:tentative="1">
+      <w:start w:val="1"/>
+      <w:numFmt w:val="bullet"/>
+      <w:lvlText w:val="o"/>
+      <w:lvlJc w:val="left"/>
+      <w:pPr>
+        <w:ind w:left="1080" w:hanging="360"/>
+      </w:pPr>
+      <w:rPr>
+        <w:rFonts w:ascii="Courier New" w:hAnsi="Courier New" w:cs="Courier New" w:hint="default"/>
+      </w:rPr>
+    </w:lvl>
+    <w:lvl w:ilvl="2" w:tplc="04070005" w:tentative="1">
+      <w:start w:val="1"/>
+      <w:numFmt w:val="bullet"/>
+      <w:lvlText w:val=""/>
+      <w:lvlJc w:val="left"/>
+      <w:pPr>
+        <w:ind w:left="1800" w:hanging="360"/>
+      </w:pPr>
+      <w:rPr>
+        <w:rFonts w:ascii="Wingdings" w:hAnsi="Wingdings" w:hint="default"/>
+      </w:rPr>
+    </w:lvl>
+    <w:lvl w:ilvl="3" w:tplc="04070001" w:tentative="1">
+      <w:start w:val="1"/>
+      <w:numFmt w:val="bullet"/>
+      <w:lvlText w:val=""/>
+      <w:lvlJc w:val="left"/>
+      <w:pPr>
+        <w:ind w:left="2520" w:hanging="360"/>
+      </w:pPr>
+      <w:rPr>
+        <w:rFonts w:ascii="Symbol" w:hAnsi="Symbol" w:hint="default"/>
+      </w:rPr>
+    </w:lvl>
+    <w:lvl w:ilvl="4" w:tplc="04070003" w:tentative="1">
+      <w:start w:val="1"/>
+      <w:numFmt w:val="bullet"/>
+      <w:lvlText w:val="o"/>
+      <w:lvlJc w:val="left"/>
+      <w:pPr>
+        <w:ind w:left="3240" w:hanging="360"/>
+      </w:pPr>
+      <w:rPr>
+        <w:rFonts w:ascii="Courier New" w:hAnsi="Courier New" w:cs="Courier New" w:hint="default"/>
+      </w:rPr>
+    </w:lvl>
+    <w:lvl w:ilvl="5" w:tplc="04070005" w:tentative="1">
+      <w:start w:val="1"/>
+      <w:numFmt w:val="bullet"/>
+      <w:lvlText w:val=""/>
+      <w:lvlJc w:val="left"/>
+      <w:pPr>
+        <w:ind w:left="3960" w:hanging="360"/>
+      </w:pPr>
+      <w:rPr>
+        <w:rFonts w:ascii="Wingdings" w:hAnsi="Wingdings" w:hint="default"/>
+      </w:rPr>
+    </w:lvl>
+    <w:lvl w:ilvl="6" w:tplc="04070001" w:tentative="1">
+      <w:start w:val="1"/>
+      <w:numFmt w:val="bullet"/>
+      <w:lvlText w:val=""/>
+      <w:lvlJc w:val="left"/>
+      <w:pPr>
+        <w:ind w:left="4680" w:hanging="360"/>
+      </w:pPr>
+      <w:rPr>
+        <w:rFonts w:ascii="Symbol" w:hAnsi="Symbol" w:hint="default"/>
+      </w:rPr>
+    </w:lvl>
+    <w:lvl w:ilvl="7" w:tplc="04070003" w:tentative="1">
+      <w:start w:val="1"/>
+      <w:numFmt w:val="bullet"/>
+      <w:lvlText w:val="o"/>
+      <w:lvlJc w:val="left"/>
+      <w:pPr>
+        <w:ind w:left="5400" w:hanging="360"/>
+      </w:pPr>
+      <w:rPr>
+        <w:rFonts w:ascii="Courier New" w:hAnsi="Courier New" w:cs="Courier New" w:hint="default"/>
+      </w:rPr>
+    </w:lvl>
+    <w:lvl w:ilvl="8" w:tplc="04070005" w:tentative="1">
+      <w:start w:val="1"/>
+      <w:numFmt w:val="bullet"/>
+      <w:lvlText w:val=""/>
+      <w:lvlJc w:val="left"/>
+      <w:pPr>
+        <w:ind w:left="6120" w:hanging="360"/>
+      </w:pPr>
+      <w:rPr>
+        <w:rFonts w:ascii="Wingdings" w:hAnsi="Wingdings" w:hint="default"/>
+      </w:rPr>
+    </w:lvl>
+  </w:abstractNum>
+  <w:abstractNum w:abstractNumId="3" w15:restartNumberingAfterBreak="0">
     <w:nsid w:val="27F1025D"/>
     <w:multiLevelType w:val="hybridMultilevel"/>
     <w:tmpl w:val="D2F6B3D8"/>
@@ -1796,7 +4277,7 @@
       </w:rPr>
     </w:lvl>
   </w:abstractNum>
-  <w:abstractNum w:abstractNumId="2" w15:restartNumberingAfterBreak="0">
+  <w:abstractNum w:abstractNumId="4" w15:restartNumberingAfterBreak="0">
     <w:nsid w:val="2AEF4CE2"/>
     <w:multiLevelType w:val="hybridMultilevel"/>
     <w:tmpl w:val="8318B592"/>
@@ -1909,7 +4390,120 @@
       </w:rPr>
     </w:lvl>
   </w:abstractNum>
-  <w:abstractNum w:abstractNumId="3" w15:restartNumberingAfterBreak="0">
+  <w:abstractNum w:abstractNumId="5" w15:restartNumberingAfterBreak="0">
+    <w:nsid w:val="3B794007"/>
+    <w:multiLevelType w:val="hybridMultilevel"/>
+    <w:tmpl w:val="1716181E"/>
+    <w:lvl w:ilvl="0" w:tplc="04070001">
+      <w:start w:val="1"/>
+      <w:numFmt w:val="bullet"/>
+      <w:lvlText w:val=""/>
+      <w:lvlJc w:val="left"/>
+      <w:pPr>
+        <w:ind w:left="720" w:hanging="360"/>
+      </w:pPr>
+      <w:rPr>
+        <w:rFonts w:ascii="Symbol" w:hAnsi="Symbol" w:hint="default"/>
+      </w:rPr>
+    </w:lvl>
+    <w:lvl w:ilvl="1" w:tplc="04070003" w:tentative="1">
+      <w:start w:val="1"/>
+      <w:numFmt w:val="bullet"/>
+      <w:lvlText w:val="o"/>
+      <w:lvlJc w:val="left"/>
+      <w:pPr>
+        <w:ind w:left="1440" w:hanging="360"/>
+      </w:pPr>
+      <w:rPr>
+        <w:rFonts w:ascii="Courier New" w:hAnsi="Courier New" w:cs="Courier New" w:hint="default"/>
+      </w:rPr>
+    </w:lvl>
+    <w:lvl w:ilvl="2" w:tplc="04070005" w:tentative="1">
+      <w:start w:val="1"/>
+      <w:numFmt w:val="bullet"/>
+      <w:lvlText w:val=""/>
+      <w:lvlJc w:val="left"/>
+      <w:pPr>
+        <w:ind w:left="2160" w:hanging="360"/>
+      </w:pPr>
+      <w:rPr>
+        <w:rFonts w:ascii="Wingdings" w:hAnsi="Wingdings" w:hint="default"/>
+      </w:rPr>
+    </w:lvl>
+    <w:lvl w:ilvl="3" w:tplc="04070001" w:tentative="1">
+      <w:start w:val="1"/>
+      <w:numFmt w:val="bullet"/>
+      <w:lvlText w:val=""/>
+      <w:lvlJc w:val="left"/>
+      <w:pPr>
+        <w:ind w:left="2880" w:hanging="360"/>
+      </w:pPr>
+      <w:rPr>
+        <w:rFonts w:ascii="Symbol" w:hAnsi="Symbol" w:hint="default"/>
+      </w:rPr>
+    </w:lvl>
+    <w:lvl w:ilvl="4" w:tplc="04070003" w:tentative="1">
+      <w:start w:val="1"/>
+      <w:numFmt w:val="bullet"/>
+      <w:lvlText w:val="o"/>
+      <w:lvlJc w:val="left"/>
+      <w:pPr>
+        <w:ind w:left="3600" w:hanging="360"/>
+      </w:pPr>
+      <w:rPr>
+        <w:rFonts w:ascii="Courier New" w:hAnsi="Courier New" w:cs="Courier New" w:hint="default"/>
+      </w:rPr>
+    </w:lvl>
+    <w:lvl w:ilvl="5" w:tplc="04070005" w:tentative="1">
+      <w:start w:val="1"/>
+      <w:numFmt w:val="bullet"/>
+      <w:lvlText w:val=""/>
+      <w:lvlJc w:val="left"/>
+      <w:pPr>
+        <w:ind w:left="4320" w:hanging="360"/>
+      </w:pPr>
+      <w:rPr>
+        <w:rFonts w:ascii="Wingdings" w:hAnsi="Wingdings" w:hint="default"/>
+      </w:rPr>
+    </w:lvl>
+    <w:lvl w:ilvl="6" w:tplc="04070001" w:tentative="1">
+      <w:start w:val="1"/>
+      <w:numFmt w:val="bullet"/>
+      <w:lvlText w:val=""/>
+      <w:lvlJc w:val="left"/>
+      <w:pPr>
+        <w:ind w:left="5040" w:hanging="360"/>
+      </w:pPr>
+      <w:rPr>
+        <w:rFonts w:ascii="Symbol" w:hAnsi="Symbol" w:hint="default"/>
+      </w:rPr>
+    </w:lvl>
+    <w:lvl w:ilvl="7" w:tplc="04070003" w:tentative="1">
+      <w:start w:val="1"/>
+      <w:numFmt w:val="bullet"/>
+      <w:lvlText w:val="o"/>
+      <w:lvlJc w:val="left"/>
+      <w:pPr>
+        <w:ind w:left="5760" w:hanging="360"/>
+      </w:pPr>
+      <w:rPr>
+        <w:rFonts w:ascii="Courier New" w:hAnsi="Courier New" w:cs="Courier New" w:hint="default"/>
+      </w:rPr>
+    </w:lvl>
+    <w:lvl w:ilvl="8" w:tplc="04070005" w:tentative="1">
+      <w:start w:val="1"/>
+      <w:numFmt w:val="bullet"/>
+      <w:lvlText w:val=""/>
+      <w:lvlJc w:val="left"/>
+      <w:pPr>
+        <w:ind w:left="6480" w:hanging="360"/>
+      </w:pPr>
+      <w:rPr>
+        <w:rFonts w:ascii="Wingdings" w:hAnsi="Wingdings" w:hint="default"/>
+      </w:rPr>
+    </w:lvl>
+  </w:abstractNum>
+  <w:abstractNum w:abstractNumId="6" w15:restartNumberingAfterBreak="0">
     <w:nsid w:val="3F9A48C0"/>
     <w:multiLevelType w:val="hybridMultilevel"/>
     <w:tmpl w:val="4F92EC14"/>
@@ -2022,7 +4616,7 @@
       </w:rPr>
     </w:lvl>
   </w:abstractNum>
-  <w:abstractNum w:abstractNumId="4" w15:restartNumberingAfterBreak="0">
+  <w:abstractNum w:abstractNumId="7" w15:restartNumberingAfterBreak="0">
     <w:nsid w:val="4DA04664"/>
     <w:multiLevelType w:val="hybridMultilevel"/>
     <w:tmpl w:val="3D820456"/>
@@ -2135,7 +4729,233 @@
       </w:rPr>
     </w:lvl>
   </w:abstractNum>
-  <w:abstractNum w:abstractNumId="5" w15:restartNumberingAfterBreak="0">
+  <w:abstractNum w:abstractNumId="8" w15:restartNumberingAfterBreak="0">
+    <w:nsid w:val="564424A9"/>
+    <w:multiLevelType w:val="hybridMultilevel"/>
+    <w:tmpl w:val="56BA9FB4"/>
+    <w:lvl w:ilvl="0" w:tplc="CC322B7C">
+      <w:start w:val="1"/>
+      <w:numFmt w:val="bullet"/>
+      <w:lvlText w:val="o"/>
+      <w:lvlJc w:val="left"/>
+      <w:pPr>
+        <w:ind w:left="1068" w:hanging="360"/>
+      </w:pPr>
+      <w:rPr>
+        <w:rFonts w:ascii="Courier New" w:hAnsi="Courier New" w:cs="Courier New" w:hint="default"/>
+      </w:rPr>
+    </w:lvl>
+    <w:lvl w:ilvl="1" w:tplc="04070003" w:tentative="1">
+      <w:start w:val="1"/>
+      <w:numFmt w:val="bullet"/>
+      <w:lvlText w:val="o"/>
+      <w:lvlJc w:val="left"/>
+      <w:pPr>
+        <w:ind w:left="1068" w:hanging="360"/>
+      </w:pPr>
+      <w:rPr>
+        <w:rFonts w:ascii="Courier New" w:hAnsi="Courier New" w:cs="Courier New" w:hint="default"/>
+      </w:rPr>
+    </w:lvl>
+    <w:lvl w:ilvl="2" w:tplc="04070005" w:tentative="1">
+      <w:start w:val="1"/>
+      <w:numFmt w:val="bullet"/>
+      <w:lvlText w:val=""/>
+      <w:lvlJc w:val="left"/>
+      <w:pPr>
+        <w:ind w:left="1788" w:hanging="360"/>
+      </w:pPr>
+      <w:rPr>
+        <w:rFonts w:ascii="Wingdings" w:hAnsi="Wingdings" w:hint="default"/>
+      </w:rPr>
+    </w:lvl>
+    <w:lvl w:ilvl="3" w:tplc="04070001" w:tentative="1">
+      <w:start w:val="1"/>
+      <w:numFmt w:val="bullet"/>
+      <w:lvlText w:val=""/>
+      <w:lvlJc w:val="left"/>
+      <w:pPr>
+        <w:ind w:left="2508" w:hanging="360"/>
+      </w:pPr>
+      <w:rPr>
+        <w:rFonts w:ascii="Symbol" w:hAnsi="Symbol" w:hint="default"/>
+      </w:rPr>
+    </w:lvl>
+    <w:lvl w:ilvl="4" w:tplc="04070003" w:tentative="1">
+      <w:start w:val="1"/>
+      <w:numFmt w:val="bullet"/>
+      <w:lvlText w:val="o"/>
+      <w:lvlJc w:val="left"/>
+      <w:pPr>
+        <w:ind w:left="3228" w:hanging="360"/>
+      </w:pPr>
+      <w:rPr>
+        <w:rFonts w:ascii="Courier New" w:hAnsi="Courier New" w:cs="Courier New" w:hint="default"/>
+      </w:rPr>
+    </w:lvl>
+    <w:lvl w:ilvl="5" w:tplc="04070005" w:tentative="1">
+      <w:start w:val="1"/>
+      <w:numFmt w:val="bullet"/>
+      <w:lvlText w:val=""/>
+      <w:lvlJc w:val="left"/>
+      <w:pPr>
+        <w:ind w:left="3948" w:hanging="360"/>
+      </w:pPr>
+      <w:rPr>
+        <w:rFonts w:ascii="Wingdings" w:hAnsi="Wingdings" w:hint="default"/>
+      </w:rPr>
+    </w:lvl>
+    <w:lvl w:ilvl="6" w:tplc="04070001" w:tentative="1">
+      <w:start w:val="1"/>
+      <w:numFmt w:val="bullet"/>
+      <w:lvlText w:val=""/>
+      <w:lvlJc w:val="left"/>
+      <w:pPr>
+        <w:ind w:left="4668" w:hanging="360"/>
+      </w:pPr>
+      <w:rPr>
+        <w:rFonts w:ascii="Symbol" w:hAnsi="Symbol" w:hint="default"/>
+      </w:rPr>
+    </w:lvl>
+    <w:lvl w:ilvl="7" w:tplc="04070003" w:tentative="1">
+      <w:start w:val="1"/>
+      <w:numFmt w:val="bullet"/>
+      <w:lvlText w:val="o"/>
+      <w:lvlJc w:val="left"/>
+      <w:pPr>
+        <w:ind w:left="5388" w:hanging="360"/>
+      </w:pPr>
+      <w:rPr>
+        <w:rFonts w:ascii="Courier New" w:hAnsi="Courier New" w:cs="Courier New" w:hint="default"/>
+      </w:rPr>
+    </w:lvl>
+    <w:lvl w:ilvl="8" w:tplc="04070005" w:tentative="1">
+      <w:start w:val="1"/>
+      <w:numFmt w:val="bullet"/>
+      <w:lvlText w:val=""/>
+      <w:lvlJc w:val="left"/>
+      <w:pPr>
+        <w:ind w:left="6108" w:hanging="360"/>
+      </w:pPr>
+      <w:rPr>
+        <w:rFonts w:ascii="Wingdings" w:hAnsi="Wingdings" w:hint="default"/>
+      </w:rPr>
+    </w:lvl>
+  </w:abstractNum>
+  <w:abstractNum w:abstractNumId="9" w15:restartNumberingAfterBreak="0">
+    <w:nsid w:val="56C17EFA"/>
+    <w:multiLevelType w:val="hybridMultilevel"/>
+    <w:tmpl w:val="23EC5F72"/>
+    <w:lvl w:ilvl="0" w:tplc="CC322B7C">
+      <w:start w:val="1"/>
+      <w:numFmt w:val="bullet"/>
+      <w:lvlText w:val="o"/>
+      <w:lvlJc w:val="left"/>
+      <w:pPr>
+        <w:ind w:left="360" w:hanging="360"/>
+      </w:pPr>
+      <w:rPr>
+        <w:rFonts w:ascii="Courier New" w:hAnsi="Courier New" w:cs="Courier New" w:hint="default"/>
+      </w:rPr>
+    </w:lvl>
+    <w:lvl w:ilvl="1" w:tplc="04070003" w:tentative="1">
+      <w:start w:val="1"/>
+      <w:numFmt w:val="bullet"/>
+      <w:lvlText w:val="o"/>
+      <w:lvlJc w:val="left"/>
+      <w:pPr>
+        <w:ind w:left="360" w:hanging="360"/>
+      </w:pPr>
+      <w:rPr>
+        <w:rFonts w:ascii="Courier New" w:hAnsi="Courier New" w:cs="Courier New" w:hint="default"/>
+      </w:rPr>
+    </w:lvl>
+    <w:lvl w:ilvl="2" w:tplc="04070005" w:tentative="1">
+      <w:start w:val="1"/>
+      <w:numFmt w:val="bullet"/>
+      <w:lvlText w:val=""/>
+      <w:lvlJc w:val="left"/>
+      <w:pPr>
+        <w:ind w:left="1080" w:hanging="360"/>
+      </w:pPr>
+      <w:rPr>
+        <w:rFonts w:ascii="Wingdings" w:hAnsi="Wingdings" w:hint="default"/>
+      </w:rPr>
+    </w:lvl>
+    <w:lvl w:ilvl="3" w:tplc="04070001" w:tentative="1">
+      <w:start w:val="1"/>
+      <w:numFmt w:val="bullet"/>
+      <w:lvlText w:val=""/>
+      <w:lvlJc w:val="left"/>
+      <w:pPr>
+        <w:ind w:left="1800" w:hanging="360"/>
+      </w:pPr>
+      <w:rPr>
+        <w:rFonts w:ascii="Symbol" w:hAnsi="Symbol" w:hint="default"/>
+      </w:rPr>
+    </w:lvl>
+    <w:lvl w:ilvl="4" w:tplc="04070003" w:tentative="1">
+      <w:start w:val="1"/>
+      <w:numFmt w:val="bullet"/>
+      <w:lvlText w:val="o"/>
+      <w:lvlJc w:val="left"/>
+      <w:pPr>
+        <w:ind w:left="2520" w:hanging="360"/>
+      </w:pPr>
+      <w:rPr>
+        <w:rFonts w:ascii="Courier New" w:hAnsi="Courier New" w:cs="Courier New" w:hint="default"/>
+      </w:rPr>
+    </w:lvl>
+    <w:lvl w:ilvl="5" w:tplc="04070005" w:tentative="1">
+      <w:start w:val="1"/>
+      <w:numFmt w:val="bullet"/>
+      <w:lvlText w:val=""/>
+      <w:lvlJc w:val="left"/>
+      <w:pPr>
+        <w:ind w:left="3240" w:hanging="360"/>
+      </w:pPr>
+      <w:rPr>
+        <w:rFonts w:ascii="Wingdings" w:hAnsi="Wingdings" w:hint="default"/>
+      </w:rPr>
+    </w:lvl>
+    <w:lvl w:ilvl="6" w:tplc="04070001" w:tentative="1">
+      <w:start w:val="1"/>
+      <w:numFmt w:val="bullet"/>
+      <w:lvlText w:val=""/>
+      <w:lvlJc w:val="left"/>
+      <w:pPr>
+        <w:ind w:left="3960" w:hanging="360"/>
+      </w:pPr>
+      <w:rPr>
+        <w:rFonts w:ascii="Symbol" w:hAnsi="Symbol" w:hint="default"/>
+      </w:rPr>
+    </w:lvl>
+    <w:lvl w:ilvl="7" w:tplc="04070003" w:tentative="1">
+      <w:start w:val="1"/>
+      <w:numFmt w:val="bullet"/>
+      <w:lvlText w:val="o"/>
+      <w:lvlJc w:val="left"/>
+      <w:pPr>
+        <w:ind w:left="4680" w:hanging="360"/>
+      </w:pPr>
+      <w:rPr>
+        <w:rFonts w:ascii="Courier New" w:hAnsi="Courier New" w:cs="Courier New" w:hint="default"/>
+      </w:rPr>
+    </w:lvl>
+    <w:lvl w:ilvl="8" w:tplc="04070005" w:tentative="1">
+      <w:start w:val="1"/>
+      <w:numFmt w:val="bullet"/>
+      <w:lvlText w:val=""/>
+      <w:lvlJc w:val="left"/>
+      <w:pPr>
+        <w:ind w:left="5400" w:hanging="360"/>
+      </w:pPr>
+      <w:rPr>
+        <w:rFonts w:ascii="Wingdings" w:hAnsi="Wingdings" w:hint="default"/>
+      </w:rPr>
+    </w:lvl>
+  </w:abstractNum>
+  <w:abstractNum w:abstractNumId="10" w15:restartNumberingAfterBreak="0">
     <w:nsid w:val="56D86A6D"/>
     <w:multiLevelType w:val="hybridMultilevel"/>
     <w:tmpl w:val="38C40568"/>
@@ -2248,7 +5068,7 @@
       </w:rPr>
     </w:lvl>
   </w:abstractNum>
-  <w:abstractNum w:abstractNumId="6" w15:restartNumberingAfterBreak="0">
+  <w:abstractNum w:abstractNumId="11" w15:restartNumberingAfterBreak="0">
     <w:nsid w:val="5FFB622F"/>
     <w:multiLevelType w:val="hybridMultilevel"/>
     <w:tmpl w:val="C19AD99C"/>
@@ -2361,7 +5181,120 @@
       </w:rPr>
     </w:lvl>
   </w:abstractNum>
-  <w:abstractNum w:abstractNumId="7" w15:restartNumberingAfterBreak="0">
+  <w:abstractNum w:abstractNumId="12" w15:restartNumberingAfterBreak="0">
+    <w:nsid w:val="60613BAE"/>
+    <w:multiLevelType w:val="hybridMultilevel"/>
+    <w:tmpl w:val="878A2A0E"/>
+    <w:lvl w:ilvl="0" w:tplc="04070001">
+      <w:start w:val="1"/>
+      <w:numFmt w:val="bullet"/>
+      <w:lvlText w:val=""/>
+      <w:lvlJc w:val="left"/>
+      <w:pPr>
+        <w:ind w:left="3600" w:hanging="360"/>
+      </w:pPr>
+      <w:rPr>
+        <w:rFonts w:ascii="Symbol" w:hAnsi="Symbol" w:hint="default"/>
+      </w:rPr>
+    </w:lvl>
+    <w:lvl w:ilvl="1" w:tplc="04070003" w:tentative="1">
+      <w:start w:val="1"/>
+      <w:numFmt w:val="bullet"/>
+      <w:lvlText w:val="o"/>
+      <w:lvlJc w:val="left"/>
+      <w:pPr>
+        <w:ind w:left="4320" w:hanging="360"/>
+      </w:pPr>
+      <w:rPr>
+        <w:rFonts w:ascii="Courier New" w:hAnsi="Courier New" w:cs="Courier New" w:hint="default"/>
+      </w:rPr>
+    </w:lvl>
+    <w:lvl w:ilvl="2" w:tplc="04070005" w:tentative="1">
+      <w:start w:val="1"/>
+      <w:numFmt w:val="bullet"/>
+      <w:lvlText w:val=""/>
+      <w:lvlJc w:val="left"/>
+      <w:pPr>
+        <w:ind w:left="5040" w:hanging="360"/>
+      </w:pPr>
+      <w:rPr>
+        <w:rFonts w:ascii="Wingdings" w:hAnsi="Wingdings" w:hint="default"/>
+      </w:rPr>
+    </w:lvl>
+    <w:lvl w:ilvl="3" w:tplc="04070001" w:tentative="1">
+      <w:start w:val="1"/>
+      <w:numFmt w:val="bullet"/>
+      <w:lvlText w:val=""/>
+      <w:lvlJc w:val="left"/>
+      <w:pPr>
+        <w:ind w:left="5760" w:hanging="360"/>
+      </w:pPr>
+      <w:rPr>
+        <w:rFonts w:ascii="Symbol" w:hAnsi="Symbol" w:hint="default"/>
+      </w:rPr>
+    </w:lvl>
+    <w:lvl w:ilvl="4" w:tplc="04070003" w:tentative="1">
+      <w:start w:val="1"/>
+      <w:numFmt w:val="bullet"/>
+      <w:lvlText w:val="o"/>
+      <w:lvlJc w:val="left"/>
+      <w:pPr>
+        <w:ind w:left="6480" w:hanging="360"/>
+      </w:pPr>
+      <w:rPr>
+        <w:rFonts w:ascii="Courier New" w:hAnsi="Courier New" w:cs="Courier New" w:hint="default"/>
+      </w:rPr>
+    </w:lvl>
+    <w:lvl w:ilvl="5" w:tplc="04070005" w:tentative="1">
+      <w:start w:val="1"/>
+      <w:numFmt w:val="bullet"/>
+      <w:lvlText w:val=""/>
+      <w:lvlJc w:val="left"/>
+      <w:pPr>
+        <w:ind w:left="7200" w:hanging="360"/>
+      </w:pPr>
+      <w:rPr>
+        <w:rFonts w:ascii="Wingdings" w:hAnsi="Wingdings" w:hint="default"/>
+      </w:rPr>
+    </w:lvl>
+    <w:lvl w:ilvl="6" w:tplc="04070001" w:tentative="1">
+      <w:start w:val="1"/>
+      <w:numFmt w:val="bullet"/>
+      <w:lvlText w:val=""/>
+      <w:lvlJc w:val="left"/>
+      <w:pPr>
+        <w:ind w:left="7920" w:hanging="360"/>
+      </w:pPr>
+      <w:rPr>
+        <w:rFonts w:ascii="Symbol" w:hAnsi="Symbol" w:hint="default"/>
+      </w:rPr>
+    </w:lvl>
+    <w:lvl w:ilvl="7" w:tplc="04070003" w:tentative="1">
+      <w:start w:val="1"/>
+      <w:numFmt w:val="bullet"/>
+      <w:lvlText w:val="o"/>
+      <w:lvlJc w:val="left"/>
+      <w:pPr>
+        <w:ind w:left="8640" w:hanging="360"/>
+      </w:pPr>
+      <w:rPr>
+        <w:rFonts w:ascii="Courier New" w:hAnsi="Courier New" w:cs="Courier New" w:hint="default"/>
+      </w:rPr>
+    </w:lvl>
+    <w:lvl w:ilvl="8" w:tplc="04070005" w:tentative="1">
+      <w:start w:val="1"/>
+      <w:numFmt w:val="bullet"/>
+      <w:lvlText w:val=""/>
+      <w:lvlJc w:val="left"/>
+      <w:pPr>
+        <w:ind w:left="9360" w:hanging="360"/>
+      </w:pPr>
+      <w:rPr>
+        <w:rFonts w:ascii="Wingdings" w:hAnsi="Wingdings" w:hint="default"/>
+      </w:rPr>
+    </w:lvl>
+  </w:abstractNum>
+  <w:abstractNum w:abstractNumId="13" w15:restartNumberingAfterBreak="0">
     <w:nsid w:val="759E728B"/>
     <w:multiLevelType w:val="hybridMultilevel"/>
     <w:tmpl w:val="049072EA"/>
@@ -2474,7 +5407,7 @@
       </w:rPr>
     </w:lvl>
   </w:abstractNum>
-  <w:abstractNum w:abstractNumId="8" w15:restartNumberingAfterBreak="0">
+  <w:abstractNum w:abstractNumId="14" w15:restartNumberingAfterBreak="0">
     <w:nsid w:val="7BF82E92"/>
     <w:multiLevelType w:val="hybridMultilevel"/>
     <w:tmpl w:val="BE8A6FF6"/>
@@ -2588,31 +5521,49 @@
     </w:lvl>
   </w:abstractNum>
   <w:num w:numId="1" w16cid:durableId="398597777">
-    <w:abstractNumId w:val="5"/>
+    <w:abstractNumId w:val="10"/>
   </w:num>
   <w:num w:numId="2" w16cid:durableId="2018775612">
-    <w:abstractNumId w:val="2"/>
+    <w:abstractNumId w:val="4"/>
   </w:num>
   <w:num w:numId="3" w16cid:durableId="1074935120">
-    <w:abstractNumId w:val="8"/>
+    <w:abstractNumId w:val="14"/>
   </w:num>
   <w:num w:numId="4" w16cid:durableId="29764599">
-    <w:abstractNumId w:val="4"/>
+    <w:abstractNumId w:val="7"/>
   </w:num>
   <w:num w:numId="5" w16cid:durableId="1382286378">
     <w:abstractNumId w:val="0"/>
   </w:num>
   <w:num w:numId="6" w16cid:durableId="81149386">
+    <w:abstractNumId w:val="3"/>
+  </w:num>
+  <w:num w:numId="7" w16cid:durableId="225185064">
+    <w:abstractNumId w:val="13"/>
+  </w:num>
+  <w:num w:numId="8" w16cid:durableId="1662349140">
+    <w:abstractNumId w:val="6"/>
+  </w:num>
+  <w:num w:numId="9" w16cid:durableId="43600969">
+    <w:abstractNumId w:val="11"/>
+  </w:num>
+  <w:num w:numId="10" w16cid:durableId="1140224382">
+    <w:abstractNumId w:val="5"/>
+  </w:num>
+  <w:num w:numId="11" w16cid:durableId="858397848">
     <w:abstractNumId w:val="1"/>
   </w:num>
-  <w:num w:numId="7" w16cid:durableId="225185064">
-    <w:abstractNumId w:val="7"/>
+  <w:num w:numId="12" w16cid:durableId="1116752956">
+    <w:abstractNumId w:val="12"/>
   </w:num>
-  <w:num w:numId="8" w16cid:durableId="1662349140">
-    <w:abstractNumId w:val="3"/>
+  <w:num w:numId="13" w16cid:durableId="885994703">
+    <w:abstractNumId w:val="2"/>
   </w:num>
-  <w:num w:numId="9" w16cid:durableId="43600969">
-    <w:abstractNumId w:val="6"/>
+  <w:num w:numId="14" w16cid:durableId="130639136">
+    <w:abstractNumId w:val="9"/>
+  </w:num>
+  <w:num w:numId="15" w16cid:durableId="1544751820">
+    <w:abstractNumId w:val="8"/>
   </w:num>
 </w:numbering>
 </file>
@@ -3017,6 +5968,7 @@
   <w:style w:type="paragraph" w:default="1" w:styleId="Standard">
     <w:name w:val="Normal"/>
     <w:qFormat/>
+    <w:rsid w:val="002409AC"/>
   </w:style>
   <w:style w:type="paragraph" w:styleId="berschrift1">
     <w:name w:val="heading 1"/>
@@ -3044,7 +5996,6 @@
     <w:next w:val="Standard"/>
     <w:link w:val="berschrift2Zchn"/>
     <w:uiPriority w:val="9"/>
-    <w:semiHidden/>
     <w:unhideWhenUsed/>
     <w:rsid w:val="00937134"/>
     <w:pPr>
@@ -3218,6 +6169,7 @@
   <w:style w:type="character" w:default="1" w:styleId="Absatz-Standardschriftart">
     <w:name w:val="Default Paragraph Font"/>
     <w:uiPriority w:val="1"/>
+    <w:semiHidden/>
     <w:unhideWhenUsed/>
   </w:style>
   <w:style w:type="table" w:default="1" w:styleId="NormaleTabelle">
@@ -3259,7 +6211,6 @@
     <w:basedOn w:val="Absatz-Standardschriftart"/>
     <w:link w:val="berschrift2"/>
     <w:uiPriority w:val="9"/>
-    <w:semiHidden/>
     <w:rsid w:val="00937134"/>
     <w:rPr>
       <w:rFonts w:asciiTheme="majorHAnsi" w:eastAsiaTheme="majorEastAsia" w:hAnsiTheme="majorHAnsi" w:cstheme="majorBidi"/>
@@ -3555,21 +6506,21 @@
     <w:basedOn w:val="berschrift1"/>
     <w:link w:val="berschriftZchn"/>
     <w:qFormat/>
-    <w:rsid w:val="00937134"/>
+    <w:rsid w:val="002409AC"/>
     <w:rPr>
       <w:rFonts w:ascii="Arial" w:hAnsi="Arial"/>
       <w:color w:val="auto"/>
-      <w:sz w:val="36"/>
+      <w:sz w:val="44"/>
     </w:rPr>
   </w:style>
   <w:style w:type="character" w:customStyle="1" w:styleId="berschriftZchn">
     <w:name w:val="Überschrift Zchn"/>
     <w:basedOn w:val="Absatz-Standardschriftart"/>
     <w:link w:val="berschrift"/>
-    <w:rsid w:val="00937134"/>
+    <w:rsid w:val="002409AC"/>
     <w:rPr>
       <w:rFonts w:ascii="Arial" w:eastAsiaTheme="majorEastAsia" w:hAnsi="Arial" w:cstheme="majorBidi"/>
-      <w:sz w:val="36"/>
+      <w:sz w:val="44"/>
       <w:szCs w:val="40"/>
     </w:rPr>
   </w:style>
@@ -3598,12 +6549,17 @@
   </w:style>
   <w:style w:type="paragraph" w:customStyle="1" w:styleId="berschrift10">
     <w:name w:val="Überschrift1"/>
-    <w:basedOn w:val="berschrift"/>
+    <w:basedOn w:val="berschrift1"/>
     <w:next w:val="berschrift1"/>
     <w:link w:val="berschrift1Zchn0"/>
     <w:qFormat/>
-    <w:rsid w:val="00937134"/>
+    <w:rsid w:val="002409AC"/>
+    <w:pPr>
+      <w:outlineLvl w:val="1"/>
+    </w:pPr>
     <w:rPr>
+      <w:rFonts w:ascii="Arial" w:hAnsi="Arial"/>
+      <w:color w:val="auto"/>
       <w:sz w:val="28"/>
     </w:rPr>
   </w:style>
@@ -3611,7 +6567,7 @@
     <w:name w:val="Überschrift1 Zchn"/>
     <w:basedOn w:val="berschriftZchn"/>
     <w:link w:val="berschrift10"/>
-    <w:rsid w:val="00937134"/>
+    <w:rsid w:val="002409AC"/>
     <w:rPr>
       <w:rFonts w:ascii="Arial" w:eastAsiaTheme="majorEastAsia" w:hAnsi="Arial" w:cstheme="majorBidi"/>
       <w:sz w:val="28"/>
@@ -3626,6 +6582,146 @@
     <w:pPr>
       <w:spacing w:after="0" w:line="240" w:lineRule="auto"/>
     </w:pPr>
+  </w:style>
+  <w:style w:type="paragraph" w:styleId="Verzeichnis2">
+    <w:name w:val="toc 2"/>
+    <w:basedOn w:val="Standard"/>
+    <w:next w:val="Standard"/>
+    <w:autoRedefine/>
+    <w:uiPriority w:val="39"/>
+    <w:unhideWhenUsed/>
+    <w:rsid w:val="002409AC"/>
+    <w:pPr>
+      <w:spacing w:after="100"/>
+      <w:ind w:left="240"/>
+    </w:pPr>
+  </w:style>
+  <w:style w:type="paragraph" w:styleId="Verzeichnis3">
+    <w:name w:val="toc 3"/>
+    <w:basedOn w:val="Standard"/>
+    <w:next w:val="Standard"/>
+    <w:autoRedefine/>
+    <w:uiPriority w:val="39"/>
+    <w:unhideWhenUsed/>
+    <w:rsid w:val="002409AC"/>
+    <w:pPr>
+      <w:spacing w:after="100" w:line="259" w:lineRule="auto"/>
+      <w:ind w:left="440"/>
+    </w:pPr>
+    <w:rPr>
+      <w:rFonts w:eastAsiaTheme="minorEastAsia" w:cs="Times New Roman"/>
+      <w:kern w:val="0"/>
+      <w:sz w:val="22"/>
+      <w:szCs w:val="22"/>
+      <w:lang w:eastAsia="de-DE"/>
+      <w14:ligatures w14:val="none"/>
+    </w:rPr>
+  </w:style>
+  <w:style w:type="paragraph" w:styleId="Verzeichnis9">
+    <w:name w:val="toc 9"/>
+    <w:basedOn w:val="Standard"/>
+    <w:next w:val="Standard"/>
+    <w:autoRedefine/>
+    <w:uiPriority w:val="39"/>
+    <w:semiHidden/>
+    <w:unhideWhenUsed/>
+    <w:rsid w:val="002409AC"/>
+    <w:pPr>
+      <w:spacing w:after="100"/>
+      <w:ind w:left="1920"/>
+    </w:pPr>
+  </w:style>
+  <w:style w:type="character" w:styleId="NichtaufgelsteErwhnung">
+    <w:name w:val="Unresolved Mention"/>
+    <w:basedOn w:val="Absatz-Standardschriftart"/>
+    <w:uiPriority w:val="99"/>
+    <w:semiHidden/>
+    <w:unhideWhenUsed/>
+    <w:rsid w:val="005378A1"/>
+    <w:rPr>
+      <w:color w:val="605E5C"/>
+      <w:shd w:val="clear" w:color="auto" w:fill="E1DFDD"/>
+    </w:rPr>
+  </w:style>
+  <w:style w:type="paragraph" w:customStyle="1" w:styleId="berschrift20">
+    <w:name w:val="Überschrift2"/>
+    <w:basedOn w:val="berschrift2"/>
+    <w:link w:val="berschrift2Zchn0"/>
+    <w:qFormat/>
+    <w:rsid w:val="005425DA"/>
+    <w:rPr>
+      <w:rFonts w:ascii="Arial" w:hAnsi="Arial"/>
+      <w:color w:val="auto"/>
+      <w:sz w:val="26"/>
+    </w:rPr>
+  </w:style>
+  <w:style w:type="character" w:customStyle="1" w:styleId="berschrift2Zchn0">
+    <w:name w:val="Überschrift2 Zchn"/>
+    <w:basedOn w:val="berschrift2Zchn"/>
+    <w:link w:val="berschrift20"/>
+    <w:rsid w:val="005425DA"/>
+    <w:rPr>
+      <w:rFonts w:ascii="Arial" w:eastAsiaTheme="majorEastAsia" w:hAnsi="Arial" w:cstheme="majorBidi"/>
+      <w:color w:val="0F4761" w:themeColor="accent1" w:themeShade="BF"/>
+      <w:sz w:val="26"/>
+      <w:szCs w:val="32"/>
+    </w:rPr>
+  </w:style>
+  <w:style w:type="character" w:styleId="BesuchterLink">
+    <w:name w:val="FollowedHyperlink"/>
+    <w:basedOn w:val="Absatz-Standardschriftart"/>
+    <w:uiPriority w:val="99"/>
+    <w:semiHidden/>
+    <w:unhideWhenUsed/>
+    <w:rsid w:val="00210142"/>
+    <w:rPr>
+      <w:color w:val="96607D" w:themeColor="followedHyperlink"/>
+      <w:u w:val="single"/>
+    </w:rPr>
+  </w:style>
+  <w:style w:type="paragraph" w:styleId="Kopfzeile">
+    <w:name w:val="header"/>
+    <w:basedOn w:val="Standard"/>
+    <w:link w:val="KopfzeileZchn"/>
+    <w:uiPriority w:val="99"/>
+    <w:unhideWhenUsed/>
+    <w:rsid w:val="00B55102"/>
+    <w:pPr>
+      <w:tabs>
+        <w:tab w:val="center" w:pos="4536"/>
+        <w:tab w:val="right" w:pos="9072"/>
+      </w:tabs>
+      <w:spacing w:after="0" w:line="240" w:lineRule="auto"/>
+    </w:pPr>
+  </w:style>
+  <w:style w:type="character" w:customStyle="1" w:styleId="KopfzeileZchn">
+    <w:name w:val="Kopfzeile Zchn"/>
+    <w:basedOn w:val="Absatz-Standardschriftart"/>
+    <w:link w:val="Kopfzeile"/>
+    <w:uiPriority w:val="99"/>
+    <w:rsid w:val="00B55102"/>
+  </w:style>
+  <w:style w:type="paragraph" w:styleId="Fuzeile">
+    <w:name w:val="footer"/>
+    <w:basedOn w:val="Standard"/>
+    <w:link w:val="FuzeileZchn"/>
+    <w:uiPriority w:val="99"/>
+    <w:unhideWhenUsed/>
+    <w:rsid w:val="00B55102"/>
+    <w:pPr>
+      <w:tabs>
+        <w:tab w:val="center" w:pos="4536"/>
+        <w:tab w:val="right" w:pos="9072"/>
+      </w:tabs>
+      <w:spacing w:after="0" w:line="240" w:lineRule="auto"/>
+    </w:pPr>
+  </w:style>
+  <w:style w:type="character" w:customStyle="1" w:styleId="FuzeileZchn">
+    <w:name w:val="Fußzeile Zchn"/>
+    <w:basedOn w:val="Absatz-Standardschriftart"/>
+    <w:link w:val="Fuzeile"/>
+    <w:uiPriority w:val="99"/>
+    <w:rsid w:val="00B55102"/>
   </w:style>
 </w:styles>
 </file>

--- a/Recherchephase.docx
+++ b/Recherchephase.docx
@@ -148,11 +148,8 @@
         <w:p>
           <w:pPr>
             <w:pStyle w:val="Verzeichnis1"/>
-            <w:tabs>
-              <w:tab w:val="right" w:leader="dot" w:pos="9062"/>
-            </w:tabs>
             <w:rPr>
-              <w:rFonts w:ascii="Arial" w:eastAsiaTheme="minorEastAsia" w:hAnsi="Arial" w:cs="Arial"/>
+              <w:rFonts w:eastAsiaTheme="minorEastAsia"/>
               <w:noProof/>
               <w:lang w:eastAsia="de-DE"/>
             </w:rPr>
@@ -175,18 +172,17 @@
             </w:rPr>
             <w:fldChar w:fldCharType="separate"/>
           </w:r>
-          <w:hyperlink w:anchor="_Toc240287879" w:history="1">
+          <w:hyperlink w:anchor="_Toc240620447" w:history="1">
             <w:r>
               <w:rPr>
                 <w:rStyle w:val="Hyperlink"/>
-                <w:rFonts w:ascii="Arial" w:hAnsi="Arial" w:cs="Arial"/>
+                <w:rFonts w:cs="Arial"/>
                 <w:noProof/>
               </w:rPr>
               <w:t>1) Fragen in der Angabe</w:t>
             </w:r>
             <w:r>
               <w:rPr>
-                <w:rFonts w:ascii="Arial" w:hAnsi="Arial" w:cs="Arial"/>
                 <w:noProof/>
                 <w:webHidden/>
               </w:rPr>
@@ -194,7 +190,6 @@
             </w:r>
             <w:r>
               <w:rPr>
-                <w:rFonts w:ascii="Arial" w:hAnsi="Arial" w:cs="Arial"/>
                 <w:noProof/>
                 <w:webHidden/>
               </w:rPr>
@@ -202,22 +197,19 @@
             </w:r>
             <w:r>
               <w:rPr>
-                <w:rFonts w:ascii="Arial" w:hAnsi="Arial" w:cs="Arial"/>
-                <w:noProof/>
-                <w:webHidden/>
-              </w:rPr>
-              <w:instrText xml:space="preserve"> PAGEREF _Toc240287879 \h </w:instrText>
-            </w:r>
-            <w:r>
-              <w:rPr>
-                <w:rFonts w:ascii="Arial" w:hAnsi="Arial" w:cs="Arial"/>
-                <w:noProof/>
-                <w:webHidden/>
-              </w:rPr>
-            </w:r>
-            <w:r>
-              <w:rPr>
-                <w:rFonts w:ascii="Arial" w:hAnsi="Arial" w:cs="Arial"/>
+                <w:noProof/>
+                <w:webHidden/>
+              </w:rPr>
+              <w:instrText xml:space="preserve"> PAGEREF _Toc240620447 \h </w:instrText>
+            </w:r>
+            <w:r>
+              <w:rPr>
+                <w:noProof/>
+                <w:webHidden/>
+              </w:rPr>
+            </w:r>
+            <w:r>
+              <w:rPr>
                 <w:noProof/>
                 <w:webHidden/>
               </w:rPr>
@@ -225,7 +217,6 @@
             </w:r>
             <w:r>
               <w:rPr>
-                <w:rFonts w:ascii="Arial" w:hAnsi="Arial" w:cs="Arial"/>
                 <w:noProof/>
                 <w:webHidden/>
               </w:rPr>
@@ -233,7 +224,6 @@
             </w:r>
             <w:r>
               <w:rPr>
-                <w:rFonts w:ascii="Arial" w:hAnsi="Arial" w:cs="Arial"/>
                 <w:noProof/>
                 <w:webHidden/>
               </w:rPr>
@@ -248,23 +238,22 @@
               <w:tab w:val="right" w:leader="dot" w:pos="9062"/>
             </w:tabs>
             <w:rPr>
-              <w:rFonts w:ascii="Arial" w:eastAsiaTheme="minorEastAsia" w:hAnsi="Arial" w:cs="Arial"/>
+              <w:rFonts w:eastAsiaTheme="minorEastAsia"/>
               <w:noProof/>
               <w:lang w:eastAsia="de-DE"/>
             </w:rPr>
           </w:pPr>
-          <w:hyperlink w:anchor="_Toc240287880" w:history="1">
+          <w:hyperlink w:anchor="_Toc240620448" w:history="1">
             <w:r>
               <w:rPr>
                 <w:rStyle w:val="Hyperlink"/>
-                <w:rFonts w:ascii="Arial" w:hAnsi="Arial" w:cs="Arial"/>
+                <w:rFonts w:cs="Arial"/>
                 <w:noProof/>
               </w:rPr>
               <w:t>Welche Vorteile kann eine Handygarage im familiären Umfeld haben?</w:t>
             </w:r>
             <w:r>
               <w:rPr>
-                <w:rFonts w:ascii="Arial" w:hAnsi="Arial" w:cs="Arial"/>
                 <w:noProof/>
                 <w:webHidden/>
               </w:rPr>
@@ -272,7 +261,6 @@
             </w:r>
             <w:r>
               <w:rPr>
-                <w:rFonts w:ascii="Arial" w:hAnsi="Arial" w:cs="Arial"/>
                 <w:noProof/>
                 <w:webHidden/>
               </w:rPr>
@@ -280,22 +268,19 @@
             </w:r>
             <w:r>
               <w:rPr>
-                <w:rFonts w:ascii="Arial" w:hAnsi="Arial" w:cs="Arial"/>
-                <w:noProof/>
-                <w:webHidden/>
-              </w:rPr>
-              <w:instrText xml:space="preserve"> PAGEREF _Toc240287880 \h </w:instrText>
-            </w:r>
-            <w:r>
-              <w:rPr>
-                <w:rFonts w:ascii="Arial" w:hAnsi="Arial" w:cs="Arial"/>
-                <w:noProof/>
-                <w:webHidden/>
-              </w:rPr>
-            </w:r>
-            <w:r>
-              <w:rPr>
-                <w:rFonts w:ascii="Arial" w:hAnsi="Arial" w:cs="Arial"/>
+                <w:noProof/>
+                <w:webHidden/>
+              </w:rPr>
+              <w:instrText xml:space="preserve"> PAGEREF _Toc240620448 \h </w:instrText>
+            </w:r>
+            <w:r>
+              <w:rPr>
+                <w:noProof/>
+                <w:webHidden/>
+              </w:rPr>
+            </w:r>
+            <w:r>
+              <w:rPr>
                 <w:noProof/>
                 <w:webHidden/>
               </w:rPr>
@@ -303,7 +288,6 @@
             </w:r>
             <w:r>
               <w:rPr>
-                <w:rFonts w:ascii="Arial" w:hAnsi="Arial" w:cs="Arial"/>
                 <w:noProof/>
                 <w:webHidden/>
               </w:rPr>
@@ -311,7 +295,6 @@
             </w:r>
             <w:r>
               <w:rPr>
-                <w:rFonts w:ascii="Arial" w:hAnsi="Arial" w:cs="Arial"/>
                 <w:noProof/>
                 <w:webHidden/>
               </w:rPr>
@@ -326,23 +309,22 @@
               <w:tab w:val="right" w:leader="dot" w:pos="9062"/>
             </w:tabs>
             <w:rPr>
-              <w:rFonts w:ascii="Arial" w:eastAsiaTheme="minorEastAsia" w:hAnsi="Arial" w:cs="Arial"/>
+              <w:rFonts w:eastAsiaTheme="minorEastAsia"/>
               <w:noProof/>
               <w:lang w:eastAsia="de-DE"/>
             </w:rPr>
           </w:pPr>
-          <w:hyperlink w:anchor="_Toc240287881" w:history="1">
+          <w:hyperlink w:anchor="_Toc240620449" w:history="1">
             <w:r>
               <w:rPr>
                 <w:rStyle w:val="Hyperlink"/>
-                <w:rFonts w:ascii="Arial" w:hAnsi="Arial" w:cs="Arial"/>
+                <w:rFonts w:cs="Arial"/>
                 <w:noProof/>
               </w:rPr>
               <w:t>Welche Situationen eignen sich besonders für eine Smartphone-Ablage?</w:t>
             </w:r>
             <w:r>
               <w:rPr>
-                <w:rFonts w:ascii="Arial" w:hAnsi="Arial" w:cs="Arial"/>
                 <w:noProof/>
                 <w:webHidden/>
               </w:rPr>
@@ -350,7 +332,6 @@
             </w:r>
             <w:r>
               <w:rPr>
-                <w:rFonts w:ascii="Arial" w:hAnsi="Arial" w:cs="Arial"/>
                 <w:noProof/>
                 <w:webHidden/>
               </w:rPr>
@@ -358,22 +339,19 @@
             </w:r>
             <w:r>
               <w:rPr>
-                <w:rFonts w:ascii="Arial" w:hAnsi="Arial" w:cs="Arial"/>
-                <w:noProof/>
-                <w:webHidden/>
-              </w:rPr>
-              <w:instrText xml:space="preserve"> PAGEREF _Toc240287881 \h </w:instrText>
-            </w:r>
-            <w:r>
-              <w:rPr>
-                <w:rFonts w:ascii="Arial" w:hAnsi="Arial" w:cs="Arial"/>
-                <w:noProof/>
-                <w:webHidden/>
-              </w:rPr>
-            </w:r>
-            <w:r>
-              <w:rPr>
-                <w:rFonts w:ascii="Arial" w:hAnsi="Arial" w:cs="Arial"/>
+                <w:noProof/>
+                <w:webHidden/>
+              </w:rPr>
+              <w:instrText xml:space="preserve"> PAGEREF _Toc240620449 \h </w:instrText>
+            </w:r>
+            <w:r>
+              <w:rPr>
+                <w:noProof/>
+                <w:webHidden/>
+              </w:rPr>
+            </w:r>
+            <w:r>
+              <w:rPr>
                 <w:noProof/>
                 <w:webHidden/>
               </w:rPr>
@@ -381,7 +359,6 @@
             </w:r>
             <w:r>
               <w:rPr>
-                <w:rFonts w:ascii="Arial" w:hAnsi="Arial" w:cs="Arial"/>
                 <w:noProof/>
                 <w:webHidden/>
               </w:rPr>
@@ -389,7 +366,6 @@
             </w:r>
             <w:r>
               <w:rPr>
-                <w:rFonts w:ascii="Arial" w:hAnsi="Arial" w:cs="Arial"/>
                 <w:noProof/>
                 <w:webHidden/>
               </w:rPr>
@@ -404,23 +380,22 @@
               <w:tab w:val="right" w:leader="dot" w:pos="9062"/>
             </w:tabs>
             <w:rPr>
-              <w:rFonts w:ascii="Arial" w:eastAsiaTheme="minorEastAsia" w:hAnsi="Arial" w:cs="Arial"/>
+              <w:rFonts w:eastAsiaTheme="minorEastAsia"/>
               <w:noProof/>
               <w:lang w:eastAsia="de-DE"/>
             </w:rPr>
           </w:pPr>
-          <w:hyperlink w:anchor="_Toc240287882" w:history="1">
+          <w:hyperlink w:anchor="_Toc240620450" w:history="1">
             <w:r>
               <w:rPr>
                 <w:rStyle w:val="Hyperlink"/>
-                <w:rFonts w:ascii="Arial" w:hAnsi="Arial" w:cs="Arial"/>
+                <w:rFonts w:cs="Arial"/>
                 <w:noProof/>
               </w:rPr>
               <w:t>Welche möglichen Probleme oder Nachteile könnten entstehen?</w:t>
             </w:r>
             <w:r>
               <w:rPr>
-                <w:rFonts w:ascii="Arial" w:hAnsi="Arial" w:cs="Arial"/>
                 <w:noProof/>
                 <w:webHidden/>
               </w:rPr>
@@ -428,7 +403,6 @@
             </w:r>
             <w:r>
               <w:rPr>
-                <w:rFonts w:ascii="Arial" w:hAnsi="Arial" w:cs="Arial"/>
                 <w:noProof/>
                 <w:webHidden/>
               </w:rPr>
@@ -436,22 +410,19 @@
             </w:r>
             <w:r>
               <w:rPr>
-                <w:rFonts w:ascii="Arial" w:hAnsi="Arial" w:cs="Arial"/>
-                <w:noProof/>
-                <w:webHidden/>
-              </w:rPr>
-              <w:instrText xml:space="preserve"> PAGEREF _Toc240287882 \h </w:instrText>
-            </w:r>
-            <w:r>
-              <w:rPr>
-                <w:rFonts w:ascii="Arial" w:hAnsi="Arial" w:cs="Arial"/>
-                <w:noProof/>
-                <w:webHidden/>
-              </w:rPr>
-            </w:r>
-            <w:r>
-              <w:rPr>
-                <w:rFonts w:ascii="Arial" w:hAnsi="Arial" w:cs="Arial"/>
+                <w:noProof/>
+                <w:webHidden/>
+              </w:rPr>
+              <w:instrText xml:space="preserve"> PAGEREF _Toc240620450 \h </w:instrText>
+            </w:r>
+            <w:r>
+              <w:rPr>
+                <w:noProof/>
+                <w:webHidden/>
+              </w:rPr>
+            </w:r>
+            <w:r>
+              <w:rPr>
                 <w:noProof/>
                 <w:webHidden/>
               </w:rPr>
@@ -459,7 +430,6 @@
             </w:r>
             <w:r>
               <w:rPr>
-                <w:rFonts w:ascii="Arial" w:hAnsi="Arial" w:cs="Arial"/>
                 <w:noProof/>
                 <w:webHidden/>
               </w:rPr>
@@ -467,7 +437,6 @@
             </w:r>
             <w:r>
               <w:rPr>
-                <w:rFonts w:ascii="Arial" w:hAnsi="Arial" w:cs="Arial"/>
                 <w:noProof/>
                 <w:webHidden/>
               </w:rPr>
@@ -482,23 +451,22 @@
               <w:tab w:val="right" w:leader="dot" w:pos="9062"/>
             </w:tabs>
             <w:rPr>
-              <w:rFonts w:ascii="Arial" w:eastAsiaTheme="minorEastAsia" w:hAnsi="Arial" w:cs="Arial"/>
+              <w:rFonts w:eastAsiaTheme="minorEastAsia"/>
               <w:noProof/>
               <w:lang w:eastAsia="de-DE"/>
             </w:rPr>
           </w:pPr>
-          <w:hyperlink w:anchor="_Toc240287883" w:history="1">
+          <w:hyperlink w:anchor="_Toc240620451" w:history="1">
             <w:r>
               <w:rPr>
                 <w:rStyle w:val="Hyperlink"/>
-                <w:rFonts w:ascii="Arial" w:hAnsi="Arial" w:cs="Arial"/>
+                <w:rFonts w:cs="Arial"/>
                 <w:noProof/>
               </w:rPr>
               <w:t>Welche Geräte/ Ablagesysteme gibt es bereits?</w:t>
             </w:r>
             <w:r>
               <w:rPr>
-                <w:rFonts w:ascii="Arial" w:hAnsi="Arial" w:cs="Arial"/>
                 <w:noProof/>
                 <w:webHidden/>
               </w:rPr>
@@ -506,7 +474,6 @@
             </w:r>
             <w:r>
               <w:rPr>
-                <w:rFonts w:ascii="Arial" w:hAnsi="Arial" w:cs="Arial"/>
                 <w:noProof/>
                 <w:webHidden/>
               </w:rPr>
@@ -514,22 +481,19 @@
             </w:r>
             <w:r>
               <w:rPr>
-                <w:rFonts w:ascii="Arial" w:hAnsi="Arial" w:cs="Arial"/>
-                <w:noProof/>
-                <w:webHidden/>
-              </w:rPr>
-              <w:instrText xml:space="preserve"> PAGEREF _Toc240287883 \h </w:instrText>
-            </w:r>
-            <w:r>
-              <w:rPr>
-                <w:rFonts w:ascii="Arial" w:hAnsi="Arial" w:cs="Arial"/>
-                <w:noProof/>
-                <w:webHidden/>
-              </w:rPr>
-            </w:r>
-            <w:r>
-              <w:rPr>
-                <w:rFonts w:ascii="Arial" w:hAnsi="Arial" w:cs="Arial"/>
+                <w:noProof/>
+                <w:webHidden/>
+              </w:rPr>
+              <w:instrText xml:space="preserve"> PAGEREF _Toc240620451 \h </w:instrText>
+            </w:r>
+            <w:r>
+              <w:rPr>
+                <w:noProof/>
+                <w:webHidden/>
+              </w:rPr>
+            </w:r>
+            <w:r>
+              <w:rPr>
                 <w:noProof/>
                 <w:webHidden/>
               </w:rPr>
@@ -537,7 +501,6 @@
             </w:r>
             <w:r>
               <w:rPr>
-                <w:rFonts w:ascii="Arial" w:hAnsi="Arial" w:cs="Arial"/>
                 <w:noProof/>
                 <w:webHidden/>
               </w:rPr>
@@ -545,7 +508,6 @@
             </w:r>
             <w:r>
               <w:rPr>
-                <w:rFonts w:ascii="Arial" w:hAnsi="Arial" w:cs="Arial"/>
                 <w:noProof/>
                 <w:webHidden/>
               </w:rPr>
@@ -560,23 +522,22 @@
               <w:tab w:val="right" w:leader="dot" w:pos="9062"/>
             </w:tabs>
             <w:rPr>
-              <w:rFonts w:ascii="Arial" w:eastAsiaTheme="minorEastAsia" w:hAnsi="Arial" w:cs="Arial"/>
+              <w:rFonts w:eastAsiaTheme="minorEastAsia"/>
               <w:noProof/>
               <w:lang w:eastAsia="de-DE"/>
             </w:rPr>
           </w:pPr>
-          <w:hyperlink w:anchor="_Toc240287884" w:history="1">
+          <w:hyperlink w:anchor="_Toc240620452" w:history="1">
             <w:r>
               <w:rPr>
                 <w:rStyle w:val="Hyperlink"/>
-                <w:rFonts w:ascii="Arial" w:hAnsi="Arial" w:cs="Arial"/>
+                <w:rFonts w:cs="Arial"/>
                 <w:noProof/>
               </w:rPr>
               <w:t>Welche technischen Möglichkeiten (Werkzeuge, Material, etc.) können für das Konzept herangezogen werden?</w:t>
             </w:r>
             <w:r>
               <w:rPr>
-                <w:rFonts w:ascii="Arial" w:hAnsi="Arial" w:cs="Arial"/>
                 <w:noProof/>
                 <w:webHidden/>
               </w:rPr>
@@ -584,7 +545,6 @@
             </w:r>
             <w:r>
               <w:rPr>
-                <w:rFonts w:ascii="Arial" w:hAnsi="Arial" w:cs="Arial"/>
                 <w:noProof/>
                 <w:webHidden/>
               </w:rPr>
@@ -592,22 +552,19 @@
             </w:r>
             <w:r>
               <w:rPr>
-                <w:rFonts w:ascii="Arial" w:hAnsi="Arial" w:cs="Arial"/>
-                <w:noProof/>
-                <w:webHidden/>
-              </w:rPr>
-              <w:instrText xml:space="preserve"> PAGEREF _Toc240287884 \h </w:instrText>
-            </w:r>
-            <w:r>
-              <w:rPr>
-                <w:rFonts w:ascii="Arial" w:hAnsi="Arial" w:cs="Arial"/>
-                <w:noProof/>
-                <w:webHidden/>
-              </w:rPr>
-            </w:r>
-            <w:r>
-              <w:rPr>
-                <w:rFonts w:ascii="Arial" w:hAnsi="Arial" w:cs="Arial"/>
+                <w:noProof/>
+                <w:webHidden/>
+              </w:rPr>
+              <w:instrText xml:space="preserve"> PAGEREF _Toc240620452 \h </w:instrText>
+            </w:r>
+            <w:r>
+              <w:rPr>
+                <w:noProof/>
+                <w:webHidden/>
+              </w:rPr>
+            </w:r>
+            <w:r>
+              <w:rPr>
                 <w:noProof/>
                 <w:webHidden/>
               </w:rPr>
@@ -615,7 +572,6 @@
             </w:r>
             <w:r>
               <w:rPr>
-                <w:rFonts w:ascii="Arial" w:hAnsi="Arial" w:cs="Arial"/>
                 <w:noProof/>
                 <w:webHidden/>
               </w:rPr>
@@ -623,7 +579,6 @@
             </w:r>
             <w:r>
               <w:rPr>
-                <w:rFonts w:ascii="Arial" w:hAnsi="Arial" w:cs="Arial"/>
                 <w:noProof/>
                 <w:webHidden/>
               </w:rPr>
@@ -634,27 +589,23 @@
         <w:p>
           <w:pPr>
             <w:pStyle w:val="Verzeichnis1"/>
-            <w:tabs>
-              <w:tab w:val="right" w:leader="dot" w:pos="9062"/>
-            </w:tabs>
             <w:rPr>
-              <w:rFonts w:ascii="Arial" w:eastAsiaTheme="minorEastAsia" w:hAnsi="Arial" w:cs="Arial"/>
+              <w:rFonts w:eastAsiaTheme="minorEastAsia"/>
               <w:noProof/>
               <w:lang w:eastAsia="de-DE"/>
             </w:rPr>
           </w:pPr>
-          <w:hyperlink w:anchor="_Toc240287885" w:history="1">
+          <w:hyperlink w:anchor="_Toc240620453" w:history="1">
             <w:r>
               <w:rPr>
                 <w:rStyle w:val="Hyperlink"/>
-                <w:rFonts w:ascii="Arial" w:hAnsi="Arial" w:cs="Arial"/>
+                <w:rFonts w:cs="Arial"/>
                 <w:noProof/>
               </w:rPr>
               <w:t>2)Rahmenbedingungen</w:t>
             </w:r>
             <w:r>
               <w:rPr>
-                <w:rFonts w:ascii="Arial" w:hAnsi="Arial" w:cs="Arial"/>
                 <w:noProof/>
                 <w:webHidden/>
               </w:rPr>
@@ -662,7 +613,6 @@
             </w:r>
             <w:r>
               <w:rPr>
-                <w:rFonts w:ascii="Arial" w:hAnsi="Arial" w:cs="Arial"/>
                 <w:noProof/>
                 <w:webHidden/>
               </w:rPr>
@@ -670,22 +620,19 @@
             </w:r>
             <w:r>
               <w:rPr>
-                <w:rFonts w:ascii="Arial" w:hAnsi="Arial" w:cs="Arial"/>
-                <w:noProof/>
-                <w:webHidden/>
-              </w:rPr>
-              <w:instrText xml:space="preserve"> PAGEREF _Toc240287885 \h </w:instrText>
-            </w:r>
-            <w:r>
-              <w:rPr>
-                <w:rFonts w:ascii="Arial" w:hAnsi="Arial" w:cs="Arial"/>
-                <w:noProof/>
-                <w:webHidden/>
-              </w:rPr>
-            </w:r>
-            <w:r>
-              <w:rPr>
-                <w:rFonts w:ascii="Arial" w:hAnsi="Arial" w:cs="Arial"/>
+                <w:noProof/>
+                <w:webHidden/>
+              </w:rPr>
+              <w:instrText xml:space="preserve"> PAGEREF _Toc240620453 \h </w:instrText>
+            </w:r>
+            <w:r>
+              <w:rPr>
+                <w:noProof/>
+                <w:webHidden/>
+              </w:rPr>
+            </w:r>
+            <w:r>
+              <w:rPr>
                 <w:noProof/>
                 <w:webHidden/>
               </w:rPr>
@@ -693,7 +640,6 @@
             </w:r>
             <w:r>
               <w:rPr>
-                <w:rFonts w:ascii="Arial" w:hAnsi="Arial" w:cs="Arial"/>
                 <w:noProof/>
                 <w:webHidden/>
               </w:rPr>
@@ -701,7 +647,6 @@
             </w:r>
             <w:r>
               <w:rPr>
-                <w:rFonts w:ascii="Arial" w:hAnsi="Arial" w:cs="Arial"/>
                 <w:noProof/>
                 <w:webHidden/>
               </w:rPr>
@@ -713,43 +658,100 @@
           <w:pPr>
             <w:pStyle w:val="Verzeichnis2"/>
             <w:tabs>
-              <w:tab w:val="left" w:pos="720"/>
               <w:tab w:val="right" w:leader="dot" w:pos="9062"/>
             </w:tabs>
             <w:rPr>
-              <w:rFonts w:ascii="Arial" w:eastAsiaTheme="minorEastAsia" w:hAnsi="Arial" w:cs="Arial"/>
+              <w:rFonts w:eastAsiaTheme="minorEastAsia"/>
               <w:noProof/>
               <w:lang w:eastAsia="de-DE"/>
             </w:rPr>
           </w:pPr>
-          <w:hyperlink w:anchor="_Toc240287886" w:history="1">
+          <w:hyperlink w:anchor="_Toc240620454" w:history="1">
             <w:r>
               <w:rPr>
                 <w:rStyle w:val="Hyperlink"/>
-                <w:rFonts w:ascii="Arial" w:hAnsi="Arial" w:cs="Arial"/>
-                <w:noProof/>
-              </w:rPr>
-              <w:t></w:t>
-            </w:r>
-            <w:r>
-              <w:rPr>
-                <w:rFonts w:ascii="Arial" w:eastAsiaTheme="minorEastAsia" w:hAnsi="Arial" w:cs="Arial"/>
-                <w:noProof/>
-                <w:lang w:eastAsia="de-DE"/>
+                <w:rFonts w:cs="Arial"/>
+                <w:noProof/>
+              </w:rPr>
+              <w:t>Technische Anforderungen</w:t>
+            </w:r>
+            <w:r>
+              <w:rPr>
+                <w:noProof/>
+                <w:webHidden/>
               </w:rPr>
               <w:tab/>
             </w:r>
             <w:r>
               <w:rPr>
+                <w:noProof/>
+                <w:webHidden/>
+              </w:rPr>
+              <w:fldChar w:fldCharType="begin"/>
+            </w:r>
+            <w:r>
+              <w:rPr>
+                <w:noProof/>
+                <w:webHidden/>
+              </w:rPr>
+              <w:instrText xml:space="preserve"> PAGEREF _Toc240620454 \h </w:instrText>
+            </w:r>
+            <w:r>
+              <w:rPr>
+                <w:noProof/>
+                <w:webHidden/>
+              </w:rPr>
+            </w:r>
+            <w:r>
+              <w:rPr>
+                <w:noProof/>
+                <w:webHidden/>
+              </w:rPr>
+              <w:fldChar w:fldCharType="separate"/>
+            </w:r>
+            <w:r>
+              <w:rPr>
+                <w:noProof/>
+                <w:webHidden/>
+              </w:rPr>
+              <w:t>5</w:t>
+            </w:r>
+            <w:r>
+              <w:rPr>
+                <w:noProof/>
+                <w:webHidden/>
+              </w:rPr>
+              <w:fldChar w:fldCharType="end"/>
+            </w:r>
+          </w:hyperlink>
+        </w:p>
+        <w:p>
+          <w:pPr>
+            <w:pStyle w:val="Verzeichnis3"/>
+            <w:tabs>
+              <w:tab w:val="right" w:leader="dot" w:pos="9062"/>
+            </w:tabs>
+            <w:rPr>
+              <w:rFonts w:cstheme="minorBidi"/>
+              <w:noProof/>
+              <w:kern w:val="2"/>
+              <w:sz w:val="24"/>
+              <w:szCs w:val="24"/>
+              <w14:ligatures w14:val="standardContextual"/>
+            </w:rPr>
+          </w:pPr>
+          <w:hyperlink w:anchor="_Toc240620455" w:history="1">
+            <w:r>
+              <w:rPr>
                 <w:rStyle w:val="Hyperlink"/>
-                <w:rFonts w:ascii="Arial" w:hAnsi="Arial" w:cs="Arial"/>
-                <w:noProof/>
-              </w:rPr>
-              <w:t>Technische Anforderungen</w:t>
-            </w:r>
-            <w:r>
-              <w:rPr>
-                <w:rFonts w:ascii="Arial" w:hAnsi="Arial" w:cs="Arial"/>
+                <w:rFonts w:cs="Arial"/>
+                <w:noProof/>
+                <w:lang w:val="en-US"/>
+              </w:rPr>
+              <w:t>1. Mechanische Anforderungen (MLAB)</w:t>
+            </w:r>
+            <w:r>
+              <w:rPr>
                 <w:noProof/>
                 <w:webHidden/>
               </w:rPr>
@@ -757,7 +759,6 @@
             </w:r>
             <w:r>
               <w:rPr>
-                <w:rFonts w:ascii="Arial" w:hAnsi="Arial" w:cs="Arial"/>
                 <w:noProof/>
                 <w:webHidden/>
               </w:rPr>
@@ -765,22 +766,19 @@
             </w:r>
             <w:r>
               <w:rPr>
-                <w:rFonts w:ascii="Arial" w:hAnsi="Arial" w:cs="Arial"/>
-                <w:noProof/>
-                <w:webHidden/>
-              </w:rPr>
-              <w:instrText xml:space="preserve"> PAGEREF _Toc240287886 \h </w:instrText>
-            </w:r>
-            <w:r>
-              <w:rPr>
-                <w:rFonts w:ascii="Arial" w:hAnsi="Arial" w:cs="Arial"/>
-                <w:noProof/>
-                <w:webHidden/>
-              </w:rPr>
-            </w:r>
-            <w:r>
-              <w:rPr>
-                <w:rFonts w:ascii="Arial" w:hAnsi="Arial" w:cs="Arial"/>
+                <w:noProof/>
+                <w:webHidden/>
+              </w:rPr>
+              <w:instrText xml:space="preserve"> PAGEREF _Toc240620455 \h </w:instrText>
+            </w:r>
+            <w:r>
+              <w:rPr>
+                <w:noProof/>
+                <w:webHidden/>
+              </w:rPr>
+            </w:r>
+            <w:r>
+              <w:rPr>
                 <w:noProof/>
                 <w:webHidden/>
               </w:rPr>
@@ -788,7 +786,6 @@
             </w:r>
             <w:r>
               <w:rPr>
-                <w:rFonts w:ascii="Arial" w:hAnsi="Arial" w:cs="Arial"/>
                 <w:noProof/>
                 <w:webHidden/>
               </w:rPr>
@@ -796,7 +793,230 @@
             </w:r>
             <w:r>
               <w:rPr>
-                <w:rFonts w:ascii="Arial" w:hAnsi="Arial" w:cs="Arial"/>
+                <w:noProof/>
+                <w:webHidden/>
+              </w:rPr>
+              <w:fldChar w:fldCharType="end"/>
+            </w:r>
+          </w:hyperlink>
+        </w:p>
+        <w:p>
+          <w:pPr>
+            <w:pStyle w:val="Verzeichnis3"/>
+            <w:tabs>
+              <w:tab w:val="right" w:leader="dot" w:pos="9062"/>
+            </w:tabs>
+            <w:rPr>
+              <w:rFonts w:cstheme="minorBidi"/>
+              <w:noProof/>
+              <w:kern w:val="2"/>
+              <w:sz w:val="24"/>
+              <w:szCs w:val="24"/>
+              <w14:ligatures w14:val="standardContextual"/>
+            </w:rPr>
+          </w:pPr>
+          <w:hyperlink w:anchor="_Toc240620456" w:history="1">
+            <w:r>
+              <w:rPr>
+                <w:rStyle w:val="Hyperlink"/>
+                <w:rFonts w:cs="Arial"/>
+                <w:noProof/>
+                <w:lang w:val="en-US"/>
+              </w:rPr>
+              <w:t>2. Elektronische Anforderungen (ELAB)</w:t>
+            </w:r>
+            <w:r>
+              <w:rPr>
+                <w:noProof/>
+                <w:webHidden/>
+              </w:rPr>
+              <w:tab/>
+            </w:r>
+            <w:r>
+              <w:rPr>
+                <w:noProof/>
+                <w:webHidden/>
+              </w:rPr>
+              <w:fldChar w:fldCharType="begin"/>
+            </w:r>
+            <w:r>
+              <w:rPr>
+                <w:noProof/>
+                <w:webHidden/>
+              </w:rPr>
+              <w:instrText xml:space="preserve"> PAGEREF _Toc240620456 \h </w:instrText>
+            </w:r>
+            <w:r>
+              <w:rPr>
+                <w:noProof/>
+                <w:webHidden/>
+              </w:rPr>
+            </w:r>
+            <w:r>
+              <w:rPr>
+                <w:noProof/>
+                <w:webHidden/>
+              </w:rPr>
+              <w:fldChar w:fldCharType="separate"/>
+            </w:r>
+            <w:r>
+              <w:rPr>
+                <w:noProof/>
+                <w:webHidden/>
+              </w:rPr>
+              <w:t>6</w:t>
+            </w:r>
+            <w:r>
+              <w:rPr>
+                <w:noProof/>
+                <w:webHidden/>
+              </w:rPr>
+              <w:fldChar w:fldCharType="end"/>
+            </w:r>
+          </w:hyperlink>
+        </w:p>
+        <w:p>
+          <w:pPr>
+            <w:pStyle w:val="Verzeichnis3"/>
+            <w:tabs>
+              <w:tab w:val="right" w:leader="dot" w:pos="9062"/>
+            </w:tabs>
+            <w:rPr>
+              <w:rFonts w:cstheme="minorBidi"/>
+              <w:noProof/>
+              <w:kern w:val="2"/>
+              <w:sz w:val="24"/>
+              <w:szCs w:val="24"/>
+              <w14:ligatures w14:val="standardContextual"/>
+            </w:rPr>
+          </w:pPr>
+          <w:hyperlink w:anchor="_Toc240620457" w:history="1">
+            <w:r>
+              <w:rPr>
+                <w:rStyle w:val="Hyperlink"/>
+                <w:rFonts w:cs="Arial"/>
+                <w:noProof/>
+                <w:lang w:val="en-US"/>
+              </w:rPr>
+              <w:t>3. Informationstechnische Anforderungen (ITLAB)</w:t>
+            </w:r>
+            <w:r>
+              <w:rPr>
+                <w:noProof/>
+                <w:webHidden/>
+              </w:rPr>
+              <w:tab/>
+            </w:r>
+            <w:r>
+              <w:rPr>
+                <w:noProof/>
+                <w:webHidden/>
+              </w:rPr>
+              <w:fldChar w:fldCharType="begin"/>
+            </w:r>
+            <w:r>
+              <w:rPr>
+                <w:noProof/>
+                <w:webHidden/>
+              </w:rPr>
+              <w:instrText xml:space="preserve"> PAGEREF _Toc240620457 \h </w:instrText>
+            </w:r>
+            <w:r>
+              <w:rPr>
+                <w:noProof/>
+                <w:webHidden/>
+              </w:rPr>
+            </w:r>
+            <w:r>
+              <w:rPr>
+                <w:noProof/>
+                <w:webHidden/>
+              </w:rPr>
+              <w:fldChar w:fldCharType="separate"/>
+            </w:r>
+            <w:r>
+              <w:rPr>
+                <w:noProof/>
+                <w:webHidden/>
+              </w:rPr>
+              <w:t>7</w:t>
+            </w:r>
+            <w:r>
+              <w:rPr>
+                <w:noProof/>
+                <w:webHidden/>
+              </w:rPr>
+              <w:fldChar w:fldCharType="end"/>
+            </w:r>
+          </w:hyperlink>
+        </w:p>
+        <w:p>
+          <w:pPr>
+            <w:pStyle w:val="Verzeichnis3"/>
+            <w:tabs>
+              <w:tab w:val="right" w:leader="dot" w:pos="9062"/>
+            </w:tabs>
+            <w:rPr>
+              <w:rFonts w:cstheme="minorBidi"/>
+              <w:noProof/>
+              <w:kern w:val="2"/>
+              <w:sz w:val="24"/>
+              <w:szCs w:val="24"/>
+              <w14:ligatures w14:val="standardContextual"/>
+            </w:rPr>
+          </w:pPr>
+          <w:hyperlink w:anchor="_Toc240620458" w:history="1">
+            <w:r>
+              <w:rPr>
+                <w:rStyle w:val="Hyperlink"/>
+                <w:rFonts w:cs="Arial"/>
+                <w:noProof/>
+              </w:rPr>
+              <w:t>4. Anforderungen an die modulare Verbindung</w:t>
+            </w:r>
+            <w:r>
+              <w:rPr>
+                <w:noProof/>
+                <w:webHidden/>
+              </w:rPr>
+              <w:tab/>
+            </w:r>
+            <w:r>
+              <w:rPr>
+                <w:noProof/>
+                <w:webHidden/>
+              </w:rPr>
+              <w:fldChar w:fldCharType="begin"/>
+            </w:r>
+            <w:r>
+              <w:rPr>
+                <w:noProof/>
+                <w:webHidden/>
+              </w:rPr>
+              <w:instrText xml:space="preserve"> PAGEREF _Toc240620458 \h </w:instrText>
+            </w:r>
+            <w:r>
+              <w:rPr>
+                <w:noProof/>
+                <w:webHidden/>
+              </w:rPr>
+            </w:r>
+            <w:r>
+              <w:rPr>
+                <w:noProof/>
+                <w:webHidden/>
+              </w:rPr>
+              <w:fldChar w:fldCharType="separate"/>
+            </w:r>
+            <w:r>
+              <w:rPr>
+                <w:noProof/>
+                <w:webHidden/>
+              </w:rPr>
+              <w:t>8</w:t>
+            </w:r>
+            <w:r>
+              <w:rPr>
                 <w:noProof/>
                 <w:webHidden/>
               </w:rPr>
@@ -808,43 +1028,93 @@
           <w:pPr>
             <w:pStyle w:val="Verzeichnis2"/>
             <w:tabs>
-              <w:tab w:val="left" w:pos="720"/>
               <w:tab w:val="right" w:leader="dot" w:pos="9062"/>
             </w:tabs>
             <w:rPr>
-              <w:rFonts w:ascii="Arial" w:eastAsiaTheme="minorEastAsia" w:hAnsi="Arial" w:cs="Arial"/>
+              <w:rFonts w:eastAsiaTheme="minorEastAsia"/>
               <w:noProof/>
               <w:lang w:eastAsia="de-DE"/>
             </w:rPr>
           </w:pPr>
-          <w:hyperlink w:anchor="_Toc240287887" w:history="1">
+          <w:hyperlink w:anchor="_Toc240620459" w:history="1">
             <w:r>
               <w:rPr>
                 <w:rStyle w:val="Hyperlink"/>
-                <w:rFonts w:ascii="Arial" w:hAnsi="Arial" w:cs="Arial"/>
-                <w:noProof/>
-              </w:rPr>
-              <w:t></w:t>
-            </w:r>
-            <w:r>
-              <w:rPr>
-                <w:rFonts w:ascii="Arial" w:eastAsiaTheme="minorEastAsia" w:hAnsi="Arial" w:cs="Arial"/>
-                <w:noProof/>
-                <w:lang w:eastAsia="de-DE"/>
+                <w:rFonts w:cs="Arial"/>
+                <w:noProof/>
+              </w:rPr>
+              <w:t>Eigener Plan</w:t>
+            </w:r>
+            <w:r>
+              <w:rPr>
+                <w:noProof/>
+                <w:webHidden/>
               </w:rPr>
               <w:tab/>
             </w:r>
             <w:r>
               <w:rPr>
+                <w:noProof/>
+                <w:webHidden/>
+              </w:rPr>
+              <w:fldChar w:fldCharType="begin"/>
+            </w:r>
+            <w:r>
+              <w:rPr>
+                <w:noProof/>
+                <w:webHidden/>
+              </w:rPr>
+              <w:instrText xml:space="preserve"> PAGEREF _Toc240620459 \h </w:instrText>
+            </w:r>
+            <w:r>
+              <w:rPr>
+                <w:noProof/>
+                <w:webHidden/>
+              </w:rPr>
+            </w:r>
+            <w:r>
+              <w:rPr>
+                <w:noProof/>
+                <w:webHidden/>
+              </w:rPr>
+              <w:fldChar w:fldCharType="separate"/>
+            </w:r>
+            <w:r>
+              <w:rPr>
+                <w:noProof/>
+                <w:webHidden/>
+              </w:rPr>
+              <w:t>9</w:t>
+            </w:r>
+            <w:r>
+              <w:rPr>
+                <w:noProof/>
+                <w:webHidden/>
+              </w:rPr>
+              <w:fldChar w:fldCharType="end"/>
+            </w:r>
+          </w:hyperlink>
+        </w:p>
+        <w:p>
+          <w:pPr>
+            <w:pStyle w:val="Verzeichnis1"/>
+            <w:rPr>
+              <w:rFonts w:eastAsiaTheme="minorEastAsia"/>
+              <w:noProof/>
+              <w:lang w:eastAsia="de-DE"/>
+            </w:rPr>
+          </w:pPr>
+          <w:hyperlink w:anchor="_Toc240620460" w:history="1">
+            <w:r>
+              <w:rPr>
                 <w:rStyle w:val="Hyperlink"/>
-                <w:rFonts w:ascii="Arial" w:hAnsi="Arial" w:cs="Arial"/>
-                <w:noProof/>
-              </w:rPr>
-              <w:t>Wissensbegrenzungen</w:t>
-            </w:r>
-            <w:r>
-              <w:rPr>
-                <w:rFonts w:ascii="Arial" w:hAnsi="Arial" w:cs="Arial"/>
+                <w:rFonts w:cs="Arial"/>
+                <w:noProof/>
+              </w:rPr>
+              <w:t>3) Hardware</w:t>
+            </w:r>
+            <w:r>
+              <w:rPr>
                 <w:noProof/>
                 <w:webHidden/>
               </w:rPr>
@@ -852,7 +1122,6 @@
             </w:r>
             <w:r>
               <w:rPr>
-                <w:rFonts w:ascii="Arial" w:hAnsi="Arial" w:cs="Arial"/>
                 <w:noProof/>
                 <w:webHidden/>
               </w:rPr>
@@ -860,22 +1129,19 @@
             </w:r>
             <w:r>
               <w:rPr>
-                <w:rFonts w:ascii="Arial" w:hAnsi="Arial" w:cs="Arial"/>
-                <w:noProof/>
-                <w:webHidden/>
-              </w:rPr>
-              <w:instrText xml:space="preserve"> PAGEREF _Toc240287887 \h </w:instrText>
-            </w:r>
-            <w:r>
-              <w:rPr>
-                <w:rFonts w:ascii="Arial" w:hAnsi="Arial" w:cs="Arial"/>
-                <w:noProof/>
-                <w:webHidden/>
-              </w:rPr>
-            </w:r>
-            <w:r>
-              <w:rPr>
-                <w:rFonts w:ascii="Arial" w:hAnsi="Arial" w:cs="Arial"/>
+                <w:noProof/>
+                <w:webHidden/>
+              </w:rPr>
+              <w:instrText xml:space="preserve"> PAGEREF _Toc240620460 \h </w:instrText>
+            </w:r>
+            <w:r>
+              <w:rPr>
+                <w:noProof/>
+                <w:webHidden/>
+              </w:rPr>
+            </w:r>
+            <w:r>
+              <w:rPr>
                 <w:noProof/>
                 <w:webHidden/>
               </w:rPr>
@@ -883,15 +1149,13 @@
             </w:r>
             <w:r>
               <w:rPr>
-                <w:rFonts w:ascii="Arial" w:hAnsi="Arial" w:cs="Arial"/>
-                <w:noProof/>
-                <w:webHidden/>
-              </w:rPr>
-              <w:t>5</w:t>
-            </w:r>
-            <w:r>
-              <w:rPr>
-                <w:rFonts w:ascii="Arial" w:hAnsi="Arial" w:cs="Arial"/>
+                <w:noProof/>
+                <w:webHidden/>
+              </w:rPr>
+              <w:t>10</w:t>
+            </w:r>
+            <w:r>
+              <w:rPr>
                 <w:noProof/>
                 <w:webHidden/>
               </w:rPr>
@@ -903,43 +1167,119 @@
           <w:pPr>
             <w:pStyle w:val="Verzeichnis2"/>
             <w:tabs>
-              <w:tab w:val="left" w:pos="720"/>
               <w:tab w:val="right" w:leader="dot" w:pos="9062"/>
             </w:tabs>
             <w:rPr>
-              <w:rFonts w:ascii="Arial" w:eastAsiaTheme="minorEastAsia" w:hAnsi="Arial" w:cs="Arial"/>
+              <w:rFonts w:eastAsiaTheme="minorEastAsia"/>
               <w:noProof/>
               <w:lang w:eastAsia="de-DE"/>
             </w:rPr>
           </w:pPr>
-          <w:hyperlink w:anchor="_Toc240287888" w:history="1">
+          <w:hyperlink w:anchor="_Toc240620461" w:history="1">
             <w:r>
               <w:rPr>
                 <w:rStyle w:val="Hyperlink"/>
-                <w:rFonts w:ascii="Arial" w:hAnsi="Arial" w:cs="Arial"/>
+                <w:rFonts w:cs="Arial"/>
+                <w:noProof/>
+              </w:rPr>
+              <w:t>Teile die zu verbauen sind</w:t>
+            </w:r>
+            <w:r>
+              <w:rPr>
+                <w:noProof/>
+                <w:webHidden/>
+              </w:rPr>
+              <w:tab/>
+            </w:r>
+            <w:r>
+              <w:rPr>
+                <w:noProof/>
+                <w:webHidden/>
+              </w:rPr>
+              <w:fldChar w:fldCharType="begin"/>
+            </w:r>
+            <w:r>
+              <w:rPr>
+                <w:noProof/>
+                <w:webHidden/>
+              </w:rPr>
+              <w:instrText xml:space="preserve"> PAGEREF _Toc240620461 \h </w:instrText>
+            </w:r>
+            <w:r>
+              <w:rPr>
+                <w:noProof/>
+                <w:webHidden/>
+              </w:rPr>
+            </w:r>
+            <w:r>
+              <w:rPr>
+                <w:noProof/>
+                <w:webHidden/>
+              </w:rPr>
+              <w:fldChar w:fldCharType="separate"/>
+            </w:r>
+            <w:r>
+              <w:rPr>
+                <w:noProof/>
+                <w:webHidden/>
+              </w:rPr>
+              <w:t>10</w:t>
+            </w:r>
+            <w:r>
+              <w:rPr>
+                <w:noProof/>
+                <w:webHidden/>
+              </w:rPr>
+              <w:fldChar w:fldCharType="end"/>
+            </w:r>
+          </w:hyperlink>
+        </w:p>
+        <w:p>
+          <w:pPr>
+            <w:pStyle w:val="Verzeichnis3"/>
+            <w:tabs>
+              <w:tab w:val="left" w:pos="960"/>
+              <w:tab w:val="right" w:leader="dot" w:pos="9062"/>
+            </w:tabs>
+            <w:rPr>
+              <w:rFonts w:cstheme="minorBidi"/>
+              <w:noProof/>
+              <w:kern w:val="2"/>
+              <w:sz w:val="24"/>
+              <w:szCs w:val="24"/>
+              <w14:ligatures w14:val="standardContextual"/>
+            </w:rPr>
+          </w:pPr>
+          <w:hyperlink w:anchor="_Toc240620462" w:history="1">
+            <w:r>
+              <w:rPr>
+                <w:rStyle w:val="Hyperlink"/>
+                <w:rFonts w:ascii="Symbol" w:hAnsi="Symbol" w:cs="Arial"/>
                 <w:noProof/>
               </w:rPr>
               <w:t></w:t>
             </w:r>
             <w:r>
               <w:rPr>
-                <w:rFonts w:ascii="Arial" w:eastAsiaTheme="minorEastAsia" w:hAnsi="Arial" w:cs="Arial"/>
-                <w:noProof/>
-                <w:lang w:eastAsia="de-DE"/>
+                <w:rFonts w:cstheme="minorBidi"/>
+                <w:noProof/>
+                <w:kern w:val="2"/>
+                <w:sz w:val="24"/>
+                <w:szCs w:val="24"/>
+                <w14:ligatures w14:val="standardContextual"/>
               </w:rPr>
               <w:tab/>
             </w:r>
             <w:r>
               <w:rPr>
                 <w:rStyle w:val="Hyperlink"/>
-                <w:rFonts w:ascii="Arial" w:hAnsi="Arial" w:cs="Arial"/>
-                <w:noProof/>
-              </w:rPr>
-              <w:t>Kosten</w:t>
-            </w:r>
-            <w:r>
-              <w:rPr>
-                <w:rFonts w:ascii="Arial" w:hAnsi="Arial" w:cs="Arial"/>
+                <w:rFonts w:cs="Arial"/>
+                <w:noProof/>
+              </w:rPr>
+              <w:t>Registrieren des Handys:</w:t>
+            </w:r>
+            <w:r>
+              <w:rPr>
                 <w:noProof/>
                 <w:webHidden/>
               </w:rPr>
@@ -947,7 +1287,6 @@
             </w:r>
             <w:r>
               <w:rPr>
-                <w:rFonts w:ascii="Arial" w:hAnsi="Arial" w:cs="Arial"/>
                 <w:noProof/>
                 <w:webHidden/>
               </w:rPr>
@@ -955,22 +1294,19 @@
             </w:r>
             <w:r>
               <w:rPr>
-                <w:rFonts w:ascii="Arial" w:hAnsi="Arial" w:cs="Arial"/>
-                <w:noProof/>
-                <w:webHidden/>
-              </w:rPr>
-              <w:instrText xml:space="preserve"> PAGEREF _Toc240287888 \h </w:instrText>
-            </w:r>
-            <w:r>
-              <w:rPr>
-                <w:rFonts w:ascii="Arial" w:hAnsi="Arial" w:cs="Arial"/>
-                <w:noProof/>
-                <w:webHidden/>
-              </w:rPr>
-            </w:r>
-            <w:r>
-              <w:rPr>
-                <w:rFonts w:ascii="Arial" w:hAnsi="Arial" w:cs="Arial"/>
+                <w:noProof/>
+                <w:webHidden/>
+              </w:rPr>
+              <w:instrText xml:space="preserve"> PAGEREF _Toc240620462 \h </w:instrText>
+            </w:r>
+            <w:r>
+              <w:rPr>
+                <w:noProof/>
+                <w:webHidden/>
+              </w:rPr>
+            </w:r>
+            <w:r>
+              <w:rPr>
                 <w:noProof/>
                 <w:webHidden/>
               </w:rPr>
@@ -978,15 +1314,577 @@
             </w:r>
             <w:r>
               <w:rPr>
-                <w:rFonts w:ascii="Arial" w:hAnsi="Arial" w:cs="Arial"/>
-                <w:noProof/>
-                <w:webHidden/>
-              </w:rPr>
-              <w:t>5</w:t>
-            </w:r>
-            <w:r>
-              <w:rPr>
-                <w:rFonts w:ascii="Arial" w:hAnsi="Arial" w:cs="Arial"/>
+                <w:noProof/>
+                <w:webHidden/>
+              </w:rPr>
+              <w:t>10</w:t>
+            </w:r>
+            <w:r>
+              <w:rPr>
+                <w:noProof/>
+                <w:webHidden/>
+              </w:rPr>
+              <w:fldChar w:fldCharType="end"/>
+            </w:r>
+          </w:hyperlink>
+        </w:p>
+        <w:p>
+          <w:pPr>
+            <w:pStyle w:val="Verzeichnis3"/>
+            <w:tabs>
+              <w:tab w:val="left" w:pos="960"/>
+              <w:tab w:val="right" w:leader="dot" w:pos="9062"/>
+            </w:tabs>
+            <w:rPr>
+              <w:rFonts w:cstheme="minorBidi"/>
+              <w:noProof/>
+              <w:kern w:val="2"/>
+              <w:sz w:val="24"/>
+              <w:szCs w:val="24"/>
+              <w14:ligatures w14:val="standardContextual"/>
+            </w:rPr>
+          </w:pPr>
+          <w:hyperlink w:anchor="_Toc240620463" w:history="1">
+            <w:r>
+              <w:rPr>
+                <w:rStyle w:val="Hyperlink"/>
+                <w:rFonts w:ascii="Symbol" w:hAnsi="Symbol" w:cs="Arial"/>
+                <w:noProof/>
+              </w:rPr>
+              <w:t></w:t>
+            </w:r>
+            <w:r>
+              <w:rPr>
+                <w:rFonts w:cstheme="minorBidi"/>
+                <w:noProof/>
+                <w:kern w:val="2"/>
+                <w:sz w:val="24"/>
+                <w:szCs w:val="24"/>
+                <w14:ligatures w14:val="standardContextual"/>
+              </w:rPr>
+              <w:tab/>
+            </w:r>
+            <w:r>
+              <w:rPr>
+                <w:rStyle w:val="Hyperlink"/>
+                <w:rFonts w:cs="Arial"/>
+                <w:noProof/>
+              </w:rPr>
+              <w:t>Mikrocontroller:</w:t>
+            </w:r>
+            <w:r>
+              <w:rPr>
+                <w:noProof/>
+                <w:webHidden/>
+              </w:rPr>
+              <w:tab/>
+            </w:r>
+            <w:r>
+              <w:rPr>
+                <w:noProof/>
+                <w:webHidden/>
+              </w:rPr>
+              <w:fldChar w:fldCharType="begin"/>
+            </w:r>
+            <w:r>
+              <w:rPr>
+                <w:noProof/>
+                <w:webHidden/>
+              </w:rPr>
+              <w:instrText xml:space="preserve"> PAGEREF _Toc240620463 \h </w:instrText>
+            </w:r>
+            <w:r>
+              <w:rPr>
+                <w:noProof/>
+                <w:webHidden/>
+              </w:rPr>
+            </w:r>
+            <w:r>
+              <w:rPr>
+                <w:noProof/>
+                <w:webHidden/>
+              </w:rPr>
+              <w:fldChar w:fldCharType="separate"/>
+            </w:r>
+            <w:r>
+              <w:rPr>
+                <w:noProof/>
+                <w:webHidden/>
+              </w:rPr>
+              <w:t>10</w:t>
+            </w:r>
+            <w:r>
+              <w:rPr>
+                <w:noProof/>
+                <w:webHidden/>
+              </w:rPr>
+              <w:fldChar w:fldCharType="end"/>
+            </w:r>
+          </w:hyperlink>
+        </w:p>
+        <w:p>
+          <w:pPr>
+            <w:pStyle w:val="Verzeichnis3"/>
+            <w:tabs>
+              <w:tab w:val="left" w:pos="960"/>
+              <w:tab w:val="right" w:leader="dot" w:pos="9062"/>
+            </w:tabs>
+            <w:rPr>
+              <w:rFonts w:cstheme="minorBidi"/>
+              <w:noProof/>
+              <w:kern w:val="2"/>
+              <w:sz w:val="24"/>
+              <w:szCs w:val="24"/>
+              <w14:ligatures w14:val="standardContextual"/>
+            </w:rPr>
+          </w:pPr>
+          <w:hyperlink w:anchor="_Toc240620464" w:history="1">
+            <w:r>
+              <w:rPr>
+                <w:rStyle w:val="Hyperlink"/>
+                <w:rFonts w:ascii="Symbol" w:hAnsi="Symbol" w:cs="Arial"/>
+                <w:noProof/>
+              </w:rPr>
+              <w:t></w:t>
+            </w:r>
+            <w:r>
+              <w:rPr>
+                <w:rFonts w:cstheme="minorBidi"/>
+                <w:noProof/>
+                <w:kern w:val="2"/>
+                <w:sz w:val="24"/>
+                <w:szCs w:val="24"/>
+                <w14:ligatures w14:val="standardContextual"/>
+              </w:rPr>
+              <w:tab/>
+            </w:r>
+            <w:r>
+              <w:rPr>
+                <w:rStyle w:val="Hyperlink"/>
+                <w:rFonts w:cs="Arial"/>
+                <w:noProof/>
+              </w:rPr>
+              <w:t>Temperaturmesser:</w:t>
+            </w:r>
+            <w:r>
+              <w:rPr>
+                <w:noProof/>
+                <w:webHidden/>
+              </w:rPr>
+              <w:tab/>
+            </w:r>
+            <w:r>
+              <w:rPr>
+                <w:noProof/>
+                <w:webHidden/>
+              </w:rPr>
+              <w:fldChar w:fldCharType="begin"/>
+            </w:r>
+            <w:r>
+              <w:rPr>
+                <w:noProof/>
+                <w:webHidden/>
+              </w:rPr>
+              <w:instrText xml:space="preserve"> PAGEREF _Toc240620464 \h </w:instrText>
+            </w:r>
+            <w:r>
+              <w:rPr>
+                <w:noProof/>
+                <w:webHidden/>
+              </w:rPr>
+            </w:r>
+            <w:r>
+              <w:rPr>
+                <w:noProof/>
+                <w:webHidden/>
+              </w:rPr>
+              <w:fldChar w:fldCharType="separate"/>
+            </w:r>
+            <w:r>
+              <w:rPr>
+                <w:noProof/>
+                <w:webHidden/>
+              </w:rPr>
+              <w:t>10</w:t>
+            </w:r>
+            <w:r>
+              <w:rPr>
+                <w:noProof/>
+                <w:webHidden/>
+              </w:rPr>
+              <w:fldChar w:fldCharType="end"/>
+            </w:r>
+          </w:hyperlink>
+        </w:p>
+        <w:p>
+          <w:pPr>
+            <w:pStyle w:val="Verzeichnis3"/>
+            <w:tabs>
+              <w:tab w:val="left" w:pos="960"/>
+              <w:tab w:val="right" w:leader="dot" w:pos="9062"/>
+            </w:tabs>
+            <w:rPr>
+              <w:rFonts w:cstheme="minorBidi"/>
+              <w:noProof/>
+              <w:kern w:val="2"/>
+              <w:sz w:val="24"/>
+              <w:szCs w:val="24"/>
+              <w14:ligatures w14:val="standardContextual"/>
+            </w:rPr>
+          </w:pPr>
+          <w:hyperlink w:anchor="_Toc240620465" w:history="1">
+            <w:r>
+              <w:rPr>
+                <w:rStyle w:val="Hyperlink"/>
+                <w:rFonts w:ascii="Symbol" w:hAnsi="Symbol" w:cs="Arial"/>
+                <w:noProof/>
+              </w:rPr>
+              <w:t></w:t>
+            </w:r>
+            <w:r>
+              <w:rPr>
+                <w:rFonts w:cstheme="minorBidi"/>
+                <w:noProof/>
+                <w:kern w:val="2"/>
+                <w:sz w:val="24"/>
+                <w:szCs w:val="24"/>
+                <w14:ligatures w14:val="standardContextual"/>
+              </w:rPr>
+              <w:tab/>
+            </w:r>
+            <w:r>
+              <w:rPr>
+                <w:rStyle w:val="Hyperlink"/>
+                <w:rFonts w:cs="Arial"/>
+                <w:noProof/>
+              </w:rPr>
+              <w:t>Display</w:t>
+            </w:r>
+            <w:r>
+              <w:rPr>
+                <w:noProof/>
+                <w:webHidden/>
+              </w:rPr>
+              <w:tab/>
+            </w:r>
+            <w:r>
+              <w:rPr>
+                <w:noProof/>
+                <w:webHidden/>
+              </w:rPr>
+              <w:fldChar w:fldCharType="begin"/>
+            </w:r>
+            <w:r>
+              <w:rPr>
+                <w:noProof/>
+                <w:webHidden/>
+              </w:rPr>
+              <w:instrText xml:space="preserve"> PAGEREF _Toc240620465 \h </w:instrText>
+            </w:r>
+            <w:r>
+              <w:rPr>
+                <w:noProof/>
+                <w:webHidden/>
+              </w:rPr>
+            </w:r>
+            <w:r>
+              <w:rPr>
+                <w:noProof/>
+                <w:webHidden/>
+              </w:rPr>
+              <w:fldChar w:fldCharType="separate"/>
+            </w:r>
+            <w:r>
+              <w:rPr>
+                <w:noProof/>
+                <w:webHidden/>
+              </w:rPr>
+              <w:t>10</w:t>
+            </w:r>
+            <w:r>
+              <w:rPr>
+                <w:noProof/>
+                <w:webHidden/>
+              </w:rPr>
+              <w:fldChar w:fldCharType="end"/>
+            </w:r>
+          </w:hyperlink>
+        </w:p>
+        <w:p>
+          <w:pPr>
+            <w:pStyle w:val="Verzeichnis3"/>
+            <w:tabs>
+              <w:tab w:val="left" w:pos="960"/>
+              <w:tab w:val="right" w:leader="dot" w:pos="9062"/>
+            </w:tabs>
+            <w:rPr>
+              <w:rFonts w:cstheme="minorBidi"/>
+              <w:noProof/>
+              <w:kern w:val="2"/>
+              <w:sz w:val="24"/>
+              <w:szCs w:val="24"/>
+              <w14:ligatures w14:val="standardContextual"/>
+            </w:rPr>
+          </w:pPr>
+          <w:hyperlink w:anchor="_Toc240620466" w:history="1">
+            <w:r>
+              <w:rPr>
+                <w:rStyle w:val="Hyperlink"/>
+                <w:rFonts w:ascii="Symbol" w:hAnsi="Symbol" w:cs="Arial"/>
+                <w:noProof/>
+              </w:rPr>
+              <w:t></w:t>
+            </w:r>
+            <w:r>
+              <w:rPr>
+                <w:rFonts w:cstheme="minorBidi"/>
+                <w:noProof/>
+                <w:kern w:val="2"/>
+                <w:sz w:val="24"/>
+                <w:szCs w:val="24"/>
+                <w14:ligatures w14:val="standardContextual"/>
+              </w:rPr>
+              <w:tab/>
+            </w:r>
+            <w:r>
+              <w:rPr>
+                <w:rStyle w:val="Hyperlink"/>
+                <w:rFonts w:cs="Arial"/>
+                <w:noProof/>
+              </w:rPr>
+              <w:t>Steuerung</w:t>
+            </w:r>
+            <w:r>
+              <w:rPr>
+                <w:noProof/>
+                <w:webHidden/>
+              </w:rPr>
+              <w:tab/>
+            </w:r>
+            <w:r>
+              <w:rPr>
+                <w:noProof/>
+                <w:webHidden/>
+              </w:rPr>
+              <w:fldChar w:fldCharType="begin"/>
+            </w:r>
+            <w:r>
+              <w:rPr>
+                <w:noProof/>
+                <w:webHidden/>
+              </w:rPr>
+              <w:instrText xml:space="preserve"> PAGEREF _Toc240620466 \h </w:instrText>
+            </w:r>
+            <w:r>
+              <w:rPr>
+                <w:noProof/>
+                <w:webHidden/>
+              </w:rPr>
+            </w:r>
+            <w:r>
+              <w:rPr>
+                <w:noProof/>
+                <w:webHidden/>
+              </w:rPr>
+              <w:fldChar w:fldCharType="separate"/>
+            </w:r>
+            <w:r>
+              <w:rPr>
+                <w:noProof/>
+                <w:webHidden/>
+              </w:rPr>
+              <w:t>10</w:t>
+            </w:r>
+            <w:r>
+              <w:rPr>
+                <w:noProof/>
+                <w:webHidden/>
+              </w:rPr>
+              <w:fldChar w:fldCharType="end"/>
+            </w:r>
+          </w:hyperlink>
+        </w:p>
+        <w:p>
+          <w:pPr>
+            <w:pStyle w:val="Verzeichnis3"/>
+            <w:tabs>
+              <w:tab w:val="left" w:pos="960"/>
+              <w:tab w:val="right" w:leader="dot" w:pos="9062"/>
+            </w:tabs>
+            <w:rPr>
+              <w:rFonts w:cstheme="minorBidi"/>
+              <w:noProof/>
+              <w:kern w:val="2"/>
+              <w:sz w:val="24"/>
+              <w:szCs w:val="24"/>
+              <w14:ligatures w14:val="standardContextual"/>
+            </w:rPr>
+          </w:pPr>
+          <w:hyperlink w:anchor="_Toc240620467" w:history="1">
+            <w:r>
+              <w:rPr>
+                <w:rStyle w:val="Hyperlink"/>
+                <w:rFonts w:ascii="Symbol" w:hAnsi="Symbol" w:cs="Arial"/>
+                <w:noProof/>
+              </w:rPr>
+              <w:t></w:t>
+            </w:r>
+            <w:r>
+              <w:rPr>
+                <w:rFonts w:cstheme="minorBidi"/>
+                <w:noProof/>
+                <w:kern w:val="2"/>
+                <w:sz w:val="24"/>
+                <w:szCs w:val="24"/>
+                <w14:ligatures w14:val="standardContextual"/>
+              </w:rPr>
+              <w:tab/>
+            </w:r>
+            <w:r>
+              <w:rPr>
+                <w:rStyle w:val="Hyperlink"/>
+                <w:rFonts w:cs="Arial"/>
+                <w:noProof/>
+              </w:rPr>
+              <w:t>Stromversorgung</w:t>
+            </w:r>
+            <w:r>
+              <w:rPr>
+                <w:noProof/>
+                <w:webHidden/>
+              </w:rPr>
+              <w:tab/>
+            </w:r>
+            <w:r>
+              <w:rPr>
+                <w:noProof/>
+                <w:webHidden/>
+              </w:rPr>
+              <w:fldChar w:fldCharType="begin"/>
+            </w:r>
+            <w:r>
+              <w:rPr>
+                <w:noProof/>
+                <w:webHidden/>
+              </w:rPr>
+              <w:instrText xml:space="preserve"> PAGEREF _Toc240620467 \h </w:instrText>
+            </w:r>
+            <w:r>
+              <w:rPr>
+                <w:noProof/>
+                <w:webHidden/>
+              </w:rPr>
+            </w:r>
+            <w:r>
+              <w:rPr>
+                <w:noProof/>
+                <w:webHidden/>
+              </w:rPr>
+              <w:fldChar w:fldCharType="separate"/>
+            </w:r>
+            <w:r>
+              <w:rPr>
+                <w:noProof/>
+                <w:webHidden/>
+              </w:rPr>
+              <w:t>11</w:t>
+            </w:r>
+            <w:r>
+              <w:rPr>
+                <w:noProof/>
+                <w:webHidden/>
+              </w:rPr>
+              <w:fldChar w:fldCharType="end"/>
+            </w:r>
+          </w:hyperlink>
+        </w:p>
+        <w:p>
+          <w:pPr>
+            <w:pStyle w:val="Verzeichnis3"/>
+            <w:tabs>
+              <w:tab w:val="left" w:pos="960"/>
+              <w:tab w:val="right" w:leader="dot" w:pos="9062"/>
+            </w:tabs>
+            <w:rPr>
+              <w:rFonts w:cstheme="minorBidi"/>
+              <w:noProof/>
+              <w:kern w:val="2"/>
+              <w:sz w:val="24"/>
+              <w:szCs w:val="24"/>
+              <w14:ligatures w14:val="standardContextual"/>
+            </w:rPr>
+          </w:pPr>
+          <w:hyperlink w:anchor="_Toc240620468" w:history="1">
+            <w:r>
+              <w:rPr>
+                <w:rStyle w:val="Hyperlink"/>
+                <w:rFonts w:ascii="Symbol" w:hAnsi="Symbol" w:cs="Arial"/>
+                <w:noProof/>
+              </w:rPr>
+              <w:t></w:t>
+            </w:r>
+            <w:r>
+              <w:rPr>
+                <w:rFonts w:cstheme="minorBidi"/>
+                <w:noProof/>
+                <w:kern w:val="2"/>
+                <w:sz w:val="24"/>
+                <w:szCs w:val="24"/>
+                <w14:ligatures w14:val="standardContextual"/>
+              </w:rPr>
+              <w:tab/>
+            </w:r>
+            <w:r>
+              <w:rPr>
+                <w:rStyle w:val="Hyperlink"/>
+                <w:rFonts w:cs="Arial"/>
+                <w:noProof/>
+              </w:rPr>
+              <w:t>Lademodul</w:t>
+            </w:r>
+            <w:r>
+              <w:rPr>
+                <w:noProof/>
+                <w:webHidden/>
+              </w:rPr>
+              <w:tab/>
+            </w:r>
+            <w:r>
+              <w:rPr>
+                <w:noProof/>
+                <w:webHidden/>
+              </w:rPr>
+              <w:fldChar w:fldCharType="begin"/>
+            </w:r>
+            <w:r>
+              <w:rPr>
+                <w:noProof/>
+                <w:webHidden/>
+              </w:rPr>
+              <w:instrText xml:space="preserve"> PAGEREF _Toc240620468 \h </w:instrText>
+            </w:r>
+            <w:r>
+              <w:rPr>
+                <w:noProof/>
+                <w:webHidden/>
+              </w:rPr>
+            </w:r>
+            <w:r>
+              <w:rPr>
+                <w:noProof/>
+                <w:webHidden/>
+              </w:rPr>
+              <w:fldChar w:fldCharType="separate"/>
+            </w:r>
+            <w:r>
+              <w:rPr>
+                <w:noProof/>
+                <w:webHidden/>
+              </w:rPr>
+              <w:t>11</w:t>
+            </w:r>
+            <w:r>
+              <w:rPr>
                 <w:noProof/>
                 <w:webHidden/>
               </w:rPr>
@@ -998,51 +1896,32 @@
           <w:pPr>
             <w:pStyle w:val="Verzeichnis2"/>
             <w:tabs>
-              <w:tab w:val="left" w:pos="720"/>
               <w:tab w:val="right" w:leader="dot" w:pos="9062"/>
             </w:tabs>
             <w:rPr>
-              <w:rFonts w:ascii="Arial" w:eastAsiaTheme="minorEastAsia" w:hAnsi="Arial" w:cs="Arial"/>
+              <w:rFonts w:eastAsiaTheme="minorEastAsia"/>
               <w:noProof/>
               <w:lang w:eastAsia="de-DE"/>
             </w:rPr>
           </w:pPr>
-          <w:hyperlink w:anchor="_Toc240287889" w:history="1">
+          <w:hyperlink w:anchor="_Toc240620469" w:history="1">
             <w:r>
               <w:rPr>
                 <w:rStyle w:val="Hyperlink"/>
-                <w:rFonts w:ascii="Arial" w:hAnsi="Arial" w:cs="Arial"/>
-                <w:noProof/>
-              </w:rPr>
-              <w:t></w:t>
-            </w:r>
-            <w:r>
-              <w:rPr>
-                <w:rFonts w:ascii="Arial" w:eastAsiaTheme="minorEastAsia" w:hAnsi="Arial" w:cs="Arial"/>
-                <w:noProof/>
-                <w:lang w:eastAsia="de-DE"/>
+                <w:rFonts w:cs="Arial"/>
+                <w:noProof/>
+              </w:rPr>
+              <w:t>Steuerelement (ESP32C6):</w:t>
+            </w:r>
+            <w:r>
+              <w:rPr>
+                <w:noProof/>
+                <w:webHidden/>
               </w:rPr>
               <w:tab/>
             </w:r>
             <w:r>
               <w:rPr>
-                <w:rStyle w:val="Hyperlink"/>
-                <w:rFonts w:ascii="Arial" w:hAnsi="Arial" w:cs="Arial"/>
-                <w:noProof/>
-              </w:rPr>
-              <w:t>Hardwaregrenzen</w:t>
-            </w:r>
-            <w:r>
-              <w:rPr>
-                <w:rFonts w:ascii="Arial" w:hAnsi="Arial" w:cs="Arial"/>
-                <w:noProof/>
-                <w:webHidden/>
-              </w:rPr>
-              <w:tab/>
-            </w:r>
-            <w:r>
-              <w:rPr>
-                <w:rFonts w:ascii="Arial" w:hAnsi="Arial" w:cs="Arial"/>
                 <w:noProof/>
                 <w:webHidden/>
               </w:rPr>
@@ -1050,22 +1929,19 @@
             </w:r>
             <w:r>
               <w:rPr>
-                <w:rFonts w:ascii="Arial" w:hAnsi="Arial" w:cs="Arial"/>
-                <w:noProof/>
-                <w:webHidden/>
-              </w:rPr>
-              <w:instrText xml:space="preserve"> PAGEREF _Toc240287889 \h </w:instrText>
-            </w:r>
-            <w:r>
-              <w:rPr>
-                <w:rFonts w:ascii="Arial" w:hAnsi="Arial" w:cs="Arial"/>
-                <w:noProof/>
-                <w:webHidden/>
-              </w:rPr>
-            </w:r>
-            <w:r>
-              <w:rPr>
-                <w:rFonts w:ascii="Arial" w:hAnsi="Arial" w:cs="Arial"/>
+                <w:noProof/>
+                <w:webHidden/>
+              </w:rPr>
+              <w:instrText xml:space="preserve"> PAGEREF _Toc240620469 \h </w:instrText>
+            </w:r>
+            <w:r>
+              <w:rPr>
+                <w:noProof/>
+                <w:webHidden/>
+              </w:rPr>
+            </w:r>
+            <w:r>
+              <w:rPr>
                 <w:noProof/>
                 <w:webHidden/>
               </w:rPr>
@@ -1073,15 +1949,13 @@
             </w:r>
             <w:r>
               <w:rPr>
-                <w:rFonts w:ascii="Arial" w:hAnsi="Arial" w:cs="Arial"/>
-                <w:noProof/>
-                <w:webHidden/>
-              </w:rPr>
-              <w:t>5</w:t>
-            </w:r>
-            <w:r>
-              <w:rPr>
-                <w:rFonts w:ascii="Arial" w:hAnsi="Arial" w:cs="Arial"/>
+                <w:noProof/>
+                <w:webHidden/>
+              </w:rPr>
+              <w:t>11</w:t>
+            </w:r>
+            <w:r>
+              <w:rPr>
                 <w:noProof/>
                 <w:webHidden/>
               </w:rPr>
@@ -1093,51 +1967,32 @@
           <w:pPr>
             <w:pStyle w:val="Verzeichnis2"/>
             <w:tabs>
-              <w:tab w:val="left" w:pos="720"/>
               <w:tab w:val="right" w:leader="dot" w:pos="9062"/>
             </w:tabs>
             <w:rPr>
-              <w:rFonts w:ascii="Arial" w:eastAsiaTheme="minorEastAsia" w:hAnsi="Arial" w:cs="Arial"/>
+              <w:rFonts w:eastAsiaTheme="minorEastAsia"/>
               <w:noProof/>
               <w:lang w:eastAsia="de-DE"/>
             </w:rPr>
           </w:pPr>
-          <w:hyperlink w:anchor="_Toc240287890" w:history="1">
+          <w:hyperlink w:anchor="_Toc240620470" w:history="1">
             <w:r>
               <w:rPr>
                 <w:rStyle w:val="Hyperlink"/>
-                <w:rFonts w:ascii="Arial" w:hAnsi="Arial" w:cs="Arial"/>
-                <w:noProof/>
-              </w:rPr>
-              <w:t></w:t>
-            </w:r>
-            <w:r>
-              <w:rPr>
-                <w:rFonts w:ascii="Arial" w:eastAsiaTheme="minorEastAsia" w:hAnsi="Arial" w:cs="Arial"/>
-                <w:noProof/>
-                <w:lang w:eastAsia="de-DE"/>
+                <w:rFonts w:cs="Arial"/>
+                <w:noProof/>
+              </w:rPr>
+              <w:t>Temperaturmesser (DS18B20)</w:t>
+            </w:r>
+            <w:r>
+              <w:rPr>
+                <w:noProof/>
+                <w:webHidden/>
               </w:rPr>
               <w:tab/>
             </w:r>
             <w:r>
               <w:rPr>
-                <w:rStyle w:val="Hyperlink"/>
-                <w:rFonts w:ascii="Arial" w:hAnsi="Arial" w:cs="Arial"/>
-                <w:noProof/>
-              </w:rPr>
-              <w:t>Softwaregrenzen</w:t>
-            </w:r>
-            <w:r>
-              <w:rPr>
-                <w:rFonts w:ascii="Arial" w:hAnsi="Arial" w:cs="Arial"/>
-                <w:noProof/>
-                <w:webHidden/>
-              </w:rPr>
-              <w:tab/>
-            </w:r>
-            <w:r>
-              <w:rPr>
-                <w:rFonts w:ascii="Arial" w:hAnsi="Arial" w:cs="Arial"/>
                 <w:noProof/>
                 <w:webHidden/>
               </w:rPr>
@@ -1145,22 +2000,19 @@
             </w:r>
             <w:r>
               <w:rPr>
-                <w:rFonts w:ascii="Arial" w:hAnsi="Arial" w:cs="Arial"/>
-                <w:noProof/>
-                <w:webHidden/>
-              </w:rPr>
-              <w:instrText xml:space="preserve"> PAGEREF _Toc240287890 \h </w:instrText>
-            </w:r>
-            <w:r>
-              <w:rPr>
-                <w:rFonts w:ascii="Arial" w:hAnsi="Arial" w:cs="Arial"/>
-                <w:noProof/>
-                <w:webHidden/>
-              </w:rPr>
-            </w:r>
-            <w:r>
-              <w:rPr>
-                <w:rFonts w:ascii="Arial" w:hAnsi="Arial" w:cs="Arial"/>
+                <w:noProof/>
+                <w:webHidden/>
+              </w:rPr>
+              <w:instrText xml:space="preserve"> PAGEREF _Toc240620470 \h </w:instrText>
+            </w:r>
+            <w:r>
+              <w:rPr>
+                <w:noProof/>
+                <w:webHidden/>
+              </w:rPr>
+            </w:r>
+            <w:r>
+              <w:rPr>
                 <w:noProof/>
                 <w:webHidden/>
               </w:rPr>
@@ -1168,93 +2020,13 @@
             </w:r>
             <w:r>
               <w:rPr>
-                <w:rFonts w:ascii="Arial" w:hAnsi="Arial" w:cs="Arial"/>
-                <w:noProof/>
-                <w:webHidden/>
-              </w:rPr>
-              <w:t>5</w:t>
-            </w:r>
-            <w:r>
-              <w:rPr>
-                <w:rFonts w:ascii="Arial" w:hAnsi="Arial" w:cs="Arial"/>
-                <w:noProof/>
-                <w:webHidden/>
-              </w:rPr>
-              <w:fldChar w:fldCharType="end"/>
-            </w:r>
-          </w:hyperlink>
-        </w:p>
-        <w:p>
-          <w:pPr>
-            <w:pStyle w:val="Verzeichnis1"/>
-            <w:tabs>
-              <w:tab w:val="right" w:leader="dot" w:pos="9062"/>
-            </w:tabs>
-            <w:rPr>
-              <w:rFonts w:ascii="Arial" w:eastAsiaTheme="minorEastAsia" w:hAnsi="Arial" w:cs="Arial"/>
-              <w:noProof/>
-              <w:lang w:eastAsia="de-DE"/>
-            </w:rPr>
-          </w:pPr>
-          <w:hyperlink w:anchor="_Toc240287891" w:history="1">
-            <w:r>
-              <w:rPr>
-                <w:rStyle w:val="Hyperlink"/>
-                <w:rFonts w:ascii="Arial" w:hAnsi="Arial" w:cs="Arial"/>
-                <w:noProof/>
-              </w:rPr>
-              <w:t>3) Hardware</w:t>
-            </w:r>
-            <w:r>
-              <w:rPr>
-                <w:rFonts w:ascii="Arial" w:hAnsi="Arial" w:cs="Arial"/>
-                <w:noProof/>
-                <w:webHidden/>
-              </w:rPr>
-              <w:tab/>
-            </w:r>
-            <w:r>
-              <w:rPr>
-                <w:rFonts w:ascii="Arial" w:hAnsi="Arial" w:cs="Arial"/>
-                <w:noProof/>
-                <w:webHidden/>
-              </w:rPr>
-              <w:fldChar w:fldCharType="begin"/>
-            </w:r>
-            <w:r>
-              <w:rPr>
-                <w:rFonts w:ascii="Arial" w:hAnsi="Arial" w:cs="Arial"/>
-                <w:noProof/>
-                <w:webHidden/>
-              </w:rPr>
-              <w:instrText xml:space="preserve"> PAGEREF _Toc240287891 \h </w:instrText>
-            </w:r>
-            <w:r>
-              <w:rPr>
-                <w:rFonts w:ascii="Arial" w:hAnsi="Arial" w:cs="Arial"/>
-                <w:noProof/>
-                <w:webHidden/>
-              </w:rPr>
-            </w:r>
-            <w:r>
-              <w:rPr>
-                <w:rFonts w:ascii="Arial" w:hAnsi="Arial" w:cs="Arial"/>
-                <w:noProof/>
-                <w:webHidden/>
-              </w:rPr>
-              <w:fldChar w:fldCharType="separate"/>
-            </w:r>
-            <w:r>
-              <w:rPr>
-                <w:rFonts w:ascii="Arial" w:hAnsi="Arial" w:cs="Arial"/>
-                <w:noProof/>
-                <w:webHidden/>
-              </w:rPr>
-              <w:t>6</w:t>
-            </w:r>
-            <w:r>
-              <w:rPr>
-                <w:rFonts w:ascii="Arial" w:hAnsi="Arial" w:cs="Arial"/>
+                <w:noProof/>
+                <w:webHidden/>
+              </w:rPr>
+              <w:t>11</w:t>
+            </w:r>
+            <w:r>
+              <w:rPr>
                 <w:noProof/>
                 <w:webHidden/>
               </w:rPr>
@@ -1266,51 +2038,32 @@
           <w:pPr>
             <w:pStyle w:val="Verzeichnis2"/>
             <w:tabs>
-              <w:tab w:val="left" w:pos="720"/>
               <w:tab w:val="right" w:leader="dot" w:pos="9062"/>
             </w:tabs>
             <w:rPr>
-              <w:rFonts w:ascii="Arial" w:eastAsiaTheme="minorEastAsia" w:hAnsi="Arial" w:cs="Arial"/>
+              <w:rFonts w:eastAsiaTheme="minorEastAsia"/>
               <w:noProof/>
               <w:lang w:eastAsia="de-DE"/>
             </w:rPr>
           </w:pPr>
-          <w:hyperlink w:anchor="_Toc240287892" w:history="1">
+          <w:hyperlink w:anchor="_Toc240620471" w:history="1">
             <w:r>
               <w:rPr>
                 <w:rStyle w:val="Hyperlink"/>
-                <w:rFonts w:ascii="Arial" w:hAnsi="Arial" w:cs="Arial"/>
-                <w:noProof/>
-              </w:rPr>
-              <w:t></w:t>
-            </w:r>
-            <w:r>
-              <w:rPr>
-                <w:rFonts w:ascii="Arial" w:eastAsiaTheme="minorEastAsia" w:hAnsi="Arial" w:cs="Arial"/>
-                <w:noProof/>
-                <w:lang w:eastAsia="de-DE"/>
+                <w:rFonts w:cs="Arial"/>
+                <w:noProof/>
+              </w:rPr>
+              <w:t>Darstellung (SSD1306):</w:t>
+            </w:r>
+            <w:r>
+              <w:rPr>
+                <w:noProof/>
+                <w:webHidden/>
               </w:rPr>
               <w:tab/>
             </w:r>
             <w:r>
               <w:rPr>
-                <w:rStyle w:val="Hyperlink"/>
-                <w:rFonts w:ascii="Arial" w:hAnsi="Arial" w:cs="Arial"/>
-                <w:noProof/>
-              </w:rPr>
-              <w:t>Teile die zu verbauen sind</w:t>
-            </w:r>
-            <w:r>
-              <w:rPr>
-                <w:rFonts w:ascii="Arial" w:hAnsi="Arial" w:cs="Arial"/>
-                <w:noProof/>
-                <w:webHidden/>
-              </w:rPr>
-              <w:tab/>
-            </w:r>
-            <w:r>
-              <w:rPr>
-                <w:rFonts w:ascii="Arial" w:hAnsi="Arial" w:cs="Arial"/>
                 <w:noProof/>
                 <w:webHidden/>
               </w:rPr>
@@ -1318,22 +2071,19 @@
             </w:r>
             <w:r>
               <w:rPr>
-                <w:rFonts w:ascii="Arial" w:hAnsi="Arial" w:cs="Arial"/>
-                <w:noProof/>
-                <w:webHidden/>
-              </w:rPr>
-              <w:instrText xml:space="preserve"> PAGEREF _Toc240287892 \h </w:instrText>
-            </w:r>
-            <w:r>
-              <w:rPr>
-                <w:rFonts w:ascii="Arial" w:hAnsi="Arial" w:cs="Arial"/>
-                <w:noProof/>
-                <w:webHidden/>
-              </w:rPr>
-            </w:r>
-            <w:r>
-              <w:rPr>
-                <w:rFonts w:ascii="Arial" w:hAnsi="Arial" w:cs="Arial"/>
+                <w:noProof/>
+                <w:webHidden/>
+              </w:rPr>
+              <w:instrText xml:space="preserve"> PAGEREF _Toc240620471 \h </w:instrText>
+            </w:r>
+            <w:r>
+              <w:rPr>
+                <w:noProof/>
+                <w:webHidden/>
+              </w:rPr>
+            </w:r>
+            <w:r>
+              <w:rPr>
                 <w:noProof/>
                 <w:webHidden/>
               </w:rPr>
@@ -1341,15 +2091,13 @@
             </w:r>
             <w:r>
               <w:rPr>
-                <w:rFonts w:ascii="Arial" w:hAnsi="Arial" w:cs="Arial"/>
-                <w:noProof/>
-                <w:webHidden/>
-              </w:rPr>
-              <w:t>6</w:t>
-            </w:r>
-            <w:r>
-              <w:rPr>
-                <w:rFonts w:ascii="Arial" w:hAnsi="Arial" w:cs="Arial"/>
+                <w:noProof/>
+                <w:webHidden/>
+              </w:rPr>
+              <w:t>11</w:t>
+            </w:r>
+            <w:r>
+              <w:rPr>
                 <w:noProof/>
                 <w:webHidden/>
               </w:rPr>
@@ -1361,51 +2109,32 @@
           <w:pPr>
             <w:pStyle w:val="Verzeichnis2"/>
             <w:tabs>
-              <w:tab w:val="left" w:pos="720"/>
               <w:tab w:val="right" w:leader="dot" w:pos="9062"/>
             </w:tabs>
             <w:rPr>
-              <w:rFonts w:ascii="Arial" w:eastAsiaTheme="minorEastAsia" w:hAnsi="Arial" w:cs="Arial"/>
+              <w:rFonts w:eastAsiaTheme="minorEastAsia"/>
               <w:noProof/>
               <w:lang w:eastAsia="de-DE"/>
             </w:rPr>
           </w:pPr>
-          <w:hyperlink w:anchor="_Toc240287893" w:history="1">
+          <w:hyperlink w:anchor="_Toc240620472" w:history="1">
             <w:r>
               <w:rPr>
                 <w:rStyle w:val="Hyperlink"/>
-                <w:rFonts w:ascii="Arial" w:hAnsi="Arial" w:cs="Arial"/>
-                <w:noProof/>
-              </w:rPr>
-              <w:t>o</w:t>
-            </w:r>
-            <w:r>
-              <w:rPr>
-                <w:rFonts w:ascii="Arial" w:eastAsiaTheme="minorEastAsia" w:hAnsi="Arial" w:cs="Arial"/>
-                <w:noProof/>
-                <w:lang w:eastAsia="de-DE"/>
+                <w:rFonts w:cs="Arial"/>
+                <w:noProof/>
+              </w:rPr>
+              <w:t>Stromversorgung</w:t>
+            </w:r>
+            <w:r>
+              <w:rPr>
+                <w:noProof/>
+                <w:webHidden/>
               </w:rPr>
               <w:tab/>
             </w:r>
             <w:r>
               <w:rPr>
-                <w:rStyle w:val="Hyperlink"/>
-                <w:rFonts w:ascii="Arial" w:hAnsi="Arial" w:cs="Arial"/>
-                <w:noProof/>
-              </w:rPr>
-              <w:t>Registrieren des Handys:</w:t>
-            </w:r>
-            <w:r>
-              <w:rPr>
-                <w:rFonts w:ascii="Arial" w:hAnsi="Arial" w:cs="Arial"/>
-                <w:noProof/>
-                <w:webHidden/>
-              </w:rPr>
-              <w:tab/>
-            </w:r>
-            <w:r>
-              <w:rPr>
-                <w:rFonts w:ascii="Arial" w:hAnsi="Arial" w:cs="Arial"/>
                 <w:noProof/>
                 <w:webHidden/>
               </w:rPr>
@@ -1413,22 +2142,19 @@
             </w:r>
             <w:r>
               <w:rPr>
-                <w:rFonts w:ascii="Arial" w:hAnsi="Arial" w:cs="Arial"/>
-                <w:noProof/>
-                <w:webHidden/>
-              </w:rPr>
-              <w:instrText xml:space="preserve"> PAGEREF _Toc240287893 \h </w:instrText>
-            </w:r>
-            <w:r>
-              <w:rPr>
-                <w:rFonts w:ascii="Arial" w:hAnsi="Arial" w:cs="Arial"/>
-                <w:noProof/>
-                <w:webHidden/>
-              </w:rPr>
-            </w:r>
-            <w:r>
-              <w:rPr>
-                <w:rFonts w:ascii="Arial" w:hAnsi="Arial" w:cs="Arial"/>
+                <w:noProof/>
+                <w:webHidden/>
+              </w:rPr>
+              <w:instrText xml:space="preserve"> PAGEREF _Toc240620472 \h </w:instrText>
+            </w:r>
+            <w:r>
+              <w:rPr>
+                <w:noProof/>
+                <w:webHidden/>
+              </w:rPr>
+            </w:r>
+            <w:r>
+              <w:rPr>
                 <w:noProof/>
                 <w:webHidden/>
               </w:rPr>
@@ -1436,15 +2162,13 @@
             </w:r>
             <w:r>
               <w:rPr>
-                <w:rFonts w:ascii="Arial" w:hAnsi="Arial" w:cs="Arial"/>
-                <w:noProof/>
-                <w:webHidden/>
-              </w:rPr>
-              <w:t>6</w:t>
-            </w:r>
-            <w:r>
-              <w:rPr>
-                <w:rFonts w:ascii="Arial" w:hAnsi="Arial" w:cs="Arial"/>
+                <w:noProof/>
+                <w:webHidden/>
+              </w:rPr>
+              <w:t>12</w:t>
+            </w:r>
+            <w:r>
+              <w:rPr>
                 <w:noProof/>
                 <w:webHidden/>
               </w:rPr>
@@ -1456,51 +2180,32 @@
           <w:pPr>
             <w:pStyle w:val="Verzeichnis2"/>
             <w:tabs>
-              <w:tab w:val="left" w:pos="720"/>
               <w:tab w:val="right" w:leader="dot" w:pos="9062"/>
             </w:tabs>
             <w:rPr>
-              <w:rFonts w:ascii="Arial" w:eastAsiaTheme="minorEastAsia" w:hAnsi="Arial" w:cs="Arial"/>
+              <w:rFonts w:eastAsiaTheme="minorEastAsia"/>
               <w:noProof/>
               <w:lang w:eastAsia="de-DE"/>
             </w:rPr>
           </w:pPr>
-          <w:hyperlink w:anchor="_Toc240287894" w:history="1">
+          <w:hyperlink w:anchor="_Toc240620473" w:history="1">
             <w:r>
               <w:rPr>
                 <w:rStyle w:val="Hyperlink"/>
-                <w:rFonts w:ascii="Arial" w:hAnsi="Arial" w:cs="Arial"/>
-                <w:noProof/>
-              </w:rPr>
-              <w:t></w:t>
-            </w:r>
-            <w:r>
-              <w:rPr>
-                <w:rFonts w:ascii="Arial" w:eastAsiaTheme="minorEastAsia" w:hAnsi="Arial" w:cs="Arial"/>
-                <w:noProof/>
-                <w:lang w:eastAsia="de-DE"/>
+                <w:rFonts w:cs="Arial"/>
+                <w:noProof/>
+              </w:rPr>
+              <w:t>Ladebuchse</w:t>
+            </w:r>
+            <w:r>
+              <w:rPr>
+                <w:noProof/>
+                <w:webHidden/>
               </w:rPr>
               <w:tab/>
             </w:r>
             <w:r>
               <w:rPr>
-                <w:rStyle w:val="Hyperlink"/>
-                <w:rFonts w:ascii="Arial" w:hAnsi="Arial" w:cs="Arial"/>
-                <w:noProof/>
-              </w:rPr>
-              <w:t>Steuerelement</w:t>
-            </w:r>
-            <w:r>
-              <w:rPr>
-                <w:rFonts w:ascii="Arial" w:hAnsi="Arial" w:cs="Arial"/>
-                <w:noProof/>
-                <w:webHidden/>
-              </w:rPr>
-              <w:tab/>
-            </w:r>
-            <w:r>
-              <w:rPr>
-                <w:rFonts w:ascii="Arial" w:hAnsi="Arial" w:cs="Arial"/>
                 <w:noProof/>
                 <w:webHidden/>
               </w:rPr>
@@ -1508,22 +2213,19 @@
             </w:r>
             <w:r>
               <w:rPr>
-                <w:rFonts w:ascii="Arial" w:hAnsi="Arial" w:cs="Arial"/>
-                <w:noProof/>
-                <w:webHidden/>
-              </w:rPr>
-              <w:instrText xml:space="preserve"> PAGEREF _Toc240287894 \h </w:instrText>
-            </w:r>
-            <w:r>
-              <w:rPr>
-                <w:rFonts w:ascii="Arial" w:hAnsi="Arial" w:cs="Arial"/>
-                <w:noProof/>
-                <w:webHidden/>
-              </w:rPr>
-            </w:r>
-            <w:r>
-              <w:rPr>
-                <w:rFonts w:ascii="Arial" w:hAnsi="Arial" w:cs="Arial"/>
+                <w:noProof/>
+                <w:webHidden/>
+              </w:rPr>
+              <w:instrText xml:space="preserve"> PAGEREF _Toc240620473 \h </w:instrText>
+            </w:r>
+            <w:r>
+              <w:rPr>
+                <w:noProof/>
+                <w:webHidden/>
+              </w:rPr>
+            </w:r>
+            <w:r>
+              <w:rPr>
                 <w:noProof/>
                 <w:webHidden/>
               </w:rPr>
@@ -1531,15 +2233,13 @@
             </w:r>
             <w:r>
               <w:rPr>
-                <w:rFonts w:ascii="Arial" w:hAnsi="Arial" w:cs="Arial"/>
-                <w:noProof/>
-                <w:webHidden/>
-              </w:rPr>
-              <w:t>6</w:t>
-            </w:r>
-            <w:r>
-              <w:rPr>
-                <w:rFonts w:ascii="Arial" w:hAnsi="Arial" w:cs="Arial"/>
+                <w:noProof/>
+                <w:webHidden/>
+              </w:rPr>
+              <w:t>12</w:t>
+            </w:r>
+            <w:r>
+              <w:rPr>
                 <w:noProof/>
                 <w:webHidden/>
               </w:rPr>
@@ -1551,51 +2251,32 @@
           <w:pPr>
             <w:pStyle w:val="Verzeichnis2"/>
             <w:tabs>
-              <w:tab w:val="left" w:pos="720"/>
               <w:tab w:val="right" w:leader="dot" w:pos="9062"/>
             </w:tabs>
             <w:rPr>
-              <w:rFonts w:ascii="Arial" w:eastAsiaTheme="minorEastAsia" w:hAnsi="Arial" w:cs="Arial"/>
+              <w:rFonts w:eastAsiaTheme="minorEastAsia"/>
               <w:noProof/>
               <w:lang w:eastAsia="de-DE"/>
             </w:rPr>
           </w:pPr>
-          <w:hyperlink w:anchor="_Toc240287895" w:history="1">
+          <w:hyperlink w:anchor="_Toc240620474" w:history="1">
             <w:r>
               <w:rPr>
                 <w:rStyle w:val="Hyperlink"/>
-                <w:rFonts w:ascii="Arial" w:hAnsi="Arial" w:cs="Arial"/>
-                <w:noProof/>
-              </w:rPr>
-              <w:t></w:t>
-            </w:r>
-            <w:r>
-              <w:rPr>
-                <w:rFonts w:ascii="Arial" w:eastAsiaTheme="minorEastAsia" w:hAnsi="Arial" w:cs="Arial"/>
-                <w:noProof/>
-                <w:lang w:eastAsia="de-DE"/>
+                <w:rFonts w:cs="Arial"/>
+                <w:noProof/>
+              </w:rPr>
+              <w:t>Steuerung des Displays (Rotary-Encoder z.B. KY-040):</w:t>
+            </w:r>
+            <w:r>
+              <w:rPr>
+                <w:noProof/>
+                <w:webHidden/>
               </w:rPr>
               <w:tab/>
             </w:r>
             <w:r>
               <w:rPr>
-                <w:rStyle w:val="Hyperlink"/>
-                <w:rFonts w:ascii="Arial" w:hAnsi="Arial" w:cs="Arial"/>
-                <w:noProof/>
-              </w:rPr>
-              <w:t>Temperaturmesser</w:t>
-            </w:r>
-            <w:r>
-              <w:rPr>
-                <w:rFonts w:ascii="Arial" w:hAnsi="Arial" w:cs="Arial"/>
-                <w:noProof/>
-                <w:webHidden/>
-              </w:rPr>
-              <w:tab/>
-            </w:r>
-            <w:r>
-              <w:rPr>
-                <w:rFonts w:ascii="Arial" w:hAnsi="Arial" w:cs="Arial"/>
                 <w:noProof/>
                 <w:webHidden/>
               </w:rPr>
@@ -1603,22 +2284,19 @@
             </w:r>
             <w:r>
               <w:rPr>
-                <w:rFonts w:ascii="Arial" w:hAnsi="Arial" w:cs="Arial"/>
-                <w:noProof/>
-                <w:webHidden/>
-              </w:rPr>
-              <w:instrText xml:space="preserve"> PAGEREF _Toc240287895 \h </w:instrText>
-            </w:r>
-            <w:r>
-              <w:rPr>
-                <w:rFonts w:ascii="Arial" w:hAnsi="Arial" w:cs="Arial"/>
-                <w:noProof/>
-                <w:webHidden/>
-              </w:rPr>
-            </w:r>
-            <w:r>
-              <w:rPr>
-                <w:rFonts w:ascii="Arial" w:hAnsi="Arial" w:cs="Arial"/>
+                <w:noProof/>
+                <w:webHidden/>
+              </w:rPr>
+              <w:instrText xml:space="preserve"> PAGEREF _Toc240620474 \h </w:instrText>
+            </w:r>
+            <w:r>
+              <w:rPr>
+                <w:noProof/>
+                <w:webHidden/>
+              </w:rPr>
+            </w:r>
+            <w:r>
+              <w:rPr>
                 <w:noProof/>
                 <w:webHidden/>
               </w:rPr>
@@ -1626,15 +2304,13 @@
             </w:r>
             <w:r>
               <w:rPr>
-                <w:rFonts w:ascii="Arial" w:hAnsi="Arial" w:cs="Arial"/>
-                <w:noProof/>
-                <w:webHidden/>
-              </w:rPr>
-              <w:t>6</w:t>
-            </w:r>
-            <w:r>
-              <w:rPr>
-                <w:rFonts w:ascii="Arial" w:hAnsi="Arial" w:cs="Arial"/>
+                <w:noProof/>
+                <w:webHidden/>
+              </w:rPr>
+              <w:t>12</w:t>
+            </w:r>
+            <w:r>
+              <w:rPr>
                 <w:noProof/>
                 <w:webHidden/>
               </w:rPr>
@@ -1646,52 +2322,32 @@
           <w:pPr>
             <w:pStyle w:val="Verzeichnis2"/>
             <w:tabs>
-              <w:tab w:val="left" w:pos="720"/>
               <w:tab w:val="right" w:leader="dot" w:pos="9062"/>
             </w:tabs>
             <w:rPr>
-              <w:rFonts w:ascii="Arial" w:eastAsiaTheme="minorEastAsia" w:hAnsi="Arial" w:cs="Arial"/>
+              <w:rFonts w:eastAsiaTheme="minorEastAsia"/>
               <w:noProof/>
               <w:lang w:eastAsia="de-DE"/>
             </w:rPr>
           </w:pPr>
-          <w:hyperlink w:anchor="_Toc240287896" w:history="1">
+          <w:hyperlink w:anchor="_Toc240620475" w:history="1">
             <w:r>
               <w:rPr>
                 <w:rStyle w:val="Hyperlink"/>
-                <w:rFonts w:ascii="Arial" w:hAnsi="Arial" w:cs="Arial"/>
-                <w:bCs/>
-                <w:noProof/>
-              </w:rPr>
-              <w:t></w:t>
-            </w:r>
-            <w:r>
-              <w:rPr>
-                <w:rFonts w:ascii="Arial" w:eastAsiaTheme="minorEastAsia" w:hAnsi="Arial" w:cs="Arial"/>
-                <w:noProof/>
-                <w:lang w:eastAsia="de-DE"/>
+                <w:rFonts w:cs="Arial"/>
+                <w:noProof/>
+              </w:rPr>
+              <w:t>Strommessung (INA219):</w:t>
+            </w:r>
+            <w:r>
+              <w:rPr>
+                <w:noProof/>
+                <w:webHidden/>
               </w:rPr>
               <w:tab/>
             </w:r>
             <w:r>
               <w:rPr>
-                <w:rStyle w:val="Hyperlink"/>
-                <w:rFonts w:ascii="Arial" w:hAnsi="Arial" w:cs="Arial"/>
-                <w:noProof/>
-              </w:rPr>
-              <w:t>Darstellung</w:t>
-            </w:r>
-            <w:r>
-              <w:rPr>
-                <w:rFonts w:ascii="Arial" w:hAnsi="Arial" w:cs="Arial"/>
-                <w:noProof/>
-                <w:webHidden/>
-              </w:rPr>
-              <w:tab/>
-            </w:r>
-            <w:r>
-              <w:rPr>
-                <w:rFonts w:ascii="Arial" w:hAnsi="Arial" w:cs="Arial"/>
                 <w:noProof/>
                 <w:webHidden/>
               </w:rPr>
@@ -1699,22 +2355,19 @@
             </w:r>
             <w:r>
               <w:rPr>
-                <w:rFonts w:ascii="Arial" w:hAnsi="Arial" w:cs="Arial"/>
-                <w:noProof/>
-                <w:webHidden/>
-              </w:rPr>
-              <w:instrText xml:space="preserve"> PAGEREF _Toc240287896 \h </w:instrText>
-            </w:r>
-            <w:r>
-              <w:rPr>
-                <w:rFonts w:ascii="Arial" w:hAnsi="Arial" w:cs="Arial"/>
-                <w:noProof/>
-                <w:webHidden/>
-              </w:rPr>
-            </w:r>
-            <w:r>
-              <w:rPr>
-                <w:rFonts w:ascii="Arial" w:hAnsi="Arial" w:cs="Arial"/>
+                <w:noProof/>
+                <w:webHidden/>
+              </w:rPr>
+              <w:instrText xml:space="preserve"> PAGEREF _Toc240620475 \h </w:instrText>
+            </w:r>
+            <w:r>
+              <w:rPr>
+                <w:noProof/>
+                <w:webHidden/>
+              </w:rPr>
+            </w:r>
+            <w:r>
+              <w:rPr>
                 <w:noProof/>
                 <w:webHidden/>
               </w:rPr>
@@ -1722,301 +2375,13 @@
             </w:r>
             <w:r>
               <w:rPr>
-                <w:rFonts w:ascii="Arial" w:hAnsi="Arial" w:cs="Arial"/>
-                <w:noProof/>
-                <w:webHidden/>
-              </w:rPr>
-              <w:t>6</w:t>
-            </w:r>
-            <w:r>
-              <w:rPr>
-                <w:rFonts w:ascii="Arial" w:hAnsi="Arial" w:cs="Arial"/>
-                <w:noProof/>
-                <w:webHidden/>
-              </w:rPr>
-              <w:fldChar w:fldCharType="end"/>
-            </w:r>
-          </w:hyperlink>
-        </w:p>
-        <w:p>
-          <w:pPr>
-            <w:pStyle w:val="Verzeichnis2"/>
-            <w:tabs>
-              <w:tab w:val="left" w:pos="720"/>
-              <w:tab w:val="right" w:leader="dot" w:pos="9062"/>
-            </w:tabs>
-            <w:rPr>
-              <w:rFonts w:ascii="Arial" w:eastAsiaTheme="minorEastAsia" w:hAnsi="Arial" w:cs="Arial"/>
-              <w:noProof/>
-              <w:lang w:eastAsia="de-DE"/>
-            </w:rPr>
-          </w:pPr>
-          <w:hyperlink w:anchor="_Toc240287897" w:history="1">
-            <w:r>
-              <w:rPr>
-                <w:rStyle w:val="Hyperlink"/>
-                <w:rFonts w:ascii="Arial" w:hAnsi="Arial" w:cs="Arial"/>
-                <w:bCs/>
-                <w:noProof/>
-              </w:rPr>
-              <w:t></w:t>
-            </w:r>
-            <w:r>
-              <w:rPr>
-                <w:rFonts w:ascii="Arial" w:eastAsiaTheme="minorEastAsia" w:hAnsi="Arial" w:cs="Arial"/>
-                <w:noProof/>
-                <w:lang w:eastAsia="de-DE"/>
-              </w:rPr>
-              <w:tab/>
-            </w:r>
-            <w:r>
-              <w:rPr>
-                <w:rStyle w:val="Hyperlink"/>
-                <w:rFonts w:ascii="Arial" w:hAnsi="Arial" w:cs="Arial"/>
-                <w:noProof/>
-              </w:rPr>
-              <w:t>Stromversorgung</w:t>
-            </w:r>
-            <w:r>
-              <w:rPr>
-                <w:rFonts w:ascii="Arial" w:hAnsi="Arial" w:cs="Arial"/>
-                <w:noProof/>
-                <w:webHidden/>
-              </w:rPr>
-              <w:tab/>
-            </w:r>
-            <w:r>
-              <w:rPr>
-                <w:rFonts w:ascii="Arial" w:hAnsi="Arial" w:cs="Arial"/>
-                <w:noProof/>
-                <w:webHidden/>
-              </w:rPr>
-              <w:fldChar w:fldCharType="begin"/>
-            </w:r>
-            <w:r>
-              <w:rPr>
-                <w:rFonts w:ascii="Arial" w:hAnsi="Arial" w:cs="Arial"/>
-                <w:noProof/>
-                <w:webHidden/>
-              </w:rPr>
-              <w:instrText xml:space="preserve"> PAGEREF _Toc240287897 \h </w:instrText>
-            </w:r>
-            <w:r>
-              <w:rPr>
-                <w:rFonts w:ascii="Arial" w:hAnsi="Arial" w:cs="Arial"/>
-                <w:noProof/>
-                <w:webHidden/>
-              </w:rPr>
-            </w:r>
-            <w:r>
-              <w:rPr>
-                <w:rFonts w:ascii="Arial" w:hAnsi="Arial" w:cs="Arial"/>
-                <w:noProof/>
-                <w:webHidden/>
-              </w:rPr>
-              <w:fldChar w:fldCharType="separate"/>
-            </w:r>
-            <w:r>
-              <w:rPr>
-                <w:rFonts w:ascii="Arial" w:hAnsi="Arial" w:cs="Arial"/>
-                <w:noProof/>
-                <w:webHidden/>
-              </w:rPr>
-              <w:t>6</w:t>
-            </w:r>
-            <w:r>
-              <w:rPr>
-                <w:rFonts w:ascii="Arial" w:hAnsi="Arial" w:cs="Arial"/>
-                <w:noProof/>
-                <w:webHidden/>
-              </w:rPr>
-              <w:fldChar w:fldCharType="end"/>
-            </w:r>
-          </w:hyperlink>
-        </w:p>
-        <w:p>
-          <w:pPr>
-            <w:pStyle w:val="Verzeichnis2"/>
-            <w:tabs>
-              <w:tab w:val="left" w:pos="720"/>
-              <w:tab w:val="right" w:leader="dot" w:pos="9062"/>
-            </w:tabs>
-            <w:rPr>
-              <w:rFonts w:ascii="Arial" w:eastAsiaTheme="minorEastAsia" w:hAnsi="Arial" w:cs="Arial"/>
-              <w:noProof/>
-              <w:lang w:eastAsia="de-DE"/>
-            </w:rPr>
-          </w:pPr>
-          <w:hyperlink w:anchor="_Toc240287898" w:history="1">
-            <w:r>
-              <w:rPr>
-                <w:rStyle w:val="Hyperlink"/>
-                <w:rFonts w:ascii="Arial" w:hAnsi="Arial" w:cs="Arial"/>
-                <w:noProof/>
-              </w:rPr>
-              <w:t></w:t>
-            </w:r>
-            <w:r>
-              <w:rPr>
-                <w:rFonts w:ascii="Arial" w:eastAsiaTheme="minorEastAsia" w:hAnsi="Arial" w:cs="Arial"/>
-                <w:noProof/>
-                <w:lang w:eastAsia="de-DE"/>
-              </w:rPr>
-              <w:tab/>
-            </w:r>
-            <w:r>
-              <w:rPr>
-                <w:rStyle w:val="Hyperlink"/>
-                <w:rFonts w:ascii="Arial" w:hAnsi="Arial" w:cs="Arial"/>
-                <w:noProof/>
-              </w:rPr>
-              <w:t>Steuerung des Displays</w:t>
-            </w:r>
-            <w:r>
-              <w:rPr>
-                <w:rFonts w:ascii="Arial" w:hAnsi="Arial" w:cs="Arial"/>
-                <w:noProof/>
-                <w:webHidden/>
-              </w:rPr>
-              <w:tab/>
-            </w:r>
-            <w:r>
-              <w:rPr>
-                <w:rFonts w:ascii="Arial" w:hAnsi="Arial" w:cs="Arial"/>
-                <w:noProof/>
-                <w:webHidden/>
-              </w:rPr>
-              <w:fldChar w:fldCharType="begin"/>
-            </w:r>
-            <w:r>
-              <w:rPr>
-                <w:rFonts w:ascii="Arial" w:hAnsi="Arial" w:cs="Arial"/>
-                <w:noProof/>
-                <w:webHidden/>
-              </w:rPr>
-              <w:instrText xml:space="preserve"> PAGEREF _Toc240287898 \h </w:instrText>
-            </w:r>
-            <w:r>
-              <w:rPr>
-                <w:rFonts w:ascii="Arial" w:hAnsi="Arial" w:cs="Arial"/>
-                <w:noProof/>
-                <w:webHidden/>
-              </w:rPr>
-            </w:r>
-            <w:r>
-              <w:rPr>
-                <w:rFonts w:ascii="Arial" w:hAnsi="Arial" w:cs="Arial"/>
-                <w:noProof/>
-                <w:webHidden/>
-              </w:rPr>
-              <w:fldChar w:fldCharType="separate"/>
-            </w:r>
-            <w:r>
-              <w:rPr>
-                <w:rFonts w:ascii="Arial" w:hAnsi="Arial" w:cs="Arial"/>
-                <w:noProof/>
-                <w:webHidden/>
-              </w:rPr>
-              <w:t>6</w:t>
-            </w:r>
-            <w:r>
-              <w:rPr>
-                <w:rFonts w:ascii="Arial" w:hAnsi="Arial" w:cs="Arial"/>
-                <w:noProof/>
-                <w:webHidden/>
-              </w:rPr>
-              <w:fldChar w:fldCharType="end"/>
-            </w:r>
-          </w:hyperlink>
-        </w:p>
-        <w:p>
-          <w:pPr>
-            <w:pStyle w:val="Verzeichnis2"/>
-            <w:tabs>
-              <w:tab w:val="left" w:pos="720"/>
-              <w:tab w:val="right" w:leader="dot" w:pos="9062"/>
-            </w:tabs>
-            <w:rPr>
-              <w:rFonts w:ascii="Arial" w:eastAsiaTheme="minorEastAsia" w:hAnsi="Arial" w:cs="Arial"/>
-              <w:noProof/>
-              <w:lang w:eastAsia="de-DE"/>
-            </w:rPr>
-          </w:pPr>
-          <w:hyperlink w:anchor="_Toc240287899" w:history="1">
-            <w:r>
-              <w:rPr>
-                <w:rStyle w:val="Hyperlink"/>
-                <w:rFonts w:ascii="Arial" w:hAnsi="Arial" w:cs="Arial"/>
-                <w:noProof/>
-              </w:rPr>
-              <w:t></w:t>
-            </w:r>
-            <w:r>
-              <w:rPr>
-                <w:rFonts w:ascii="Arial" w:eastAsiaTheme="minorEastAsia" w:hAnsi="Arial" w:cs="Arial"/>
-                <w:noProof/>
-                <w:lang w:eastAsia="de-DE"/>
-              </w:rPr>
-              <w:tab/>
-            </w:r>
-            <w:r>
-              <w:rPr>
-                <w:rStyle w:val="Hyperlink"/>
-                <w:rFonts w:ascii="Arial" w:hAnsi="Arial" w:cs="Arial"/>
-                <w:noProof/>
-              </w:rPr>
-              <w:t>Strommessung:</w:t>
-            </w:r>
-            <w:r>
-              <w:rPr>
-                <w:rFonts w:ascii="Arial" w:hAnsi="Arial" w:cs="Arial"/>
-                <w:noProof/>
-                <w:webHidden/>
-              </w:rPr>
-              <w:tab/>
-            </w:r>
-            <w:r>
-              <w:rPr>
-                <w:rFonts w:ascii="Arial" w:hAnsi="Arial" w:cs="Arial"/>
-                <w:noProof/>
-                <w:webHidden/>
-              </w:rPr>
-              <w:fldChar w:fldCharType="begin"/>
-            </w:r>
-            <w:r>
-              <w:rPr>
-                <w:rFonts w:ascii="Arial" w:hAnsi="Arial" w:cs="Arial"/>
-                <w:noProof/>
-                <w:webHidden/>
-              </w:rPr>
-              <w:instrText xml:space="preserve"> PAGEREF _Toc240287899 \h </w:instrText>
-            </w:r>
-            <w:r>
-              <w:rPr>
-                <w:rFonts w:ascii="Arial" w:hAnsi="Arial" w:cs="Arial"/>
-                <w:noProof/>
-                <w:webHidden/>
-              </w:rPr>
-            </w:r>
-            <w:r>
-              <w:rPr>
-                <w:rFonts w:ascii="Arial" w:hAnsi="Arial" w:cs="Arial"/>
-                <w:noProof/>
-                <w:webHidden/>
-              </w:rPr>
-              <w:fldChar w:fldCharType="separate"/>
-            </w:r>
-            <w:r>
-              <w:rPr>
-                <w:rFonts w:ascii="Arial" w:hAnsi="Arial" w:cs="Arial"/>
-                <w:noProof/>
-                <w:webHidden/>
-              </w:rPr>
-              <w:t>6</w:t>
-            </w:r>
-            <w:r>
-              <w:rPr>
-                <w:rFonts w:ascii="Arial" w:hAnsi="Arial" w:cs="Arial"/>
+                <w:noProof/>
+                <w:webHidden/>
+              </w:rPr>
+              <w:t>12</w:t>
+            </w:r>
+            <w:r>
+              <w:rPr>
                 <w:noProof/>
                 <w:webHidden/>
               </w:rPr>
@@ -2063,7 +2428,7 @@
         </w:rPr>
       </w:pPr>
       <w:bookmarkStart w:id="0" w:name="_Toc240022953"/>
-      <w:bookmarkStart w:id="1" w:name="_Toc240287879"/>
+      <w:bookmarkStart w:id="1" w:name="_Toc240620447"/>
       <w:r>
         <w:rPr>
           <w:rFonts w:cs="Arial"/>
@@ -2092,7 +2457,7 @@
           <w:rFonts w:cs="Arial"/>
         </w:rPr>
       </w:pPr>
-      <w:bookmarkStart w:id="3" w:name="_Toc240287880"/>
+      <w:bookmarkStart w:id="3" w:name="_Toc240620448"/>
       <w:r>
         <w:rPr>
           <w:rFonts w:cs="Arial"/>
@@ -2326,7 +2691,7 @@
         </w:rPr>
       </w:pPr>
       <w:bookmarkStart w:id="4" w:name="_Toc240022955"/>
-      <w:bookmarkStart w:id="5" w:name="_Toc240287881"/>
+      <w:bookmarkStart w:id="5" w:name="_Toc240620449"/>
       <w:r>
         <w:rPr>
           <w:rFonts w:cs="Arial"/>
@@ -2440,7 +2805,7 @@
         </w:rPr>
       </w:pPr>
       <w:bookmarkStart w:id="6" w:name="_Toc240022956"/>
-      <w:bookmarkStart w:id="7" w:name="_Toc240287882"/>
+      <w:bookmarkStart w:id="7" w:name="_Toc240620450"/>
       <w:r>
         <w:rPr>
           <w:rFonts w:cs="Arial"/>
@@ -2535,7 +2900,7 @@
         </w:rPr>
       </w:pPr>
       <w:bookmarkStart w:id="8" w:name="_Toc240022957"/>
-      <w:bookmarkStart w:id="9" w:name="_Toc240287883"/>
+      <w:bookmarkStart w:id="9" w:name="_Toc240620451"/>
       <w:r>
         <w:rPr>
           <w:rFonts w:cs="Arial"/>
@@ -2674,7 +3039,7 @@
         </w:rPr>
       </w:pPr>
       <w:bookmarkStart w:id="10" w:name="_Toc240022958"/>
-      <w:bookmarkStart w:id="11" w:name="_Toc240287884"/>
+      <w:bookmarkStart w:id="11" w:name="_Toc240620452"/>
       <w:r>
         <w:rPr>
           <w:rFonts w:cs="Arial"/>
@@ -2950,7 +3315,7 @@
           <w:rFonts w:cs="Arial"/>
         </w:rPr>
       </w:pPr>
-      <w:bookmarkStart w:id="12" w:name="_Toc240287885"/>
+      <w:bookmarkStart w:id="12" w:name="_Toc240620453"/>
       <w:r>
         <w:rPr>
           <w:rFonts w:cs="Arial"/>
@@ -2973,7 +3338,7 @@
           <w:rFonts w:cs="Arial"/>
         </w:rPr>
       </w:pPr>
-      <w:bookmarkStart w:id="13" w:name="_Toc240287886"/>
+      <w:bookmarkStart w:id="13" w:name="_Toc240620454"/>
       <w:r>
         <w:rPr>
           <w:rFonts w:cs="Arial"/>
@@ -2984,68 +3349,2853 @@
     </w:p>
     <w:p>
       <w:pPr>
-        <w:pStyle w:val="berschrift10"/>
+        <w:pStyle w:val="berschrift20"/>
         <w:rPr>
           <w:rFonts w:cs="Arial"/>
-        </w:rPr>
-      </w:pPr>
-      <w:bookmarkStart w:id="14" w:name="_Toc240287887"/>
+          <w:lang w:val="en-US"/>
+        </w:rPr>
+      </w:pPr>
+      <w:bookmarkStart w:id="14" w:name="_Toc240620455"/>
       <w:r>
         <w:rPr>
           <w:rFonts w:cs="Arial"/>
-        </w:rPr>
-        <w:t>Wissensbegrenzungen</w:t>
+          <w:lang w:val="en-US"/>
+        </w:rPr>
+        <w:t xml:space="preserve">1. </w:t>
+      </w:r>
+      <w:proofErr w:type="spellStart"/>
+      <w:r>
+        <w:rPr>
+          <w:rFonts w:cs="Arial"/>
+          <w:lang w:val="en-US"/>
+        </w:rPr>
+        <w:t>Mechanische</w:t>
+      </w:r>
+      <w:proofErr w:type="spellEnd"/>
+      <w:r>
+        <w:rPr>
+          <w:rFonts w:cs="Arial"/>
+          <w:lang w:val="en-US"/>
+        </w:rPr>
+        <w:t xml:space="preserve"> </w:t>
+      </w:r>
+      <w:proofErr w:type="spellStart"/>
+      <w:r>
+        <w:rPr>
+          <w:rFonts w:cs="Arial"/>
+          <w:lang w:val="en-US"/>
+        </w:rPr>
+        <w:t>Anforderungen</w:t>
+      </w:r>
+      <w:proofErr w:type="spellEnd"/>
+      <w:r>
+        <w:rPr>
+          <w:rFonts w:cs="Arial"/>
+          <w:lang w:val="en-US"/>
+        </w:rPr>
+        <w:t xml:space="preserve"> (MLAB)</w:t>
       </w:r>
       <w:bookmarkEnd w:id="14"/>
     </w:p>
+    <w:tbl>
+      <w:tblPr>
+        <w:tblStyle w:val="Tabellenraster"/>
+        <w:tblW w:w="0" w:type="auto"/>
+        <w:tblLook w:val="04A0" w:firstRow="1" w:lastRow="0" w:firstColumn="1" w:lastColumn="0" w:noHBand="0" w:noVBand="1"/>
+      </w:tblPr>
+      <w:tblGrid>
+        <w:gridCol w:w="2880"/>
+        <w:gridCol w:w="2880"/>
+        <w:gridCol w:w="2880"/>
+      </w:tblGrid>
+      <w:tr>
+        <w:tc>
+          <w:tcPr>
+            <w:tcW w:w="2880" w:type="dxa"/>
+          </w:tcPr>
+          <w:p>
+            <w:pPr>
+              <w:spacing w:after="200" w:line="276" w:lineRule="auto"/>
+              <w:rPr>
+                <w:rFonts w:ascii="Arial" w:hAnsi="Arial" w:cs="Arial"/>
+                <w:sz w:val="24"/>
+                <w:szCs w:val="24"/>
+              </w:rPr>
+            </w:pPr>
+            <w:r>
+              <w:rPr>
+                <w:rFonts w:ascii="Arial" w:hAnsi="Arial" w:cs="Arial"/>
+                <w:sz w:val="24"/>
+                <w:szCs w:val="24"/>
+              </w:rPr>
+              <w:t>Nr.</w:t>
+            </w:r>
+          </w:p>
+        </w:tc>
+        <w:tc>
+          <w:tcPr>
+            <w:tcW w:w="2880" w:type="dxa"/>
+          </w:tcPr>
+          <w:p>
+            <w:pPr>
+              <w:spacing w:after="200" w:line="276" w:lineRule="auto"/>
+              <w:rPr>
+                <w:rFonts w:ascii="Arial" w:hAnsi="Arial" w:cs="Arial"/>
+                <w:sz w:val="24"/>
+                <w:szCs w:val="24"/>
+              </w:rPr>
+            </w:pPr>
+            <w:proofErr w:type="spellStart"/>
+            <w:r>
+              <w:rPr>
+                <w:rFonts w:ascii="Arial" w:hAnsi="Arial" w:cs="Arial"/>
+                <w:sz w:val="24"/>
+                <w:szCs w:val="24"/>
+              </w:rPr>
+              <w:t>Anforderung</w:t>
+            </w:r>
+            <w:proofErr w:type="spellEnd"/>
+          </w:p>
+        </w:tc>
+        <w:tc>
+          <w:tcPr>
+            <w:tcW w:w="2880" w:type="dxa"/>
+          </w:tcPr>
+          <w:p>
+            <w:pPr>
+              <w:spacing w:after="200" w:line="276" w:lineRule="auto"/>
+              <w:rPr>
+                <w:rFonts w:ascii="Arial" w:hAnsi="Arial" w:cs="Arial"/>
+                <w:sz w:val="24"/>
+                <w:szCs w:val="24"/>
+              </w:rPr>
+            </w:pPr>
+            <w:proofErr w:type="spellStart"/>
+            <w:r>
+              <w:rPr>
+                <w:rFonts w:ascii="Arial" w:hAnsi="Arial" w:cs="Arial"/>
+                <w:sz w:val="24"/>
+                <w:szCs w:val="24"/>
+              </w:rPr>
+              <w:t>Beschreibung</w:t>
+            </w:r>
+            <w:proofErr w:type="spellEnd"/>
+          </w:p>
+        </w:tc>
+      </w:tr>
+      <w:tr>
+        <w:tc>
+          <w:tcPr>
+            <w:tcW w:w="2880" w:type="dxa"/>
+          </w:tcPr>
+          <w:p>
+            <w:pPr>
+              <w:spacing w:after="200" w:line="276" w:lineRule="auto"/>
+              <w:rPr>
+                <w:rFonts w:ascii="Arial" w:hAnsi="Arial" w:cs="Arial"/>
+                <w:sz w:val="24"/>
+                <w:szCs w:val="24"/>
+              </w:rPr>
+            </w:pPr>
+            <w:r>
+              <w:rPr>
+                <w:rFonts w:ascii="Arial" w:hAnsi="Arial" w:cs="Arial"/>
+                <w:sz w:val="24"/>
+                <w:szCs w:val="24"/>
+              </w:rPr>
+              <w:t>M1</w:t>
+            </w:r>
+          </w:p>
+        </w:tc>
+        <w:tc>
+          <w:tcPr>
+            <w:tcW w:w="2880" w:type="dxa"/>
+          </w:tcPr>
+          <w:p>
+            <w:pPr>
+              <w:spacing w:after="200" w:line="276" w:lineRule="auto"/>
+              <w:rPr>
+                <w:rFonts w:ascii="Arial" w:hAnsi="Arial" w:cs="Arial"/>
+                <w:sz w:val="24"/>
+                <w:szCs w:val="24"/>
+              </w:rPr>
+            </w:pPr>
+            <w:proofErr w:type="spellStart"/>
+            <w:r>
+              <w:rPr>
+                <w:rFonts w:ascii="Arial" w:hAnsi="Arial" w:cs="Arial"/>
+                <w:sz w:val="24"/>
+                <w:szCs w:val="24"/>
+              </w:rPr>
+              <w:t>Stellplätze</w:t>
+            </w:r>
+            <w:proofErr w:type="spellEnd"/>
+            <w:r>
+              <w:rPr>
+                <w:rFonts w:ascii="Arial" w:hAnsi="Arial" w:cs="Arial"/>
+                <w:sz w:val="24"/>
+                <w:szCs w:val="24"/>
+              </w:rPr>
+              <w:t xml:space="preserve"> für 4–5 Smartphones</w:t>
+            </w:r>
+          </w:p>
+        </w:tc>
+        <w:tc>
+          <w:tcPr>
+            <w:tcW w:w="2880" w:type="dxa"/>
+          </w:tcPr>
+          <w:p>
+            <w:pPr>
+              <w:spacing w:after="200" w:line="276" w:lineRule="auto"/>
+              <w:rPr>
+                <w:rFonts w:ascii="Arial" w:hAnsi="Arial" w:cs="Arial"/>
+                <w:sz w:val="24"/>
+                <w:szCs w:val="24"/>
+                <w:lang w:val="de-DE"/>
+              </w:rPr>
+            </w:pPr>
+            <w:r>
+              <w:rPr>
+                <w:rFonts w:ascii="Arial" w:hAnsi="Arial" w:cs="Arial"/>
+                <w:sz w:val="24"/>
+                <w:szCs w:val="24"/>
+                <w:lang w:val="de-DE"/>
+              </w:rPr>
+              <w:t>Die Handygarage muss mindestens vier Smartphones gleichzeitig aufnehmen können.</w:t>
+            </w:r>
+          </w:p>
+        </w:tc>
+      </w:tr>
+      <w:tr>
+        <w:tc>
+          <w:tcPr>
+            <w:tcW w:w="2880" w:type="dxa"/>
+          </w:tcPr>
+          <w:p>
+            <w:pPr>
+              <w:spacing w:after="200" w:line="276" w:lineRule="auto"/>
+              <w:rPr>
+                <w:rFonts w:ascii="Arial" w:hAnsi="Arial" w:cs="Arial"/>
+                <w:sz w:val="24"/>
+                <w:szCs w:val="24"/>
+              </w:rPr>
+            </w:pPr>
+            <w:r>
+              <w:rPr>
+                <w:rFonts w:ascii="Arial" w:hAnsi="Arial" w:cs="Arial"/>
+                <w:sz w:val="24"/>
+                <w:szCs w:val="24"/>
+              </w:rPr>
+              <w:t>M2</w:t>
+            </w:r>
+          </w:p>
+        </w:tc>
+        <w:tc>
+          <w:tcPr>
+            <w:tcW w:w="2880" w:type="dxa"/>
+          </w:tcPr>
+          <w:p>
+            <w:pPr>
+              <w:spacing w:after="200" w:line="276" w:lineRule="auto"/>
+              <w:rPr>
+                <w:rFonts w:ascii="Arial" w:hAnsi="Arial" w:cs="Arial"/>
+                <w:sz w:val="24"/>
+                <w:szCs w:val="24"/>
+              </w:rPr>
+            </w:pPr>
+            <w:proofErr w:type="spellStart"/>
+            <w:r>
+              <w:rPr>
+                <w:rFonts w:ascii="Arial" w:hAnsi="Arial" w:cs="Arial"/>
+                <w:sz w:val="24"/>
+                <w:szCs w:val="24"/>
+              </w:rPr>
+              <w:t>Kompatibilität</w:t>
+            </w:r>
+            <w:proofErr w:type="spellEnd"/>
+            <w:r>
+              <w:rPr>
+                <w:rFonts w:ascii="Arial" w:hAnsi="Arial" w:cs="Arial"/>
+                <w:sz w:val="24"/>
+                <w:szCs w:val="24"/>
+              </w:rPr>
+              <w:t xml:space="preserve"> </w:t>
+            </w:r>
+            <w:proofErr w:type="spellStart"/>
+            <w:r>
+              <w:rPr>
+                <w:rFonts w:ascii="Arial" w:hAnsi="Arial" w:cs="Arial"/>
+                <w:sz w:val="24"/>
+                <w:szCs w:val="24"/>
+              </w:rPr>
+              <w:t>mit</w:t>
+            </w:r>
+            <w:proofErr w:type="spellEnd"/>
+            <w:r>
+              <w:rPr>
+                <w:rFonts w:ascii="Arial" w:hAnsi="Arial" w:cs="Arial"/>
+                <w:sz w:val="24"/>
+                <w:szCs w:val="24"/>
+              </w:rPr>
+              <w:t xml:space="preserve"> </w:t>
+            </w:r>
+            <w:proofErr w:type="spellStart"/>
+            <w:r>
+              <w:rPr>
+                <w:rFonts w:ascii="Arial" w:hAnsi="Arial" w:cs="Arial"/>
+                <w:sz w:val="24"/>
+                <w:szCs w:val="24"/>
+              </w:rPr>
+              <w:t>verschiedenen</w:t>
+            </w:r>
+            <w:proofErr w:type="spellEnd"/>
+            <w:r>
+              <w:rPr>
+                <w:rFonts w:ascii="Arial" w:hAnsi="Arial" w:cs="Arial"/>
+                <w:sz w:val="24"/>
+                <w:szCs w:val="24"/>
+              </w:rPr>
+              <w:t xml:space="preserve"> </w:t>
+            </w:r>
+            <w:proofErr w:type="spellStart"/>
+            <w:r>
+              <w:rPr>
+                <w:rFonts w:ascii="Arial" w:hAnsi="Arial" w:cs="Arial"/>
+                <w:sz w:val="24"/>
+                <w:szCs w:val="24"/>
+              </w:rPr>
+              <w:t>Smartphonegrößen</w:t>
+            </w:r>
+            <w:proofErr w:type="spellEnd"/>
+          </w:p>
+        </w:tc>
+        <w:tc>
+          <w:tcPr>
+            <w:tcW w:w="2880" w:type="dxa"/>
+          </w:tcPr>
+          <w:p>
+            <w:pPr>
+              <w:spacing w:after="200" w:line="276" w:lineRule="auto"/>
+              <w:rPr>
+                <w:rFonts w:ascii="Arial" w:hAnsi="Arial" w:cs="Arial"/>
+                <w:sz w:val="24"/>
+                <w:szCs w:val="24"/>
+                <w:lang w:val="de-DE"/>
+              </w:rPr>
+            </w:pPr>
+            <w:r>
+              <w:rPr>
+                <w:rFonts w:ascii="Arial" w:hAnsi="Arial" w:cs="Arial"/>
+                <w:sz w:val="24"/>
+                <w:szCs w:val="24"/>
+                <w:lang w:val="de-DE"/>
+              </w:rPr>
+              <w:t>Die Stellplätze müssen für gängige Smartphonegrößen inklusive Schutzhüllen geeignet sein.</w:t>
+            </w:r>
+          </w:p>
+        </w:tc>
+      </w:tr>
+      <w:tr>
+        <w:tc>
+          <w:tcPr>
+            <w:tcW w:w="2880" w:type="dxa"/>
+          </w:tcPr>
+          <w:p>
+            <w:pPr>
+              <w:spacing w:after="200" w:line="276" w:lineRule="auto"/>
+              <w:rPr>
+                <w:rFonts w:ascii="Arial" w:hAnsi="Arial" w:cs="Arial"/>
+                <w:sz w:val="24"/>
+                <w:szCs w:val="24"/>
+              </w:rPr>
+            </w:pPr>
+            <w:r>
+              <w:rPr>
+                <w:rFonts w:ascii="Arial" w:hAnsi="Arial" w:cs="Arial"/>
+                <w:sz w:val="24"/>
+                <w:szCs w:val="24"/>
+              </w:rPr>
+              <w:t>M3</w:t>
+            </w:r>
+          </w:p>
+        </w:tc>
+        <w:tc>
+          <w:tcPr>
+            <w:tcW w:w="2880" w:type="dxa"/>
+          </w:tcPr>
+          <w:p>
+            <w:pPr>
+              <w:spacing w:after="200" w:line="276" w:lineRule="auto"/>
+              <w:rPr>
+                <w:rFonts w:ascii="Arial" w:hAnsi="Arial" w:cs="Arial"/>
+                <w:sz w:val="24"/>
+                <w:szCs w:val="24"/>
+              </w:rPr>
+            </w:pPr>
+            <w:proofErr w:type="spellStart"/>
+            <w:r>
+              <w:rPr>
+                <w:rFonts w:ascii="Arial" w:hAnsi="Arial" w:cs="Arial"/>
+                <w:sz w:val="24"/>
+                <w:szCs w:val="24"/>
+              </w:rPr>
+              <w:t>Modulare</w:t>
+            </w:r>
+            <w:proofErr w:type="spellEnd"/>
+            <w:r>
+              <w:rPr>
+                <w:rFonts w:ascii="Arial" w:hAnsi="Arial" w:cs="Arial"/>
+                <w:sz w:val="24"/>
+                <w:szCs w:val="24"/>
+              </w:rPr>
+              <w:t xml:space="preserve"> </w:t>
+            </w:r>
+            <w:proofErr w:type="spellStart"/>
+            <w:r>
+              <w:rPr>
+                <w:rFonts w:ascii="Arial" w:hAnsi="Arial" w:cs="Arial"/>
+                <w:sz w:val="24"/>
+                <w:szCs w:val="24"/>
+              </w:rPr>
+              <w:t>Erweiterbarkeit</w:t>
+            </w:r>
+            <w:proofErr w:type="spellEnd"/>
+          </w:p>
+        </w:tc>
+        <w:tc>
+          <w:tcPr>
+            <w:tcW w:w="2880" w:type="dxa"/>
+          </w:tcPr>
+          <w:p>
+            <w:pPr>
+              <w:spacing w:after="200" w:line="276" w:lineRule="auto"/>
+              <w:rPr>
+                <w:rFonts w:ascii="Arial" w:hAnsi="Arial" w:cs="Arial"/>
+                <w:sz w:val="24"/>
+                <w:szCs w:val="24"/>
+                <w:lang w:val="de-DE"/>
+              </w:rPr>
+            </w:pPr>
+            <w:r>
+              <w:rPr>
+                <w:rFonts w:ascii="Arial" w:hAnsi="Arial" w:cs="Arial"/>
+                <w:sz w:val="24"/>
+                <w:szCs w:val="24"/>
+                <w:lang w:val="de-DE"/>
+              </w:rPr>
+              <w:t>Mehrere Handygaragen müssen physisch miteinander verbunden</w:t>
+            </w:r>
+            <w:r>
+              <w:rPr>
+                <w:rFonts w:ascii="Arial" w:hAnsi="Arial" w:cs="Arial"/>
+                <w:sz w:val="24"/>
+                <w:szCs w:val="24"/>
+                <w:lang w:val="de-DE"/>
+              </w:rPr>
+              <w:t xml:space="preserve"> </w:t>
+            </w:r>
+            <w:r>
+              <w:rPr>
+                <w:rFonts w:ascii="Arial" w:hAnsi="Arial" w:cs="Arial"/>
+                <w:sz w:val="24"/>
+                <w:szCs w:val="24"/>
+                <w:lang w:val="de-DE"/>
+              </w:rPr>
+              <w:t>werden können.</w:t>
+            </w:r>
+          </w:p>
+        </w:tc>
+      </w:tr>
+      <w:tr>
+        <w:tc>
+          <w:tcPr>
+            <w:tcW w:w="2880" w:type="dxa"/>
+          </w:tcPr>
+          <w:p>
+            <w:pPr>
+              <w:spacing w:after="200" w:line="276" w:lineRule="auto"/>
+              <w:rPr>
+                <w:rFonts w:ascii="Arial" w:hAnsi="Arial" w:cs="Arial"/>
+                <w:sz w:val="24"/>
+                <w:szCs w:val="24"/>
+              </w:rPr>
+            </w:pPr>
+            <w:r>
+              <w:rPr>
+                <w:rFonts w:ascii="Arial" w:hAnsi="Arial" w:cs="Arial"/>
+                <w:sz w:val="24"/>
+                <w:szCs w:val="24"/>
+              </w:rPr>
+              <w:t>M4</w:t>
+            </w:r>
+          </w:p>
+        </w:tc>
+        <w:tc>
+          <w:tcPr>
+            <w:tcW w:w="2880" w:type="dxa"/>
+          </w:tcPr>
+          <w:p>
+            <w:pPr>
+              <w:spacing w:after="200" w:line="276" w:lineRule="auto"/>
+              <w:rPr>
+                <w:rFonts w:ascii="Arial" w:hAnsi="Arial" w:cs="Arial"/>
+                <w:sz w:val="24"/>
+                <w:szCs w:val="24"/>
+              </w:rPr>
+            </w:pPr>
+            <w:r>
+              <w:rPr>
+                <w:rFonts w:ascii="Arial" w:hAnsi="Arial" w:cs="Arial"/>
+                <w:sz w:val="24"/>
+                <w:szCs w:val="24"/>
+              </w:rPr>
+              <w:t xml:space="preserve">Stabile </w:t>
+            </w:r>
+            <w:proofErr w:type="spellStart"/>
+            <w:r>
+              <w:rPr>
+                <w:rFonts w:ascii="Arial" w:hAnsi="Arial" w:cs="Arial"/>
+                <w:sz w:val="24"/>
+                <w:szCs w:val="24"/>
+              </w:rPr>
+              <w:t>Konstruktion</w:t>
+            </w:r>
+            <w:proofErr w:type="spellEnd"/>
+          </w:p>
+        </w:tc>
+        <w:tc>
+          <w:tcPr>
+            <w:tcW w:w="2880" w:type="dxa"/>
+          </w:tcPr>
+          <w:p>
+            <w:pPr>
+              <w:spacing w:after="200" w:line="276" w:lineRule="auto"/>
+              <w:rPr>
+                <w:rFonts w:ascii="Arial" w:hAnsi="Arial" w:cs="Arial"/>
+                <w:sz w:val="24"/>
+                <w:szCs w:val="24"/>
+                <w:lang w:val="de-DE"/>
+              </w:rPr>
+            </w:pPr>
+            <w:r>
+              <w:rPr>
+                <w:rFonts w:ascii="Arial" w:hAnsi="Arial" w:cs="Arial"/>
+                <w:sz w:val="24"/>
+                <w:szCs w:val="24"/>
+                <w:lang w:val="de-DE"/>
+              </w:rPr>
+              <w:t>Die Konstruktion muss standsicher</w:t>
+            </w:r>
+            <w:r>
+              <w:rPr>
+                <w:rFonts w:ascii="Arial" w:hAnsi="Arial" w:cs="Arial"/>
+                <w:sz w:val="24"/>
+                <w:szCs w:val="24"/>
+                <w:lang w:val="de-DE"/>
+              </w:rPr>
+              <w:t xml:space="preserve"> und</w:t>
+            </w:r>
+            <w:r>
+              <w:rPr>
+                <w:rFonts w:ascii="Arial" w:hAnsi="Arial" w:cs="Arial"/>
+                <w:sz w:val="24"/>
+                <w:szCs w:val="24"/>
+                <w:lang w:val="de-DE"/>
+              </w:rPr>
+              <w:t xml:space="preserve"> robust.</w:t>
+            </w:r>
+          </w:p>
+        </w:tc>
+      </w:tr>
+      <w:tr>
+        <w:tc>
+          <w:tcPr>
+            <w:tcW w:w="2880" w:type="dxa"/>
+          </w:tcPr>
+          <w:p>
+            <w:pPr>
+              <w:spacing w:after="200" w:line="276" w:lineRule="auto"/>
+              <w:rPr>
+                <w:rFonts w:ascii="Arial" w:hAnsi="Arial" w:cs="Arial"/>
+                <w:sz w:val="24"/>
+                <w:szCs w:val="24"/>
+              </w:rPr>
+            </w:pPr>
+            <w:r>
+              <w:rPr>
+                <w:rFonts w:ascii="Arial" w:hAnsi="Arial" w:cs="Arial"/>
+                <w:sz w:val="24"/>
+                <w:szCs w:val="24"/>
+              </w:rPr>
+              <w:t>M5</w:t>
+            </w:r>
+          </w:p>
+        </w:tc>
+        <w:tc>
+          <w:tcPr>
+            <w:tcW w:w="2880" w:type="dxa"/>
+          </w:tcPr>
+          <w:p>
+            <w:pPr>
+              <w:spacing w:after="200" w:line="276" w:lineRule="auto"/>
+              <w:rPr>
+                <w:rFonts w:ascii="Arial" w:hAnsi="Arial" w:cs="Arial"/>
+                <w:sz w:val="24"/>
+                <w:szCs w:val="24"/>
+              </w:rPr>
+            </w:pPr>
+            <w:proofErr w:type="spellStart"/>
+            <w:r>
+              <w:rPr>
+                <w:rFonts w:ascii="Arial" w:hAnsi="Arial" w:cs="Arial"/>
+                <w:sz w:val="24"/>
+                <w:szCs w:val="24"/>
+              </w:rPr>
+              <w:t>Wandmontage</w:t>
+            </w:r>
+            <w:proofErr w:type="spellEnd"/>
+            <w:r>
+              <w:rPr>
+                <w:rFonts w:ascii="Arial" w:hAnsi="Arial" w:cs="Arial"/>
+                <w:sz w:val="24"/>
+                <w:szCs w:val="24"/>
+              </w:rPr>
+              <w:t xml:space="preserve"> </w:t>
+            </w:r>
+            <w:proofErr w:type="spellStart"/>
+            <w:r>
+              <w:rPr>
+                <w:rFonts w:ascii="Arial" w:hAnsi="Arial" w:cs="Arial"/>
+                <w:sz w:val="24"/>
+                <w:szCs w:val="24"/>
+              </w:rPr>
+              <w:t>oder</w:t>
+            </w:r>
+            <w:proofErr w:type="spellEnd"/>
+            <w:r>
+              <w:rPr>
+                <w:rFonts w:ascii="Arial" w:hAnsi="Arial" w:cs="Arial"/>
+                <w:sz w:val="24"/>
+                <w:szCs w:val="24"/>
+              </w:rPr>
+              <w:t xml:space="preserve"> </w:t>
+            </w:r>
+            <w:proofErr w:type="spellStart"/>
+            <w:r>
+              <w:rPr>
+                <w:rFonts w:ascii="Arial" w:hAnsi="Arial" w:cs="Arial"/>
+                <w:sz w:val="24"/>
+                <w:szCs w:val="24"/>
+              </w:rPr>
+              <w:t>stehende</w:t>
+            </w:r>
+            <w:proofErr w:type="spellEnd"/>
+            <w:r>
+              <w:rPr>
+                <w:rFonts w:ascii="Arial" w:hAnsi="Arial" w:cs="Arial"/>
+                <w:sz w:val="24"/>
+                <w:szCs w:val="24"/>
+              </w:rPr>
+              <w:t xml:space="preserve"> </w:t>
+            </w:r>
+            <w:proofErr w:type="spellStart"/>
+            <w:r>
+              <w:rPr>
+                <w:rFonts w:ascii="Arial" w:hAnsi="Arial" w:cs="Arial"/>
+                <w:sz w:val="24"/>
+                <w:szCs w:val="24"/>
+              </w:rPr>
+              <w:t>Ablage</w:t>
+            </w:r>
+            <w:proofErr w:type="spellEnd"/>
+          </w:p>
+        </w:tc>
+        <w:tc>
+          <w:tcPr>
+            <w:tcW w:w="2880" w:type="dxa"/>
+          </w:tcPr>
+          <w:p>
+            <w:pPr>
+              <w:spacing w:after="200" w:line="276" w:lineRule="auto"/>
+              <w:rPr>
+                <w:rFonts w:ascii="Arial" w:hAnsi="Arial" w:cs="Arial"/>
+                <w:sz w:val="24"/>
+                <w:szCs w:val="24"/>
+                <w:lang w:val="de-DE"/>
+              </w:rPr>
+            </w:pPr>
+            <w:r>
+              <w:rPr>
+                <w:rFonts w:ascii="Arial" w:hAnsi="Arial" w:cs="Arial"/>
+                <w:sz w:val="24"/>
+                <w:szCs w:val="24"/>
+                <w:lang w:val="de-DE"/>
+              </w:rPr>
+              <w:t>Das Gehäuse muss entweder aufgestellt oder sicher an einer Wand befestigt werden können.</w:t>
+            </w:r>
+          </w:p>
+        </w:tc>
+      </w:tr>
+      <w:tr>
+        <w:tc>
+          <w:tcPr>
+            <w:tcW w:w="2880" w:type="dxa"/>
+          </w:tcPr>
+          <w:p>
+            <w:pPr>
+              <w:spacing w:after="200" w:line="276" w:lineRule="auto"/>
+              <w:rPr>
+                <w:rFonts w:ascii="Arial" w:hAnsi="Arial" w:cs="Arial"/>
+                <w:sz w:val="24"/>
+                <w:szCs w:val="24"/>
+              </w:rPr>
+            </w:pPr>
+            <w:r>
+              <w:rPr>
+                <w:rFonts w:ascii="Arial" w:hAnsi="Arial" w:cs="Arial"/>
+                <w:sz w:val="24"/>
+                <w:szCs w:val="24"/>
+              </w:rPr>
+              <w:t>M6</w:t>
+            </w:r>
+          </w:p>
+        </w:tc>
+        <w:tc>
+          <w:tcPr>
+            <w:tcW w:w="2880" w:type="dxa"/>
+          </w:tcPr>
+          <w:p>
+            <w:pPr>
+              <w:spacing w:after="200" w:line="276" w:lineRule="auto"/>
+              <w:rPr>
+                <w:rFonts w:ascii="Arial" w:hAnsi="Arial" w:cs="Arial"/>
+                <w:sz w:val="24"/>
+                <w:szCs w:val="24"/>
+              </w:rPr>
+            </w:pPr>
+            <w:proofErr w:type="spellStart"/>
+            <w:r>
+              <w:rPr>
+                <w:rFonts w:ascii="Arial" w:hAnsi="Arial" w:cs="Arial"/>
+                <w:sz w:val="24"/>
+                <w:szCs w:val="24"/>
+              </w:rPr>
+              <w:t>Eindeutige</w:t>
+            </w:r>
+            <w:proofErr w:type="spellEnd"/>
+            <w:r>
+              <w:rPr>
+                <w:rFonts w:ascii="Arial" w:hAnsi="Arial" w:cs="Arial"/>
+                <w:sz w:val="24"/>
+                <w:szCs w:val="24"/>
+              </w:rPr>
+              <w:t xml:space="preserve"> </w:t>
+            </w:r>
+            <w:proofErr w:type="spellStart"/>
+            <w:r>
+              <w:rPr>
+                <w:rFonts w:ascii="Arial" w:hAnsi="Arial" w:cs="Arial"/>
+                <w:sz w:val="24"/>
+                <w:szCs w:val="24"/>
+              </w:rPr>
+              <w:t>Gerätezuordnung</w:t>
+            </w:r>
+            <w:proofErr w:type="spellEnd"/>
+          </w:p>
+        </w:tc>
+        <w:tc>
+          <w:tcPr>
+            <w:tcW w:w="2880" w:type="dxa"/>
+          </w:tcPr>
+          <w:p>
+            <w:pPr>
+              <w:spacing w:after="200" w:line="276" w:lineRule="auto"/>
+              <w:rPr>
+                <w:rFonts w:ascii="Arial" w:hAnsi="Arial" w:cs="Arial"/>
+                <w:sz w:val="24"/>
+                <w:szCs w:val="24"/>
+                <w:lang w:val="de-DE"/>
+              </w:rPr>
+            </w:pPr>
+            <w:r>
+              <w:rPr>
+                <w:rFonts w:ascii="Arial" w:hAnsi="Arial" w:cs="Arial"/>
+                <w:sz w:val="24"/>
+                <w:szCs w:val="24"/>
+                <w:lang w:val="de-DE"/>
+              </w:rPr>
+              <w:t>Die Stellplätze müssen durch Nummern, Symbole oder andere Markierungen klar erkennbar sein.</w:t>
+            </w:r>
+          </w:p>
+        </w:tc>
+      </w:tr>
+      <w:tr>
+        <w:tc>
+          <w:tcPr>
+            <w:tcW w:w="2880" w:type="dxa"/>
+          </w:tcPr>
+          <w:p>
+            <w:pPr>
+              <w:spacing w:after="200" w:line="276" w:lineRule="auto"/>
+              <w:rPr>
+                <w:rFonts w:ascii="Arial" w:hAnsi="Arial" w:cs="Arial"/>
+                <w:sz w:val="24"/>
+                <w:szCs w:val="24"/>
+              </w:rPr>
+            </w:pPr>
+            <w:r>
+              <w:rPr>
+                <w:rFonts w:ascii="Arial" w:hAnsi="Arial" w:cs="Arial"/>
+                <w:sz w:val="24"/>
+                <w:szCs w:val="24"/>
+              </w:rPr>
+              <w:t>M7</w:t>
+            </w:r>
+          </w:p>
+        </w:tc>
+        <w:tc>
+          <w:tcPr>
+            <w:tcW w:w="2880" w:type="dxa"/>
+          </w:tcPr>
+          <w:p>
+            <w:pPr>
+              <w:spacing w:after="200" w:line="276" w:lineRule="auto"/>
+              <w:rPr>
+                <w:rFonts w:ascii="Arial" w:hAnsi="Arial" w:cs="Arial"/>
+                <w:sz w:val="24"/>
+                <w:szCs w:val="24"/>
+              </w:rPr>
+            </w:pPr>
+            <w:proofErr w:type="spellStart"/>
+            <w:r>
+              <w:rPr>
+                <w:rFonts w:ascii="Arial" w:hAnsi="Arial" w:cs="Arial"/>
+                <w:sz w:val="24"/>
+                <w:szCs w:val="24"/>
+              </w:rPr>
+              <w:t>Demontierbarkeit</w:t>
+            </w:r>
+            <w:proofErr w:type="spellEnd"/>
+          </w:p>
+        </w:tc>
+        <w:tc>
+          <w:tcPr>
+            <w:tcW w:w="2880" w:type="dxa"/>
+          </w:tcPr>
+          <w:p>
+            <w:pPr>
+              <w:spacing w:after="200" w:line="276" w:lineRule="auto"/>
+              <w:rPr>
+                <w:rFonts w:ascii="Arial" w:hAnsi="Arial" w:cs="Arial"/>
+                <w:sz w:val="24"/>
+                <w:szCs w:val="24"/>
+                <w:lang w:val="de-DE"/>
+              </w:rPr>
+            </w:pPr>
+            <w:r>
+              <w:rPr>
+                <w:rFonts w:ascii="Arial" w:hAnsi="Arial" w:cs="Arial"/>
+                <w:sz w:val="24"/>
+                <w:szCs w:val="24"/>
+                <w:lang w:val="de-DE"/>
+              </w:rPr>
+              <w:t>Gehäuse und Funktionseinheiten müssen für Wartung, Reparatur, Austausch oder Updates zerlegbar sein.</w:t>
+            </w:r>
+          </w:p>
+        </w:tc>
+      </w:tr>
+    </w:tbl>
     <w:p>
       <w:pPr>
-        <w:pStyle w:val="berschrift10"/>
+        <w:spacing w:after="200"/>
+        <w:rPr>
+          <w:rFonts w:ascii="Arial" w:hAnsi="Arial" w:cs="Arial"/>
+          <w:b/>
+          <w:bCs/>
+          <w:lang w:val="en-US"/>
+        </w:rPr>
+      </w:pPr>
+      <w:r>
+        <w:rPr>
+          <w:rFonts w:ascii="Arial" w:hAnsi="Arial" w:cs="Arial"/>
+          <w:b/>
+          <w:bCs/>
+          <w:lang w:val="en-US"/>
+        </w:rPr>
+        <w:br w:type="page"/>
+      </w:r>
+    </w:p>
+    <w:p>
+      <w:pPr>
+        <w:spacing w:after="200"/>
+        <w:rPr>
+          <w:rFonts w:ascii="Arial" w:hAnsi="Arial" w:cs="Arial"/>
+          <w:b/>
+          <w:bCs/>
+          <w:lang w:val="en-US"/>
+        </w:rPr>
+      </w:pPr>
+    </w:p>
+    <w:p>
+      <w:pPr>
+        <w:pStyle w:val="berschrift20"/>
         <w:rPr>
           <w:rFonts w:cs="Arial"/>
-        </w:rPr>
-      </w:pPr>
-      <w:bookmarkStart w:id="15" w:name="_Toc240287888"/>
+          <w:lang w:val="en-US"/>
+        </w:rPr>
+      </w:pPr>
+      <w:bookmarkStart w:id="15" w:name="_Toc240620456"/>
       <w:r>
         <w:rPr>
           <w:rFonts w:cs="Arial"/>
-        </w:rPr>
-        <w:t>Kosten</w:t>
+          <w:lang w:val="en-US"/>
+        </w:rPr>
+        <w:t xml:space="preserve">2. </w:t>
+      </w:r>
+      <w:proofErr w:type="spellStart"/>
+      <w:r>
+        <w:rPr>
+          <w:rFonts w:cs="Arial"/>
+          <w:lang w:val="en-US"/>
+        </w:rPr>
+        <w:t>Elektronische</w:t>
+      </w:r>
+      <w:proofErr w:type="spellEnd"/>
+      <w:r>
+        <w:rPr>
+          <w:rFonts w:cs="Arial"/>
+          <w:lang w:val="en-US"/>
+        </w:rPr>
+        <w:t xml:space="preserve"> </w:t>
+      </w:r>
+      <w:proofErr w:type="spellStart"/>
+      <w:r>
+        <w:rPr>
+          <w:rFonts w:cs="Arial"/>
+          <w:lang w:val="en-US"/>
+        </w:rPr>
+        <w:t>Anforderungen</w:t>
+      </w:r>
+      <w:proofErr w:type="spellEnd"/>
+      <w:r>
+        <w:rPr>
+          <w:rFonts w:cs="Arial"/>
+          <w:lang w:val="en-US"/>
+        </w:rPr>
+        <w:t xml:space="preserve"> (ELAB)</w:t>
       </w:r>
       <w:bookmarkEnd w:id="15"/>
     </w:p>
+    <w:tbl>
+      <w:tblPr>
+        <w:tblStyle w:val="Tabellenraster"/>
+        <w:tblW w:w="0" w:type="auto"/>
+        <w:tblLook w:val="04A0" w:firstRow="1" w:lastRow="0" w:firstColumn="1" w:lastColumn="0" w:noHBand="0" w:noVBand="1"/>
+      </w:tblPr>
+      <w:tblGrid>
+        <w:gridCol w:w="2880"/>
+        <w:gridCol w:w="2880"/>
+        <w:gridCol w:w="2880"/>
+      </w:tblGrid>
+      <w:tr>
+        <w:tc>
+          <w:tcPr>
+            <w:tcW w:w="2880" w:type="dxa"/>
+          </w:tcPr>
+          <w:p>
+            <w:pPr>
+              <w:spacing w:after="200" w:line="276" w:lineRule="auto"/>
+              <w:rPr>
+                <w:rFonts w:ascii="Arial" w:hAnsi="Arial" w:cs="Arial"/>
+                <w:sz w:val="24"/>
+                <w:szCs w:val="24"/>
+              </w:rPr>
+            </w:pPr>
+            <w:r>
+              <w:rPr>
+                <w:rFonts w:ascii="Arial" w:hAnsi="Arial" w:cs="Arial"/>
+                <w:sz w:val="24"/>
+                <w:szCs w:val="24"/>
+              </w:rPr>
+              <w:t>Nr.</w:t>
+            </w:r>
+          </w:p>
+        </w:tc>
+        <w:tc>
+          <w:tcPr>
+            <w:tcW w:w="2880" w:type="dxa"/>
+          </w:tcPr>
+          <w:p>
+            <w:pPr>
+              <w:spacing w:after="200" w:line="276" w:lineRule="auto"/>
+              <w:rPr>
+                <w:rFonts w:ascii="Arial" w:hAnsi="Arial" w:cs="Arial"/>
+                <w:sz w:val="24"/>
+                <w:szCs w:val="24"/>
+              </w:rPr>
+            </w:pPr>
+            <w:proofErr w:type="spellStart"/>
+            <w:r>
+              <w:rPr>
+                <w:rFonts w:ascii="Arial" w:hAnsi="Arial" w:cs="Arial"/>
+                <w:sz w:val="24"/>
+                <w:szCs w:val="24"/>
+              </w:rPr>
+              <w:t>Anforderung</w:t>
+            </w:r>
+            <w:proofErr w:type="spellEnd"/>
+          </w:p>
+        </w:tc>
+        <w:tc>
+          <w:tcPr>
+            <w:tcW w:w="2880" w:type="dxa"/>
+          </w:tcPr>
+          <w:p>
+            <w:pPr>
+              <w:spacing w:after="200" w:line="276" w:lineRule="auto"/>
+              <w:rPr>
+                <w:rFonts w:ascii="Arial" w:hAnsi="Arial" w:cs="Arial"/>
+                <w:sz w:val="24"/>
+                <w:szCs w:val="24"/>
+              </w:rPr>
+            </w:pPr>
+            <w:proofErr w:type="spellStart"/>
+            <w:r>
+              <w:rPr>
+                <w:rFonts w:ascii="Arial" w:hAnsi="Arial" w:cs="Arial"/>
+                <w:sz w:val="24"/>
+                <w:szCs w:val="24"/>
+              </w:rPr>
+              <w:t>Beschreibung</w:t>
+            </w:r>
+            <w:proofErr w:type="spellEnd"/>
+          </w:p>
+        </w:tc>
+      </w:tr>
+      <w:tr>
+        <w:tc>
+          <w:tcPr>
+            <w:tcW w:w="2880" w:type="dxa"/>
+          </w:tcPr>
+          <w:p>
+            <w:pPr>
+              <w:spacing w:after="200" w:line="276" w:lineRule="auto"/>
+              <w:rPr>
+                <w:rFonts w:ascii="Arial" w:hAnsi="Arial" w:cs="Arial"/>
+                <w:sz w:val="24"/>
+                <w:szCs w:val="24"/>
+              </w:rPr>
+            </w:pPr>
+            <w:r>
+              <w:rPr>
+                <w:rFonts w:ascii="Arial" w:hAnsi="Arial" w:cs="Arial"/>
+                <w:sz w:val="24"/>
+                <w:szCs w:val="24"/>
+              </w:rPr>
+              <w:t>E1</w:t>
+            </w:r>
+          </w:p>
+        </w:tc>
+        <w:tc>
+          <w:tcPr>
+            <w:tcW w:w="2880" w:type="dxa"/>
+          </w:tcPr>
+          <w:p>
+            <w:pPr>
+              <w:spacing w:after="200" w:line="276" w:lineRule="auto"/>
+              <w:rPr>
+                <w:rFonts w:ascii="Arial" w:hAnsi="Arial" w:cs="Arial"/>
+                <w:sz w:val="24"/>
+                <w:szCs w:val="24"/>
+              </w:rPr>
+            </w:pPr>
+            <w:proofErr w:type="spellStart"/>
+            <w:r>
+              <w:rPr>
+                <w:rFonts w:ascii="Arial" w:hAnsi="Arial" w:cs="Arial"/>
+                <w:sz w:val="24"/>
+                <w:szCs w:val="24"/>
+              </w:rPr>
+              <w:t>Elektronische</w:t>
+            </w:r>
+            <w:proofErr w:type="spellEnd"/>
+            <w:r>
+              <w:rPr>
+                <w:rFonts w:ascii="Arial" w:hAnsi="Arial" w:cs="Arial"/>
+                <w:sz w:val="24"/>
+                <w:szCs w:val="24"/>
+              </w:rPr>
+              <w:t xml:space="preserve"> </w:t>
+            </w:r>
+            <w:proofErr w:type="spellStart"/>
+            <w:r>
+              <w:rPr>
+                <w:rFonts w:ascii="Arial" w:hAnsi="Arial" w:cs="Arial"/>
+                <w:sz w:val="24"/>
+                <w:szCs w:val="24"/>
+              </w:rPr>
+              <w:t>Erkennung</w:t>
+            </w:r>
+            <w:proofErr w:type="spellEnd"/>
+            <w:r>
+              <w:rPr>
+                <w:rFonts w:ascii="Arial" w:hAnsi="Arial" w:cs="Arial"/>
+                <w:sz w:val="24"/>
+                <w:szCs w:val="24"/>
+              </w:rPr>
+              <w:t xml:space="preserve"> der Smartphones</w:t>
+            </w:r>
+          </w:p>
+        </w:tc>
+        <w:tc>
+          <w:tcPr>
+            <w:tcW w:w="2880" w:type="dxa"/>
+          </w:tcPr>
+          <w:p>
+            <w:pPr>
+              <w:spacing w:after="200" w:line="276" w:lineRule="auto"/>
+              <w:rPr>
+                <w:rFonts w:ascii="Arial" w:hAnsi="Arial" w:cs="Arial"/>
+                <w:sz w:val="24"/>
+                <w:szCs w:val="24"/>
+                <w:lang w:val="de-DE"/>
+              </w:rPr>
+            </w:pPr>
+            <w:r>
+              <w:rPr>
+                <w:rFonts w:ascii="Arial" w:hAnsi="Arial" w:cs="Arial"/>
+                <w:sz w:val="24"/>
+                <w:szCs w:val="24"/>
+                <w:lang w:val="de-DE"/>
+              </w:rPr>
+              <w:t>Jeder Stellplatz muss erkennen können, ob sich ein Smartphone darin befindet.</w:t>
+            </w:r>
+          </w:p>
+        </w:tc>
+      </w:tr>
+      <w:tr>
+        <w:tc>
+          <w:tcPr>
+            <w:tcW w:w="2880" w:type="dxa"/>
+          </w:tcPr>
+          <w:p>
+            <w:pPr>
+              <w:spacing w:after="200" w:line="276" w:lineRule="auto"/>
+              <w:rPr>
+                <w:rFonts w:ascii="Arial" w:hAnsi="Arial" w:cs="Arial"/>
+                <w:sz w:val="24"/>
+                <w:szCs w:val="24"/>
+              </w:rPr>
+            </w:pPr>
+            <w:r>
+              <w:rPr>
+                <w:rFonts w:ascii="Arial" w:hAnsi="Arial" w:cs="Arial"/>
+                <w:sz w:val="24"/>
+                <w:szCs w:val="24"/>
+              </w:rPr>
+              <w:t>E2</w:t>
+            </w:r>
+          </w:p>
+        </w:tc>
+        <w:tc>
+          <w:tcPr>
+            <w:tcW w:w="2880" w:type="dxa"/>
+          </w:tcPr>
+          <w:p>
+            <w:pPr>
+              <w:spacing w:after="200" w:line="276" w:lineRule="auto"/>
+              <w:rPr>
+                <w:rFonts w:ascii="Arial" w:hAnsi="Arial" w:cs="Arial"/>
+                <w:sz w:val="24"/>
+                <w:szCs w:val="24"/>
+              </w:rPr>
+            </w:pPr>
+            <w:proofErr w:type="spellStart"/>
+            <w:r>
+              <w:rPr>
+                <w:rFonts w:ascii="Arial" w:hAnsi="Arial" w:cs="Arial"/>
+                <w:sz w:val="24"/>
+                <w:szCs w:val="24"/>
+              </w:rPr>
+              <w:t>Anzeige</w:t>
+            </w:r>
+            <w:proofErr w:type="spellEnd"/>
+            <w:r>
+              <w:rPr>
+                <w:rFonts w:ascii="Arial" w:hAnsi="Arial" w:cs="Arial"/>
+                <w:sz w:val="24"/>
+                <w:szCs w:val="24"/>
+              </w:rPr>
+              <w:t xml:space="preserve"> des </w:t>
+            </w:r>
+            <w:proofErr w:type="spellStart"/>
+            <w:r>
+              <w:rPr>
+                <w:rFonts w:ascii="Arial" w:hAnsi="Arial" w:cs="Arial"/>
+                <w:sz w:val="24"/>
+                <w:szCs w:val="24"/>
+              </w:rPr>
+              <w:t>Belegungszustands</w:t>
+            </w:r>
+            <w:proofErr w:type="spellEnd"/>
+          </w:p>
+        </w:tc>
+        <w:tc>
+          <w:tcPr>
+            <w:tcW w:w="2880" w:type="dxa"/>
+          </w:tcPr>
+          <w:p>
+            <w:pPr>
+              <w:spacing w:after="200" w:line="276" w:lineRule="auto"/>
+              <w:rPr>
+                <w:rFonts w:ascii="Arial" w:hAnsi="Arial" w:cs="Arial"/>
+                <w:sz w:val="24"/>
+                <w:szCs w:val="24"/>
+                <w:lang w:val="de-DE"/>
+              </w:rPr>
+            </w:pPr>
+            <w:r>
+              <w:rPr>
+                <w:rFonts w:ascii="Arial" w:hAnsi="Arial" w:cs="Arial"/>
+                <w:sz w:val="24"/>
+                <w:szCs w:val="24"/>
+                <w:lang w:val="de-DE"/>
+              </w:rPr>
+              <w:t>Der Zustand der Stellplätze (frei/belegt) muss auf einem Display dargestellt werden.</w:t>
+            </w:r>
+          </w:p>
+        </w:tc>
+      </w:tr>
+      <w:tr>
+        <w:tc>
+          <w:tcPr>
+            <w:tcW w:w="2880" w:type="dxa"/>
+          </w:tcPr>
+          <w:p>
+            <w:pPr>
+              <w:spacing w:after="200" w:line="276" w:lineRule="auto"/>
+              <w:rPr>
+                <w:rFonts w:ascii="Arial" w:hAnsi="Arial" w:cs="Arial"/>
+                <w:sz w:val="24"/>
+                <w:szCs w:val="24"/>
+              </w:rPr>
+            </w:pPr>
+            <w:r>
+              <w:rPr>
+                <w:rFonts w:ascii="Arial" w:hAnsi="Arial" w:cs="Arial"/>
+                <w:sz w:val="24"/>
+                <w:szCs w:val="24"/>
+              </w:rPr>
+              <w:t>E3</w:t>
+            </w:r>
+          </w:p>
+        </w:tc>
+        <w:tc>
+          <w:tcPr>
+            <w:tcW w:w="2880" w:type="dxa"/>
+          </w:tcPr>
+          <w:p>
+            <w:pPr>
+              <w:spacing w:after="200" w:line="276" w:lineRule="auto"/>
+              <w:rPr>
+                <w:rFonts w:ascii="Arial" w:hAnsi="Arial" w:cs="Arial"/>
+                <w:sz w:val="24"/>
+                <w:szCs w:val="24"/>
+              </w:rPr>
+            </w:pPr>
+            <w:proofErr w:type="spellStart"/>
+            <w:r>
+              <w:rPr>
+                <w:rFonts w:ascii="Arial" w:hAnsi="Arial" w:cs="Arial"/>
+                <w:sz w:val="24"/>
+                <w:szCs w:val="24"/>
+              </w:rPr>
+              <w:t>Bedienung</w:t>
+            </w:r>
+            <w:proofErr w:type="spellEnd"/>
+            <w:r>
+              <w:rPr>
+                <w:rFonts w:ascii="Arial" w:hAnsi="Arial" w:cs="Arial"/>
+                <w:sz w:val="24"/>
+                <w:szCs w:val="24"/>
+              </w:rPr>
+              <w:t xml:space="preserve"> </w:t>
+            </w:r>
+            <w:proofErr w:type="spellStart"/>
+            <w:r>
+              <w:rPr>
+                <w:rFonts w:ascii="Arial" w:hAnsi="Arial" w:cs="Arial"/>
+                <w:sz w:val="24"/>
+                <w:szCs w:val="24"/>
+              </w:rPr>
+              <w:t>über</w:t>
+            </w:r>
+            <w:proofErr w:type="spellEnd"/>
+            <w:r>
+              <w:rPr>
+                <w:rFonts w:ascii="Arial" w:hAnsi="Arial" w:cs="Arial"/>
+                <w:sz w:val="24"/>
+                <w:szCs w:val="24"/>
+              </w:rPr>
+              <w:t xml:space="preserve"> Rotary-Encoder</w:t>
+            </w:r>
+          </w:p>
+        </w:tc>
+        <w:tc>
+          <w:tcPr>
+            <w:tcW w:w="2880" w:type="dxa"/>
+          </w:tcPr>
+          <w:p>
+            <w:pPr>
+              <w:spacing w:after="200" w:line="276" w:lineRule="auto"/>
+              <w:rPr>
+                <w:rFonts w:ascii="Arial" w:hAnsi="Arial" w:cs="Arial"/>
+                <w:sz w:val="24"/>
+                <w:szCs w:val="24"/>
+                <w:lang w:val="de-DE"/>
+              </w:rPr>
+            </w:pPr>
+            <w:r>
+              <w:rPr>
+                <w:rFonts w:ascii="Arial" w:hAnsi="Arial" w:cs="Arial"/>
+                <w:sz w:val="24"/>
+                <w:szCs w:val="24"/>
+                <w:lang w:val="de-DE"/>
+              </w:rPr>
+              <w:t>Die Systemfunktionen müssen über einen Rotary-Encoder ausgewählt und bedient werden können.</w:t>
+            </w:r>
+          </w:p>
+        </w:tc>
+      </w:tr>
+      <w:tr>
+        <w:tc>
+          <w:tcPr>
+            <w:tcW w:w="2880" w:type="dxa"/>
+          </w:tcPr>
+          <w:p>
+            <w:pPr>
+              <w:spacing w:after="200" w:line="276" w:lineRule="auto"/>
+              <w:rPr>
+                <w:rFonts w:ascii="Arial" w:hAnsi="Arial" w:cs="Arial"/>
+                <w:sz w:val="24"/>
+                <w:szCs w:val="24"/>
+              </w:rPr>
+            </w:pPr>
+            <w:r>
+              <w:rPr>
+                <w:rFonts w:ascii="Arial" w:hAnsi="Arial" w:cs="Arial"/>
+                <w:sz w:val="24"/>
+                <w:szCs w:val="24"/>
+              </w:rPr>
+              <w:t>E4</w:t>
+            </w:r>
+          </w:p>
+        </w:tc>
+        <w:tc>
+          <w:tcPr>
+            <w:tcW w:w="2880" w:type="dxa"/>
+          </w:tcPr>
+          <w:p>
+            <w:pPr>
+              <w:spacing w:after="200" w:line="276" w:lineRule="auto"/>
+              <w:rPr>
+                <w:rFonts w:ascii="Arial" w:hAnsi="Arial" w:cs="Arial"/>
+                <w:sz w:val="24"/>
+                <w:szCs w:val="24"/>
+              </w:rPr>
+            </w:pPr>
+            <w:proofErr w:type="spellStart"/>
+            <w:r>
+              <w:rPr>
+                <w:rFonts w:ascii="Arial" w:hAnsi="Arial" w:cs="Arial"/>
+                <w:sz w:val="24"/>
+                <w:szCs w:val="24"/>
+              </w:rPr>
+              <w:t>Lademöglichkeit</w:t>
+            </w:r>
+            <w:proofErr w:type="spellEnd"/>
+          </w:p>
+        </w:tc>
+        <w:tc>
+          <w:tcPr>
+            <w:tcW w:w="2880" w:type="dxa"/>
+          </w:tcPr>
+          <w:p>
+            <w:pPr>
+              <w:spacing w:after="200" w:line="276" w:lineRule="auto"/>
+              <w:rPr>
+                <w:rFonts w:ascii="Arial" w:hAnsi="Arial" w:cs="Arial"/>
+                <w:sz w:val="24"/>
+                <w:szCs w:val="24"/>
+                <w:lang w:val="de-DE"/>
+              </w:rPr>
+            </w:pPr>
+            <w:r>
+              <w:rPr>
+                <w:rFonts w:ascii="Arial" w:hAnsi="Arial" w:cs="Arial"/>
+                <w:sz w:val="24"/>
+                <w:szCs w:val="24"/>
+                <w:lang w:val="de-DE"/>
+              </w:rPr>
+              <w:t>Mindestens ein Smartphone muss direkt in der Handygarage geladen werden können.</w:t>
+            </w:r>
+          </w:p>
+        </w:tc>
+      </w:tr>
+      <w:tr>
+        <w:tc>
+          <w:tcPr>
+            <w:tcW w:w="2880" w:type="dxa"/>
+          </w:tcPr>
+          <w:p>
+            <w:pPr>
+              <w:spacing w:after="200" w:line="276" w:lineRule="auto"/>
+              <w:rPr>
+                <w:rFonts w:ascii="Arial" w:hAnsi="Arial" w:cs="Arial"/>
+                <w:sz w:val="24"/>
+                <w:szCs w:val="24"/>
+              </w:rPr>
+            </w:pPr>
+            <w:r>
+              <w:rPr>
+                <w:rFonts w:ascii="Arial" w:hAnsi="Arial" w:cs="Arial"/>
+                <w:sz w:val="24"/>
+                <w:szCs w:val="24"/>
+              </w:rPr>
+              <w:t>E5</w:t>
+            </w:r>
+          </w:p>
+        </w:tc>
+        <w:tc>
+          <w:tcPr>
+            <w:tcW w:w="2880" w:type="dxa"/>
+          </w:tcPr>
+          <w:p>
+            <w:pPr>
+              <w:spacing w:after="200" w:line="276" w:lineRule="auto"/>
+              <w:rPr>
+                <w:rFonts w:ascii="Arial" w:hAnsi="Arial" w:cs="Arial"/>
+                <w:sz w:val="24"/>
+                <w:szCs w:val="24"/>
+              </w:rPr>
+            </w:pPr>
+            <w:proofErr w:type="spellStart"/>
+            <w:r>
+              <w:rPr>
+                <w:rFonts w:ascii="Arial" w:hAnsi="Arial" w:cs="Arial"/>
+                <w:sz w:val="24"/>
+                <w:szCs w:val="24"/>
+              </w:rPr>
+              <w:t>Sichere</w:t>
+            </w:r>
+            <w:proofErr w:type="spellEnd"/>
+            <w:r>
+              <w:rPr>
+                <w:rFonts w:ascii="Arial" w:hAnsi="Arial" w:cs="Arial"/>
+                <w:sz w:val="24"/>
+                <w:szCs w:val="24"/>
+              </w:rPr>
+              <w:t xml:space="preserve"> </w:t>
+            </w:r>
+            <w:proofErr w:type="spellStart"/>
+            <w:r>
+              <w:rPr>
+                <w:rFonts w:ascii="Arial" w:hAnsi="Arial" w:cs="Arial"/>
+                <w:sz w:val="24"/>
+                <w:szCs w:val="24"/>
+              </w:rPr>
+              <w:t>Stromversorgung</w:t>
+            </w:r>
+            <w:proofErr w:type="spellEnd"/>
+          </w:p>
+        </w:tc>
+        <w:tc>
+          <w:tcPr>
+            <w:tcW w:w="2880" w:type="dxa"/>
+          </w:tcPr>
+          <w:p>
+            <w:pPr>
+              <w:spacing w:after="200" w:line="276" w:lineRule="auto"/>
+              <w:rPr>
+                <w:rFonts w:ascii="Arial" w:hAnsi="Arial" w:cs="Arial"/>
+                <w:sz w:val="24"/>
+                <w:szCs w:val="24"/>
+                <w:lang w:val="de-DE"/>
+              </w:rPr>
+            </w:pPr>
+            <w:r>
+              <w:rPr>
+                <w:rFonts w:ascii="Arial" w:hAnsi="Arial" w:cs="Arial"/>
+                <w:sz w:val="24"/>
+                <w:szCs w:val="24"/>
+                <w:lang w:val="de-DE"/>
+              </w:rPr>
+              <w:t>Die elektronischen Komponenten und die Ladefunktion müssen über eine geeignete und sichere Stromversorgung betrieben werden.</w:t>
+            </w:r>
+          </w:p>
+        </w:tc>
+      </w:tr>
+      <w:tr>
+        <w:tc>
+          <w:tcPr>
+            <w:tcW w:w="2880" w:type="dxa"/>
+          </w:tcPr>
+          <w:p>
+            <w:pPr>
+              <w:spacing w:after="200" w:line="276" w:lineRule="auto"/>
+              <w:rPr>
+                <w:rFonts w:ascii="Arial" w:hAnsi="Arial" w:cs="Arial"/>
+                <w:sz w:val="24"/>
+                <w:szCs w:val="24"/>
+              </w:rPr>
+            </w:pPr>
+            <w:r>
+              <w:rPr>
+                <w:rFonts w:ascii="Arial" w:hAnsi="Arial" w:cs="Arial"/>
+                <w:sz w:val="24"/>
+                <w:szCs w:val="24"/>
+              </w:rPr>
+              <w:t>E6</w:t>
+            </w:r>
+          </w:p>
+        </w:tc>
+        <w:tc>
+          <w:tcPr>
+            <w:tcW w:w="2880" w:type="dxa"/>
+          </w:tcPr>
+          <w:p>
+            <w:pPr>
+              <w:spacing w:after="200" w:line="276" w:lineRule="auto"/>
+              <w:rPr>
+                <w:rFonts w:ascii="Arial" w:hAnsi="Arial" w:cs="Arial"/>
+                <w:sz w:val="24"/>
+                <w:szCs w:val="24"/>
+              </w:rPr>
+            </w:pPr>
+            <w:proofErr w:type="spellStart"/>
+            <w:r>
+              <w:rPr>
+                <w:rFonts w:ascii="Arial" w:hAnsi="Arial" w:cs="Arial"/>
+                <w:sz w:val="24"/>
+                <w:szCs w:val="24"/>
+              </w:rPr>
+              <w:t>Austauschbare</w:t>
+            </w:r>
+            <w:proofErr w:type="spellEnd"/>
+            <w:r>
+              <w:rPr>
+                <w:rFonts w:ascii="Arial" w:hAnsi="Arial" w:cs="Arial"/>
+                <w:sz w:val="24"/>
+                <w:szCs w:val="24"/>
+              </w:rPr>
+              <w:t xml:space="preserve"> </w:t>
+            </w:r>
+            <w:proofErr w:type="spellStart"/>
+            <w:r>
+              <w:rPr>
+                <w:rFonts w:ascii="Arial" w:hAnsi="Arial" w:cs="Arial"/>
+                <w:sz w:val="24"/>
+                <w:szCs w:val="24"/>
+              </w:rPr>
+              <w:t>Funktionseinheiten</w:t>
+            </w:r>
+            <w:proofErr w:type="spellEnd"/>
+          </w:p>
+        </w:tc>
+        <w:tc>
+          <w:tcPr>
+            <w:tcW w:w="2880" w:type="dxa"/>
+          </w:tcPr>
+          <w:p>
+            <w:pPr>
+              <w:spacing w:after="200" w:line="276" w:lineRule="auto"/>
+              <w:rPr>
+                <w:rFonts w:ascii="Arial" w:hAnsi="Arial" w:cs="Arial"/>
+                <w:sz w:val="24"/>
+                <w:szCs w:val="24"/>
+                <w:lang w:val="de-DE"/>
+              </w:rPr>
+            </w:pPr>
+            <w:r>
+              <w:rPr>
+                <w:rFonts w:ascii="Arial" w:hAnsi="Arial" w:cs="Arial"/>
+                <w:sz w:val="24"/>
+                <w:szCs w:val="24"/>
+                <w:lang w:val="de-DE"/>
+              </w:rPr>
+              <w:t>Elektronische Baugruppen, Sensoren oder andere Funktionseinheiten müssen bei einem Defekt ausgebaut und ersetzt werden können.</w:t>
+            </w:r>
+          </w:p>
+        </w:tc>
+      </w:tr>
+    </w:tbl>
     <w:p>
       <w:pPr>
-        <w:pStyle w:val="berschrift10"/>
+        <w:spacing w:after="200"/>
+        <w:rPr>
+          <w:rFonts w:ascii="Arial" w:hAnsi="Arial" w:cs="Arial"/>
+          <w:b/>
+          <w:bCs/>
+          <w:lang w:val="en-US"/>
+        </w:rPr>
+      </w:pPr>
+      <w:r>
+        <w:rPr>
+          <w:rFonts w:ascii="Arial" w:hAnsi="Arial" w:cs="Arial"/>
+          <w:b/>
+          <w:bCs/>
+          <w:lang w:val="en-US"/>
+        </w:rPr>
+        <w:br w:type="page"/>
+      </w:r>
+    </w:p>
+    <w:p>
+      <w:pPr>
+        <w:pStyle w:val="berschrift20"/>
         <w:rPr>
           <w:rFonts w:cs="Arial"/>
-        </w:rPr>
-      </w:pPr>
-      <w:bookmarkStart w:id="16" w:name="_Toc240287889"/>
+          <w:lang w:val="en-US"/>
+        </w:rPr>
+      </w:pPr>
+      <w:bookmarkStart w:id="16" w:name="_Toc240620457"/>
       <w:r>
         <w:rPr>
           <w:rFonts w:cs="Arial"/>
-        </w:rPr>
-        <w:t>Hardwaregrenzen</w:t>
+          <w:lang w:val="en-US"/>
+        </w:rPr>
+        <w:lastRenderedPageBreak/>
+        <w:t xml:space="preserve">3. </w:t>
+      </w:r>
+      <w:proofErr w:type="spellStart"/>
+      <w:r>
+        <w:rPr>
+          <w:rFonts w:cs="Arial"/>
+          <w:lang w:val="en-US"/>
+        </w:rPr>
+        <w:t>Informationstechnische</w:t>
+      </w:r>
+      <w:proofErr w:type="spellEnd"/>
+      <w:r>
+        <w:rPr>
+          <w:rFonts w:cs="Arial"/>
+          <w:lang w:val="en-US"/>
+        </w:rPr>
+        <w:t xml:space="preserve"> </w:t>
+      </w:r>
+      <w:proofErr w:type="spellStart"/>
+      <w:r>
+        <w:rPr>
+          <w:rFonts w:cs="Arial"/>
+          <w:lang w:val="en-US"/>
+        </w:rPr>
+        <w:t>Anforderungen</w:t>
+      </w:r>
+      <w:proofErr w:type="spellEnd"/>
+      <w:r>
+        <w:rPr>
+          <w:rFonts w:cs="Arial"/>
+          <w:lang w:val="en-US"/>
+        </w:rPr>
+        <w:t xml:space="preserve"> (ITLAB)</w:t>
       </w:r>
       <w:bookmarkEnd w:id="16"/>
     </w:p>
+    <w:tbl>
+      <w:tblPr>
+        <w:tblStyle w:val="Tabellenraster"/>
+        <w:tblW w:w="0" w:type="auto"/>
+        <w:tblLook w:val="04A0" w:firstRow="1" w:lastRow="0" w:firstColumn="1" w:lastColumn="0" w:noHBand="0" w:noVBand="1"/>
+      </w:tblPr>
+      <w:tblGrid>
+        <w:gridCol w:w="2880"/>
+        <w:gridCol w:w="2880"/>
+        <w:gridCol w:w="2880"/>
+      </w:tblGrid>
+      <w:tr>
+        <w:tc>
+          <w:tcPr>
+            <w:tcW w:w="2880" w:type="dxa"/>
+          </w:tcPr>
+          <w:p>
+            <w:pPr>
+              <w:spacing w:after="200" w:line="276" w:lineRule="auto"/>
+              <w:rPr>
+                <w:rFonts w:ascii="Arial" w:hAnsi="Arial" w:cs="Arial"/>
+                <w:sz w:val="24"/>
+                <w:szCs w:val="24"/>
+              </w:rPr>
+            </w:pPr>
+            <w:r>
+              <w:rPr>
+                <w:rFonts w:ascii="Arial" w:hAnsi="Arial" w:cs="Arial"/>
+                <w:sz w:val="24"/>
+                <w:szCs w:val="24"/>
+              </w:rPr>
+              <w:t>Nr.</w:t>
+            </w:r>
+          </w:p>
+        </w:tc>
+        <w:tc>
+          <w:tcPr>
+            <w:tcW w:w="2880" w:type="dxa"/>
+          </w:tcPr>
+          <w:p>
+            <w:pPr>
+              <w:spacing w:after="200" w:line="276" w:lineRule="auto"/>
+              <w:rPr>
+                <w:rFonts w:ascii="Arial" w:hAnsi="Arial" w:cs="Arial"/>
+                <w:sz w:val="24"/>
+                <w:szCs w:val="24"/>
+              </w:rPr>
+            </w:pPr>
+            <w:proofErr w:type="spellStart"/>
+            <w:r>
+              <w:rPr>
+                <w:rFonts w:ascii="Arial" w:hAnsi="Arial" w:cs="Arial"/>
+                <w:sz w:val="24"/>
+                <w:szCs w:val="24"/>
+              </w:rPr>
+              <w:t>Anforderung</w:t>
+            </w:r>
+            <w:proofErr w:type="spellEnd"/>
+          </w:p>
+        </w:tc>
+        <w:tc>
+          <w:tcPr>
+            <w:tcW w:w="2880" w:type="dxa"/>
+          </w:tcPr>
+          <w:p>
+            <w:pPr>
+              <w:spacing w:after="200" w:line="276" w:lineRule="auto"/>
+              <w:rPr>
+                <w:rFonts w:ascii="Arial" w:hAnsi="Arial" w:cs="Arial"/>
+                <w:sz w:val="24"/>
+                <w:szCs w:val="24"/>
+              </w:rPr>
+            </w:pPr>
+            <w:proofErr w:type="spellStart"/>
+            <w:r>
+              <w:rPr>
+                <w:rFonts w:ascii="Arial" w:hAnsi="Arial" w:cs="Arial"/>
+                <w:sz w:val="24"/>
+                <w:szCs w:val="24"/>
+              </w:rPr>
+              <w:t>Beschreibung</w:t>
+            </w:r>
+            <w:proofErr w:type="spellEnd"/>
+          </w:p>
+        </w:tc>
+      </w:tr>
+      <w:tr>
+        <w:tc>
+          <w:tcPr>
+            <w:tcW w:w="2880" w:type="dxa"/>
+          </w:tcPr>
+          <w:p>
+            <w:pPr>
+              <w:spacing w:after="200" w:line="276" w:lineRule="auto"/>
+              <w:rPr>
+                <w:rFonts w:ascii="Arial" w:hAnsi="Arial" w:cs="Arial"/>
+                <w:sz w:val="24"/>
+                <w:szCs w:val="24"/>
+              </w:rPr>
+            </w:pPr>
+            <w:r>
+              <w:rPr>
+                <w:rFonts w:ascii="Arial" w:hAnsi="Arial" w:cs="Arial"/>
+                <w:sz w:val="24"/>
+                <w:szCs w:val="24"/>
+              </w:rPr>
+              <w:t>I1</w:t>
+            </w:r>
+          </w:p>
+        </w:tc>
+        <w:tc>
+          <w:tcPr>
+            <w:tcW w:w="2880" w:type="dxa"/>
+          </w:tcPr>
+          <w:p>
+            <w:pPr>
+              <w:spacing w:after="200" w:line="276" w:lineRule="auto"/>
+              <w:rPr>
+                <w:rFonts w:ascii="Arial" w:hAnsi="Arial" w:cs="Arial"/>
+                <w:sz w:val="24"/>
+                <w:szCs w:val="24"/>
+              </w:rPr>
+            </w:pPr>
+            <w:proofErr w:type="spellStart"/>
+            <w:r>
+              <w:rPr>
+                <w:rFonts w:ascii="Arial" w:hAnsi="Arial" w:cs="Arial"/>
+                <w:sz w:val="24"/>
+                <w:szCs w:val="24"/>
+              </w:rPr>
+              <w:t>Steuerung</w:t>
+            </w:r>
+            <w:proofErr w:type="spellEnd"/>
+            <w:r>
+              <w:rPr>
+                <w:rFonts w:ascii="Arial" w:hAnsi="Arial" w:cs="Arial"/>
+                <w:sz w:val="24"/>
+                <w:szCs w:val="24"/>
+              </w:rPr>
+              <w:t xml:space="preserve"> der </w:t>
+            </w:r>
+            <w:proofErr w:type="spellStart"/>
+            <w:r>
+              <w:rPr>
+                <w:rFonts w:ascii="Arial" w:hAnsi="Arial" w:cs="Arial"/>
+                <w:sz w:val="24"/>
+                <w:szCs w:val="24"/>
+              </w:rPr>
+              <w:t>Systemfunktionen</w:t>
+            </w:r>
+            <w:proofErr w:type="spellEnd"/>
+          </w:p>
+        </w:tc>
+        <w:tc>
+          <w:tcPr>
+            <w:tcW w:w="2880" w:type="dxa"/>
+          </w:tcPr>
+          <w:p>
+            <w:pPr>
+              <w:spacing w:after="200" w:line="276" w:lineRule="auto"/>
+              <w:rPr>
+                <w:rFonts w:ascii="Arial" w:hAnsi="Arial" w:cs="Arial"/>
+                <w:sz w:val="24"/>
+                <w:szCs w:val="24"/>
+                <w:lang w:val="de-DE"/>
+              </w:rPr>
+            </w:pPr>
+            <w:r>
+              <w:rPr>
+                <w:rFonts w:ascii="Arial" w:hAnsi="Arial" w:cs="Arial"/>
+                <w:sz w:val="24"/>
+                <w:szCs w:val="24"/>
+                <w:lang w:val="de-DE"/>
+              </w:rPr>
+              <w:t>Ein Mikrocontroller oder ein vergleichbares System soll die Sensoren, das Display und die Bedienung steuern.</w:t>
+            </w:r>
+          </w:p>
+        </w:tc>
+      </w:tr>
+      <w:tr>
+        <w:tc>
+          <w:tcPr>
+            <w:tcW w:w="2880" w:type="dxa"/>
+          </w:tcPr>
+          <w:p>
+            <w:pPr>
+              <w:spacing w:after="200" w:line="276" w:lineRule="auto"/>
+              <w:rPr>
+                <w:rFonts w:ascii="Arial" w:hAnsi="Arial" w:cs="Arial"/>
+                <w:sz w:val="24"/>
+                <w:szCs w:val="24"/>
+              </w:rPr>
+            </w:pPr>
+            <w:r>
+              <w:rPr>
+                <w:rFonts w:ascii="Arial" w:hAnsi="Arial" w:cs="Arial"/>
+                <w:sz w:val="24"/>
+                <w:szCs w:val="24"/>
+              </w:rPr>
+              <w:t>I2</w:t>
+            </w:r>
+          </w:p>
+        </w:tc>
+        <w:tc>
+          <w:tcPr>
+            <w:tcW w:w="2880" w:type="dxa"/>
+          </w:tcPr>
+          <w:p>
+            <w:pPr>
+              <w:spacing w:after="200" w:line="276" w:lineRule="auto"/>
+              <w:rPr>
+                <w:rFonts w:ascii="Arial" w:hAnsi="Arial" w:cs="Arial"/>
+                <w:sz w:val="24"/>
+                <w:szCs w:val="24"/>
+              </w:rPr>
+            </w:pPr>
+            <w:proofErr w:type="spellStart"/>
+            <w:r>
+              <w:rPr>
+                <w:rFonts w:ascii="Arial" w:hAnsi="Arial" w:cs="Arial"/>
+                <w:sz w:val="24"/>
+                <w:szCs w:val="24"/>
+              </w:rPr>
+              <w:t>Verarbeitung</w:t>
+            </w:r>
+            <w:proofErr w:type="spellEnd"/>
+            <w:r>
+              <w:rPr>
+                <w:rFonts w:ascii="Arial" w:hAnsi="Arial" w:cs="Arial"/>
+                <w:sz w:val="24"/>
+                <w:szCs w:val="24"/>
+              </w:rPr>
+              <w:t xml:space="preserve"> der </w:t>
+            </w:r>
+            <w:proofErr w:type="spellStart"/>
+            <w:r>
+              <w:rPr>
+                <w:rFonts w:ascii="Arial" w:hAnsi="Arial" w:cs="Arial"/>
+                <w:sz w:val="24"/>
+                <w:szCs w:val="24"/>
+              </w:rPr>
+              <w:t>Sensordaten</w:t>
+            </w:r>
+            <w:proofErr w:type="spellEnd"/>
+          </w:p>
+        </w:tc>
+        <w:tc>
+          <w:tcPr>
+            <w:tcW w:w="2880" w:type="dxa"/>
+          </w:tcPr>
+          <w:p>
+            <w:pPr>
+              <w:spacing w:after="200" w:line="276" w:lineRule="auto"/>
+              <w:rPr>
+                <w:rFonts w:ascii="Arial" w:hAnsi="Arial" w:cs="Arial"/>
+                <w:sz w:val="24"/>
+                <w:szCs w:val="24"/>
+                <w:lang w:val="de-DE"/>
+              </w:rPr>
+            </w:pPr>
+            <w:r>
+              <w:rPr>
+                <w:rFonts w:ascii="Arial" w:hAnsi="Arial" w:cs="Arial"/>
+                <w:sz w:val="24"/>
+                <w:szCs w:val="24"/>
+                <w:lang w:val="de-DE"/>
+              </w:rPr>
+              <w:t>Die eingehenden Signale der Sensoren müssen ausgewertet und den jeweiligen Stellplätzen zugeordnet werden.</w:t>
+            </w:r>
+          </w:p>
+        </w:tc>
+      </w:tr>
+      <w:tr>
+        <w:tc>
+          <w:tcPr>
+            <w:tcW w:w="2880" w:type="dxa"/>
+          </w:tcPr>
+          <w:p>
+            <w:pPr>
+              <w:spacing w:after="200" w:line="276" w:lineRule="auto"/>
+              <w:rPr>
+                <w:rFonts w:ascii="Arial" w:hAnsi="Arial" w:cs="Arial"/>
+                <w:sz w:val="24"/>
+                <w:szCs w:val="24"/>
+              </w:rPr>
+            </w:pPr>
+            <w:r>
+              <w:rPr>
+                <w:rFonts w:ascii="Arial" w:hAnsi="Arial" w:cs="Arial"/>
+                <w:sz w:val="24"/>
+                <w:szCs w:val="24"/>
+              </w:rPr>
+              <w:t>I3</w:t>
+            </w:r>
+          </w:p>
+        </w:tc>
+        <w:tc>
+          <w:tcPr>
+            <w:tcW w:w="2880" w:type="dxa"/>
+          </w:tcPr>
+          <w:p>
+            <w:pPr>
+              <w:spacing w:after="200" w:line="276" w:lineRule="auto"/>
+              <w:rPr>
+                <w:rFonts w:ascii="Arial" w:hAnsi="Arial" w:cs="Arial"/>
+                <w:sz w:val="24"/>
+                <w:szCs w:val="24"/>
+              </w:rPr>
+            </w:pPr>
+            <w:proofErr w:type="spellStart"/>
+            <w:r>
+              <w:rPr>
+                <w:rFonts w:ascii="Arial" w:hAnsi="Arial" w:cs="Arial"/>
+                <w:sz w:val="24"/>
+                <w:szCs w:val="24"/>
+              </w:rPr>
+              <w:t>Darstellung</w:t>
+            </w:r>
+            <w:proofErr w:type="spellEnd"/>
+            <w:r>
+              <w:rPr>
+                <w:rFonts w:ascii="Arial" w:hAnsi="Arial" w:cs="Arial"/>
+                <w:sz w:val="24"/>
+                <w:szCs w:val="24"/>
+              </w:rPr>
+              <w:t xml:space="preserve"> der </w:t>
+            </w:r>
+            <w:proofErr w:type="spellStart"/>
+            <w:r>
+              <w:rPr>
+                <w:rFonts w:ascii="Arial" w:hAnsi="Arial" w:cs="Arial"/>
+                <w:sz w:val="24"/>
+                <w:szCs w:val="24"/>
+              </w:rPr>
+              <w:t>Belegung</w:t>
+            </w:r>
+            <w:proofErr w:type="spellEnd"/>
+          </w:p>
+        </w:tc>
+        <w:tc>
+          <w:tcPr>
+            <w:tcW w:w="2880" w:type="dxa"/>
+          </w:tcPr>
+          <w:p>
+            <w:pPr>
+              <w:spacing w:after="200" w:line="276" w:lineRule="auto"/>
+              <w:rPr>
+                <w:rFonts w:ascii="Arial" w:hAnsi="Arial" w:cs="Arial"/>
+                <w:sz w:val="24"/>
+                <w:szCs w:val="24"/>
+                <w:lang w:val="de-DE"/>
+              </w:rPr>
+            </w:pPr>
+            <w:r>
+              <w:rPr>
+                <w:rFonts w:ascii="Arial" w:hAnsi="Arial" w:cs="Arial"/>
+                <w:sz w:val="24"/>
+                <w:szCs w:val="24"/>
+                <w:lang w:val="de-DE"/>
+              </w:rPr>
+              <w:t>Die Software muss die erkannten Zustände übersichtlich am Display ausgeben.</w:t>
+            </w:r>
+          </w:p>
+        </w:tc>
+      </w:tr>
+      <w:tr>
+        <w:tc>
+          <w:tcPr>
+            <w:tcW w:w="2880" w:type="dxa"/>
+          </w:tcPr>
+          <w:p>
+            <w:pPr>
+              <w:spacing w:after="200" w:line="276" w:lineRule="auto"/>
+              <w:rPr>
+                <w:rFonts w:ascii="Arial" w:hAnsi="Arial" w:cs="Arial"/>
+                <w:sz w:val="24"/>
+                <w:szCs w:val="24"/>
+              </w:rPr>
+            </w:pPr>
+            <w:r>
+              <w:rPr>
+                <w:rFonts w:ascii="Arial" w:hAnsi="Arial" w:cs="Arial"/>
+                <w:sz w:val="24"/>
+                <w:szCs w:val="24"/>
+              </w:rPr>
+              <w:t>I4</w:t>
+            </w:r>
+          </w:p>
+        </w:tc>
+        <w:tc>
+          <w:tcPr>
+            <w:tcW w:w="2880" w:type="dxa"/>
+          </w:tcPr>
+          <w:p>
+            <w:pPr>
+              <w:spacing w:after="200" w:line="276" w:lineRule="auto"/>
+              <w:rPr>
+                <w:rFonts w:ascii="Arial" w:hAnsi="Arial" w:cs="Arial"/>
+                <w:sz w:val="24"/>
+                <w:szCs w:val="24"/>
+              </w:rPr>
+            </w:pPr>
+            <w:proofErr w:type="spellStart"/>
+            <w:r>
+              <w:rPr>
+                <w:rFonts w:ascii="Arial" w:hAnsi="Arial" w:cs="Arial"/>
+                <w:sz w:val="24"/>
+                <w:szCs w:val="24"/>
+              </w:rPr>
+              <w:t>Bedienlogik</w:t>
+            </w:r>
+            <w:proofErr w:type="spellEnd"/>
+          </w:p>
+        </w:tc>
+        <w:tc>
+          <w:tcPr>
+            <w:tcW w:w="2880" w:type="dxa"/>
+          </w:tcPr>
+          <w:p>
+            <w:pPr>
+              <w:spacing w:after="200" w:line="276" w:lineRule="auto"/>
+              <w:rPr>
+                <w:rFonts w:ascii="Arial" w:hAnsi="Arial" w:cs="Arial"/>
+                <w:sz w:val="24"/>
+                <w:szCs w:val="24"/>
+                <w:lang w:val="de-DE"/>
+              </w:rPr>
+            </w:pPr>
+            <w:r>
+              <w:rPr>
+                <w:rFonts w:ascii="Arial" w:hAnsi="Arial" w:cs="Arial"/>
+                <w:sz w:val="24"/>
+                <w:szCs w:val="24"/>
+                <w:lang w:val="de-DE"/>
+              </w:rPr>
+              <w:t>Über den Rotary-Encoder müssen Funktionen ausgewählt, Einstellungen verändert oder Informationen abgerufen werden können.</w:t>
+            </w:r>
+          </w:p>
+        </w:tc>
+      </w:tr>
+      <w:tr>
+        <w:tc>
+          <w:tcPr>
+            <w:tcW w:w="2880" w:type="dxa"/>
+          </w:tcPr>
+          <w:p>
+            <w:pPr>
+              <w:spacing w:after="200" w:line="276" w:lineRule="auto"/>
+              <w:rPr>
+                <w:rFonts w:ascii="Arial" w:hAnsi="Arial" w:cs="Arial"/>
+                <w:sz w:val="24"/>
+                <w:szCs w:val="24"/>
+              </w:rPr>
+            </w:pPr>
+            <w:r>
+              <w:rPr>
+                <w:rFonts w:ascii="Arial" w:hAnsi="Arial" w:cs="Arial"/>
+                <w:sz w:val="24"/>
+                <w:szCs w:val="24"/>
+              </w:rPr>
+              <w:t>I5</w:t>
+            </w:r>
+          </w:p>
+        </w:tc>
+        <w:tc>
+          <w:tcPr>
+            <w:tcW w:w="2880" w:type="dxa"/>
+          </w:tcPr>
+          <w:p>
+            <w:pPr>
+              <w:spacing w:after="200" w:line="276" w:lineRule="auto"/>
+              <w:rPr>
+                <w:rFonts w:ascii="Arial" w:hAnsi="Arial" w:cs="Arial"/>
+                <w:sz w:val="24"/>
+                <w:szCs w:val="24"/>
+              </w:rPr>
+            </w:pPr>
+            <w:proofErr w:type="spellStart"/>
+            <w:r>
+              <w:rPr>
+                <w:rFonts w:ascii="Arial" w:hAnsi="Arial" w:cs="Arial"/>
+                <w:sz w:val="24"/>
+                <w:szCs w:val="24"/>
+              </w:rPr>
+              <w:t>Erweiterbarkeit</w:t>
+            </w:r>
+            <w:proofErr w:type="spellEnd"/>
+            <w:r>
+              <w:rPr>
+                <w:rFonts w:ascii="Arial" w:hAnsi="Arial" w:cs="Arial"/>
+                <w:sz w:val="24"/>
+                <w:szCs w:val="24"/>
+              </w:rPr>
+              <w:t xml:space="preserve"> der Software</w:t>
+            </w:r>
+          </w:p>
+        </w:tc>
+        <w:tc>
+          <w:tcPr>
+            <w:tcW w:w="2880" w:type="dxa"/>
+          </w:tcPr>
+          <w:p>
+            <w:pPr>
+              <w:spacing w:after="200" w:line="276" w:lineRule="auto"/>
+              <w:rPr>
+                <w:rFonts w:ascii="Arial" w:hAnsi="Arial" w:cs="Arial"/>
+                <w:sz w:val="24"/>
+                <w:szCs w:val="24"/>
+                <w:lang w:val="de-DE"/>
+              </w:rPr>
+            </w:pPr>
+            <w:r>
+              <w:rPr>
+                <w:rFonts w:ascii="Arial" w:hAnsi="Arial" w:cs="Arial"/>
+                <w:sz w:val="24"/>
+                <w:szCs w:val="24"/>
+                <w:lang w:val="de-DE"/>
+              </w:rPr>
+              <w:t>Die Software soll so aufgebaut sein, dass zusätzliche Funktionen, Sensoren oder Module später integriert werden können.</w:t>
+            </w:r>
+          </w:p>
+        </w:tc>
+      </w:tr>
+      <w:tr>
+        <w:tc>
+          <w:tcPr>
+            <w:tcW w:w="2880" w:type="dxa"/>
+          </w:tcPr>
+          <w:p>
+            <w:pPr>
+              <w:spacing w:after="200" w:line="276" w:lineRule="auto"/>
+              <w:rPr>
+                <w:rFonts w:ascii="Arial" w:hAnsi="Arial" w:cs="Arial"/>
+                <w:sz w:val="24"/>
+                <w:szCs w:val="24"/>
+              </w:rPr>
+            </w:pPr>
+            <w:r>
+              <w:rPr>
+                <w:rFonts w:ascii="Arial" w:hAnsi="Arial" w:cs="Arial"/>
+                <w:sz w:val="24"/>
+                <w:szCs w:val="24"/>
+              </w:rPr>
+              <w:t>I6</w:t>
+            </w:r>
+          </w:p>
+        </w:tc>
+        <w:tc>
+          <w:tcPr>
+            <w:tcW w:w="2880" w:type="dxa"/>
+          </w:tcPr>
+          <w:p>
+            <w:pPr>
+              <w:spacing w:after="200" w:line="276" w:lineRule="auto"/>
+              <w:rPr>
+                <w:rFonts w:ascii="Arial" w:hAnsi="Arial" w:cs="Arial"/>
+                <w:sz w:val="24"/>
+                <w:szCs w:val="24"/>
+              </w:rPr>
+            </w:pPr>
+            <w:proofErr w:type="spellStart"/>
+            <w:r>
+              <w:rPr>
+                <w:rFonts w:ascii="Arial" w:hAnsi="Arial" w:cs="Arial"/>
+                <w:sz w:val="24"/>
+                <w:szCs w:val="24"/>
+              </w:rPr>
+              <w:t>Fehlerbehandlung</w:t>
+            </w:r>
+            <w:proofErr w:type="spellEnd"/>
+          </w:p>
+        </w:tc>
+        <w:tc>
+          <w:tcPr>
+            <w:tcW w:w="2880" w:type="dxa"/>
+          </w:tcPr>
+          <w:p>
+            <w:pPr>
+              <w:spacing w:after="200" w:line="276" w:lineRule="auto"/>
+              <w:rPr>
+                <w:rFonts w:ascii="Arial" w:hAnsi="Arial" w:cs="Arial"/>
+                <w:sz w:val="24"/>
+                <w:szCs w:val="24"/>
+                <w:lang w:val="de-DE"/>
+              </w:rPr>
+            </w:pPr>
+            <w:r>
+              <w:rPr>
+                <w:rFonts w:ascii="Arial" w:hAnsi="Arial" w:cs="Arial"/>
+                <w:sz w:val="24"/>
+                <w:szCs w:val="24"/>
+                <w:lang w:val="de-DE"/>
+              </w:rPr>
+              <w:t>Fehlerhafte oder fehlende Sensordaten sollen erkannt und möglichst verständlich angezeigt werden.</w:t>
+            </w:r>
+          </w:p>
+        </w:tc>
+      </w:tr>
+    </w:tbl>
     <w:p>
       <w:pPr>
-        <w:pStyle w:val="berschrift10"/>
+        <w:spacing w:after="200"/>
+        <w:rPr>
+          <w:rFonts w:ascii="Arial" w:hAnsi="Arial" w:cs="Arial"/>
+          <w:b/>
+          <w:bCs/>
+          <w:lang w:val="en-US"/>
+        </w:rPr>
+      </w:pPr>
+      <w:r>
+        <w:rPr>
+          <w:rFonts w:ascii="Arial" w:hAnsi="Arial" w:cs="Arial"/>
+          <w:b/>
+          <w:bCs/>
+          <w:lang w:val="en-US"/>
+        </w:rPr>
+        <w:br w:type="page"/>
+      </w:r>
+    </w:p>
+    <w:p>
+      <w:pPr>
+        <w:pStyle w:val="berschrift20"/>
         <w:rPr>
           <w:rFonts w:cs="Arial"/>
         </w:rPr>
       </w:pPr>
-      <w:bookmarkStart w:id="17" w:name="_Toc240287890"/>
+      <w:bookmarkStart w:id="17" w:name="_Toc240620458"/>
       <w:r>
         <w:rPr>
           <w:rFonts w:cs="Arial"/>
         </w:rPr>
-        <w:t>Softwaregrenzen</w:t>
+        <w:lastRenderedPageBreak/>
+        <w:t>4. Anforderungen an die modulare Verbindung</w:t>
       </w:r>
       <w:bookmarkEnd w:id="17"/>
     </w:p>
+    <w:tbl>
+      <w:tblPr>
+        <w:tblStyle w:val="Tabellenraster"/>
+        <w:tblW w:w="0" w:type="auto"/>
+        <w:tblLook w:val="04A0" w:firstRow="1" w:lastRow="0" w:firstColumn="1" w:lastColumn="0" w:noHBand="0" w:noVBand="1"/>
+      </w:tblPr>
+      <w:tblGrid>
+        <w:gridCol w:w="2880"/>
+        <w:gridCol w:w="2880"/>
+        <w:gridCol w:w="2880"/>
+      </w:tblGrid>
+      <w:tr>
+        <w:tc>
+          <w:tcPr>
+            <w:tcW w:w="2880" w:type="dxa"/>
+          </w:tcPr>
+          <w:p>
+            <w:pPr>
+              <w:spacing w:after="200" w:line="276" w:lineRule="auto"/>
+              <w:rPr>
+                <w:rFonts w:ascii="Arial" w:hAnsi="Arial" w:cs="Arial"/>
+                <w:sz w:val="24"/>
+                <w:szCs w:val="24"/>
+              </w:rPr>
+            </w:pPr>
+            <w:r>
+              <w:rPr>
+                <w:rFonts w:ascii="Arial" w:hAnsi="Arial" w:cs="Arial"/>
+                <w:sz w:val="24"/>
+                <w:szCs w:val="24"/>
+              </w:rPr>
+              <w:t>Nr.</w:t>
+            </w:r>
+          </w:p>
+        </w:tc>
+        <w:tc>
+          <w:tcPr>
+            <w:tcW w:w="2880" w:type="dxa"/>
+          </w:tcPr>
+          <w:p>
+            <w:pPr>
+              <w:spacing w:after="200" w:line="276" w:lineRule="auto"/>
+              <w:rPr>
+                <w:rFonts w:ascii="Arial" w:hAnsi="Arial" w:cs="Arial"/>
+                <w:sz w:val="24"/>
+                <w:szCs w:val="24"/>
+              </w:rPr>
+            </w:pPr>
+            <w:proofErr w:type="spellStart"/>
+            <w:r>
+              <w:rPr>
+                <w:rFonts w:ascii="Arial" w:hAnsi="Arial" w:cs="Arial"/>
+                <w:sz w:val="24"/>
+                <w:szCs w:val="24"/>
+              </w:rPr>
+              <w:t>Anforderung</w:t>
+            </w:r>
+            <w:proofErr w:type="spellEnd"/>
+          </w:p>
+        </w:tc>
+        <w:tc>
+          <w:tcPr>
+            <w:tcW w:w="2880" w:type="dxa"/>
+          </w:tcPr>
+          <w:p>
+            <w:pPr>
+              <w:spacing w:after="200" w:line="276" w:lineRule="auto"/>
+              <w:rPr>
+                <w:rFonts w:ascii="Arial" w:hAnsi="Arial" w:cs="Arial"/>
+                <w:sz w:val="24"/>
+                <w:szCs w:val="24"/>
+              </w:rPr>
+            </w:pPr>
+            <w:proofErr w:type="spellStart"/>
+            <w:r>
+              <w:rPr>
+                <w:rFonts w:ascii="Arial" w:hAnsi="Arial" w:cs="Arial"/>
+                <w:sz w:val="24"/>
+                <w:szCs w:val="24"/>
+              </w:rPr>
+              <w:t>Beschreibung</w:t>
+            </w:r>
+            <w:proofErr w:type="spellEnd"/>
+          </w:p>
+        </w:tc>
+      </w:tr>
+      <w:tr>
+        <w:tc>
+          <w:tcPr>
+            <w:tcW w:w="2880" w:type="dxa"/>
+          </w:tcPr>
+          <w:p>
+            <w:pPr>
+              <w:spacing w:after="200" w:line="276" w:lineRule="auto"/>
+              <w:rPr>
+                <w:rFonts w:ascii="Arial" w:hAnsi="Arial" w:cs="Arial"/>
+                <w:sz w:val="24"/>
+                <w:szCs w:val="24"/>
+              </w:rPr>
+            </w:pPr>
+            <w:r>
+              <w:rPr>
+                <w:rFonts w:ascii="Arial" w:hAnsi="Arial" w:cs="Arial"/>
+                <w:sz w:val="24"/>
+                <w:szCs w:val="24"/>
+              </w:rPr>
+              <w:t>MOD1</w:t>
+            </w:r>
+          </w:p>
+        </w:tc>
+        <w:tc>
+          <w:tcPr>
+            <w:tcW w:w="2880" w:type="dxa"/>
+          </w:tcPr>
+          <w:p>
+            <w:pPr>
+              <w:spacing w:after="200" w:line="276" w:lineRule="auto"/>
+              <w:rPr>
+                <w:rFonts w:ascii="Arial" w:hAnsi="Arial" w:cs="Arial"/>
+                <w:sz w:val="24"/>
+                <w:szCs w:val="24"/>
+              </w:rPr>
+            </w:pPr>
+            <w:proofErr w:type="spellStart"/>
+            <w:r>
+              <w:rPr>
+                <w:rFonts w:ascii="Arial" w:hAnsi="Arial" w:cs="Arial"/>
+                <w:sz w:val="24"/>
+                <w:szCs w:val="24"/>
+              </w:rPr>
+              <w:t>Einheitliche</w:t>
+            </w:r>
+            <w:proofErr w:type="spellEnd"/>
+            <w:r>
+              <w:rPr>
+                <w:rFonts w:ascii="Arial" w:hAnsi="Arial" w:cs="Arial"/>
+                <w:sz w:val="24"/>
+                <w:szCs w:val="24"/>
+              </w:rPr>
+              <w:t xml:space="preserve"> </w:t>
+            </w:r>
+            <w:proofErr w:type="spellStart"/>
+            <w:r>
+              <w:rPr>
+                <w:rFonts w:ascii="Arial" w:hAnsi="Arial" w:cs="Arial"/>
+                <w:sz w:val="24"/>
+                <w:szCs w:val="24"/>
+              </w:rPr>
+              <w:t>Verbindungsschnittstelle</w:t>
+            </w:r>
+            <w:proofErr w:type="spellEnd"/>
+          </w:p>
+        </w:tc>
+        <w:tc>
+          <w:tcPr>
+            <w:tcW w:w="2880" w:type="dxa"/>
+          </w:tcPr>
+          <w:p>
+            <w:pPr>
+              <w:spacing w:after="200" w:line="276" w:lineRule="auto"/>
+              <w:rPr>
+                <w:rFonts w:ascii="Arial" w:hAnsi="Arial" w:cs="Arial"/>
+                <w:sz w:val="24"/>
+                <w:szCs w:val="24"/>
+                <w:lang w:val="de-DE"/>
+              </w:rPr>
+            </w:pPr>
+            <w:r>
+              <w:rPr>
+                <w:rFonts w:ascii="Arial" w:hAnsi="Arial" w:cs="Arial"/>
+                <w:sz w:val="24"/>
+                <w:szCs w:val="24"/>
+                <w:lang w:val="de-DE"/>
+              </w:rPr>
+              <w:t>Jedes Modul muss über eine definierte mechanische Schnittstelle verfügen, damit es mit anderen Modulen verbunden werden kann.</w:t>
+            </w:r>
+          </w:p>
+        </w:tc>
+      </w:tr>
+      <w:tr>
+        <w:tc>
+          <w:tcPr>
+            <w:tcW w:w="2880" w:type="dxa"/>
+          </w:tcPr>
+          <w:p>
+            <w:pPr>
+              <w:spacing w:after="200" w:line="276" w:lineRule="auto"/>
+              <w:rPr>
+                <w:rFonts w:ascii="Arial" w:hAnsi="Arial" w:cs="Arial"/>
+                <w:sz w:val="24"/>
+                <w:szCs w:val="24"/>
+              </w:rPr>
+            </w:pPr>
+            <w:r>
+              <w:rPr>
+                <w:rFonts w:ascii="Arial" w:hAnsi="Arial" w:cs="Arial"/>
+                <w:sz w:val="24"/>
+                <w:szCs w:val="24"/>
+              </w:rPr>
+              <w:t>MOD2</w:t>
+            </w:r>
+          </w:p>
+        </w:tc>
+        <w:tc>
+          <w:tcPr>
+            <w:tcW w:w="2880" w:type="dxa"/>
+          </w:tcPr>
+          <w:p>
+            <w:pPr>
+              <w:spacing w:after="200" w:line="276" w:lineRule="auto"/>
+              <w:rPr>
+                <w:rFonts w:ascii="Arial" w:hAnsi="Arial" w:cs="Arial"/>
+                <w:sz w:val="24"/>
+                <w:szCs w:val="24"/>
+              </w:rPr>
+            </w:pPr>
+            <w:proofErr w:type="spellStart"/>
+            <w:r>
+              <w:rPr>
+                <w:rFonts w:ascii="Arial" w:hAnsi="Arial" w:cs="Arial"/>
+                <w:sz w:val="24"/>
+                <w:szCs w:val="24"/>
+              </w:rPr>
+              <w:t>Einfache</w:t>
+            </w:r>
+            <w:proofErr w:type="spellEnd"/>
+            <w:r>
+              <w:rPr>
+                <w:rFonts w:ascii="Arial" w:hAnsi="Arial" w:cs="Arial"/>
+                <w:sz w:val="24"/>
+                <w:szCs w:val="24"/>
+              </w:rPr>
+              <w:t xml:space="preserve"> Montage und </w:t>
+            </w:r>
+            <w:proofErr w:type="spellStart"/>
+            <w:r>
+              <w:rPr>
+                <w:rFonts w:ascii="Arial" w:hAnsi="Arial" w:cs="Arial"/>
+                <w:sz w:val="24"/>
+                <w:szCs w:val="24"/>
+              </w:rPr>
+              <w:t>Demontage</w:t>
+            </w:r>
+            <w:proofErr w:type="spellEnd"/>
+          </w:p>
+        </w:tc>
+        <w:tc>
+          <w:tcPr>
+            <w:tcW w:w="2880" w:type="dxa"/>
+          </w:tcPr>
+          <w:p>
+            <w:pPr>
+              <w:spacing w:after="200" w:line="276" w:lineRule="auto"/>
+              <w:rPr>
+                <w:rFonts w:ascii="Arial" w:hAnsi="Arial" w:cs="Arial"/>
+                <w:sz w:val="24"/>
+                <w:szCs w:val="24"/>
+                <w:lang w:val="de-DE"/>
+              </w:rPr>
+            </w:pPr>
+            <w:r>
+              <w:rPr>
+                <w:rFonts w:ascii="Arial" w:hAnsi="Arial" w:cs="Arial"/>
+                <w:sz w:val="24"/>
+                <w:szCs w:val="24"/>
+                <w:lang w:val="de-DE"/>
+              </w:rPr>
+              <w:t>Die Verbindung zwischen den Modulen muss ohne Beschädigung und möglichst ohne Spezialwerkzeug hergestellt und gelöst werden können.</w:t>
+            </w:r>
+          </w:p>
+        </w:tc>
+      </w:tr>
+      <w:tr>
+        <w:tc>
+          <w:tcPr>
+            <w:tcW w:w="2880" w:type="dxa"/>
+          </w:tcPr>
+          <w:p>
+            <w:pPr>
+              <w:spacing w:after="200" w:line="276" w:lineRule="auto"/>
+              <w:rPr>
+                <w:rFonts w:ascii="Arial" w:hAnsi="Arial" w:cs="Arial"/>
+                <w:sz w:val="24"/>
+                <w:szCs w:val="24"/>
+              </w:rPr>
+            </w:pPr>
+            <w:r>
+              <w:rPr>
+                <w:rFonts w:ascii="Arial" w:hAnsi="Arial" w:cs="Arial"/>
+                <w:sz w:val="24"/>
+                <w:szCs w:val="24"/>
+              </w:rPr>
+              <w:t>MOD3</w:t>
+            </w:r>
+          </w:p>
+        </w:tc>
+        <w:tc>
+          <w:tcPr>
+            <w:tcW w:w="2880" w:type="dxa"/>
+          </w:tcPr>
+          <w:p>
+            <w:pPr>
+              <w:spacing w:after="200" w:line="276" w:lineRule="auto"/>
+              <w:rPr>
+                <w:rFonts w:ascii="Arial" w:hAnsi="Arial" w:cs="Arial"/>
+                <w:sz w:val="24"/>
+                <w:szCs w:val="24"/>
+              </w:rPr>
+            </w:pPr>
+            <w:proofErr w:type="spellStart"/>
+            <w:r>
+              <w:rPr>
+                <w:rFonts w:ascii="Arial" w:hAnsi="Arial" w:cs="Arial"/>
+                <w:sz w:val="24"/>
+                <w:szCs w:val="24"/>
+              </w:rPr>
+              <w:t>Sichere</w:t>
+            </w:r>
+            <w:proofErr w:type="spellEnd"/>
+            <w:r>
+              <w:rPr>
+                <w:rFonts w:ascii="Arial" w:hAnsi="Arial" w:cs="Arial"/>
+                <w:sz w:val="24"/>
+                <w:szCs w:val="24"/>
+              </w:rPr>
+              <w:t xml:space="preserve"> </w:t>
+            </w:r>
+            <w:proofErr w:type="spellStart"/>
+            <w:r>
+              <w:rPr>
+                <w:rFonts w:ascii="Arial" w:hAnsi="Arial" w:cs="Arial"/>
+                <w:sz w:val="24"/>
+                <w:szCs w:val="24"/>
+              </w:rPr>
+              <w:t>Verbindung</w:t>
+            </w:r>
+            <w:proofErr w:type="spellEnd"/>
+          </w:p>
+        </w:tc>
+        <w:tc>
+          <w:tcPr>
+            <w:tcW w:w="2880" w:type="dxa"/>
+          </w:tcPr>
+          <w:p>
+            <w:pPr>
+              <w:spacing w:after="200" w:line="276" w:lineRule="auto"/>
+              <w:rPr>
+                <w:rFonts w:ascii="Arial" w:hAnsi="Arial" w:cs="Arial"/>
+                <w:sz w:val="24"/>
+                <w:szCs w:val="24"/>
+                <w:lang w:val="de-DE"/>
+              </w:rPr>
+            </w:pPr>
+            <w:r>
+              <w:rPr>
+                <w:rFonts w:ascii="Arial" w:hAnsi="Arial" w:cs="Arial"/>
+                <w:sz w:val="24"/>
+                <w:szCs w:val="24"/>
+                <w:lang w:val="de-DE"/>
+              </w:rPr>
+              <w:t>Zusammengesteckte Module müssen ausreichend stabil verbunden sein und dürfen sich bei normaler Verwendung nicht unbeabsichtigt lösen.</w:t>
+            </w:r>
+          </w:p>
+        </w:tc>
+      </w:tr>
+      <w:tr>
+        <w:tc>
+          <w:tcPr>
+            <w:tcW w:w="2880" w:type="dxa"/>
+          </w:tcPr>
+          <w:p>
+            <w:pPr>
+              <w:spacing w:after="200" w:line="276" w:lineRule="auto"/>
+              <w:rPr>
+                <w:rFonts w:ascii="Arial" w:hAnsi="Arial" w:cs="Arial"/>
+                <w:sz w:val="24"/>
+                <w:szCs w:val="24"/>
+              </w:rPr>
+            </w:pPr>
+            <w:r>
+              <w:rPr>
+                <w:rFonts w:ascii="Arial" w:hAnsi="Arial" w:cs="Arial"/>
+                <w:sz w:val="24"/>
+                <w:szCs w:val="24"/>
+              </w:rPr>
+              <w:t>MOD4</w:t>
+            </w:r>
+          </w:p>
+        </w:tc>
+        <w:tc>
+          <w:tcPr>
+            <w:tcW w:w="2880" w:type="dxa"/>
+          </w:tcPr>
+          <w:p>
+            <w:pPr>
+              <w:spacing w:after="200" w:line="276" w:lineRule="auto"/>
+              <w:rPr>
+                <w:rFonts w:ascii="Arial" w:hAnsi="Arial" w:cs="Arial"/>
+                <w:sz w:val="24"/>
+                <w:szCs w:val="24"/>
+              </w:rPr>
+            </w:pPr>
+            <w:proofErr w:type="spellStart"/>
+            <w:r>
+              <w:rPr>
+                <w:rFonts w:ascii="Arial" w:hAnsi="Arial" w:cs="Arial"/>
+                <w:sz w:val="24"/>
+                <w:szCs w:val="24"/>
+              </w:rPr>
+              <w:t>Erweiterbarkeit</w:t>
+            </w:r>
+            <w:proofErr w:type="spellEnd"/>
+            <w:r>
+              <w:rPr>
+                <w:rFonts w:ascii="Arial" w:hAnsi="Arial" w:cs="Arial"/>
+                <w:sz w:val="24"/>
+                <w:szCs w:val="24"/>
+              </w:rPr>
+              <w:t xml:space="preserve"> des Systems</w:t>
+            </w:r>
+          </w:p>
+        </w:tc>
+        <w:tc>
+          <w:tcPr>
+            <w:tcW w:w="2880" w:type="dxa"/>
+          </w:tcPr>
+          <w:p>
+            <w:pPr>
+              <w:spacing w:after="200" w:line="276" w:lineRule="auto"/>
+              <w:rPr>
+                <w:rFonts w:ascii="Arial" w:hAnsi="Arial" w:cs="Arial"/>
+                <w:sz w:val="24"/>
+                <w:szCs w:val="24"/>
+                <w:lang w:val="de-DE"/>
+              </w:rPr>
+            </w:pPr>
+            <w:r>
+              <w:rPr>
+                <w:rFonts w:ascii="Arial" w:hAnsi="Arial" w:cs="Arial"/>
+                <w:sz w:val="24"/>
+                <w:szCs w:val="24"/>
+                <w:lang w:val="de-DE"/>
+              </w:rPr>
+              <w:t>Das System muss die Möglichkeit bieten, mehrere Module zu einer größeren Handygarage zusammenzufügen.</w:t>
+            </w:r>
+          </w:p>
+        </w:tc>
+      </w:tr>
+      <w:tr>
+        <w:tc>
+          <w:tcPr>
+            <w:tcW w:w="2880" w:type="dxa"/>
+          </w:tcPr>
+          <w:p>
+            <w:pPr>
+              <w:spacing w:after="200" w:line="276" w:lineRule="auto"/>
+              <w:rPr>
+                <w:rFonts w:ascii="Arial" w:hAnsi="Arial" w:cs="Arial"/>
+                <w:sz w:val="24"/>
+                <w:szCs w:val="24"/>
+              </w:rPr>
+            </w:pPr>
+            <w:r>
+              <w:rPr>
+                <w:rFonts w:ascii="Arial" w:hAnsi="Arial" w:cs="Arial"/>
+                <w:sz w:val="24"/>
+                <w:szCs w:val="24"/>
+              </w:rPr>
+              <w:t>MOD5</w:t>
+            </w:r>
+          </w:p>
+        </w:tc>
+        <w:tc>
+          <w:tcPr>
+            <w:tcW w:w="2880" w:type="dxa"/>
+          </w:tcPr>
+          <w:p>
+            <w:pPr>
+              <w:spacing w:after="200" w:line="276" w:lineRule="auto"/>
+              <w:rPr>
+                <w:rFonts w:ascii="Arial" w:hAnsi="Arial" w:cs="Arial"/>
+                <w:sz w:val="24"/>
+                <w:szCs w:val="24"/>
+              </w:rPr>
+            </w:pPr>
+            <w:proofErr w:type="spellStart"/>
+            <w:r>
+              <w:rPr>
+                <w:rFonts w:ascii="Arial" w:hAnsi="Arial" w:cs="Arial"/>
+                <w:sz w:val="24"/>
+                <w:szCs w:val="24"/>
+              </w:rPr>
+              <w:t>Optionale</w:t>
+            </w:r>
+            <w:proofErr w:type="spellEnd"/>
+            <w:r>
+              <w:rPr>
+                <w:rFonts w:ascii="Arial" w:hAnsi="Arial" w:cs="Arial"/>
+                <w:sz w:val="24"/>
+                <w:szCs w:val="24"/>
+              </w:rPr>
+              <w:t xml:space="preserve"> </w:t>
+            </w:r>
+            <w:proofErr w:type="spellStart"/>
+            <w:r>
+              <w:rPr>
+                <w:rFonts w:ascii="Arial" w:hAnsi="Arial" w:cs="Arial"/>
+                <w:sz w:val="24"/>
+                <w:szCs w:val="24"/>
+              </w:rPr>
+              <w:t>elektrische</w:t>
+            </w:r>
+            <w:proofErr w:type="spellEnd"/>
+            <w:r>
+              <w:rPr>
+                <w:rFonts w:ascii="Arial" w:hAnsi="Arial" w:cs="Arial"/>
+                <w:sz w:val="24"/>
+                <w:szCs w:val="24"/>
+              </w:rPr>
+              <w:t xml:space="preserve"> </w:t>
+            </w:r>
+            <w:proofErr w:type="spellStart"/>
+            <w:r>
+              <w:rPr>
+                <w:rFonts w:ascii="Arial" w:hAnsi="Arial" w:cs="Arial"/>
+                <w:sz w:val="24"/>
+                <w:szCs w:val="24"/>
+              </w:rPr>
+              <w:t>Verbindung</w:t>
+            </w:r>
+            <w:proofErr w:type="spellEnd"/>
+          </w:p>
+        </w:tc>
+        <w:tc>
+          <w:tcPr>
+            <w:tcW w:w="2880" w:type="dxa"/>
+          </w:tcPr>
+          <w:p>
+            <w:pPr>
+              <w:spacing w:after="200" w:line="276" w:lineRule="auto"/>
+              <w:rPr>
+                <w:rFonts w:ascii="Arial" w:hAnsi="Arial" w:cs="Arial"/>
+                <w:sz w:val="24"/>
+                <w:szCs w:val="24"/>
+                <w:lang w:val="de-DE"/>
+              </w:rPr>
+            </w:pPr>
+            <w:r>
+              <w:rPr>
+                <w:rFonts w:ascii="Arial" w:hAnsi="Arial" w:cs="Arial"/>
+                <w:sz w:val="24"/>
+                <w:szCs w:val="24"/>
+                <w:lang w:val="de-DE"/>
+              </w:rPr>
+              <w:t>Falls vorgesehen, soll auch eine Verbindung zur gemeinsamen Stromversorgung oder zur Kommunikation zwischen Modulen möglich sein.</w:t>
+            </w:r>
+          </w:p>
+        </w:tc>
+      </w:tr>
+    </w:tbl>
     <w:p>
       <w:pPr>
         <w:pStyle w:val="berschrift10"/>
@@ -3057,8 +6207,25 @@
         <w:rPr>
           <w:rFonts w:cs="Arial"/>
         </w:rPr>
+        <w:br w:type="page"/>
+      </w:r>
+    </w:p>
+    <w:p>
+      <w:pPr>
+        <w:pStyle w:val="berschrift10"/>
+        <w:rPr>
+          <w:rFonts w:cs="Arial"/>
+        </w:rPr>
+      </w:pPr>
+      <w:bookmarkStart w:id="18" w:name="_Toc240620459"/>
+      <w:r>
+        <w:rPr>
+          <w:rFonts w:cs="Arial"/>
+        </w:rPr>
+        <w:lastRenderedPageBreak/>
         <w:t>Eigener Plan</w:t>
       </w:r>
+      <w:bookmarkEnd w:id="18"/>
     </w:p>
     <w:p>
       <w:pPr>
@@ -3067,8 +6234,14 @@
           <w:ilvl w:val="0"/>
           <w:numId w:val="15"/>
         </w:numPr>
-      </w:pPr>
-      <w:r>
+        <w:rPr>
+          <w:rFonts w:ascii="Arial" w:hAnsi="Arial" w:cs="Arial"/>
+        </w:rPr>
+      </w:pPr>
+      <w:r>
+        <w:rPr>
+          <w:rFonts w:ascii="Arial" w:hAnsi="Arial" w:cs="Arial"/>
+        </w:rPr>
         <w:t>Der Plan ist das ein großer teil der Verwaltung über eine Webseite stattfindet. In dieser werden Handys zugeordnet, User erstellt, Daten angeschaut, Steckplätze überwacht.</w:t>
       </w:r>
     </w:p>
@@ -3079,14 +6252,26 @@
           <w:ilvl w:val="0"/>
           <w:numId w:val="15"/>
         </w:numPr>
-      </w:pPr>
-      <w:r>
+        <w:rPr>
+          <w:rFonts w:ascii="Arial" w:hAnsi="Arial" w:cs="Arial"/>
+        </w:rPr>
+      </w:pPr>
+      <w:r>
+        <w:rPr>
+          <w:rFonts w:ascii="Arial" w:hAnsi="Arial" w:cs="Arial"/>
+        </w:rPr>
         <w:t xml:space="preserve">Das Display ist, um einen QR-Code auf die Webseite zu liefern und vielleicht minimale Verwaltungen zu tätigen. Dieses soll aber versteckt sein und die </w:t>
       </w:r>
       <w:r>
+        <w:rPr>
+          <w:rFonts w:ascii="Arial" w:hAnsi="Arial" w:cs="Arial"/>
+        </w:rPr>
         <w:t>Benutzung</w:t>
       </w:r>
       <w:r>
+        <w:rPr>
+          <w:rFonts w:ascii="Arial" w:hAnsi="Arial" w:cs="Arial"/>
+        </w:rPr>
         <w:t xml:space="preserve"> nicht stören</w:t>
       </w:r>
     </w:p>
@@ -3097,17 +6282,32 @@
           <w:ilvl w:val="0"/>
           <w:numId w:val="15"/>
         </w:numPr>
-      </w:pPr>
-      <w:r>
+        <w:rPr>
+          <w:rFonts w:ascii="Arial" w:hAnsi="Arial" w:cs="Arial"/>
+        </w:rPr>
+      </w:pPr>
+      <w:r>
+        <w:rPr>
+          <w:rFonts w:ascii="Arial" w:hAnsi="Arial" w:cs="Arial"/>
+        </w:rPr>
         <w:t xml:space="preserve">Es soll automatisch erkannt </w:t>
       </w:r>
       <w:r>
+        <w:rPr>
+          <w:rFonts w:ascii="Arial" w:hAnsi="Arial" w:cs="Arial"/>
+        </w:rPr>
         <w:t>werden,</w:t>
       </w:r>
       <w:r>
+        <w:rPr>
+          <w:rFonts w:ascii="Arial" w:hAnsi="Arial" w:cs="Arial"/>
+        </w:rPr>
         <w:t xml:space="preserve"> wenn ein Handy angesteckt werden und Strom </w:t>
       </w:r>
       <w:r>
+        <w:rPr>
+          <w:rFonts w:ascii="Arial" w:hAnsi="Arial" w:cs="Arial"/>
+        </w:rPr>
         <w:t>gezogen wird.</w:t>
       </w:r>
     </w:p>
@@ -3118,11 +6318,20 @@
           <w:ilvl w:val="0"/>
           <w:numId w:val="15"/>
         </w:numPr>
-      </w:pPr>
-      <w:r>
+        <w:rPr>
+          <w:rFonts w:ascii="Arial" w:hAnsi="Arial" w:cs="Arial"/>
+        </w:rPr>
+      </w:pPr>
+      <w:r>
+        <w:rPr>
+          <w:rFonts w:ascii="Arial" w:hAnsi="Arial" w:cs="Arial"/>
+        </w:rPr>
         <w:t xml:space="preserve">Der Plan ist das ich die Stromversorgung und </w:t>
       </w:r>
       <w:r>
+        <w:rPr>
+          <w:rFonts w:ascii="Arial" w:hAnsi="Arial" w:cs="Arial"/>
+        </w:rPr>
         <w:t xml:space="preserve">das Display in ein eigenes Modul baue. </w:t>
       </w:r>
     </w:p>
@@ -3133,8 +6342,14 @@
           <w:ilvl w:val="0"/>
           <w:numId w:val="15"/>
         </w:numPr>
-      </w:pPr>
-      <w:r>
+        <w:rPr>
+          <w:rFonts w:ascii="Arial" w:hAnsi="Arial" w:cs="Arial"/>
+        </w:rPr>
+      </w:pPr>
+      <w:r>
+        <w:rPr>
+          <w:rFonts w:ascii="Arial" w:hAnsi="Arial" w:cs="Arial"/>
+        </w:rPr>
         <w:t>Es sollen frei Kabel angesteckt werden, die man möchte.</w:t>
       </w:r>
     </w:p>
@@ -3145,8 +6360,14 @@
           <w:ilvl w:val="0"/>
           <w:numId w:val="15"/>
         </w:numPr>
-      </w:pPr>
-      <w:r>
+        <w:rPr>
+          <w:rFonts w:ascii="Arial" w:hAnsi="Arial" w:cs="Arial"/>
+        </w:rPr>
+      </w:pPr>
+      <w:r>
+        <w:rPr>
+          <w:rFonts w:ascii="Arial" w:hAnsi="Arial" w:cs="Arial"/>
+        </w:rPr>
         <w:t xml:space="preserve">Das Netzteil und vielleicht die Lade Module sollten Temperaturüberwacht werden </w:t>
       </w:r>
     </w:p>
@@ -3157,18 +6378,16 @@
           <w:ilvl w:val="0"/>
           <w:numId w:val="15"/>
         </w:numPr>
-      </w:pPr>
-      <w:r>
+        <w:rPr>
+          <w:rFonts w:ascii="Arial" w:hAnsi="Arial" w:cs="Arial"/>
+        </w:rPr>
+      </w:pPr>
+      <w:r>
+        <w:rPr>
+          <w:rFonts w:ascii="Arial" w:hAnsi="Arial" w:cs="Arial"/>
+        </w:rPr>
         <w:t>Die Microcontroller von zwei Modulen sollten miteinander kommunizieren können am besten über Kabel und vielleicht sogar ihre Tasks Sharen.</w:t>
       </w:r>
-    </w:p>
-    <w:p>
-      <w:pPr>
-        <w:pStyle w:val="berschrift1"/>
-        <w:rPr>
-          <w:rFonts w:ascii="Arial" w:hAnsi="Arial" w:cs="Arial"/>
-        </w:rPr>
-      </w:pPr>
     </w:p>
     <w:p>
       <w:pPr>
@@ -3196,7 +6415,7 @@
           <w:rFonts w:cs="Arial"/>
         </w:rPr>
       </w:pPr>
-      <w:bookmarkStart w:id="18" w:name="_Toc240287891"/>
+      <w:bookmarkStart w:id="19" w:name="_Toc240620460"/>
       <w:r>
         <w:rPr>
           <w:rFonts w:cs="Arial"/>
@@ -3216,7 +6435,7 @@
         </w:rPr>
         <w:t>Hardware</w:t>
       </w:r>
-      <w:bookmarkEnd w:id="18"/>
+      <w:bookmarkEnd w:id="19"/>
     </w:p>
     <w:p>
       <w:pPr>
@@ -3225,14 +6444,14 @@
           <w:rFonts w:cs="Arial"/>
         </w:rPr>
       </w:pPr>
-      <w:bookmarkStart w:id="19" w:name="_Toc240287892"/>
+      <w:bookmarkStart w:id="20" w:name="_Toc240620461"/>
       <w:r>
         <w:rPr>
           <w:rFonts w:cs="Arial"/>
         </w:rPr>
         <w:t>Teile die zu verbauen sind</w:t>
       </w:r>
-      <w:bookmarkEnd w:id="19"/>
+      <w:bookmarkEnd w:id="20"/>
     </w:p>
     <w:p>
       <w:pPr>
@@ -3245,14 +6464,14 @@
           <w:rFonts w:cs="Arial"/>
         </w:rPr>
       </w:pPr>
-      <w:bookmarkStart w:id="20" w:name="_Toc240287893"/>
+      <w:bookmarkStart w:id="21" w:name="_Toc240620462"/>
       <w:r>
         <w:rPr>
           <w:rFonts w:cs="Arial"/>
         </w:rPr>
         <w:t>Registrieren des Handys:</w:t>
       </w:r>
-      <w:bookmarkEnd w:id="20"/>
+      <w:bookmarkEnd w:id="21"/>
     </w:p>
     <w:p>
       <w:pPr>
@@ -3289,12 +6508,14 @@
           <w:rFonts w:cs="Arial"/>
         </w:rPr>
       </w:pPr>
+      <w:bookmarkStart w:id="22" w:name="_Toc240620463"/>
       <w:r>
         <w:rPr>
           <w:rFonts w:cs="Arial"/>
         </w:rPr>
         <w:t>Mikrocontroller:</w:t>
       </w:r>
+      <w:bookmarkEnd w:id="22"/>
     </w:p>
     <w:p>
       <w:pPr>
@@ -3362,12 +6583,14 @@
           <w:rFonts w:cs="Arial"/>
         </w:rPr>
       </w:pPr>
+      <w:bookmarkStart w:id="23" w:name="_Toc240620464"/>
       <w:r>
         <w:rPr>
           <w:rFonts w:cs="Arial"/>
         </w:rPr>
         <w:t>Temperaturmesser:</w:t>
       </w:r>
+      <w:bookmarkEnd w:id="23"/>
     </w:p>
     <w:p>
       <w:pPr>
@@ -3404,12 +6627,14 @@
           <w:rFonts w:cs="Arial"/>
         </w:rPr>
       </w:pPr>
+      <w:bookmarkStart w:id="24" w:name="_Toc240620465"/>
       <w:r>
         <w:rPr>
           <w:rFonts w:cs="Arial"/>
         </w:rPr>
         <w:t>Display</w:t>
       </w:r>
+      <w:bookmarkEnd w:id="24"/>
     </w:p>
     <w:p>
       <w:pPr>
@@ -3464,12 +6689,14 @@
           <w:rFonts w:cs="Arial"/>
         </w:rPr>
       </w:pPr>
+      <w:bookmarkStart w:id="25" w:name="_Toc240620466"/>
       <w:r>
         <w:rPr>
           <w:rFonts w:cs="Arial"/>
         </w:rPr>
         <w:t>Steuerung</w:t>
       </w:r>
+      <w:bookmarkEnd w:id="25"/>
     </w:p>
     <w:p>
       <w:pPr>
@@ -3500,6 +6727,7 @@
           <w:rFonts w:cs="Arial"/>
         </w:rPr>
       </w:pPr>
+      <w:bookmarkStart w:id="26" w:name="_Toc240620467"/>
       <w:r>
         <w:rPr>
           <w:rFonts w:cs="Arial"/>
@@ -3507,6 +6735,7 @@
         <w:lastRenderedPageBreak/>
         <w:t>Stromversorgung</w:t>
       </w:r>
+      <w:bookmarkEnd w:id="26"/>
     </w:p>
     <w:p>
       <w:pPr>
@@ -3515,9 +6744,27 @@
           <w:ilvl w:val="1"/>
           <w:numId w:val="11"/>
         </w:numPr>
-      </w:pPr>
-      <w:r>
-        <w:t>Die Stromversorgung muss auf jedenfalls 5V/8A liefern lieber ist 5V/10A. Es muss ein zertifiziertes Netzteil sein und vielleicht sogar extern, wenn dieses Leicht anzuschließen ist.</w:t>
+        <w:rPr>
+          <w:rFonts w:ascii="Arial" w:hAnsi="Arial" w:cs="Arial"/>
+        </w:rPr>
+      </w:pPr>
+      <w:r>
+        <w:rPr>
+          <w:rFonts w:ascii="Arial" w:hAnsi="Arial" w:cs="Arial"/>
+        </w:rPr>
+        <w:t xml:space="preserve">Die Stromversorgung muss auf jedenfalls </w:t>
+      </w:r>
+      <w:r>
+        <w:rPr>
+          <w:rFonts w:ascii="Arial" w:hAnsi="Arial" w:cs="Arial"/>
+        </w:rPr>
+        <w:t>24V</w:t>
+      </w:r>
+      <w:r>
+        <w:rPr>
+          <w:rFonts w:ascii="Arial" w:hAnsi="Arial" w:cs="Arial"/>
+        </w:rPr>
+        <w:t xml:space="preserve"> liefern lieber ist. Es muss ein zertifiziertes Netzteil sein und vielleicht sogar extern, wenn dieses Leicht anzuschließen ist.</w:t>
       </w:r>
     </w:p>
     <w:p>
@@ -3531,12 +6778,14 @@
           <w:rFonts w:cs="Arial"/>
         </w:rPr>
       </w:pPr>
+      <w:bookmarkStart w:id="27" w:name="_Toc240620468"/>
       <w:r>
         <w:rPr>
           <w:rFonts w:cs="Arial"/>
         </w:rPr>
         <w:t>Lademodul</w:t>
       </w:r>
+      <w:bookmarkEnd w:id="27"/>
     </w:p>
     <w:p>
       <w:pPr>
@@ -3545,30 +6794,54 @@
           <w:ilvl w:val="1"/>
           <w:numId w:val="11"/>
         </w:numPr>
-      </w:pPr>
-      <w:r>
+        <w:rPr>
+          <w:rFonts w:ascii="Arial" w:hAnsi="Arial" w:cs="Arial"/>
+        </w:rPr>
+      </w:pPr>
+      <w:r>
+        <w:rPr>
+          <w:rFonts w:ascii="Arial" w:hAnsi="Arial" w:cs="Arial"/>
+        </w:rPr>
         <w:t xml:space="preserve">Der Plan bei diesen ist das ich 3 </w:t>
       </w:r>
       <w:proofErr w:type="spellStart"/>
       <w:r>
+        <w:rPr>
+          <w:rFonts w:ascii="Arial" w:hAnsi="Arial" w:cs="Arial"/>
+        </w:rPr>
         <w:t>usb</w:t>
       </w:r>
       <w:proofErr w:type="spellEnd"/>
       <w:r>
+        <w:rPr>
+          <w:rFonts w:ascii="Arial" w:hAnsi="Arial" w:cs="Arial"/>
+        </w:rPr>
         <w:t xml:space="preserve">-c und 1 </w:t>
       </w:r>
       <w:proofErr w:type="spellStart"/>
       <w:r>
+        <w:rPr>
+          <w:rFonts w:ascii="Arial" w:hAnsi="Arial" w:cs="Arial"/>
+        </w:rPr>
         <w:t>usb</w:t>
       </w:r>
       <w:proofErr w:type="spellEnd"/>
       <w:r>
-        <w:t>-a Module habe. Sie sollen einfach mit 5V</w:t>
-      </w:r>
-      <w:r>
-        <w:t>/2A</w:t>
-      </w:r>
-      <w:r>
+        <w:rPr>
+          <w:rFonts w:ascii="Arial" w:hAnsi="Arial" w:cs="Arial"/>
+        </w:rPr>
+        <w:t xml:space="preserve">-a Module habe. Sie sollen einfach mit </w:t>
+      </w:r>
+      <w:r>
+        <w:rPr>
+          <w:rFonts w:ascii="Arial" w:hAnsi="Arial" w:cs="Arial"/>
+        </w:rPr>
+        <w:t>24V</w:t>
+      </w:r>
+      <w:r>
+        <w:rPr>
+          <w:rFonts w:ascii="Arial" w:hAnsi="Arial" w:cs="Arial"/>
+        </w:rPr>
         <w:t xml:space="preserve"> funktionieren.</w:t>
       </w:r>
     </w:p>
@@ -3587,14 +6860,20 @@
           <w:rFonts w:cs="Arial"/>
         </w:rPr>
       </w:pPr>
-      <w:bookmarkStart w:id="21" w:name="_Toc240287894"/>
+      <w:bookmarkStart w:id="28" w:name="_Toc240620469"/>
       <w:r>
         <w:rPr>
           <w:rFonts w:cs="Arial"/>
         </w:rPr>
         <w:t>Steuerelement</w:t>
       </w:r>
-      <w:bookmarkEnd w:id="21"/>
+      <w:r>
+        <w:rPr>
+          <w:rFonts w:cs="Arial"/>
+        </w:rPr>
+        <w:t xml:space="preserve"> (ESP32C6):</w:t>
+      </w:r>
+      <w:bookmarkEnd w:id="28"/>
     </w:p>
     <w:p>
       <w:pPr>
@@ -3603,101 +6882,43 @@
           <w:rFonts w:cs="Arial"/>
         </w:rPr>
       </w:pPr>
-      <w:bookmarkStart w:id="22" w:name="_Toc240287895"/>
+      <w:bookmarkStart w:id="29" w:name="_Toc240620470"/>
       <w:r>
         <w:rPr>
           <w:rFonts w:cs="Arial"/>
         </w:rPr>
         <w:t>Temperaturmesser</w:t>
       </w:r>
-      <w:bookmarkEnd w:id="22"/>
-    </w:p>
-    <w:p>
-      <w:pPr>
-        <w:pStyle w:val="berschrift10"/>
+      <w:r>
         <w:rPr>
           <w:rFonts w:cs="Arial"/>
-          <w:b/>
-          <w:bCs/>
-        </w:rPr>
-      </w:pPr>
-      <w:bookmarkStart w:id="23" w:name="_Toc240287896"/>
+        </w:rPr>
+        <w:t xml:space="preserve"> (</w:t>
+      </w:r>
       <w:r>
         <w:rPr>
           <w:rFonts w:cs="Arial"/>
-        </w:rPr>
-        <w:t>Darstellung</w:t>
-      </w:r>
-      <w:bookmarkEnd w:id="23"/>
-    </w:p>
-    <w:p>
-      <w:pPr>
-        <w:pStyle w:val="berschrift10"/>
+          <w:sz w:val="24"/>
+          <w:szCs w:val="24"/>
+        </w:rPr>
+        <w:t>DS18B20</w:t>
+      </w:r>
+      <w:r>
         <w:rPr>
           <w:rFonts w:cs="Arial"/>
-          <w:b/>
-          <w:bCs/>
-        </w:rPr>
-      </w:pPr>
-      <w:bookmarkStart w:id="24" w:name="_Toc240287897"/>
-      <w:r>
-        <w:rPr>
-          <w:rFonts w:cs="Arial"/>
-        </w:rPr>
-        <w:t>Stromversorgung</w:t>
-      </w:r>
-      <w:bookmarkEnd w:id="24"/>
-    </w:p>
-    <w:p>
-      <w:pPr>
-        <w:pStyle w:val="berschrift10"/>
-        <w:rPr>
-          <w:rFonts w:cs="Arial"/>
-        </w:rPr>
-      </w:pPr>
-      <w:bookmarkStart w:id="25" w:name="_Toc240287898"/>
-      <w:r>
-        <w:rPr>
-          <w:rFonts w:cs="Arial"/>
-        </w:rPr>
-        <w:t>Steuerung des Displays</w:t>
-      </w:r>
-      <w:bookmarkEnd w:id="25"/>
-    </w:p>
-    <w:p>
-      <w:pPr>
-        <w:pStyle w:val="berschrift10"/>
-        <w:rPr>
-          <w:rFonts w:cs="Arial"/>
-        </w:rPr>
-      </w:pPr>
-      <w:bookmarkStart w:id="26" w:name="_Toc240287899"/>
-      <w:r>
-        <w:rPr>
-          <w:rFonts w:cs="Arial"/>
-        </w:rPr>
-        <w:t>Strommessung</w:t>
-      </w:r>
-      <w:r>
-        <w:rPr>
-          <w:rFonts w:cs="Arial"/>
-        </w:rPr>
-        <w:t xml:space="preserve"> (INA219)</w:t>
-      </w:r>
-      <w:r>
-        <w:rPr>
-          <w:rFonts w:cs="Arial"/>
-        </w:rPr>
-        <w:t>:</w:t>
-      </w:r>
-      <w:bookmarkEnd w:id="26"/>
+          <w:sz w:val="24"/>
+          <w:szCs w:val="24"/>
+        </w:rPr>
+        <w:t>)</w:t>
+      </w:r>
+      <w:bookmarkEnd w:id="29"/>
     </w:p>
     <w:p>
       <w:pPr>
         <w:pStyle w:val="Listenabsatz"/>
         <w:numPr>
           <w:ilvl w:val="0"/>
-          <w:numId w:val="11"/>
+          <w:numId w:val="21"/>
         </w:numPr>
         <w:rPr>
           <w:rFonts w:ascii="Arial" w:hAnsi="Arial" w:cs="Arial"/>
@@ -3707,7 +6928,7 @@
         <w:rPr>
           <w:rFonts w:ascii="Arial" w:hAnsi="Arial" w:cs="Arial"/>
         </w:rPr>
-        <w:t xml:space="preserve">In Frage kommt der INA219 oder ACS712 wobei der ACS eher für größere Strommengen gedacht ist was sich für dieses Projekt eher lohnt. </w:t>
+        <w:t xml:space="preserve">Ich habe zwischen einem NTC-Widerstand und dem DS18B20 überlegt. </w:t>
       </w:r>
     </w:p>
     <w:p>
@@ -3715,7 +6936,486 @@
         <w:pStyle w:val="Listenabsatz"/>
         <w:numPr>
           <w:ilvl w:val="0"/>
-          <w:numId w:val="11"/>
+          <w:numId w:val="21"/>
+        </w:numPr>
+        <w:rPr>
+          <w:rFonts w:ascii="Arial" w:hAnsi="Arial" w:cs="Arial"/>
+        </w:rPr>
+      </w:pPr>
+      <w:r>
+        <w:rPr>
+          <w:rFonts w:ascii="Arial" w:hAnsi="Arial" w:cs="Arial"/>
+        </w:rPr>
+        <w:t xml:space="preserve">Der NTC ist zwar minimal billiger, braucht aber für jeden Sensor einen eigenen Analogeingang und eine Kalibrierung über die Steinhart-Hart-Gleichung, was mir zu kompliziert für das ist was ich eigentlich brauche. </w:t>
+      </w:r>
+    </w:p>
+    <w:p>
+      <w:pPr>
+        <w:pStyle w:val="Listenabsatz"/>
+        <w:numPr>
+          <w:ilvl w:val="0"/>
+          <w:numId w:val="21"/>
+        </w:numPr>
+        <w:rPr>
+          <w:rFonts w:ascii="Arial" w:hAnsi="Arial" w:cs="Arial"/>
+        </w:rPr>
+      </w:pPr>
+      <w:r>
+        <w:rPr>
+          <w:rFonts w:ascii="Arial" w:hAnsi="Arial" w:cs="Arial"/>
+        </w:rPr>
+        <w:t xml:space="preserve">Der DS18B20 ist digital und läuft über 1-Wire, also nicht über I2C wie ich zuerst gedacht habe, aber dafür kann ich mehrere Sensoren an einer einzigen Datenleitung anschließen, was gut passt, weil ich ja mehrere Stellen überwachen will (Netzteil, Mikrocontroller, Lademodule). </w:t>
+      </w:r>
+    </w:p>
+    <w:p>
+      <w:pPr>
+        <w:pStyle w:val="Listenabsatz"/>
+        <w:numPr>
+          <w:ilvl w:val="0"/>
+          <w:numId w:val="21"/>
+        </w:numPr>
+        <w:rPr>
+          <w:rFonts w:ascii="Arial" w:hAnsi="Arial" w:cs="Arial"/>
+        </w:rPr>
+      </w:pPr>
+      <w:r>
+        <w:rPr>
+          <w:rFonts w:ascii="Arial" w:hAnsi="Arial" w:cs="Arial"/>
+        </w:rPr>
+        <w:t xml:space="preserve">Er ist schon fertig kalibriert mit einer Genauigkeit von ±0,5°C, das reicht mir locker, da ich nur wissen </w:t>
+      </w:r>
+      <w:r>
+        <w:rPr>
+          <w:rFonts w:ascii="Arial" w:hAnsi="Arial" w:cs="Arial"/>
+        </w:rPr>
+        <w:t>muss,</w:t>
+      </w:r>
+      <w:r>
+        <w:rPr>
+          <w:rFonts w:ascii="Arial" w:hAnsi="Arial" w:cs="Arial"/>
+        </w:rPr>
+        <w:t xml:space="preserve"> ob es zu warm wird und nicht die exakte Temperatur. </w:t>
+      </w:r>
+    </w:p>
+    <w:p>
+      <w:pPr>
+        <w:pStyle w:val="Listenabsatz"/>
+        <w:numPr>
+          <w:ilvl w:val="0"/>
+          <w:numId w:val="21"/>
+        </w:numPr>
+        <w:rPr>
+          <w:rFonts w:ascii="Arial" w:hAnsi="Arial" w:cs="Arial"/>
+        </w:rPr>
+      </w:pPr>
+      <w:r>
+        <w:rPr>
+          <w:rFonts w:ascii="Arial" w:hAnsi="Arial" w:cs="Arial"/>
+        </w:rPr>
+        <w:t>Ich habe mich für den DS18B20 entschieden, weil er trotzdem noch billig ist und mir viel Aufwand beim Programmieren erspart.</w:t>
+      </w:r>
+    </w:p>
+    <w:p>
+      <w:pPr>
+        <w:pStyle w:val="berschrift10"/>
+        <w:rPr>
+          <w:rFonts w:cs="Arial"/>
+        </w:rPr>
+      </w:pPr>
+      <w:bookmarkStart w:id="30" w:name="_Toc240620471"/>
+      <w:r>
+        <w:rPr>
+          <w:rFonts w:cs="Arial"/>
+        </w:rPr>
+        <w:t>Darstellung</w:t>
+      </w:r>
+      <w:r>
+        <w:rPr>
+          <w:rFonts w:cs="Arial"/>
+        </w:rPr>
+        <w:t xml:space="preserve"> (</w:t>
+      </w:r>
+      <w:r>
+        <w:rPr>
+          <w:rFonts w:cs="Arial"/>
+        </w:rPr>
+        <w:t>SSD1306</w:t>
+      </w:r>
+      <w:r>
+        <w:rPr>
+          <w:rFonts w:cs="Arial"/>
+        </w:rPr>
+        <w:t>):</w:t>
+      </w:r>
+      <w:bookmarkEnd w:id="30"/>
+    </w:p>
+    <w:p>
+      <w:pPr>
+        <w:pStyle w:val="Listenabsatz"/>
+        <w:numPr>
+          <w:ilvl w:val="0"/>
+          <w:numId w:val="20"/>
+        </w:numPr>
+        <w:rPr>
+          <w:rFonts w:ascii="Arial" w:hAnsi="Arial" w:cs="Arial"/>
+        </w:rPr>
+      </w:pPr>
+      <w:r>
+        <w:rPr>
+          <w:rFonts w:ascii="Arial" w:hAnsi="Arial" w:cs="Arial"/>
+        </w:rPr>
+        <w:t xml:space="preserve">Für das Display habe ich mich für ein SSD1306 OLED mit 0,96 Zoll und I2C Anbindung entschieden. </w:t>
+      </w:r>
+    </w:p>
+    <w:p>
+      <w:pPr>
+        <w:pStyle w:val="Listenabsatz"/>
+        <w:numPr>
+          <w:ilvl w:val="0"/>
+          <w:numId w:val="20"/>
+        </w:numPr>
+        <w:rPr>
+          <w:rFonts w:ascii="Arial" w:hAnsi="Arial" w:cs="Arial"/>
+        </w:rPr>
+      </w:pPr>
+      <w:r>
+        <w:rPr>
+          <w:rFonts w:ascii="Arial" w:hAnsi="Arial" w:cs="Arial"/>
+        </w:rPr>
+        <w:t xml:space="preserve">Es hat nur 4 Pins (VCC, GND, SDA, SCL), läuft über I2C und kann sich den Bus mit anderen Sensoren wie dem INA219 teilen, ohne dass es Probleme mit den Adressen gibt. </w:t>
+      </w:r>
+    </w:p>
+    <w:p>
+      <w:pPr>
+        <w:pStyle w:val="Listenabsatz"/>
+        <w:numPr>
+          <w:ilvl w:val="0"/>
+          <w:numId w:val="20"/>
+        </w:numPr>
+        <w:rPr>
+          <w:rFonts w:ascii="Arial" w:hAnsi="Arial" w:cs="Arial"/>
+        </w:rPr>
+      </w:pPr>
+      <w:r>
+        <w:rPr>
+          <w:rFonts w:ascii="Arial" w:hAnsi="Arial" w:cs="Arial"/>
+        </w:rPr>
+        <w:t xml:space="preserve">Der Preis liegt bei ungefähr 3 bis 7 Euro, je nach Anbieter noch </w:t>
+      </w:r>
+      <w:r>
+        <w:rPr>
+          <w:rFonts w:ascii="Arial" w:hAnsi="Arial" w:cs="Arial"/>
+        </w:rPr>
+        <w:t>günstiger,</w:t>
+      </w:r>
+      <w:r>
+        <w:rPr>
+          <w:rFonts w:ascii="Arial" w:hAnsi="Arial" w:cs="Arial"/>
+        </w:rPr>
+        <w:t xml:space="preserve"> wenn man mehrere auf einmal bestellt. </w:t>
+      </w:r>
+    </w:p>
+    <w:p>
+      <w:pPr>
+        <w:pStyle w:val="Listenabsatz"/>
+        <w:numPr>
+          <w:ilvl w:val="0"/>
+          <w:numId w:val="20"/>
+        </w:numPr>
+        <w:rPr>
+          <w:rFonts w:ascii="Arial" w:hAnsi="Arial" w:cs="Arial"/>
+        </w:rPr>
+      </w:pPr>
+      <w:r>
+        <w:rPr>
+          <w:rFonts w:ascii="Arial" w:hAnsi="Arial" w:cs="Arial"/>
+        </w:rPr>
+        <w:t xml:space="preserve">Es gibt genug Bibliotheken (Adafruit_SSD1306, U8g2) mit fertigen Beispielen für Text und einfache Grafik, was mir das Programmieren leichter macht. </w:t>
+      </w:r>
+    </w:p>
+    <w:p>
+      <w:pPr>
+        <w:pStyle w:val="Listenabsatz"/>
+        <w:numPr>
+          <w:ilvl w:val="0"/>
+          <w:numId w:val="20"/>
+        </w:numPr>
+        <w:rPr>
+          <w:rFonts w:ascii="Arial" w:hAnsi="Arial" w:cs="Arial"/>
+        </w:rPr>
+      </w:pPr>
+      <w:r>
+        <w:rPr>
+          <w:rFonts w:ascii="Arial" w:hAnsi="Arial" w:cs="Arial"/>
+        </w:rPr>
+        <w:t>Für meinen Plan mit dem QR-Code sollte die Auflösung von 128x64 Pixel reichen, solange der Code nicht zu viele Daten enthält, ansonsten könnte ich noch auf ein etwas größeres Display wie ein 1,3 Zoll SH1106 wechseln, falls es zu klein zum Scannen ist.</w:t>
+      </w:r>
+    </w:p>
+    <w:p>
+      <w:pPr>
+        <w:pStyle w:val="berschrift10"/>
+        <w:rPr>
+          <w:rFonts w:cs="Arial"/>
+        </w:rPr>
+      </w:pPr>
+      <w:bookmarkStart w:id="31" w:name="_Toc240620472"/>
+      <w:r>
+        <w:rPr>
+          <w:rFonts w:cs="Arial"/>
+        </w:rPr>
+        <w:lastRenderedPageBreak/>
+        <w:t>Stromversorgung</w:t>
+      </w:r>
+      <w:bookmarkEnd w:id="31"/>
+    </w:p>
+    <w:p>
+      <w:pPr>
+        <w:pStyle w:val="berschrift10"/>
+        <w:rPr>
+          <w:rFonts w:cs="Arial"/>
+        </w:rPr>
+      </w:pPr>
+      <w:bookmarkStart w:id="32" w:name="_Toc240620473"/>
+      <w:r>
+        <w:rPr>
+          <w:rFonts w:cs="Arial"/>
+        </w:rPr>
+        <w:t>Ladebuchse</w:t>
+      </w:r>
+      <w:bookmarkEnd w:id="32"/>
+    </w:p>
+    <w:p>
+      <w:pPr>
+        <w:pStyle w:val="berschrift10"/>
+        <w:rPr>
+          <w:rFonts w:cs="Arial"/>
+        </w:rPr>
+      </w:pPr>
+      <w:bookmarkStart w:id="33" w:name="_Toc240620474"/>
+      <w:r>
+        <w:rPr>
+          <w:rFonts w:cs="Arial"/>
+        </w:rPr>
+        <w:t>Steuerung des Displays</w:t>
+      </w:r>
+      <w:r>
+        <w:rPr>
+          <w:rFonts w:cs="Arial"/>
+        </w:rPr>
+        <w:t xml:space="preserve"> (</w:t>
+      </w:r>
+      <w:r>
+        <w:rPr>
+          <w:rFonts w:cs="Arial"/>
+        </w:rPr>
+        <w:t>Rotary-Encoder</w:t>
+      </w:r>
+      <w:r>
+        <w:rPr>
+          <w:rFonts w:cs="Arial"/>
+        </w:rPr>
+        <w:t xml:space="preserve"> z.B. </w:t>
+      </w:r>
+      <w:r>
+        <w:rPr>
+          <w:rFonts w:cs="Arial"/>
+        </w:rPr>
+        <w:t>KY-040</w:t>
+      </w:r>
+      <w:r>
+        <w:rPr>
+          <w:rFonts w:cs="Arial"/>
+        </w:rPr>
+        <w:t>):</w:t>
+      </w:r>
+      <w:bookmarkEnd w:id="33"/>
+    </w:p>
+    <w:p>
+      <w:pPr>
+        <w:pStyle w:val="Listenabsatz"/>
+        <w:numPr>
+          <w:ilvl w:val="0"/>
+          <w:numId w:val="19"/>
+        </w:numPr>
+        <w:rPr>
+          <w:rFonts w:ascii="Arial" w:hAnsi="Arial" w:cs="Arial"/>
+        </w:rPr>
+      </w:pPr>
+      <w:r>
+        <w:rPr>
+          <w:rFonts w:ascii="Arial" w:hAnsi="Arial" w:cs="Arial"/>
+        </w:rPr>
+        <w:t xml:space="preserve">Für die Bedienung brauche ich etwas, das drehen und drücken kann, damit ich nicht zwei separate Bauteile für weiter und bestätigen brauche. Meine Idee ist ein Rotary-Encoder Modul (KY-040), da dieser genau das kann, drehen für weiter/zurück und drücken für bestätigen. </w:t>
+      </w:r>
+    </w:p>
+    <w:p>
+      <w:pPr>
+        <w:pStyle w:val="Listenabsatz"/>
+        <w:numPr>
+          <w:ilvl w:val="0"/>
+          <w:numId w:val="19"/>
+        </w:numPr>
+        <w:rPr>
+          <w:rFonts w:ascii="Arial" w:hAnsi="Arial" w:cs="Arial"/>
+        </w:rPr>
+      </w:pPr>
+      <w:r>
+        <w:rPr>
+          <w:rFonts w:ascii="Arial" w:hAnsi="Arial" w:cs="Arial"/>
+        </w:rPr>
+        <w:t xml:space="preserve">Er braucht nur 3 digitale Pins (CLK, DT, SW) und ist dadurch leicht anzuschließen, ohne dass ich einen ADC-Pin dafür verbrauche. </w:t>
+      </w:r>
+    </w:p>
+    <w:p>
+      <w:pPr>
+        <w:pStyle w:val="Listenabsatz"/>
+        <w:numPr>
+          <w:ilvl w:val="0"/>
+          <w:numId w:val="19"/>
+        </w:numPr>
+        <w:rPr>
+          <w:rFonts w:ascii="Arial" w:hAnsi="Arial" w:cs="Arial"/>
+        </w:rPr>
+      </w:pPr>
+      <w:r>
+        <w:rPr>
+          <w:rFonts w:ascii="Arial" w:hAnsi="Arial" w:cs="Arial"/>
+        </w:rPr>
+        <w:t xml:space="preserve">Da dieser sehr verbreitet ist für ESP32 Projekte, gibt es genug fertige </w:t>
+      </w:r>
+      <w:r>
+        <w:rPr>
+          <w:rFonts w:ascii="Arial" w:hAnsi="Arial" w:cs="Arial"/>
+        </w:rPr>
+        <w:t>Bibliotheken,</w:t>
+      </w:r>
+      <w:r>
+        <w:rPr>
+          <w:rFonts w:ascii="Arial" w:hAnsi="Arial" w:cs="Arial"/>
+        </w:rPr>
+        <w:t xml:space="preserve"> die das Entprellen schon übernehmen, was mir das Programmieren erleichtert. </w:t>
+      </w:r>
+    </w:p>
+    <w:p>
+      <w:pPr>
+        <w:pStyle w:val="Listenabsatz"/>
+        <w:numPr>
+          <w:ilvl w:val="0"/>
+          <w:numId w:val="19"/>
+        </w:numPr>
+        <w:rPr>
+          <w:rFonts w:ascii="Arial" w:hAnsi="Arial" w:cs="Arial"/>
+        </w:rPr>
+      </w:pPr>
+      <w:r>
+        <w:rPr>
+          <w:rFonts w:ascii="Arial" w:hAnsi="Arial" w:cs="Arial"/>
+        </w:rPr>
+        <w:t xml:space="preserve">Er ist klein genug, dass er nicht auffällt und passt gut zu meinem Plan, dass die Steuerung nicht stören soll. </w:t>
+      </w:r>
+    </w:p>
+    <w:p>
+      <w:pPr>
+        <w:pStyle w:val="Listenabsatz"/>
+        <w:numPr>
+          <w:ilvl w:val="0"/>
+          <w:numId w:val="19"/>
+        </w:numPr>
+        <w:rPr>
+          <w:rFonts w:ascii="Arial" w:hAnsi="Arial" w:cs="Arial"/>
+        </w:rPr>
+      </w:pPr>
+      <w:r>
+        <w:rPr>
+          <w:rFonts w:ascii="Arial" w:hAnsi="Arial" w:cs="Arial"/>
+        </w:rPr>
+        <w:t>Einzige Sache,</w:t>
+      </w:r>
+      <w:r>
+        <w:rPr>
+          <w:rFonts w:ascii="Arial" w:hAnsi="Arial" w:cs="Arial"/>
+        </w:rPr>
+        <w:t xml:space="preserve"> worauf ich </w:t>
+      </w:r>
+      <w:r>
+        <w:rPr>
+          <w:rFonts w:ascii="Arial" w:hAnsi="Arial" w:cs="Arial"/>
+        </w:rPr>
+        <w:t>achten muss,</w:t>
+      </w:r>
+      <w:r>
+        <w:rPr>
+          <w:rFonts w:ascii="Arial" w:hAnsi="Arial" w:cs="Arial"/>
+        </w:rPr>
+        <w:t xml:space="preserve"> ist das Entprellen (Debouncing), da das Signal sonst öfter springen </w:t>
+      </w:r>
+      <w:proofErr w:type="gramStart"/>
+      <w:r>
+        <w:rPr>
+          <w:rFonts w:ascii="Arial" w:hAnsi="Arial" w:cs="Arial"/>
+        </w:rPr>
+        <w:t>kann</w:t>
+      </w:r>
+      <w:proofErr w:type="gramEnd"/>
+      <w:r>
+        <w:rPr>
+          <w:rFonts w:ascii="Arial" w:hAnsi="Arial" w:cs="Arial"/>
+        </w:rPr>
+        <w:t xml:space="preserve"> als es sollte, das kann ich aber im Code oder mit einem kleinen Kondensator lösen.</w:t>
+      </w:r>
+    </w:p>
+    <w:p>
+      <w:pPr>
+        <w:pStyle w:val="berschrift10"/>
+        <w:rPr>
+          <w:rFonts w:cs="Arial"/>
+        </w:rPr>
+      </w:pPr>
+      <w:bookmarkStart w:id="34" w:name="_Toc240620475"/>
+      <w:r>
+        <w:rPr>
+          <w:rFonts w:cs="Arial"/>
+        </w:rPr>
+        <w:t>Strommessung</w:t>
+      </w:r>
+      <w:r>
+        <w:rPr>
+          <w:rFonts w:cs="Arial"/>
+        </w:rPr>
+        <w:t xml:space="preserve"> (INA219)</w:t>
+      </w:r>
+      <w:r>
+        <w:rPr>
+          <w:rFonts w:cs="Arial"/>
+        </w:rPr>
+        <w:t>:</w:t>
+      </w:r>
+      <w:bookmarkEnd w:id="34"/>
+    </w:p>
+    <w:p>
+      <w:pPr>
+        <w:pStyle w:val="Listenabsatz"/>
+        <w:numPr>
+          <w:ilvl w:val="0"/>
+          <w:numId w:val="18"/>
+        </w:numPr>
+        <w:rPr>
+          <w:rFonts w:ascii="Arial" w:hAnsi="Arial" w:cs="Arial"/>
+        </w:rPr>
+      </w:pPr>
+      <w:r>
+        <w:rPr>
+          <w:rFonts w:ascii="Arial" w:hAnsi="Arial" w:cs="Arial"/>
+        </w:rPr>
+        <w:t xml:space="preserve">In Frage kommt der INA219 oder ACS712 wobei der ACS eher für größere Strommengen gedacht ist was sich für dieses Projekt eher lohnt. </w:t>
+      </w:r>
+    </w:p>
+    <w:p>
+      <w:pPr>
+        <w:pStyle w:val="Listenabsatz"/>
+        <w:numPr>
+          <w:ilvl w:val="0"/>
+          <w:numId w:val="18"/>
         </w:numPr>
         <w:rPr>
           <w:rFonts w:ascii="Arial" w:hAnsi="Arial" w:cs="Arial"/>
@@ -3742,7 +7442,7 @@
         <w:pStyle w:val="Listenabsatz"/>
         <w:numPr>
           <w:ilvl w:val="0"/>
-          <w:numId w:val="11"/>
+          <w:numId w:val="18"/>
         </w:numPr>
         <w:rPr>
           <w:rFonts w:ascii="Arial" w:hAnsi="Arial" w:cs="Arial"/>
@@ -3939,6 +7639,232 @@
     </w:lvl>
   </w:abstractNum>
   <w:abstractNum w:abstractNumId="1" w15:restartNumberingAfterBreak="0">
+    <w:nsid w:val="046B256D"/>
+    <w:multiLevelType w:val="hybridMultilevel"/>
+    <w:tmpl w:val="1F8219BA"/>
+    <w:lvl w:ilvl="0" w:tplc="57523C72">
+      <w:start w:val="1"/>
+      <w:numFmt w:val="bullet"/>
+      <w:lvlText w:val=""/>
+      <w:lvlJc w:val="left"/>
+      <w:pPr>
+        <w:ind w:left="720" w:hanging="360"/>
+      </w:pPr>
+      <w:rPr>
+        <w:rFonts w:ascii="Symbol" w:hAnsi="Symbol" w:hint="default"/>
+      </w:rPr>
+    </w:lvl>
+    <w:lvl w:ilvl="1" w:tplc="04070003" w:tentative="1">
+      <w:start w:val="1"/>
+      <w:numFmt w:val="bullet"/>
+      <w:lvlText w:val="o"/>
+      <w:lvlJc w:val="left"/>
+      <w:pPr>
+        <w:ind w:left="1440" w:hanging="360"/>
+      </w:pPr>
+      <w:rPr>
+        <w:rFonts w:ascii="Courier New" w:hAnsi="Courier New" w:cs="Courier New" w:hint="default"/>
+      </w:rPr>
+    </w:lvl>
+    <w:lvl w:ilvl="2" w:tplc="04070005" w:tentative="1">
+      <w:start w:val="1"/>
+      <w:numFmt w:val="bullet"/>
+      <w:lvlText w:val=""/>
+      <w:lvlJc w:val="left"/>
+      <w:pPr>
+        <w:ind w:left="2160" w:hanging="360"/>
+      </w:pPr>
+      <w:rPr>
+        <w:rFonts w:ascii="Wingdings" w:hAnsi="Wingdings" w:hint="default"/>
+      </w:rPr>
+    </w:lvl>
+    <w:lvl w:ilvl="3" w:tplc="04070001" w:tentative="1">
+      <w:start w:val="1"/>
+      <w:numFmt w:val="bullet"/>
+      <w:lvlText w:val=""/>
+      <w:lvlJc w:val="left"/>
+      <w:pPr>
+        <w:ind w:left="2880" w:hanging="360"/>
+      </w:pPr>
+      <w:rPr>
+        <w:rFonts w:ascii="Symbol" w:hAnsi="Symbol" w:hint="default"/>
+      </w:rPr>
+    </w:lvl>
+    <w:lvl w:ilvl="4" w:tplc="04070003" w:tentative="1">
+      <w:start w:val="1"/>
+      <w:numFmt w:val="bullet"/>
+      <w:lvlText w:val="o"/>
+      <w:lvlJc w:val="left"/>
+      <w:pPr>
+        <w:ind w:left="3600" w:hanging="360"/>
+      </w:pPr>
+      <w:rPr>
+        <w:rFonts w:ascii="Courier New" w:hAnsi="Courier New" w:cs="Courier New" w:hint="default"/>
+      </w:rPr>
+    </w:lvl>
+    <w:lvl w:ilvl="5" w:tplc="04070005" w:tentative="1">
+      <w:start w:val="1"/>
+      <w:numFmt w:val="bullet"/>
+      <w:lvlText w:val=""/>
+      <w:lvlJc w:val="left"/>
+      <w:pPr>
+        <w:ind w:left="4320" w:hanging="360"/>
+      </w:pPr>
+      <w:rPr>
+        <w:rFonts w:ascii="Wingdings" w:hAnsi="Wingdings" w:hint="default"/>
+      </w:rPr>
+    </w:lvl>
+    <w:lvl w:ilvl="6" w:tplc="04070001" w:tentative="1">
+      <w:start w:val="1"/>
+      <w:numFmt w:val="bullet"/>
+      <w:lvlText w:val=""/>
+      <w:lvlJc w:val="left"/>
+      <w:pPr>
+        <w:ind w:left="5040" w:hanging="360"/>
+      </w:pPr>
+      <w:rPr>
+        <w:rFonts w:ascii="Symbol" w:hAnsi="Symbol" w:hint="default"/>
+      </w:rPr>
+    </w:lvl>
+    <w:lvl w:ilvl="7" w:tplc="04070003" w:tentative="1">
+      <w:start w:val="1"/>
+      <w:numFmt w:val="bullet"/>
+      <w:lvlText w:val="o"/>
+      <w:lvlJc w:val="left"/>
+      <w:pPr>
+        <w:ind w:left="5760" w:hanging="360"/>
+      </w:pPr>
+      <w:rPr>
+        <w:rFonts w:ascii="Courier New" w:hAnsi="Courier New" w:cs="Courier New" w:hint="default"/>
+      </w:rPr>
+    </w:lvl>
+    <w:lvl w:ilvl="8" w:tplc="04070005" w:tentative="1">
+      <w:start w:val="1"/>
+      <w:numFmt w:val="bullet"/>
+      <w:lvlText w:val=""/>
+      <w:lvlJc w:val="left"/>
+      <w:pPr>
+        <w:ind w:left="6480" w:hanging="360"/>
+      </w:pPr>
+      <w:rPr>
+        <w:rFonts w:ascii="Wingdings" w:hAnsi="Wingdings" w:hint="default"/>
+      </w:rPr>
+    </w:lvl>
+  </w:abstractNum>
+  <w:abstractNum w:abstractNumId="2" w15:restartNumberingAfterBreak="0">
+    <w:nsid w:val="0A965A3B"/>
+    <w:multiLevelType w:val="hybridMultilevel"/>
+    <w:tmpl w:val="BCAA61BC"/>
+    <w:lvl w:ilvl="0" w:tplc="57523C72">
+      <w:start w:val="1"/>
+      <w:numFmt w:val="bullet"/>
+      <w:lvlText w:val=""/>
+      <w:lvlJc w:val="left"/>
+      <w:pPr>
+        <w:ind w:left="720" w:hanging="360"/>
+      </w:pPr>
+      <w:rPr>
+        <w:rFonts w:ascii="Symbol" w:hAnsi="Symbol" w:hint="default"/>
+      </w:rPr>
+    </w:lvl>
+    <w:lvl w:ilvl="1" w:tplc="04070003" w:tentative="1">
+      <w:start w:val="1"/>
+      <w:numFmt w:val="bullet"/>
+      <w:lvlText w:val="o"/>
+      <w:lvlJc w:val="left"/>
+      <w:pPr>
+        <w:ind w:left="1440" w:hanging="360"/>
+      </w:pPr>
+      <w:rPr>
+        <w:rFonts w:ascii="Courier New" w:hAnsi="Courier New" w:cs="Courier New" w:hint="default"/>
+      </w:rPr>
+    </w:lvl>
+    <w:lvl w:ilvl="2" w:tplc="04070005" w:tentative="1">
+      <w:start w:val="1"/>
+      <w:numFmt w:val="bullet"/>
+      <w:lvlText w:val=""/>
+      <w:lvlJc w:val="left"/>
+      <w:pPr>
+        <w:ind w:left="2160" w:hanging="360"/>
+      </w:pPr>
+      <w:rPr>
+        <w:rFonts w:ascii="Wingdings" w:hAnsi="Wingdings" w:hint="default"/>
+      </w:rPr>
+    </w:lvl>
+    <w:lvl w:ilvl="3" w:tplc="04070001" w:tentative="1">
+      <w:start w:val="1"/>
+      <w:numFmt w:val="bullet"/>
+      <w:lvlText w:val=""/>
+      <w:lvlJc w:val="left"/>
+      <w:pPr>
+        <w:ind w:left="2880" w:hanging="360"/>
+      </w:pPr>
+      <w:rPr>
+        <w:rFonts w:ascii="Symbol" w:hAnsi="Symbol" w:hint="default"/>
+      </w:rPr>
+    </w:lvl>
+    <w:lvl w:ilvl="4" w:tplc="04070003" w:tentative="1">
+      <w:start w:val="1"/>
+      <w:numFmt w:val="bullet"/>
+      <w:lvlText w:val="o"/>
+      <w:lvlJc w:val="left"/>
+      <w:pPr>
+        <w:ind w:left="3600" w:hanging="360"/>
+      </w:pPr>
+      <w:rPr>
+        <w:rFonts w:ascii="Courier New" w:hAnsi="Courier New" w:cs="Courier New" w:hint="default"/>
+      </w:rPr>
+    </w:lvl>
+    <w:lvl w:ilvl="5" w:tplc="04070005" w:tentative="1">
+      <w:start w:val="1"/>
+      <w:numFmt w:val="bullet"/>
+      <w:lvlText w:val=""/>
+      <w:lvlJc w:val="left"/>
+      <w:pPr>
+        <w:ind w:left="4320" w:hanging="360"/>
+      </w:pPr>
+      <w:rPr>
+        <w:rFonts w:ascii="Wingdings" w:hAnsi="Wingdings" w:hint="default"/>
+      </w:rPr>
+    </w:lvl>
+    <w:lvl w:ilvl="6" w:tplc="04070001" w:tentative="1">
+      <w:start w:val="1"/>
+      <w:numFmt w:val="bullet"/>
+      <w:lvlText w:val=""/>
+      <w:lvlJc w:val="left"/>
+      <w:pPr>
+        <w:ind w:left="5040" w:hanging="360"/>
+      </w:pPr>
+      <w:rPr>
+        <w:rFonts w:ascii="Symbol" w:hAnsi="Symbol" w:hint="default"/>
+      </w:rPr>
+    </w:lvl>
+    <w:lvl w:ilvl="7" w:tplc="04070003" w:tentative="1">
+      <w:start w:val="1"/>
+      <w:numFmt w:val="bullet"/>
+      <w:lvlText w:val="o"/>
+      <w:lvlJc w:val="left"/>
+      <w:pPr>
+        <w:ind w:left="5760" w:hanging="360"/>
+      </w:pPr>
+      <w:rPr>
+        <w:rFonts w:ascii="Courier New" w:hAnsi="Courier New" w:cs="Courier New" w:hint="default"/>
+      </w:rPr>
+    </w:lvl>
+    <w:lvl w:ilvl="8" w:tplc="04070005" w:tentative="1">
+      <w:start w:val="1"/>
+      <w:numFmt w:val="bullet"/>
+      <w:lvlText w:val=""/>
+      <w:lvlJc w:val="left"/>
+      <w:pPr>
+        <w:ind w:left="6480" w:hanging="360"/>
+      </w:pPr>
+      <w:rPr>
+        <w:rFonts w:ascii="Wingdings" w:hAnsi="Wingdings" w:hint="default"/>
+      </w:rPr>
+    </w:lvl>
+  </w:abstractNum>
+  <w:abstractNum w:abstractNumId="3" w15:restartNumberingAfterBreak="0">
     <w:nsid w:val="1847099C"/>
     <w:multiLevelType w:val="hybridMultilevel"/>
     <w:tmpl w:val="DE98F98A"/>
@@ -4051,10 +7977,10 @@
       </w:rPr>
     </w:lvl>
   </w:abstractNum>
-  <w:abstractNum w:abstractNumId="2" w15:restartNumberingAfterBreak="0">
+  <w:abstractNum w:abstractNumId="4" w15:restartNumberingAfterBreak="0">
     <w:nsid w:val="1CFB020E"/>
     <w:multiLevelType w:val="hybridMultilevel"/>
-    <w:tmpl w:val="34B69D3E"/>
+    <w:tmpl w:val="C57E2468"/>
     <w:lvl w:ilvl="0" w:tplc="04070001">
       <w:start w:val="1"/>
       <w:numFmt w:val="bullet"/>
@@ -4164,7 +8090,120 @@
       </w:rPr>
     </w:lvl>
   </w:abstractNum>
-  <w:abstractNum w:abstractNumId="3" w15:restartNumberingAfterBreak="0">
+  <w:abstractNum w:abstractNumId="5" w15:restartNumberingAfterBreak="0">
+    <w:nsid w:val="1F7C0CE6"/>
+    <w:multiLevelType w:val="hybridMultilevel"/>
+    <w:tmpl w:val="FCB69E34"/>
+    <w:lvl w:ilvl="0" w:tplc="57523C72">
+      <w:start w:val="1"/>
+      <w:numFmt w:val="bullet"/>
+      <w:lvlText w:val=""/>
+      <w:lvlJc w:val="left"/>
+      <w:pPr>
+        <w:ind w:left="720" w:hanging="360"/>
+      </w:pPr>
+      <w:rPr>
+        <w:rFonts w:ascii="Symbol" w:hAnsi="Symbol" w:hint="default"/>
+      </w:rPr>
+    </w:lvl>
+    <w:lvl w:ilvl="1" w:tplc="04070003" w:tentative="1">
+      <w:start w:val="1"/>
+      <w:numFmt w:val="bullet"/>
+      <w:lvlText w:val="o"/>
+      <w:lvlJc w:val="left"/>
+      <w:pPr>
+        <w:ind w:left="1440" w:hanging="360"/>
+      </w:pPr>
+      <w:rPr>
+        <w:rFonts w:ascii="Courier New" w:hAnsi="Courier New" w:cs="Courier New" w:hint="default"/>
+      </w:rPr>
+    </w:lvl>
+    <w:lvl w:ilvl="2" w:tplc="04070005" w:tentative="1">
+      <w:start w:val="1"/>
+      <w:numFmt w:val="bullet"/>
+      <w:lvlText w:val=""/>
+      <w:lvlJc w:val="left"/>
+      <w:pPr>
+        <w:ind w:left="2160" w:hanging="360"/>
+      </w:pPr>
+      <w:rPr>
+        <w:rFonts w:ascii="Wingdings" w:hAnsi="Wingdings" w:hint="default"/>
+      </w:rPr>
+    </w:lvl>
+    <w:lvl w:ilvl="3" w:tplc="04070001" w:tentative="1">
+      <w:start w:val="1"/>
+      <w:numFmt w:val="bullet"/>
+      <w:lvlText w:val=""/>
+      <w:lvlJc w:val="left"/>
+      <w:pPr>
+        <w:ind w:left="2880" w:hanging="360"/>
+      </w:pPr>
+      <w:rPr>
+        <w:rFonts w:ascii="Symbol" w:hAnsi="Symbol" w:hint="default"/>
+      </w:rPr>
+    </w:lvl>
+    <w:lvl w:ilvl="4" w:tplc="04070003" w:tentative="1">
+      <w:start w:val="1"/>
+      <w:numFmt w:val="bullet"/>
+      <w:lvlText w:val="o"/>
+      <w:lvlJc w:val="left"/>
+      <w:pPr>
+        <w:ind w:left="3600" w:hanging="360"/>
+      </w:pPr>
+      <w:rPr>
+        <w:rFonts w:ascii="Courier New" w:hAnsi="Courier New" w:cs="Courier New" w:hint="default"/>
+      </w:rPr>
+    </w:lvl>
+    <w:lvl w:ilvl="5" w:tplc="04070005" w:tentative="1">
+      <w:start w:val="1"/>
+      <w:numFmt w:val="bullet"/>
+      <w:lvlText w:val=""/>
+      <w:lvlJc w:val="left"/>
+      <w:pPr>
+        <w:ind w:left="4320" w:hanging="360"/>
+      </w:pPr>
+      <w:rPr>
+        <w:rFonts w:ascii="Wingdings" w:hAnsi="Wingdings" w:hint="default"/>
+      </w:rPr>
+    </w:lvl>
+    <w:lvl w:ilvl="6" w:tplc="04070001" w:tentative="1">
+      <w:start w:val="1"/>
+      <w:numFmt w:val="bullet"/>
+      <w:lvlText w:val=""/>
+      <w:lvlJc w:val="left"/>
+      <w:pPr>
+        <w:ind w:left="5040" w:hanging="360"/>
+      </w:pPr>
+      <w:rPr>
+        <w:rFonts w:ascii="Symbol" w:hAnsi="Symbol" w:hint="default"/>
+      </w:rPr>
+    </w:lvl>
+    <w:lvl w:ilvl="7" w:tplc="04070003" w:tentative="1">
+      <w:start w:val="1"/>
+      <w:numFmt w:val="bullet"/>
+      <w:lvlText w:val="o"/>
+      <w:lvlJc w:val="left"/>
+      <w:pPr>
+        <w:ind w:left="5760" w:hanging="360"/>
+      </w:pPr>
+      <w:rPr>
+        <w:rFonts w:ascii="Courier New" w:hAnsi="Courier New" w:cs="Courier New" w:hint="default"/>
+      </w:rPr>
+    </w:lvl>
+    <w:lvl w:ilvl="8" w:tplc="04070005" w:tentative="1">
+      <w:start w:val="1"/>
+      <w:numFmt w:val="bullet"/>
+      <w:lvlText w:val=""/>
+      <w:lvlJc w:val="left"/>
+      <w:pPr>
+        <w:ind w:left="6480" w:hanging="360"/>
+      </w:pPr>
+      <w:rPr>
+        <w:rFonts w:ascii="Wingdings" w:hAnsi="Wingdings" w:hint="default"/>
+      </w:rPr>
+    </w:lvl>
+  </w:abstractNum>
+  <w:abstractNum w:abstractNumId="6" w15:restartNumberingAfterBreak="0">
     <w:nsid w:val="27F1025D"/>
     <w:multiLevelType w:val="hybridMultilevel"/>
     <w:tmpl w:val="D2F6B3D8"/>
@@ -4277,7 +8316,7 @@
       </w:rPr>
     </w:lvl>
   </w:abstractNum>
-  <w:abstractNum w:abstractNumId="4" w15:restartNumberingAfterBreak="0">
+  <w:abstractNum w:abstractNumId="7" w15:restartNumberingAfterBreak="0">
     <w:nsid w:val="2AEF4CE2"/>
     <w:multiLevelType w:val="hybridMultilevel"/>
     <w:tmpl w:val="8318B592"/>
@@ -4390,7 +8429,120 @@
       </w:rPr>
     </w:lvl>
   </w:abstractNum>
-  <w:abstractNum w:abstractNumId="5" w15:restartNumberingAfterBreak="0">
+  <w:abstractNum w:abstractNumId="8" w15:restartNumberingAfterBreak="0">
+    <w:nsid w:val="308E7D3A"/>
+    <w:multiLevelType w:val="hybridMultilevel"/>
+    <w:tmpl w:val="D3782C9A"/>
+    <w:lvl w:ilvl="0" w:tplc="57523C72">
+      <w:start w:val="1"/>
+      <w:numFmt w:val="bullet"/>
+      <w:lvlText w:val=""/>
+      <w:lvlJc w:val="left"/>
+      <w:pPr>
+        <w:ind w:left="720" w:hanging="360"/>
+      </w:pPr>
+      <w:rPr>
+        <w:rFonts w:ascii="Symbol" w:hAnsi="Symbol" w:hint="default"/>
+      </w:rPr>
+    </w:lvl>
+    <w:lvl w:ilvl="1" w:tplc="04070003" w:tentative="1">
+      <w:start w:val="1"/>
+      <w:numFmt w:val="bullet"/>
+      <w:lvlText w:val="o"/>
+      <w:lvlJc w:val="left"/>
+      <w:pPr>
+        <w:ind w:left="1440" w:hanging="360"/>
+      </w:pPr>
+      <w:rPr>
+        <w:rFonts w:ascii="Courier New" w:hAnsi="Courier New" w:cs="Courier New" w:hint="default"/>
+      </w:rPr>
+    </w:lvl>
+    <w:lvl w:ilvl="2" w:tplc="04070005" w:tentative="1">
+      <w:start w:val="1"/>
+      <w:numFmt w:val="bullet"/>
+      <w:lvlText w:val=""/>
+      <w:lvlJc w:val="left"/>
+      <w:pPr>
+        <w:ind w:left="2160" w:hanging="360"/>
+      </w:pPr>
+      <w:rPr>
+        <w:rFonts w:ascii="Wingdings" w:hAnsi="Wingdings" w:hint="default"/>
+      </w:rPr>
+    </w:lvl>
+    <w:lvl w:ilvl="3" w:tplc="04070001" w:tentative="1">
+      <w:start w:val="1"/>
+      <w:numFmt w:val="bullet"/>
+      <w:lvlText w:val=""/>
+      <w:lvlJc w:val="left"/>
+      <w:pPr>
+        <w:ind w:left="2880" w:hanging="360"/>
+      </w:pPr>
+      <w:rPr>
+        <w:rFonts w:ascii="Symbol" w:hAnsi="Symbol" w:hint="default"/>
+      </w:rPr>
+    </w:lvl>
+    <w:lvl w:ilvl="4" w:tplc="04070003" w:tentative="1">
+      <w:start w:val="1"/>
+      <w:numFmt w:val="bullet"/>
+      <w:lvlText w:val="o"/>
+      <w:lvlJc w:val="left"/>
+      <w:pPr>
+        <w:ind w:left="3600" w:hanging="360"/>
+      </w:pPr>
+      <w:rPr>
+        <w:rFonts w:ascii="Courier New" w:hAnsi="Courier New" w:cs="Courier New" w:hint="default"/>
+      </w:rPr>
+    </w:lvl>
+    <w:lvl w:ilvl="5" w:tplc="04070005" w:tentative="1">
+      <w:start w:val="1"/>
+      <w:numFmt w:val="bullet"/>
+      <w:lvlText w:val=""/>
+      <w:lvlJc w:val="left"/>
+      <w:pPr>
+        <w:ind w:left="4320" w:hanging="360"/>
+      </w:pPr>
+      <w:rPr>
+        <w:rFonts w:ascii="Wingdings" w:hAnsi="Wingdings" w:hint="default"/>
+      </w:rPr>
+    </w:lvl>
+    <w:lvl w:ilvl="6" w:tplc="04070001" w:tentative="1">
+      <w:start w:val="1"/>
+      <w:numFmt w:val="bullet"/>
+      <w:lvlText w:val=""/>
+      <w:lvlJc w:val="left"/>
+      <w:pPr>
+        <w:ind w:left="5040" w:hanging="360"/>
+      </w:pPr>
+      <w:rPr>
+        <w:rFonts w:ascii="Symbol" w:hAnsi="Symbol" w:hint="default"/>
+      </w:rPr>
+    </w:lvl>
+    <w:lvl w:ilvl="7" w:tplc="04070003" w:tentative="1">
+      <w:start w:val="1"/>
+      <w:numFmt w:val="bullet"/>
+      <w:lvlText w:val="o"/>
+      <w:lvlJc w:val="left"/>
+      <w:pPr>
+        <w:ind w:left="5760" w:hanging="360"/>
+      </w:pPr>
+      <w:rPr>
+        <w:rFonts w:ascii="Courier New" w:hAnsi="Courier New" w:cs="Courier New" w:hint="default"/>
+      </w:rPr>
+    </w:lvl>
+    <w:lvl w:ilvl="8" w:tplc="04070005" w:tentative="1">
+      <w:start w:val="1"/>
+      <w:numFmt w:val="bullet"/>
+      <w:lvlText w:val=""/>
+      <w:lvlJc w:val="left"/>
+      <w:pPr>
+        <w:ind w:left="6480" w:hanging="360"/>
+      </w:pPr>
+      <w:rPr>
+        <w:rFonts w:ascii="Wingdings" w:hAnsi="Wingdings" w:hint="default"/>
+      </w:rPr>
+    </w:lvl>
+  </w:abstractNum>
+  <w:abstractNum w:abstractNumId="9" w15:restartNumberingAfterBreak="0">
     <w:nsid w:val="3B794007"/>
     <w:multiLevelType w:val="hybridMultilevel"/>
     <w:tmpl w:val="1716181E"/>
@@ -4503,7 +8655,7 @@
       </w:rPr>
     </w:lvl>
   </w:abstractNum>
-  <w:abstractNum w:abstractNumId="6" w15:restartNumberingAfterBreak="0">
+  <w:abstractNum w:abstractNumId="10" w15:restartNumberingAfterBreak="0">
     <w:nsid w:val="3F9A48C0"/>
     <w:multiLevelType w:val="hybridMultilevel"/>
     <w:tmpl w:val="4F92EC14"/>
@@ -4616,7 +8768,233 @@
       </w:rPr>
     </w:lvl>
   </w:abstractNum>
-  <w:abstractNum w:abstractNumId="7" w15:restartNumberingAfterBreak="0">
+  <w:abstractNum w:abstractNumId="11" w15:restartNumberingAfterBreak="0">
+    <w:nsid w:val="43167040"/>
+    <w:multiLevelType w:val="hybridMultilevel"/>
+    <w:tmpl w:val="08B8D65A"/>
+    <w:lvl w:ilvl="0" w:tplc="57523C72">
+      <w:start w:val="1"/>
+      <w:numFmt w:val="bullet"/>
+      <w:lvlText w:val=""/>
+      <w:lvlJc w:val="left"/>
+      <w:pPr>
+        <w:ind w:left="720" w:hanging="360"/>
+      </w:pPr>
+      <w:rPr>
+        <w:rFonts w:ascii="Symbol" w:hAnsi="Symbol" w:hint="default"/>
+      </w:rPr>
+    </w:lvl>
+    <w:lvl w:ilvl="1" w:tplc="04070003" w:tentative="1">
+      <w:start w:val="1"/>
+      <w:numFmt w:val="bullet"/>
+      <w:lvlText w:val="o"/>
+      <w:lvlJc w:val="left"/>
+      <w:pPr>
+        <w:ind w:left="1440" w:hanging="360"/>
+      </w:pPr>
+      <w:rPr>
+        <w:rFonts w:ascii="Courier New" w:hAnsi="Courier New" w:cs="Courier New" w:hint="default"/>
+      </w:rPr>
+    </w:lvl>
+    <w:lvl w:ilvl="2" w:tplc="04070005" w:tentative="1">
+      <w:start w:val="1"/>
+      <w:numFmt w:val="bullet"/>
+      <w:lvlText w:val=""/>
+      <w:lvlJc w:val="left"/>
+      <w:pPr>
+        <w:ind w:left="2160" w:hanging="360"/>
+      </w:pPr>
+      <w:rPr>
+        <w:rFonts w:ascii="Wingdings" w:hAnsi="Wingdings" w:hint="default"/>
+      </w:rPr>
+    </w:lvl>
+    <w:lvl w:ilvl="3" w:tplc="04070001" w:tentative="1">
+      <w:start w:val="1"/>
+      <w:numFmt w:val="bullet"/>
+      <w:lvlText w:val=""/>
+      <w:lvlJc w:val="left"/>
+      <w:pPr>
+        <w:ind w:left="2880" w:hanging="360"/>
+      </w:pPr>
+      <w:rPr>
+        <w:rFonts w:ascii="Symbol" w:hAnsi="Symbol" w:hint="default"/>
+      </w:rPr>
+    </w:lvl>
+    <w:lvl w:ilvl="4" w:tplc="04070003" w:tentative="1">
+      <w:start w:val="1"/>
+      <w:numFmt w:val="bullet"/>
+      <w:lvlText w:val="o"/>
+      <w:lvlJc w:val="left"/>
+      <w:pPr>
+        <w:ind w:left="3600" w:hanging="360"/>
+      </w:pPr>
+      <w:rPr>
+        <w:rFonts w:ascii="Courier New" w:hAnsi="Courier New" w:cs="Courier New" w:hint="default"/>
+      </w:rPr>
+    </w:lvl>
+    <w:lvl w:ilvl="5" w:tplc="04070005" w:tentative="1">
+      <w:start w:val="1"/>
+      <w:numFmt w:val="bullet"/>
+      <w:lvlText w:val=""/>
+      <w:lvlJc w:val="left"/>
+      <w:pPr>
+        <w:ind w:left="4320" w:hanging="360"/>
+      </w:pPr>
+      <w:rPr>
+        <w:rFonts w:ascii="Wingdings" w:hAnsi="Wingdings" w:hint="default"/>
+      </w:rPr>
+    </w:lvl>
+    <w:lvl w:ilvl="6" w:tplc="04070001" w:tentative="1">
+      <w:start w:val="1"/>
+      <w:numFmt w:val="bullet"/>
+      <w:lvlText w:val=""/>
+      <w:lvlJc w:val="left"/>
+      <w:pPr>
+        <w:ind w:left="5040" w:hanging="360"/>
+      </w:pPr>
+      <w:rPr>
+        <w:rFonts w:ascii="Symbol" w:hAnsi="Symbol" w:hint="default"/>
+      </w:rPr>
+    </w:lvl>
+    <w:lvl w:ilvl="7" w:tplc="04070003" w:tentative="1">
+      <w:start w:val="1"/>
+      <w:numFmt w:val="bullet"/>
+      <w:lvlText w:val="o"/>
+      <w:lvlJc w:val="left"/>
+      <w:pPr>
+        <w:ind w:left="5760" w:hanging="360"/>
+      </w:pPr>
+      <w:rPr>
+        <w:rFonts w:ascii="Courier New" w:hAnsi="Courier New" w:cs="Courier New" w:hint="default"/>
+      </w:rPr>
+    </w:lvl>
+    <w:lvl w:ilvl="8" w:tplc="04070005" w:tentative="1">
+      <w:start w:val="1"/>
+      <w:numFmt w:val="bullet"/>
+      <w:lvlText w:val=""/>
+      <w:lvlJc w:val="left"/>
+      <w:pPr>
+        <w:ind w:left="6480" w:hanging="360"/>
+      </w:pPr>
+      <w:rPr>
+        <w:rFonts w:ascii="Wingdings" w:hAnsi="Wingdings" w:hint="default"/>
+      </w:rPr>
+    </w:lvl>
+  </w:abstractNum>
+  <w:abstractNum w:abstractNumId="12" w15:restartNumberingAfterBreak="0">
+    <w:nsid w:val="44F954B0"/>
+    <w:multiLevelType w:val="hybridMultilevel"/>
+    <w:tmpl w:val="4B542272"/>
+    <w:lvl w:ilvl="0" w:tplc="57523C72">
+      <w:start w:val="1"/>
+      <w:numFmt w:val="bullet"/>
+      <w:lvlText w:val=""/>
+      <w:lvlJc w:val="left"/>
+      <w:pPr>
+        <w:ind w:left="720" w:hanging="360"/>
+      </w:pPr>
+      <w:rPr>
+        <w:rFonts w:ascii="Symbol" w:hAnsi="Symbol" w:hint="default"/>
+      </w:rPr>
+    </w:lvl>
+    <w:lvl w:ilvl="1" w:tplc="04070003" w:tentative="1">
+      <w:start w:val="1"/>
+      <w:numFmt w:val="bullet"/>
+      <w:lvlText w:val="o"/>
+      <w:lvlJc w:val="left"/>
+      <w:pPr>
+        <w:ind w:left="1440" w:hanging="360"/>
+      </w:pPr>
+      <w:rPr>
+        <w:rFonts w:ascii="Courier New" w:hAnsi="Courier New" w:cs="Courier New" w:hint="default"/>
+      </w:rPr>
+    </w:lvl>
+    <w:lvl w:ilvl="2" w:tplc="04070005" w:tentative="1">
+      <w:start w:val="1"/>
+      <w:numFmt w:val="bullet"/>
+      <w:lvlText w:val=""/>
+      <w:lvlJc w:val="left"/>
+      <w:pPr>
+        <w:ind w:left="2160" w:hanging="360"/>
+      </w:pPr>
+      <w:rPr>
+        <w:rFonts w:ascii="Wingdings" w:hAnsi="Wingdings" w:hint="default"/>
+      </w:rPr>
+    </w:lvl>
+    <w:lvl w:ilvl="3" w:tplc="04070001" w:tentative="1">
+      <w:start w:val="1"/>
+      <w:numFmt w:val="bullet"/>
+      <w:lvlText w:val=""/>
+      <w:lvlJc w:val="left"/>
+      <w:pPr>
+        <w:ind w:left="2880" w:hanging="360"/>
+      </w:pPr>
+      <w:rPr>
+        <w:rFonts w:ascii="Symbol" w:hAnsi="Symbol" w:hint="default"/>
+      </w:rPr>
+    </w:lvl>
+    <w:lvl w:ilvl="4" w:tplc="04070003" w:tentative="1">
+      <w:start w:val="1"/>
+      <w:numFmt w:val="bullet"/>
+      <w:lvlText w:val="o"/>
+      <w:lvlJc w:val="left"/>
+      <w:pPr>
+        <w:ind w:left="3600" w:hanging="360"/>
+      </w:pPr>
+      <w:rPr>
+        <w:rFonts w:ascii="Courier New" w:hAnsi="Courier New" w:cs="Courier New" w:hint="default"/>
+      </w:rPr>
+    </w:lvl>
+    <w:lvl w:ilvl="5" w:tplc="04070005" w:tentative="1">
+      <w:start w:val="1"/>
+      <w:numFmt w:val="bullet"/>
+      <w:lvlText w:val=""/>
+      <w:lvlJc w:val="left"/>
+      <w:pPr>
+        <w:ind w:left="4320" w:hanging="360"/>
+      </w:pPr>
+      <w:rPr>
+        <w:rFonts w:ascii="Wingdings" w:hAnsi="Wingdings" w:hint="default"/>
+      </w:rPr>
+    </w:lvl>
+    <w:lvl w:ilvl="6" w:tplc="04070001" w:tentative="1">
+      <w:start w:val="1"/>
+      <w:numFmt w:val="bullet"/>
+      <w:lvlText w:val=""/>
+      <w:lvlJc w:val="left"/>
+      <w:pPr>
+        <w:ind w:left="5040" w:hanging="360"/>
+      </w:pPr>
+      <w:rPr>
+        <w:rFonts w:ascii="Symbol" w:hAnsi="Symbol" w:hint="default"/>
+      </w:rPr>
+    </w:lvl>
+    <w:lvl w:ilvl="7" w:tplc="04070003" w:tentative="1">
+      <w:start w:val="1"/>
+      <w:numFmt w:val="bullet"/>
+      <w:lvlText w:val="o"/>
+      <w:lvlJc w:val="left"/>
+      <w:pPr>
+        <w:ind w:left="5760" w:hanging="360"/>
+      </w:pPr>
+      <w:rPr>
+        <w:rFonts w:ascii="Courier New" w:hAnsi="Courier New" w:cs="Courier New" w:hint="default"/>
+      </w:rPr>
+    </w:lvl>
+    <w:lvl w:ilvl="8" w:tplc="04070005" w:tentative="1">
+      <w:start w:val="1"/>
+      <w:numFmt w:val="bullet"/>
+      <w:lvlText w:val=""/>
+      <w:lvlJc w:val="left"/>
+      <w:pPr>
+        <w:ind w:left="6480" w:hanging="360"/>
+      </w:pPr>
+      <w:rPr>
+        <w:rFonts w:ascii="Wingdings" w:hAnsi="Wingdings" w:hint="default"/>
+      </w:rPr>
+    </w:lvl>
+  </w:abstractNum>
+  <w:abstractNum w:abstractNumId="13" w15:restartNumberingAfterBreak="0">
     <w:nsid w:val="4DA04664"/>
     <w:multiLevelType w:val="hybridMultilevel"/>
     <w:tmpl w:val="3D820456"/>
@@ -4729,7 +9107,7 @@
       </w:rPr>
     </w:lvl>
   </w:abstractNum>
-  <w:abstractNum w:abstractNumId="8" w15:restartNumberingAfterBreak="0">
+  <w:abstractNum w:abstractNumId="14" w15:restartNumberingAfterBreak="0">
     <w:nsid w:val="564424A9"/>
     <w:multiLevelType w:val="hybridMultilevel"/>
     <w:tmpl w:val="56BA9FB4"/>
@@ -4842,7 +9220,7 @@
       </w:rPr>
     </w:lvl>
   </w:abstractNum>
-  <w:abstractNum w:abstractNumId="9" w15:restartNumberingAfterBreak="0">
+  <w:abstractNum w:abstractNumId="15" w15:restartNumberingAfterBreak="0">
     <w:nsid w:val="56C17EFA"/>
     <w:multiLevelType w:val="hybridMultilevel"/>
     <w:tmpl w:val="23EC5F72"/>
@@ -4955,7 +9333,7 @@
       </w:rPr>
     </w:lvl>
   </w:abstractNum>
-  <w:abstractNum w:abstractNumId="10" w15:restartNumberingAfterBreak="0">
+  <w:abstractNum w:abstractNumId="16" w15:restartNumberingAfterBreak="0">
     <w:nsid w:val="56D86A6D"/>
     <w:multiLevelType w:val="hybridMultilevel"/>
     <w:tmpl w:val="38C40568"/>
@@ -5068,7 +9446,7 @@
       </w:rPr>
     </w:lvl>
   </w:abstractNum>
-  <w:abstractNum w:abstractNumId="11" w15:restartNumberingAfterBreak="0">
+  <w:abstractNum w:abstractNumId="17" w15:restartNumberingAfterBreak="0">
     <w:nsid w:val="5FFB622F"/>
     <w:multiLevelType w:val="hybridMultilevel"/>
     <w:tmpl w:val="C19AD99C"/>
@@ -5181,7 +9559,7 @@
       </w:rPr>
     </w:lvl>
   </w:abstractNum>
-  <w:abstractNum w:abstractNumId="12" w15:restartNumberingAfterBreak="0">
+  <w:abstractNum w:abstractNumId="18" w15:restartNumberingAfterBreak="0">
     <w:nsid w:val="60613BAE"/>
     <w:multiLevelType w:val="hybridMultilevel"/>
     <w:tmpl w:val="878A2A0E"/>
@@ -5294,7 +9672,7 @@
       </w:rPr>
     </w:lvl>
   </w:abstractNum>
-  <w:abstractNum w:abstractNumId="13" w15:restartNumberingAfterBreak="0">
+  <w:abstractNum w:abstractNumId="19" w15:restartNumberingAfterBreak="0">
     <w:nsid w:val="759E728B"/>
     <w:multiLevelType w:val="hybridMultilevel"/>
     <w:tmpl w:val="049072EA"/>
@@ -5407,7 +9785,7 @@
       </w:rPr>
     </w:lvl>
   </w:abstractNum>
-  <w:abstractNum w:abstractNumId="14" w15:restartNumberingAfterBreak="0">
+  <w:abstractNum w:abstractNumId="20" w15:restartNumberingAfterBreak="0">
     <w:nsid w:val="7BF82E92"/>
     <w:multiLevelType w:val="hybridMultilevel"/>
     <w:tmpl w:val="BE8A6FF6"/>
@@ -5521,48 +9899,66 @@
     </w:lvl>
   </w:abstractNum>
   <w:num w:numId="1" w16cid:durableId="398597777">
-    <w:abstractNumId w:val="10"/>
+    <w:abstractNumId w:val="16"/>
   </w:num>
   <w:num w:numId="2" w16cid:durableId="2018775612">
-    <w:abstractNumId w:val="4"/>
+    <w:abstractNumId w:val="7"/>
   </w:num>
   <w:num w:numId="3" w16cid:durableId="1074935120">
-    <w:abstractNumId w:val="14"/>
+    <w:abstractNumId w:val="20"/>
   </w:num>
   <w:num w:numId="4" w16cid:durableId="29764599">
-    <w:abstractNumId w:val="7"/>
+    <w:abstractNumId w:val="13"/>
   </w:num>
   <w:num w:numId="5" w16cid:durableId="1382286378">
     <w:abstractNumId w:val="0"/>
   </w:num>
   <w:num w:numId="6" w16cid:durableId="81149386">
+    <w:abstractNumId w:val="6"/>
+  </w:num>
+  <w:num w:numId="7" w16cid:durableId="225185064">
+    <w:abstractNumId w:val="19"/>
+  </w:num>
+  <w:num w:numId="8" w16cid:durableId="1662349140">
+    <w:abstractNumId w:val="10"/>
+  </w:num>
+  <w:num w:numId="9" w16cid:durableId="43600969">
+    <w:abstractNumId w:val="17"/>
+  </w:num>
+  <w:num w:numId="10" w16cid:durableId="1140224382">
+    <w:abstractNumId w:val="9"/>
+  </w:num>
+  <w:num w:numId="11" w16cid:durableId="858397848">
     <w:abstractNumId w:val="3"/>
   </w:num>
-  <w:num w:numId="7" w16cid:durableId="225185064">
-    <w:abstractNumId w:val="13"/>
+  <w:num w:numId="12" w16cid:durableId="1116752956">
+    <w:abstractNumId w:val="18"/>
   </w:num>
-  <w:num w:numId="8" w16cid:durableId="1662349140">
-    <w:abstractNumId w:val="6"/>
+  <w:num w:numId="13" w16cid:durableId="885994703">
+    <w:abstractNumId w:val="4"/>
   </w:num>
-  <w:num w:numId="9" w16cid:durableId="43600969">
+  <w:num w:numId="14" w16cid:durableId="130639136">
+    <w:abstractNumId w:val="15"/>
+  </w:num>
+  <w:num w:numId="15" w16cid:durableId="1544751820">
+    <w:abstractNumId w:val="14"/>
+  </w:num>
+  <w:num w:numId="16" w16cid:durableId="410129565">
+    <w:abstractNumId w:val="2"/>
+  </w:num>
+  <w:num w:numId="17" w16cid:durableId="1714160309">
+    <w:abstractNumId w:val="1"/>
+  </w:num>
+  <w:num w:numId="18" w16cid:durableId="1927617108">
+    <w:abstractNumId w:val="12"/>
+  </w:num>
+  <w:num w:numId="19" w16cid:durableId="1962879890">
     <w:abstractNumId w:val="11"/>
   </w:num>
-  <w:num w:numId="10" w16cid:durableId="1140224382">
+  <w:num w:numId="20" w16cid:durableId="593904594">
     <w:abstractNumId w:val="5"/>
   </w:num>
-  <w:num w:numId="11" w16cid:durableId="858397848">
-    <w:abstractNumId w:val="1"/>
-  </w:num>
-  <w:num w:numId="12" w16cid:durableId="1116752956">
-    <w:abstractNumId w:val="12"/>
-  </w:num>
-  <w:num w:numId="13" w16cid:durableId="885994703">
-    <w:abstractNumId w:val="2"/>
-  </w:num>
-  <w:num w:numId="14" w16cid:durableId="130639136">
-    <w:abstractNumId w:val="9"/>
-  </w:num>
-  <w:num w:numId="15" w16cid:durableId="1544751820">
+  <w:num w:numId="21" w16cid:durableId="147215012">
     <w:abstractNumId w:val="8"/>
   </w:num>
 </w:numbering>
@@ -5742,7 +10138,7 @@
     <w:lsdException w:name="Table Web 2" w:semiHidden="1" w:unhideWhenUsed="1"/>
     <w:lsdException w:name="Table Web 3" w:semiHidden="1" w:unhideWhenUsed="1"/>
     <w:lsdException w:name="Balloon Text" w:semiHidden="1" w:unhideWhenUsed="1"/>
-    <w:lsdException w:name="Table Grid" w:uiPriority="39"/>
+    <w:lsdException w:name="Table Grid" w:uiPriority="59"/>
     <w:lsdException w:name="Table Theme" w:semiHidden="1" w:unhideWhenUsed="1"/>
     <w:lsdException w:name="Placeholder Text" w:semiHidden="1"/>
     <w:lsdException w:name="No Spacing" w:uiPriority="1" w:qFormat="1"/>
@@ -6169,7 +10565,6 @@
   <w:style w:type="character" w:default="1" w:styleId="Absatz-Standardschriftart">
     <w:name w:val="Default Paragraph Font"/>
     <w:uiPriority w:val="1"/>
-    <w:semiHidden/>
     <w:unhideWhenUsed/>
   </w:style>
   <w:style w:type="table" w:default="1" w:styleId="NormaleTabelle">
@@ -6531,8 +10926,11 @@
     <w:autoRedefine/>
     <w:uiPriority w:val="39"/>
     <w:unhideWhenUsed/>
-    <w:rsid w:val="00937134"/>
+    <w:rsid w:val="002C1600"/>
     <w:pPr>
+      <w:tabs>
+        <w:tab w:val="right" w:leader="dot" w:pos="9062"/>
+      </w:tabs>
       <w:spacing w:after="100"/>
     </w:pPr>
   </w:style>
@@ -6553,7 +10951,7 @@
     <w:next w:val="berschrift1"/>
     <w:link w:val="berschrift1Zchn0"/>
     <w:qFormat/>
-    <w:rsid w:val="002409AC"/>
+    <w:rsid w:val="002C1600"/>
     <w:pPr>
       <w:outlineLvl w:val="1"/>
     </w:pPr>
@@ -6567,7 +10965,7 @@
     <w:name w:val="Überschrift1 Zchn"/>
     <w:basedOn w:val="berschriftZchn"/>
     <w:link w:val="berschrift10"/>
-    <w:rsid w:val="002409AC"/>
+    <w:rsid w:val="002C1600"/>
     <w:rPr>
       <w:rFonts w:ascii="Arial" w:eastAsiaTheme="majorEastAsia" w:hAnsi="Arial" w:cstheme="majorBidi"/>
       <w:sz w:val="28"/>
@@ -6648,7 +11046,10 @@
     <w:basedOn w:val="berschrift2"/>
     <w:link w:val="berschrift2Zchn0"/>
     <w:qFormat/>
-    <w:rsid w:val="005425DA"/>
+    <w:rsid w:val="002C1600"/>
+    <w:pPr>
+      <w:outlineLvl w:val="2"/>
+    </w:pPr>
     <w:rPr>
       <w:rFonts w:ascii="Arial" w:hAnsi="Arial"/>
       <w:color w:val="auto"/>
@@ -6659,7 +11060,7 @@
     <w:name w:val="Überschrift2 Zchn"/>
     <w:basedOn w:val="berschrift2Zchn"/>
     <w:link w:val="berschrift20"/>
-    <w:rsid w:val="005425DA"/>
+    <w:rsid w:val="002C1600"/>
     <w:rPr>
       <w:rFonts w:ascii="Arial" w:eastAsiaTheme="majorEastAsia" w:hAnsi="Arial" w:cstheme="majorBidi"/>
       <w:color w:val="0F4761" w:themeColor="accent1" w:themeShade="BF"/>
@@ -6722,6 +11123,33 @@
     <w:link w:val="Fuzeile"/>
     <w:uiPriority w:val="99"/>
     <w:rsid w:val="00B55102"/>
+  </w:style>
+  <w:style w:type="table" w:styleId="Tabellenraster">
+    <w:name w:val="Table Grid"/>
+    <w:basedOn w:val="NormaleTabelle"/>
+    <w:uiPriority w:val="59"/>
+    <w:rsid w:val="00213EF8"/>
+    <w:pPr>
+      <w:spacing w:after="0" w:line="240" w:lineRule="auto"/>
+    </w:pPr>
+    <w:rPr>
+      <w:rFonts w:eastAsiaTheme="minorEastAsia"/>
+      <w:kern w:val="0"/>
+      <w:sz w:val="22"/>
+      <w:szCs w:val="22"/>
+      <w:lang w:val="en-US"/>
+      <w14:ligatures w14:val="none"/>
+    </w:rPr>
+    <w:tblPr>
+      <w:tblBorders>
+        <w:top w:val="single" w:sz="4" w:space="0" w:color="auto"/>
+        <w:left w:val="single" w:sz="4" w:space="0" w:color="auto"/>
+        <w:bottom w:val="single" w:sz="4" w:space="0" w:color="auto"/>
+        <w:right w:val="single" w:sz="4" w:space="0" w:color="auto"/>
+        <w:insideH w:val="single" w:sz="4" w:space="0" w:color="auto"/>
+        <w:insideV w:val="single" w:sz="4" w:space="0" w:color="auto"/>
+      </w:tblBorders>
+    </w:tblPr>
   </w:style>
 </w:styles>
 </file>

--- a/Recherchephase.docx
+++ b/Recherchephase.docx
@@ -3352,48 +3352,14 @@
         <w:pStyle w:val="berschrift20"/>
         <w:rPr>
           <w:rFonts w:cs="Arial"/>
-          <w:lang w:val="en-US"/>
         </w:rPr>
       </w:pPr>
       <w:bookmarkStart w:id="14" w:name="_Toc240620455"/>
       <w:r>
         <w:rPr>
           <w:rFonts w:cs="Arial"/>
-          <w:lang w:val="en-US"/>
-        </w:rPr>
-        <w:t xml:space="preserve">1. </w:t>
-      </w:r>
-      <w:proofErr w:type="spellStart"/>
-      <w:r>
-        <w:rPr>
-          <w:rFonts w:cs="Arial"/>
-          <w:lang w:val="en-US"/>
-        </w:rPr>
-        <w:t>Mechanische</w:t>
-      </w:r>
-      <w:proofErr w:type="spellEnd"/>
-      <w:r>
-        <w:rPr>
-          <w:rFonts w:cs="Arial"/>
-          <w:lang w:val="en-US"/>
-        </w:rPr>
-        <w:t xml:space="preserve"> </w:t>
-      </w:r>
-      <w:proofErr w:type="spellStart"/>
-      <w:r>
-        <w:rPr>
-          <w:rFonts w:cs="Arial"/>
-          <w:lang w:val="en-US"/>
-        </w:rPr>
-        <w:t>Anforderungen</w:t>
-      </w:r>
-      <w:proofErr w:type="spellEnd"/>
-      <w:r>
-        <w:rPr>
-          <w:rFonts w:cs="Arial"/>
-          <w:lang w:val="en-US"/>
-        </w:rPr>
-        <w:t xml:space="preserve"> (MLAB)</w:t>
+        </w:rPr>
+        <w:t>1. Mechanische Anforderungen (MLAB)</w:t>
       </w:r>
       <w:bookmarkEnd w:id="14"/>
     </w:p>
@@ -3783,25 +3749,7 @@
                 <w:szCs w:val="24"/>
                 <w:lang w:val="de-DE"/>
               </w:rPr>
-              <w:t>Mehrere Handygaragen müssen physisch miteinander verbunden</w:t>
-            </w:r>
-            <w:r>
-              <w:rPr>
-                <w:rFonts w:ascii="Arial" w:hAnsi="Arial" w:cs="Arial"/>
-                <w:sz w:val="24"/>
-                <w:szCs w:val="24"/>
-                <w:lang w:val="de-DE"/>
-              </w:rPr>
-              <w:t xml:space="preserve"> </w:t>
-            </w:r>
-            <w:r>
-              <w:rPr>
-                <w:rFonts w:ascii="Arial" w:hAnsi="Arial" w:cs="Arial"/>
-                <w:sz w:val="24"/>
-                <w:szCs w:val="24"/>
-                <w:lang w:val="de-DE"/>
-              </w:rPr>
-              <w:t>werden können.</w:t>
+              <w:t>Mehrere Handygaragen müssen physisch miteinander verbunden werden können.</w:t>
             </w:r>
           </w:p>
         </w:tc>
@@ -3884,25 +3832,7 @@
                 <w:szCs w:val="24"/>
                 <w:lang w:val="de-DE"/>
               </w:rPr>
-              <w:t>Die Konstruktion muss standsicher</w:t>
-            </w:r>
-            <w:r>
-              <w:rPr>
-                <w:rFonts w:ascii="Arial" w:hAnsi="Arial" w:cs="Arial"/>
-                <w:sz w:val="24"/>
-                <w:szCs w:val="24"/>
-                <w:lang w:val="de-DE"/>
-              </w:rPr>
-              <w:t xml:space="preserve"> und</w:t>
-            </w:r>
-            <w:r>
-              <w:rPr>
-                <w:rFonts w:ascii="Arial" w:hAnsi="Arial" w:cs="Arial"/>
-                <w:sz w:val="24"/>
-                <w:szCs w:val="24"/>
-                <w:lang w:val="de-DE"/>
-              </w:rPr>
-              <w:t xml:space="preserve"> robust.</w:t>
+              <w:t>Die Konstruktion muss standsicher und robust.</w:t>
             </w:r>
           </w:p>
         </w:tc>
@@ -4212,7 +4142,6 @@
           <w:rFonts w:ascii="Arial" w:hAnsi="Arial" w:cs="Arial"/>
           <w:b/>
           <w:bCs/>
-          <w:lang w:val="en-US"/>
         </w:rPr>
       </w:pPr>
       <w:r>
@@ -4220,7 +4149,6 @@
           <w:rFonts w:ascii="Arial" w:hAnsi="Arial" w:cs="Arial"/>
           <w:b/>
           <w:bCs/>
-          <w:lang w:val="en-US"/>
         </w:rPr>
         <w:br w:type="page"/>
       </w:r>
@@ -4232,7 +4160,6 @@
           <w:rFonts w:ascii="Arial" w:hAnsi="Arial" w:cs="Arial"/>
           <w:b/>
           <w:bCs/>
-          <w:lang w:val="en-US"/>
         </w:rPr>
       </w:pPr>
     </w:p>
@@ -4936,7 +4863,6 @@
           <w:rFonts w:ascii="Arial" w:hAnsi="Arial" w:cs="Arial"/>
           <w:b/>
           <w:bCs/>
-          <w:lang w:val="en-US"/>
         </w:rPr>
       </w:pPr>
       <w:r>
@@ -4944,7 +4870,6 @@
           <w:rFonts w:ascii="Arial" w:hAnsi="Arial" w:cs="Arial"/>
           <w:b/>
           <w:bCs/>
-          <w:lang w:val="en-US"/>
         </w:rPr>
         <w:br w:type="page"/>
       </w:r>
@@ -5606,7 +5531,6 @@
           <w:rFonts w:ascii="Arial" w:hAnsi="Arial" w:cs="Arial"/>
           <w:b/>
           <w:bCs/>
-          <w:lang w:val="en-US"/>
         </w:rPr>
       </w:pPr>
       <w:r>
@@ -5614,7 +5538,6 @@
           <w:rFonts w:ascii="Arial" w:hAnsi="Arial" w:cs="Arial"/>
           <w:b/>
           <w:bCs/>
-          <w:lang w:val="en-US"/>
         </w:rPr>
         <w:br w:type="page"/>
       </w:r>
@@ -6242,7 +6165,13 @@
         <w:rPr>
           <w:rFonts w:ascii="Arial" w:hAnsi="Arial" w:cs="Arial"/>
         </w:rPr>
-        <w:t>Der Plan ist das ein großer teil der Verwaltung über eine Webseite stattfindet. In dieser werden Handys zugeordnet, User erstellt, Daten angeschaut, Steckplätze überwacht.</w:t>
+        <w:t xml:space="preserve">Der Plan </w:t>
+      </w:r>
+      <w:r>
+        <w:rPr>
+          <w:rFonts w:ascii="Arial" w:hAnsi="Arial" w:cs="Arial"/>
+        </w:rPr>
+        <w:t xml:space="preserve">das ein großer teil des Aufwandes in die Webprogrammierung des Projektes läuft. Ich möchte den Micro Controller zu einen Webclient machen dieser erreicht einen Webserver, welcher sich um die Verwaltung kümmert und die Daten zur Auswertung bei z.B. einer App anbieten. </w:t>
       </w:r>
     </w:p>
     <w:p>
@@ -6260,19 +6189,7 @@
         <w:rPr>
           <w:rFonts w:ascii="Arial" w:hAnsi="Arial" w:cs="Arial"/>
         </w:rPr>
-        <w:t xml:space="preserve">Das Display ist, um einen QR-Code auf die Webseite zu liefern und vielleicht minimale Verwaltungen zu tätigen. Dieses soll aber versteckt sein und die </w:t>
-      </w:r>
-      <w:r>
-        <w:rPr>
-          <w:rFonts w:ascii="Arial" w:hAnsi="Arial" w:cs="Arial"/>
-        </w:rPr>
-        <w:t>Benutzung</w:t>
-      </w:r>
-      <w:r>
-        <w:rPr>
-          <w:rFonts w:ascii="Arial" w:hAnsi="Arial" w:cs="Arial"/>
-        </w:rPr>
-        <w:t xml:space="preserve"> nicht stören</w:t>
+        <w:t>Ob ein Handy steckt, möchte ich über eine Strommessung machen diese soll messen wie viel Leistung gerade gezogen wird und daran bestimmen, ob etwas daran hängt.</w:t>
       </w:r>
     </w:p>
     <w:p>
@@ -6290,25 +6207,7 @@
         <w:rPr>
           <w:rFonts w:ascii="Arial" w:hAnsi="Arial" w:cs="Arial"/>
         </w:rPr>
-        <w:t xml:space="preserve">Es soll automatisch erkannt </w:t>
-      </w:r>
-      <w:r>
-        <w:rPr>
-          <w:rFonts w:ascii="Arial" w:hAnsi="Arial" w:cs="Arial"/>
-        </w:rPr>
-        <w:t>werden,</w:t>
-      </w:r>
-      <w:r>
-        <w:rPr>
-          <w:rFonts w:ascii="Arial" w:hAnsi="Arial" w:cs="Arial"/>
-        </w:rPr>
-        <w:t xml:space="preserve"> wenn ein Handy angesteckt werden und Strom </w:t>
-      </w:r>
-      <w:r>
-        <w:rPr>
-          <w:rFonts w:ascii="Arial" w:hAnsi="Arial" w:cs="Arial"/>
-        </w:rPr>
-        <w:t>gezogen wird.</w:t>
+        <w:t xml:space="preserve">Die grundlegende Steuerung erfolgt immer noch über das Display und Rotary Encoder. </w:t>
       </w:r>
     </w:p>
     <w:p>
@@ -6326,67 +6225,7 @@
         <w:rPr>
           <w:rFonts w:ascii="Arial" w:hAnsi="Arial" w:cs="Arial"/>
         </w:rPr>
-        <w:t xml:space="preserve">Der Plan ist das ich die Stromversorgung und </w:t>
-      </w:r>
-      <w:r>
-        <w:rPr>
-          <w:rFonts w:ascii="Arial" w:hAnsi="Arial" w:cs="Arial"/>
-        </w:rPr>
-        <w:t xml:space="preserve">das Display in ein eigenes Modul baue. </w:t>
-      </w:r>
-    </w:p>
-    <w:p>
-      <w:pPr>
-        <w:pStyle w:val="Listenabsatz"/>
-        <w:numPr>
-          <w:ilvl w:val="0"/>
-          <w:numId w:val="15"/>
-        </w:numPr>
-        <w:rPr>
-          <w:rFonts w:ascii="Arial" w:hAnsi="Arial" w:cs="Arial"/>
-        </w:rPr>
-      </w:pPr>
-      <w:r>
-        <w:rPr>
-          <w:rFonts w:ascii="Arial" w:hAnsi="Arial" w:cs="Arial"/>
-        </w:rPr>
-        <w:t>Es sollen frei Kabel angesteckt werden, die man möchte.</w:t>
-      </w:r>
-    </w:p>
-    <w:p>
-      <w:pPr>
-        <w:pStyle w:val="Listenabsatz"/>
-        <w:numPr>
-          <w:ilvl w:val="0"/>
-          <w:numId w:val="15"/>
-        </w:numPr>
-        <w:rPr>
-          <w:rFonts w:ascii="Arial" w:hAnsi="Arial" w:cs="Arial"/>
-        </w:rPr>
-      </w:pPr>
-      <w:r>
-        <w:rPr>
-          <w:rFonts w:ascii="Arial" w:hAnsi="Arial" w:cs="Arial"/>
-        </w:rPr>
-        <w:t xml:space="preserve">Das Netzteil und vielleicht die Lade Module sollten Temperaturüberwacht werden </w:t>
-      </w:r>
-    </w:p>
-    <w:p>
-      <w:pPr>
-        <w:pStyle w:val="Listenabsatz"/>
-        <w:numPr>
-          <w:ilvl w:val="0"/>
-          <w:numId w:val="15"/>
-        </w:numPr>
-        <w:rPr>
-          <w:rFonts w:ascii="Arial" w:hAnsi="Arial" w:cs="Arial"/>
-        </w:rPr>
-      </w:pPr>
-      <w:r>
-        <w:rPr>
-          <w:rFonts w:ascii="Arial" w:hAnsi="Arial" w:cs="Arial"/>
-        </w:rPr>
-        <w:t>Die Microcontroller von zwei Modulen sollten miteinander kommunizieren können am besten über Kabel und vielleicht sogar ihre Tasks Sharen.</w:t>
+        <w:t>Der Strom kommt über ein externes Netzteil</w:t>
       </w:r>
     </w:p>
     <w:p>
@@ -6583,12 +6422,12 @@
           <w:rFonts w:cs="Arial"/>
         </w:rPr>
       </w:pPr>
-      <w:bookmarkStart w:id="23" w:name="_Toc240620464"/>
+      <w:bookmarkStart w:id="23" w:name="_Toc240620465"/>
       <w:r>
         <w:rPr>
           <w:rFonts w:cs="Arial"/>
         </w:rPr>
-        <w:t>Temperaturmesser:</w:t>
+        <w:t>Display</w:t>
       </w:r>
       <w:bookmarkEnd w:id="23"/>
     </w:p>
@@ -6607,13 +6446,31 @@
         <w:rPr>
           <w:rFonts w:ascii="Arial" w:hAnsi="Arial" w:cs="Arial"/>
         </w:rPr>
-        <w:t>Die Temperatur</w:t>
-      </w:r>
-      <w:r>
-        <w:rPr>
-          <w:rFonts w:ascii="Arial" w:hAnsi="Arial" w:cs="Arial"/>
-        </w:rPr>
-        <w:t>messung kann für zwei verschiedene Sachen benutzt werden die Stromversorgung muss auf jeden Fall gegen Temperatur überprüft werden. Der Mikrocontroller und die Handy Laden könnten auch gesichert werden. Eigentlich muss es nichts machen außer die Temperatur messen heißt es sollte billig sein.</w:t>
+        <w:t>Das Display soll klein und billig sein</w:t>
+      </w:r>
+      <w:r>
+        <w:rPr>
+          <w:rFonts w:ascii="Arial" w:hAnsi="Arial" w:cs="Arial"/>
+        </w:rPr>
+        <w:t xml:space="preserve">. Es muss </w:t>
+      </w:r>
+      <w:r>
+        <w:rPr>
+          <w:rFonts w:ascii="Arial" w:hAnsi="Arial" w:cs="Arial"/>
+        </w:rPr>
+        <w:t>Text</w:t>
+      </w:r>
+      <w:r>
+        <w:rPr>
+          <w:rFonts w:ascii="Arial" w:hAnsi="Arial" w:cs="Arial"/>
+        </w:rPr>
+        <w:t xml:space="preserve"> displayen und </w:t>
+      </w:r>
+      <w:r>
+        <w:rPr>
+          <w:rFonts w:ascii="Arial" w:hAnsi="Arial" w:cs="Arial"/>
+        </w:rPr>
+        <w:t>leicht zum Schalten sein</w:t>
       </w:r>
     </w:p>
     <w:p>
@@ -6627,12 +6484,12 @@
           <w:rFonts w:cs="Arial"/>
         </w:rPr>
       </w:pPr>
-      <w:bookmarkStart w:id="24" w:name="_Toc240620465"/>
+      <w:bookmarkStart w:id="24" w:name="_Toc240620466"/>
       <w:r>
         <w:rPr>
           <w:rFonts w:cs="Arial"/>
         </w:rPr>
-        <w:t>Display</w:t>
+        <w:t>Steuerung</w:t>
       </w:r>
       <w:bookmarkEnd w:id="24"/>
     </w:p>
@@ -6651,31 +6508,7 @@
         <w:rPr>
           <w:rFonts w:ascii="Arial" w:hAnsi="Arial" w:cs="Arial"/>
         </w:rPr>
-        <w:t>Das Display soll klein und billig sein</w:t>
-      </w:r>
-      <w:r>
-        <w:rPr>
-          <w:rFonts w:ascii="Arial" w:hAnsi="Arial" w:cs="Arial"/>
-        </w:rPr>
-        <w:t xml:space="preserve">. Es muss </w:t>
-      </w:r>
-      <w:r>
-        <w:rPr>
-          <w:rFonts w:ascii="Arial" w:hAnsi="Arial" w:cs="Arial"/>
-        </w:rPr>
-        <w:t>Text</w:t>
-      </w:r>
-      <w:r>
-        <w:rPr>
-          <w:rFonts w:ascii="Arial" w:hAnsi="Arial" w:cs="Arial"/>
-        </w:rPr>
-        <w:t xml:space="preserve"> displayen und </w:t>
-      </w:r>
-      <w:r>
-        <w:rPr>
-          <w:rFonts w:ascii="Arial" w:hAnsi="Arial" w:cs="Arial"/>
-        </w:rPr>
-        <w:t>leicht zum Schalten sein</w:t>
+        <w:t>Ich brauche nur eine simple Steuerung, mit der ich grundlegende Funktionen auf dem Display bedienen kann. Es muss nicht fortgeschritten seien ich brauche einen weiter Knopf einmal bestätigen und vielleicht zurück es sollte nicht zu auffällig sein und simpel zum Bedienen und coden sein.</w:t>
       </w:r>
     </w:p>
     <w:p>
@@ -6689,12 +6522,12 @@
           <w:rFonts w:cs="Arial"/>
         </w:rPr>
       </w:pPr>
-      <w:bookmarkStart w:id="25" w:name="_Toc240620466"/>
+      <w:bookmarkStart w:id="25" w:name="_Toc240620467"/>
       <w:r>
         <w:rPr>
           <w:rFonts w:cs="Arial"/>
         </w:rPr>
-        <w:t>Steuerung</w:t>
+        <w:t>Stromversorgung</w:t>
       </w:r>
       <w:bookmarkEnd w:id="25"/>
     </w:p>
@@ -6713,7 +6546,19 @@
         <w:rPr>
           <w:rFonts w:ascii="Arial" w:hAnsi="Arial" w:cs="Arial"/>
         </w:rPr>
-        <w:t>Ich brauche nur eine simple Steuerung, mit der ich grundlegende Funktionen auf dem Display bedienen kann. Es muss nicht fortgeschritten seien ich brauche einen weiter Knopf einmal bestätigen und vielleicht zurück es sollte nicht zu auffällig sein und simpel zum Bedienen und coden sein.</w:t>
+        <w:t xml:space="preserve">Die Stromversorgung muss auf jedenfalls </w:t>
+      </w:r>
+      <w:r>
+        <w:rPr>
+          <w:rFonts w:ascii="Arial" w:hAnsi="Arial" w:cs="Arial"/>
+        </w:rPr>
+        <w:t>24V</w:t>
+      </w:r>
+      <w:r>
+        <w:rPr>
+          <w:rFonts w:ascii="Arial" w:hAnsi="Arial" w:cs="Arial"/>
+        </w:rPr>
+        <w:t xml:space="preserve"> liefern lieber ist. Es muss ein zertifiziertes Netzteil sein und vielleicht sogar extern, wenn dieses Leicht anzuschließen ist.</w:t>
       </w:r>
     </w:p>
     <w:p>
@@ -6727,13 +6572,12 @@
           <w:rFonts w:cs="Arial"/>
         </w:rPr>
       </w:pPr>
-      <w:bookmarkStart w:id="26" w:name="_Toc240620467"/>
+      <w:bookmarkStart w:id="26" w:name="_Toc240620468"/>
       <w:r>
         <w:rPr>
           <w:rFonts w:cs="Arial"/>
         </w:rPr>
-        <w:lastRenderedPageBreak/>
-        <w:t>Stromversorgung</w:t>
+        <w:t>Lademodul</w:t>
       </w:r>
       <w:bookmarkEnd w:id="26"/>
     </w:p>
@@ -6752,7 +6596,35 @@
         <w:rPr>
           <w:rFonts w:ascii="Arial" w:hAnsi="Arial" w:cs="Arial"/>
         </w:rPr>
-        <w:t xml:space="preserve">Die Stromversorgung muss auf jedenfalls </w:t>
+        <w:t xml:space="preserve">Der Plan bei diesen ist das ich 3 </w:t>
+      </w:r>
+      <w:proofErr w:type="spellStart"/>
+      <w:r>
+        <w:rPr>
+          <w:rFonts w:ascii="Arial" w:hAnsi="Arial" w:cs="Arial"/>
+        </w:rPr>
+        <w:t>usb</w:t>
+      </w:r>
+      <w:proofErr w:type="spellEnd"/>
+      <w:r>
+        <w:rPr>
+          <w:rFonts w:ascii="Arial" w:hAnsi="Arial" w:cs="Arial"/>
+        </w:rPr>
+        <w:t xml:space="preserve">-c und 1 </w:t>
+      </w:r>
+      <w:proofErr w:type="spellStart"/>
+      <w:r>
+        <w:rPr>
+          <w:rFonts w:ascii="Arial" w:hAnsi="Arial" w:cs="Arial"/>
+        </w:rPr>
+        <w:t>usb</w:t>
+      </w:r>
+      <w:proofErr w:type="spellEnd"/>
+      <w:r>
+        <w:rPr>
+          <w:rFonts w:ascii="Arial" w:hAnsi="Arial" w:cs="Arial"/>
+        </w:rPr>
+        <w:t xml:space="preserve">-a Module habe. Sie sollen einfach mit </w:t>
       </w:r>
       <w:r>
         <w:rPr>
@@ -6764,290 +6636,84 @@
         <w:rPr>
           <w:rFonts w:ascii="Arial" w:hAnsi="Arial" w:cs="Arial"/>
         </w:rPr>
-        <w:t xml:space="preserve"> liefern lieber ist. Es muss ein zertifiziertes Netzteil sein und vielleicht sogar extern, wenn dieses Leicht anzuschließen ist.</w:t>
+        <w:t xml:space="preserve"> funktionieren.</w:t>
       </w:r>
     </w:p>
     <w:p>
       <w:pPr>
         <w:pStyle w:val="berschrift20"/>
-        <w:numPr>
-          <w:ilvl w:val="0"/>
-          <w:numId w:val="11"/>
-        </w:numPr>
         <w:rPr>
           <w:rFonts w:cs="Arial"/>
         </w:rPr>
       </w:pPr>
-      <w:bookmarkStart w:id="27" w:name="_Toc240620468"/>
-      <w:r>
+    </w:p>
+    <w:p>
+      <w:pPr>
+        <w:pStyle w:val="berschrift10"/>
         <w:rPr>
           <w:rFonts w:cs="Arial"/>
         </w:rPr>
-        <w:t>Lademodul</w:t>
+      </w:pPr>
+      <w:bookmarkStart w:id="27" w:name="_Toc240620469"/>
+      <w:r>
+        <w:rPr>
+          <w:rFonts w:cs="Arial"/>
+        </w:rPr>
+        <w:t>Steuerelement</w:t>
+      </w:r>
+      <w:r>
+        <w:rPr>
+          <w:rFonts w:cs="Arial"/>
+        </w:rPr>
+        <w:t xml:space="preserve"> (ESP32</w:t>
+      </w:r>
+      <w:r>
+        <w:rPr>
+          <w:rFonts w:cs="Arial"/>
+        </w:rPr>
+        <w:t>S3</w:t>
+      </w:r>
+      <w:r>
+        <w:rPr>
+          <w:rFonts w:cs="Arial"/>
+        </w:rPr>
+        <w:t>):</w:t>
       </w:r>
       <w:bookmarkEnd w:id="27"/>
     </w:p>
     <w:p>
       <w:pPr>
-        <w:pStyle w:val="Listenabsatz"/>
-        <w:numPr>
-          <w:ilvl w:val="1"/>
-          <w:numId w:val="11"/>
-        </w:numPr>
-        <w:rPr>
-          <w:rFonts w:ascii="Arial" w:hAnsi="Arial" w:cs="Arial"/>
-        </w:rPr>
-      </w:pPr>
-      <w:r>
-        <w:rPr>
-          <w:rFonts w:ascii="Arial" w:hAnsi="Arial" w:cs="Arial"/>
-        </w:rPr>
-        <w:t xml:space="preserve">Der Plan bei diesen ist das ich 3 </w:t>
-      </w:r>
-      <w:proofErr w:type="spellStart"/>
-      <w:r>
-        <w:rPr>
-          <w:rFonts w:ascii="Arial" w:hAnsi="Arial" w:cs="Arial"/>
-        </w:rPr>
-        <w:t>usb</w:t>
-      </w:r>
-      <w:proofErr w:type="spellEnd"/>
-      <w:r>
-        <w:rPr>
-          <w:rFonts w:ascii="Arial" w:hAnsi="Arial" w:cs="Arial"/>
-        </w:rPr>
-        <w:t xml:space="preserve">-c und 1 </w:t>
-      </w:r>
-      <w:proofErr w:type="spellStart"/>
-      <w:r>
-        <w:rPr>
-          <w:rFonts w:ascii="Arial" w:hAnsi="Arial" w:cs="Arial"/>
-        </w:rPr>
-        <w:t>usb</w:t>
-      </w:r>
-      <w:proofErr w:type="spellEnd"/>
-      <w:r>
-        <w:rPr>
-          <w:rFonts w:ascii="Arial" w:hAnsi="Arial" w:cs="Arial"/>
-        </w:rPr>
-        <w:t xml:space="preserve">-a Module habe. Sie sollen einfach mit </w:t>
-      </w:r>
-      <w:r>
-        <w:rPr>
-          <w:rFonts w:ascii="Arial" w:hAnsi="Arial" w:cs="Arial"/>
-        </w:rPr>
-        <w:t>24V</w:t>
-      </w:r>
-      <w:r>
-        <w:rPr>
-          <w:rFonts w:ascii="Arial" w:hAnsi="Arial" w:cs="Arial"/>
-        </w:rPr>
-        <w:t xml:space="preserve"> funktionieren.</w:t>
-      </w:r>
-    </w:p>
-    <w:p>
-      <w:pPr>
-        <w:pStyle w:val="berschrift20"/>
+        <w:pStyle w:val="berschrift10"/>
         <w:rPr>
           <w:rFonts w:cs="Arial"/>
         </w:rPr>
       </w:pPr>
-    </w:p>
-    <w:p>
-      <w:pPr>
-        <w:pStyle w:val="berschrift10"/>
+      <w:bookmarkStart w:id="28" w:name="_Toc240620471"/>
+      <w:r>
         <w:rPr>
           <w:rFonts w:cs="Arial"/>
         </w:rPr>
-      </w:pPr>
-      <w:bookmarkStart w:id="28" w:name="_Toc240620469"/>
+        <w:t>Darstellung</w:t>
+      </w:r>
       <w:r>
         <w:rPr>
           <w:rFonts w:cs="Arial"/>
         </w:rPr>
-        <w:t>Steuerelement</w:t>
+        <w:t xml:space="preserve"> (</w:t>
       </w:r>
       <w:r>
         <w:rPr>
           <w:rFonts w:cs="Arial"/>
         </w:rPr>
-        <w:t xml:space="preserve"> (ESP32C6):</w:t>
+        <w:t>SSD1306</w:t>
+      </w:r>
+      <w:r>
+        <w:rPr>
+          <w:rFonts w:cs="Arial"/>
+        </w:rPr>
+        <w:t>):</w:t>
       </w:r>
       <w:bookmarkEnd w:id="28"/>
-    </w:p>
-    <w:p>
-      <w:pPr>
-        <w:pStyle w:val="berschrift10"/>
-        <w:rPr>
-          <w:rFonts w:cs="Arial"/>
-        </w:rPr>
-      </w:pPr>
-      <w:bookmarkStart w:id="29" w:name="_Toc240620470"/>
-      <w:r>
-        <w:rPr>
-          <w:rFonts w:cs="Arial"/>
-        </w:rPr>
-        <w:t>Temperaturmesser</w:t>
-      </w:r>
-      <w:r>
-        <w:rPr>
-          <w:rFonts w:cs="Arial"/>
-        </w:rPr>
-        <w:t xml:space="preserve"> (</w:t>
-      </w:r>
-      <w:r>
-        <w:rPr>
-          <w:rFonts w:cs="Arial"/>
-          <w:sz w:val="24"/>
-          <w:szCs w:val="24"/>
-        </w:rPr>
-        <w:t>DS18B20</w:t>
-      </w:r>
-      <w:r>
-        <w:rPr>
-          <w:rFonts w:cs="Arial"/>
-          <w:sz w:val="24"/>
-          <w:szCs w:val="24"/>
-        </w:rPr>
-        <w:t>)</w:t>
-      </w:r>
-      <w:bookmarkEnd w:id="29"/>
-    </w:p>
-    <w:p>
-      <w:pPr>
-        <w:pStyle w:val="Listenabsatz"/>
-        <w:numPr>
-          <w:ilvl w:val="0"/>
-          <w:numId w:val="21"/>
-        </w:numPr>
-        <w:rPr>
-          <w:rFonts w:ascii="Arial" w:hAnsi="Arial" w:cs="Arial"/>
-        </w:rPr>
-      </w:pPr>
-      <w:r>
-        <w:rPr>
-          <w:rFonts w:ascii="Arial" w:hAnsi="Arial" w:cs="Arial"/>
-        </w:rPr>
-        <w:t xml:space="preserve">Ich habe zwischen einem NTC-Widerstand und dem DS18B20 überlegt. </w:t>
-      </w:r>
-    </w:p>
-    <w:p>
-      <w:pPr>
-        <w:pStyle w:val="Listenabsatz"/>
-        <w:numPr>
-          <w:ilvl w:val="0"/>
-          <w:numId w:val="21"/>
-        </w:numPr>
-        <w:rPr>
-          <w:rFonts w:ascii="Arial" w:hAnsi="Arial" w:cs="Arial"/>
-        </w:rPr>
-      </w:pPr>
-      <w:r>
-        <w:rPr>
-          <w:rFonts w:ascii="Arial" w:hAnsi="Arial" w:cs="Arial"/>
-        </w:rPr>
-        <w:t xml:space="preserve">Der NTC ist zwar minimal billiger, braucht aber für jeden Sensor einen eigenen Analogeingang und eine Kalibrierung über die Steinhart-Hart-Gleichung, was mir zu kompliziert für das ist was ich eigentlich brauche. </w:t>
-      </w:r>
-    </w:p>
-    <w:p>
-      <w:pPr>
-        <w:pStyle w:val="Listenabsatz"/>
-        <w:numPr>
-          <w:ilvl w:val="0"/>
-          <w:numId w:val="21"/>
-        </w:numPr>
-        <w:rPr>
-          <w:rFonts w:ascii="Arial" w:hAnsi="Arial" w:cs="Arial"/>
-        </w:rPr>
-      </w:pPr>
-      <w:r>
-        <w:rPr>
-          <w:rFonts w:ascii="Arial" w:hAnsi="Arial" w:cs="Arial"/>
-        </w:rPr>
-        <w:t xml:space="preserve">Der DS18B20 ist digital und läuft über 1-Wire, also nicht über I2C wie ich zuerst gedacht habe, aber dafür kann ich mehrere Sensoren an einer einzigen Datenleitung anschließen, was gut passt, weil ich ja mehrere Stellen überwachen will (Netzteil, Mikrocontroller, Lademodule). </w:t>
-      </w:r>
-    </w:p>
-    <w:p>
-      <w:pPr>
-        <w:pStyle w:val="Listenabsatz"/>
-        <w:numPr>
-          <w:ilvl w:val="0"/>
-          <w:numId w:val="21"/>
-        </w:numPr>
-        <w:rPr>
-          <w:rFonts w:ascii="Arial" w:hAnsi="Arial" w:cs="Arial"/>
-        </w:rPr>
-      </w:pPr>
-      <w:r>
-        <w:rPr>
-          <w:rFonts w:ascii="Arial" w:hAnsi="Arial" w:cs="Arial"/>
-        </w:rPr>
-        <w:t xml:space="preserve">Er ist schon fertig kalibriert mit einer Genauigkeit von ±0,5°C, das reicht mir locker, da ich nur wissen </w:t>
-      </w:r>
-      <w:r>
-        <w:rPr>
-          <w:rFonts w:ascii="Arial" w:hAnsi="Arial" w:cs="Arial"/>
-        </w:rPr>
-        <w:t>muss,</w:t>
-      </w:r>
-      <w:r>
-        <w:rPr>
-          <w:rFonts w:ascii="Arial" w:hAnsi="Arial" w:cs="Arial"/>
-        </w:rPr>
-        <w:t xml:space="preserve"> ob es zu warm wird und nicht die exakte Temperatur. </w:t>
-      </w:r>
-    </w:p>
-    <w:p>
-      <w:pPr>
-        <w:pStyle w:val="Listenabsatz"/>
-        <w:numPr>
-          <w:ilvl w:val="0"/>
-          <w:numId w:val="21"/>
-        </w:numPr>
-        <w:rPr>
-          <w:rFonts w:ascii="Arial" w:hAnsi="Arial" w:cs="Arial"/>
-        </w:rPr>
-      </w:pPr>
-      <w:r>
-        <w:rPr>
-          <w:rFonts w:ascii="Arial" w:hAnsi="Arial" w:cs="Arial"/>
-        </w:rPr>
-        <w:t>Ich habe mich für den DS18B20 entschieden, weil er trotzdem noch billig ist und mir viel Aufwand beim Programmieren erspart.</w:t>
-      </w:r>
-    </w:p>
-    <w:p>
-      <w:pPr>
-        <w:pStyle w:val="berschrift10"/>
-        <w:rPr>
-          <w:rFonts w:cs="Arial"/>
-        </w:rPr>
-      </w:pPr>
-      <w:bookmarkStart w:id="30" w:name="_Toc240620471"/>
-      <w:r>
-        <w:rPr>
-          <w:rFonts w:cs="Arial"/>
-        </w:rPr>
-        <w:t>Darstellung</w:t>
-      </w:r>
-      <w:r>
-        <w:rPr>
-          <w:rFonts w:cs="Arial"/>
-        </w:rPr>
-        <w:t xml:space="preserve"> (</w:t>
-      </w:r>
-      <w:r>
-        <w:rPr>
-          <w:rFonts w:cs="Arial"/>
-        </w:rPr>
-        <w:t>SSD1306</w:t>
-      </w:r>
-      <w:r>
-        <w:rPr>
-          <w:rFonts w:cs="Arial"/>
-        </w:rPr>
-        <w:t>):</w:t>
-      </w:r>
-      <w:bookmarkEnd w:id="30"/>
     </w:p>
     <w:p>
       <w:pPr>
@@ -7100,19 +6766,7 @@
         <w:rPr>
           <w:rFonts w:ascii="Arial" w:hAnsi="Arial" w:cs="Arial"/>
         </w:rPr>
-        <w:t xml:space="preserve">Der Preis liegt bei ungefähr 3 bis 7 Euro, je nach Anbieter noch </w:t>
-      </w:r>
-      <w:r>
-        <w:rPr>
-          <w:rFonts w:ascii="Arial" w:hAnsi="Arial" w:cs="Arial"/>
-        </w:rPr>
-        <w:t>günstiger,</w:t>
-      </w:r>
-      <w:r>
-        <w:rPr>
-          <w:rFonts w:ascii="Arial" w:hAnsi="Arial" w:cs="Arial"/>
-        </w:rPr>
-        <w:t xml:space="preserve"> wenn man mehrere auf einmal bestellt. </w:t>
+        <w:t xml:space="preserve">Der Preis liegt bei ungefähr 3 bis 7 Euro, je nach Anbieter noch günstiger, wenn man mehrere auf einmal bestellt. </w:t>
       </w:r>
     </w:p>
     <w:p>
@@ -7158,15 +6812,14 @@
           <w:rFonts w:cs="Arial"/>
         </w:rPr>
       </w:pPr>
-      <w:bookmarkStart w:id="31" w:name="_Toc240620472"/>
+      <w:bookmarkStart w:id="29" w:name="_Toc240620472"/>
       <w:r>
         <w:rPr>
           <w:rFonts w:cs="Arial"/>
         </w:rPr>
-        <w:lastRenderedPageBreak/>
         <w:t>Stromversorgung</w:t>
       </w:r>
-      <w:bookmarkEnd w:id="31"/>
+      <w:bookmarkEnd w:id="29"/>
     </w:p>
     <w:p>
       <w:pPr>
@@ -7175,14 +6828,14 @@
           <w:rFonts w:cs="Arial"/>
         </w:rPr>
       </w:pPr>
-      <w:bookmarkStart w:id="32" w:name="_Toc240620473"/>
+      <w:bookmarkStart w:id="30" w:name="_Toc240620473"/>
       <w:r>
         <w:rPr>
           <w:rFonts w:cs="Arial"/>
         </w:rPr>
         <w:t>Ladebuchse</w:t>
       </w:r>
-      <w:bookmarkEnd w:id="32"/>
+      <w:bookmarkEnd w:id="30"/>
     </w:p>
     <w:p>
       <w:pPr>
@@ -7191,7 +6844,7 @@
           <w:rFonts w:cs="Arial"/>
         </w:rPr>
       </w:pPr>
-      <w:bookmarkStart w:id="33" w:name="_Toc240620474"/>
+      <w:bookmarkStart w:id="31" w:name="_Toc240620474"/>
       <w:r>
         <w:rPr>
           <w:rFonts w:cs="Arial"/>
@@ -7202,33 +6855,9 @@
         <w:rPr>
           <w:rFonts w:cs="Arial"/>
         </w:rPr>
-        <w:t xml:space="preserve"> (</w:t>
-      </w:r>
-      <w:r>
-        <w:rPr>
-          <w:rFonts w:cs="Arial"/>
-        </w:rPr>
-        <w:t>Rotary-Encoder</w:t>
-      </w:r>
-      <w:r>
-        <w:rPr>
-          <w:rFonts w:cs="Arial"/>
-        </w:rPr>
-        <w:t xml:space="preserve"> z.B. </w:t>
-      </w:r>
-      <w:r>
-        <w:rPr>
-          <w:rFonts w:cs="Arial"/>
-        </w:rPr>
-        <w:t>KY-040</w:t>
-      </w:r>
-      <w:r>
-        <w:rPr>
-          <w:rFonts w:cs="Arial"/>
-        </w:rPr>
-        <w:t>):</w:t>
-      </w:r>
-      <w:bookmarkEnd w:id="33"/>
+        <w:t xml:space="preserve"> (Rotary-Encoder z.B. KY-040):</w:t>
+      </w:r>
+      <w:bookmarkEnd w:id="31"/>
     </w:p>
     <w:p>
       <w:pPr>
@@ -7281,19 +6910,7 @@
         <w:rPr>
           <w:rFonts w:ascii="Arial" w:hAnsi="Arial" w:cs="Arial"/>
         </w:rPr>
-        <w:t xml:space="preserve">Da dieser sehr verbreitet ist für ESP32 Projekte, gibt es genug fertige </w:t>
-      </w:r>
-      <w:r>
-        <w:rPr>
-          <w:rFonts w:ascii="Arial" w:hAnsi="Arial" w:cs="Arial"/>
-        </w:rPr>
-        <w:t>Bibliotheken,</w:t>
-      </w:r>
-      <w:r>
-        <w:rPr>
-          <w:rFonts w:ascii="Arial" w:hAnsi="Arial" w:cs="Arial"/>
-        </w:rPr>
-        <w:t xml:space="preserve"> die das Entprellen schon übernehmen, was mir das Programmieren erleichtert. </w:t>
+        <w:t xml:space="preserve">Da dieser sehr verbreitet ist für ESP32 Projekte, gibt es genug fertige Bibliotheken, die das Entprellen schon übernehmen, was mir das Programmieren erleichtert. </w:t>
       </w:r>
     </w:p>
     <w:p>
@@ -7329,25 +6946,7 @@
         <w:rPr>
           <w:rFonts w:ascii="Arial" w:hAnsi="Arial" w:cs="Arial"/>
         </w:rPr>
-        <w:t>Einzige Sache,</w:t>
-      </w:r>
-      <w:r>
-        <w:rPr>
-          <w:rFonts w:ascii="Arial" w:hAnsi="Arial" w:cs="Arial"/>
-        </w:rPr>
-        <w:t xml:space="preserve"> worauf ich </w:t>
-      </w:r>
-      <w:r>
-        <w:rPr>
-          <w:rFonts w:ascii="Arial" w:hAnsi="Arial" w:cs="Arial"/>
-        </w:rPr>
-        <w:t>achten muss,</w:t>
-      </w:r>
-      <w:r>
-        <w:rPr>
-          <w:rFonts w:ascii="Arial" w:hAnsi="Arial" w:cs="Arial"/>
-        </w:rPr>
-        <w:t xml:space="preserve"> ist das Entprellen (Debouncing), da das Signal sonst öfter springen </w:t>
+        <w:t xml:space="preserve">Einzige Sache, worauf ich achten muss, ist das Entprellen (Debouncing), da das Signal sonst öfter springen </w:t>
       </w:r>
       <w:proofErr w:type="gramStart"/>
       <w:r>
@@ -7371,11 +6970,12 @@
           <w:rFonts w:cs="Arial"/>
         </w:rPr>
       </w:pPr>
-      <w:bookmarkStart w:id="34" w:name="_Toc240620475"/>
+      <w:bookmarkStart w:id="32" w:name="_Toc240620475"/>
       <w:r>
         <w:rPr>
           <w:rFonts w:cs="Arial"/>
         </w:rPr>
+        <w:lastRenderedPageBreak/>
         <w:t>Strommessung</w:t>
       </w:r>
       <w:r>
@@ -7390,7 +6990,7 @@
         </w:rPr>
         <w:t>:</w:t>
       </w:r>
-      <w:bookmarkEnd w:id="34"/>
+      <w:bookmarkEnd w:id="32"/>
     </w:p>
     <w:p>
       <w:pPr>
@@ -10565,6 +10165,7 @@
   <w:style w:type="character" w:default="1" w:styleId="Absatz-Standardschriftart">
     <w:name w:val="Default Paragraph Font"/>
     <w:uiPriority w:val="1"/>
+    <w:semiHidden/>
     <w:unhideWhenUsed/>
   </w:style>
   <w:style w:type="table" w:default="1" w:styleId="NormaleTabelle">
